--- a/documents/28-clearhaven-otel-rollout-design.docx
+++ b/documents/28-clearhaven-otel-rollout-design.docx
@@ -8437,7 +8437,7 @@
         <w:pStyle w:val="Heading1"/>
       </w:pPr>
       <w:r>
-        <w:t>Working remainder for CLH-TDD-2024-006</w:t>
+        <w:t>Open work after February 15, 2024</w:t>
       </w:r>
     </w:p>
     <w:p>
@@ -8451,7 +8451,7 @@
           <w:color w:val="222222"/>
           <w:sz w:val="24"/>
         </w:rPr>
-        <w:t>The front of OpenTelemetry rollout for ingest, match, break, and query is the document. This remainder is the leftover a colleague still trips on: named people, named boxes, named tickets, and the work I still owe after February 15, 2024. It is not a second log and it is not a stack of exhibits with the same stub. If a paragraph fights the decision in the front, strike the paragraph.</w:t>
+        <w:t>What follows is leftover work from OpenTelemetry rollout for ingest, match, break, and query: named people, named boxes, named tickets, and the items I still owe. If a paragraph fights the decision in the front of CLH-TDD-2024-006, strike the paragraph.</w:t>
       </w:r>
     </w:p>
     <w:p>
@@ -8605,7 +8605,7 @@
           <w:color w:val="222222"/>
           <w:sz w:val="24"/>
         </w:rPr>
-        <w:t>I will not put secret skew that looks like 'no work' on a wiki that drifts. CLH-7204 and this file are the record. If Priya Nair needs a diagram, they get a permalink, not a photo of a whiteboard. tempo-01.northstar.internal stays out of the diagram title. If a new engineer asks where the leftover lives, I point here. I do not point at a Slack pin from February 15, 2024. Client Clearhaven.</w:t>
+        <w:t>I will not put secret skew that looks like 'no work' on a wiki that drifts. CLH-7204 and this file are the record. If Priya Nair needs a diagram, they get a permalink, not a photo of a whiteboard. tempo-01.northstar.internal stays out of the diagram title. If a new engineer asks where the leftover lives, I point here. I do not point at a Slack pin from February 15, 2024.</w:t>
       </w:r>
     </w:p>
     <w:p>
@@ -10949,7 +10949,7 @@
           <w:color w:val="222222"/>
           <w:sz w:val="24"/>
         </w:rPr>
-        <w:t>People who were absent still get a usable remainder, not a transcript. Aman Kumar gets the decision, the refuse, and the date. They do not get a reconstruction of who raised their voice. If they object, they object on CLH-INC-2023-061. Client Clearhaven. Author Aman Kumar.</w:t>
+        <w:t>People who were absent still get a usable remainder, not a transcript. Aman Kumar gets the decision, the refuse, and the date. They do not get a reconstruction of who raised their voice. If they object, they object on CLH-INC-2023-061.</w:t>
       </w:r>
     </w:p>
     <w:p>
@@ -11994,7 +11994,7 @@
           <w:color w:val="222222"/>
           <w:sz w:val="24"/>
         </w:rPr>
-        <w:t>If you are implementing, keep the rejected alternative dead. If you are on-call, start read-only. If you are Priya Nair, the ask is unchanged: pick the path in the main body or send it back with a named objection. Sample I would still defend: 502 rows, 19 minutes, freeze respected. Strike this remainder if it ever fights the decision callout. Author Aman Kumar. Client Clearhaven.</w:t>
+        <w:t>If you are implementing, keep the rejected alternative dead. If you are on-call, start read-only. If you are Priya Nair, the ask is unchanged: pick the path in the main body or send it back with a named objection. Sample I would still defend: 502 rows, 19 minutes, freeze respected. Strike this section if it ever fights the decision callout.</w:t>
       </w:r>
     </w:p>
     <w:p>
@@ -12008,7 +12008,7 @@
           <w:color w:val="222222"/>
           <w:sz w:val="24"/>
         </w:rPr>
-        <w:t>This heading is the reopen rule, not a promise that nothing follows. If we still need words after the bank, they are named leftovers, not another copy of the same stub. dropping a column in the same release as the readers is done as a heading when Priya Nair closes CLH-MEM-2024-009 or writes a new date.</w:t>
+        <w:t>This heading is the reopen rule. dropping a column in the same release as the readers is done when Priya Nair closes CLH-MEM-2024-009 or writes a new date.</w:t>
       </w:r>
     </w:p>
     <w:p>
@@ -13160,7 +13160,7 @@
           <w:color w:val="222222"/>
           <w:sz w:val="24"/>
         </w:rPr>
-        <w:t>I am out of new section shapes. What follows is leftover owners and tickets already in this file, written so a colleague can act. I will not invent another exhibit format to fill a page budget.</w:t>
+        <w:t>Owners and tickets still attached to CLH-TDD-2024-006, written so a colleague can act without hunting Slack. Close is a decision, a refuse, or a new date.</w:t>
       </w:r>
     </w:p>
     <w:p>
@@ -13174,7 +13174,7 @@
           <w:color w:val="222222"/>
           <w:sz w:val="24"/>
         </w:rPr>
-        <w:t>CLH-7204 still sits with Priya Nair. Host tempo-01.northstar.internal. Due February 26, 2024 unless they write a new date. Close is a decision, a refuse, or that date. I will not accept a status dump. Front-matter number I am not re-arguing: 100. If this leftover is done, Priya Nair marks CLH-7204 done. Aman Kumar will not keep a shadow list. Client Clearhaven.</w:t>
+        <w:t>CLH-7204 still sits with Priya Nair. Host tempo-01.northstar.internal. Due February 26, 2024 unless they write a new date. Close is a decision, a refuse, or that date. I will not accept a status dump. Front-matter number I am not re-arguing: 100. If this leftover is done, Priya Nair marks CLH-7204 done. Aman Kumar will not keep a shadow list.</w:t>
       </w:r>
     </w:p>
     <w:p>
@@ -13272,7 +13272,7 @@
           <w:color w:val="222222"/>
           <w:sz w:val="24"/>
         </w:rPr>
-        <w:t>Stop leftover: CLH-MEM-2024-009 is not a twin of CLH-INC-2023-061. Keep one thread. If Tempo on grafana.clh.staging.northstar.internal. If this paragraph fights the front of CLH-TDD-2024-006, strike it. Due March 11, 2024. Client Clearhaven.</w:t>
+        <w:t>Stop leftover: CLH-MEM-2024-009 is not a twin of CLH-INC-2023-061. Keep one thread. If Tempo on grafana.clh.staging.northstar.internal. If this paragraph fights the front of CLH-TDD-2024-006, strike it. Due March 11, 2024.</w:t>
       </w:r>
     </w:p>
     <w:p>
@@ -13286,7 +13286,7 @@
           <w:color w:val="222222"/>
           <w:sz w:val="24"/>
         </w:rPr>
-        <w:t>CLH-INC-2023-061 still sits with Rina Das. Host tempo-01.northstar.internal. Due March 13, 2024 unless they write a new date. Close is a decision, a refuse, or that date. I will not accept a status dump. Front-matter number I am not re-arguing: 14.6. If this leftover is done, Rina Das marks CLH-INC-2023-061 done. Aman Kumar will not keep a shadow list. Client Clearhaven.</w:t>
+        <w:t>CLH-INC-2023-061 still sits with Rina Das. Host tempo-01.northstar.internal. Due March 13, 2024 unless they write a new date. Close is a decision, a refuse, or that date. I will not accept a status dump. Front-matter number I am not re-arguing: 14.6. If this leftover is done, Rina Das marks CLH-INC-2023-061 done. Aman Kumar will not keep a shadow list.</w:t>
       </w:r>
     </w:p>
     <w:p>

--- a/documents/28-clearhaven-otel-rollout-design.docx
+++ b/documents/28-clearhaven-otel-rollout-design.docx
@@ -10,7 +10,7 @@
         <w:rPr>
           <w:rFonts w:ascii="Liberation Sans" w:hAnsi="Liberation Sans" w:eastAsia="Liberation Sans" w:cs="Liberation Sans"/>
           <w:b/>
-          <w:color w:val="1B365D"/>
+          <w:color w:val="243447"/>
           <w:sz w:val="18"/>
         </w:rPr>
         <w:t>CLEARHAVEN RECON / OBSERVABILITY</w:t>
@@ -24,7 +24,7 @@
         <w:rPr>
           <w:rFonts w:ascii="Liberation Sans" w:hAnsi="Liberation Sans" w:eastAsia="Liberation Sans" w:cs="Liberation Sans"/>
           <w:b/>
-          <w:color w:val="1B365D"/>
+          <w:color w:val="243447"/>
           <w:sz w:val="44"/>
         </w:rPr>
         <w:t>OpenTelemetry rollout for ingest, match, break, and query</w:t>
@@ -38,7 +38,7 @@
         <w:rPr>
           <w:rFonts w:ascii="Liberation Serif" w:hAnsi="Liberation Serif" w:eastAsia="Liberation Serif" w:cs="Liberation Serif"/>
           <w:i/>
-          <w:color w:val="2F4A6E"/>
+          <w:color w:val="3A4C5F"/>
           <w:sz w:val="24"/>
         </w:rPr>
         <w:t>Trace ids on break audit. 5 percent baseline sampling, 100 percent when a break_id is in play. Collector in cluster. No handmade JSON trace wrappers.</w:t>
@@ -48,7 +48,7 @@
       <w:pPr>
         <w:spacing w:before="0" w:after="200" w:line="80" w:lineRule="auto"/>
         <w:pBdr>
-          <w:bottom w:val="single" w:sz="16" w:space="1" w:color="1B365D"/>
+          <w:bottom w:val="single" w:sz="16" w:space="1" w:color="243447"/>
         </w:pBdr>
       </w:pPr>
     </w:p>
@@ -67,8 +67,8 @@
         </w:tblBorders>
       </w:tblPr>
       <w:tblGrid>
-        <w:gridCol w:w="4464"/>
-        <w:gridCol w:w="4464"/>
+        <w:gridCol w:w="4500"/>
+        <w:gridCol w:w="4500"/>
       </w:tblGrid>
       <w:tr>
         <w:tc>
@@ -97,7 +97,7 @@
               <w:rPr>
                 <w:rFonts w:ascii="Liberation Sans" w:hAnsi="Liberation Sans" w:eastAsia="Liberation Sans" w:cs="Liberation Sans"/>
                 <w:b/>
-                <w:color w:val="1B365D"/>
+                <w:color w:val="243447"/>
                 <w:sz w:val="18"/>
               </w:rPr>
               <w:t>Document ID</w:t>
@@ -106,7 +106,7 @@
         </w:tc>
         <w:tc>
           <w:tcPr>
-            <w:tcW w:type="dxa" w:w="4464"/>
+            <w:tcW w:type="dxa" w:w="4500"/>
             <w:tcMar>
               <w:top w:w="50" w:type="dxa"/>
               <w:left w:w="70" w:type="dxa"/>
@@ -165,7 +165,7 @@
               <w:rPr>
                 <w:rFonts w:ascii="Liberation Sans" w:hAnsi="Liberation Sans" w:eastAsia="Liberation Sans" w:cs="Liberation Sans"/>
                 <w:b/>
-                <w:color w:val="1B365D"/>
+                <w:color w:val="243447"/>
                 <w:sz w:val="18"/>
               </w:rPr>
               <w:t>Version</w:t>
@@ -174,7 +174,7 @@
         </w:tc>
         <w:tc>
           <w:tcPr>
-            <w:tcW w:type="dxa" w:w="4464"/>
+            <w:tcW w:type="dxa" w:w="4500"/>
             <w:tcMar>
               <w:top w:w="50" w:type="dxa"/>
               <w:left w:w="70" w:type="dxa"/>
@@ -233,7 +233,7 @@
               <w:rPr>
                 <w:rFonts w:ascii="Liberation Sans" w:hAnsi="Liberation Sans" w:eastAsia="Liberation Sans" w:cs="Liberation Sans"/>
                 <w:b/>
-                <w:color w:val="1B365D"/>
+                <w:color w:val="243447"/>
                 <w:sz w:val="18"/>
               </w:rPr>
               <w:t>Status</w:t>
@@ -242,7 +242,7 @@
         </w:tc>
         <w:tc>
           <w:tcPr>
-            <w:tcW w:type="dxa" w:w="4464"/>
+            <w:tcW w:type="dxa" w:w="4500"/>
             <w:tcMar>
               <w:top w:w="50" w:type="dxa"/>
               <w:left w:w="70" w:type="dxa"/>
@@ -269,7 +269,7 @@
                 <w:color w:val="222222"/>
                 <w:sz w:val="20"/>
               </w:rPr>
-              <w:t>Approved</w:t>
+              <w:t>Current</w:t>
             </w:r>
           </w:p>
         </w:tc>
@@ -301,7 +301,7 @@
               <w:rPr>
                 <w:rFonts w:ascii="Liberation Sans" w:hAnsi="Liberation Sans" w:eastAsia="Liberation Sans" w:cs="Liberation Sans"/>
                 <w:b/>
-                <w:color w:val="1B365D"/>
+                <w:color w:val="243447"/>
                 <w:sz w:val="18"/>
               </w:rPr>
               <w:t>Date</w:t>
@@ -310,7 +310,7 @@
         </w:tc>
         <w:tc>
           <w:tcPr>
-            <w:tcW w:type="dxa" w:w="4464"/>
+            <w:tcW w:type="dxa" w:w="4500"/>
             <w:tcMar>
               <w:top w:w="50" w:type="dxa"/>
               <w:left w:w="70" w:type="dxa"/>
@@ -369,7 +369,7 @@
               <w:rPr>
                 <w:rFonts w:ascii="Liberation Sans" w:hAnsi="Liberation Sans" w:eastAsia="Liberation Sans" w:cs="Liberation Sans"/>
                 <w:b/>
-                <w:color w:val="1B365D"/>
+                <w:color w:val="243447"/>
                 <w:sz w:val="18"/>
               </w:rPr>
               <w:t>Author</w:t>
@@ -378,7 +378,7 @@
         </w:tc>
         <w:tc>
           <w:tcPr>
-            <w:tcW w:type="dxa" w:w="4464"/>
+            <w:tcW w:type="dxa" w:w="4500"/>
             <w:tcMar>
               <w:top w:w="50" w:type="dxa"/>
               <w:left w:w="70" w:type="dxa"/>
@@ -437,7 +437,7 @@
               <w:rPr>
                 <w:rFonts w:ascii="Liberation Sans" w:hAnsi="Liberation Sans" w:eastAsia="Liberation Sans" w:cs="Liberation Sans"/>
                 <w:b/>
-                <w:color w:val="1B365D"/>
+                <w:color w:val="243447"/>
                 <w:sz w:val="18"/>
               </w:rPr>
               <w:t>Role</w:t>
@@ -446,7 +446,7 @@
         </w:tc>
         <w:tc>
           <w:tcPr>
-            <w:tcW w:type="dxa" w:w="4464"/>
+            <w:tcW w:type="dxa" w:w="4500"/>
             <w:tcMar>
               <w:top w:w="50" w:type="dxa"/>
               <w:left w:w="70" w:type="dxa"/>
@@ -505,7 +505,7 @@
               <w:rPr>
                 <w:rFonts w:ascii="Liberation Sans" w:hAnsi="Liberation Sans" w:eastAsia="Liberation Sans" w:cs="Liberation Sans"/>
                 <w:b/>
-                <w:color w:val="1B365D"/>
+                <w:color w:val="243447"/>
                 <w:sz w:val="18"/>
               </w:rPr>
               <w:t>Team / engagement</w:t>
@@ -514,7 +514,7 @@
         </w:tc>
         <w:tc>
           <w:tcPr>
-            <w:tcW w:type="dxa" w:w="4464"/>
+            <w:tcW w:type="dxa" w:w="4500"/>
             <w:tcMar>
               <w:top w:w="50" w:type="dxa"/>
               <w:left w:w="70" w:type="dxa"/>
@@ -573,7 +573,7 @@
               <w:rPr>
                 <w:rFonts w:ascii="Liberation Sans" w:hAnsi="Liberation Sans" w:eastAsia="Liberation Sans" w:cs="Liberation Sans"/>
                 <w:b/>
-                <w:color w:val="1B365D"/>
+                <w:color w:val="243447"/>
                 <w:sz w:val="18"/>
               </w:rPr>
               <w:t>Audience</w:t>
@@ -582,7 +582,7 @@
         </w:tc>
         <w:tc>
           <w:tcPr>
-            <w:tcW w:type="dxa" w:w="4464"/>
+            <w:tcW w:type="dxa" w:w="4500"/>
             <w:tcMar>
               <w:top w:w="50" w:type="dxa"/>
               <w:left w:w="70" w:type="dxa"/>
@@ -641,7 +641,7 @@
               <w:rPr>
                 <w:rFonts w:ascii="Liberation Sans" w:hAnsi="Liberation Sans" w:eastAsia="Liberation Sans" w:cs="Liberation Sans"/>
                 <w:b/>
-                <w:color w:val="1B365D"/>
+                <w:color w:val="243447"/>
                 <w:sz w:val="18"/>
               </w:rPr>
               <w:t>Classification</w:t>
@@ -650,7 +650,7 @@
         </w:tc>
         <w:tc>
           <w:tcPr>
-            <w:tcW w:type="dxa" w:w="4464"/>
+            <w:tcW w:type="dxa" w:w="4500"/>
             <w:tcMar>
               <w:top w:w="50" w:type="dxa"/>
               <w:left w:w="70" w:type="dxa"/>
@@ -709,7 +709,7 @@
               <w:rPr>
                 <w:rFonts w:ascii="Liberation Sans" w:hAnsi="Liberation Sans" w:eastAsia="Liberation Sans" w:cs="Liberation Sans"/>
                 <w:b/>
-                <w:color w:val="1B365D"/>
+                <w:color w:val="243447"/>
                 <w:sz w:val="18"/>
               </w:rPr>
               <w:t>Owners</w:t>
@@ -718,7 +718,7 @@
         </w:tc>
         <w:tc>
           <w:tcPr>
-            <w:tcW w:type="dxa" w:w="4464"/>
+            <w:tcW w:type="dxa" w:w="4500"/>
             <w:tcMar>
               <w:top w:w="50" w:type="dxa"/>
               <w:left w:w="70" w:type="dxa"/>
@@ -777,7 +777,7 @@
               <w:rPr>
                 <w:rFonts w:ascii="Liberation Sans" w:hAnsi="Liberation Sans" w:eastAsia="Liberation Sans" w:cs="Liberation Sans"/>
                 <w:b/>
-                <w:color w:val="1B365D"/>
+                <w:color w:val="243447"/>
                 <w:sz w:val="18"/>
               </w:rPr>
               <w:t>Related</w:t>
@@ -786,7 +786,7 @@
         </w:tc>
         <w:tc>
           <w:tcPr>
-            <w:tcW w:type="dxa" w:w="4464"/>
+            <w:tcW w:type="dxa" w:w="4500"/>
             <w:tcMar>
               <w:top w:w="50" w:type="dxa"/>
               <w:left w:w="70" w:type="dxa"/>
@@ -833,7 +833,7 @@
         <w:rPr>
           <w:rFonts w:ascii="Liberation Sans" w:hAnsi="Liberation Sans" w:eastAsia="Liberation Sans" w:cs="Liberation Sans"/>
           <w:b/>
-          <w:color w:val="1B365D"/>
+          <w:color w:val="243447"/>
           <w:sz w:val="22"/>
         </w:rPr>
         <w:t>Revision history</w:t>
@@ -847,21 +847,21 @@
         <w:tblLook w:firstColumn="1" w:firstRow="1" w:lastColumn="0" w:lastRow="0" w:noHBand="0" w:noVBand="1" w:val="04A0"/>
       </w:tblPr>
       <w:tblGrid>
-        <w:gridCol w:w="2232"/>
-        <w:gridCol w:w="2232"/>
-        <w:gridCol w:w="2232"/>
-        <w:gridCol w:w="2232"/>
+        <w:gridCol w:w="2250"/>
+        <w:gridCol w:w="2250"/>
+        <w:gridCol w:w="2250"/>
+        <w:gridCol w:w="2250"/>
       </w:tblGrid>
       <w:tr>
         <w:tc>
           <w:tcPr>
             <w:tcW w:type="dxa" w:w="900"/>
-            <w:shd w:fill="1B365D" w:val="clear"/>
+            <w:shd w:fill="243447" w:val="clear"/>
             <w:tcBorders>
-              <w:top w:val="single" w:sz="4" w:space="0" w:color="1B365D"/>
-              <w:left w:val="single" w:sz="4" w:space="0" w:color="1B365D"/>
-              <w:bottom w:val="single" w:sz="4" w:space="0" w:color="1B365D"/>
-              <w:right w:val="single" w:sz="4" w:space="0" w:color="1B365D"/>
+              <w:top w:val="single" w:sz="4" w:space="0" w:color="243447"/>
+              <w:left w:val="single" w:sz="4" w:space="0" w:color="243447"/>
+              <w:bottom w:val="single" w:sz="4" w:space="0" w:color="243447"/>
+              <w:right w:val="single" w:sz="4" w:space="0" w:color="243447"/>
             </w:tcBorders>
             <w:tcMar>
               <w:top w:w="50" w:type="dxa"/>
@@ -889,12 +889,12 @@
         <w:tc>
           <w:tcPr>
             <w:tcW w:type="dxa" w:w="1600"/>
-            <w:shd w:fill="1B365D" w:val="clear"/>
+            <w:shd w:fill="243447" w:val="clear"/>
             <w:tcBorders>
-              <w:top w:val="single" w:sz="4" w:space="0" w:color="1B365D"/>
-              <w:left w:val="single" w:sz="4" w:space="0" w:color="1B365D"/>
-              <w:bottom w:val="single" w:sz="4" w:space="0" w:color="1B365D"/>
-              <w:right w:val="single" w:sz="4" w:space="0" w:color="1B365D"/>
+              <w:top w:val="single" w:sz="4" w:space="0" w:color="243447"/>
+              <w:left w:val="single" w:sz="4" w:space="0" w:color="243447"/>
+              <w:bottom w:val="single" w:sz="4" w:space="0" w:color="243447"/>
+              <w:right w:val="single" w:sz="4" w:space="0" w:color="243447"/>
             </w:tcBorders>
             <w:tcMar>
               <w:top w:w="50" w:type="dxa"/>
@@ -922,12 +922,12 @@
         <w:tc>
           <w:tcPr>
             <w:tcW w:type="dxa" w:w="2000"/>
-            <w:shd w:fill="1B365D" w:val="clear"/>
+            <w:shd w:fill="243447" w:val="clear"/>
             <w:tcBorders>
-              <w:top w:val="single" w:sz="4" w:space="0" w:color="1B365D"/>
-              <w:left w:val="single" w:sz="4" w:space="0" w:color="1B365D"/>
-              <w:bottom w:val="single" w:sz="4" w:space="0" w:color="1B365D"/>
-              <w:right w:val="single" w:sz="4" w:space="0" w:color="1B365D"/>
+              <w:top w:val="single" w:sz="4" w:space="0" w:color="243447"/>
+              <w:left w:val="single" w:sz="4" w:space="0" w:color="243447"/>
+              <w:bottom w:val="single" w:sz="4" w:space="0" w:color="243447"/>
+              <w:right w:val="single" w:sz="4" w:space="0" w:color="243447"/>
             </w:tcBorders>
             <w:tcMar>
               <w:top w:w="50" w:type="dxa"/>
@@ -955,12 +955,12 @@
         <w:tc>
           <w:tcPr>
             <w:tcW w:type="dxa" w:w="4500"/>
-            <w:shd w:fill="1B365D" w:val="clear"/>
+            <w:shd w:fill="243447" w:val="clear"/>
             <w:tcBorders>
-              <w:top w:val="single" w:sz="4" w:space="0" w:color="1B365D"/>
-              <w:left w:val="single" w:sz="4" w:space="0" w:color="1B365D"/>
-              <w:bottom w:val="single" w:sz="4" w:space="0" w:color="1B365D"/>
-              <w:right w:val="single" w:sz="4" w:space="0" w:color="1B365D"/>
+              <w:top w:val="single" w:sz="4" w:space="0" w:color="243447"/>
+              <w:left w:val="single" w:sz="4" w:space="0" w:color="243447"/>
+              <w:bottom w:val="single" w:sz="4" w:space="0" w:color="243447"/>
+              <w:right w:val="single" w:sz="4" w:space="0" w:color="243447"/>
             </w:tcBorders>
             <w:tcMar>
               <w:top w:w="50" w:type="dxa"/>
@@ -1124,7 +1124,7 @@
         <w:tc>
           <w:tcPr>
             <w:tcW w:type="dxa" w:w="900"/>
-            <w:shd w:fill="EEF2F6" w:val="clear"/>
+            <w:shd w:fill="E8ECF0" w:val="clear"/>
             <w:tcBorders>
               <w:top w:val="single" w:sz="4" w:space="0" w:color="C5CDD6"/>
               <w:left w:val="single" w:sz="4" w:space="0" w:color="C5CDD6"/>
@@ -1157,7 +1157,7 @@
         <w:tc>
           <w:tcPr>
             <w:tcW w:type="dxa" w:w="1600"/>
-            <w:shd w:fill="EEF2F6" w:val="clear"/>
+            <w:shd w:fill="E8ECF0" w:val="clear"/>
             <w:tcBorders>
               <w:top w:val="single" w:sz="4" w:space="0" w:color="C5CDD6"/>
               <w:left w:val="single" w:sz="4" w:space="0" w:color="C5CDD6"/>
@@ -1190,7 +1190,7 @@
         <w:tc>
           <w:tcPr>
             <w:tcW w:type="dxa" w:w="2000"/>
-            <w:shd w:fill="EEF2F6" w:val="clear"/>
+            <w:shd w:fill="E8ECF0" w:val="clear"/>
             <w:tcBorders>
               <w:top w:val="single" w:sz="4" w:space="0" w:color="C5CDD6"/>
               <w:left w:val="single" w:sz="4" w:space="0" w:color="C5CDD6"/>
@@ -1223,7 +1223,7 @@
         <w:tc>
           <w:tcPr>
             <w:tcW w:type="dxa" w:w="4500"/>
-            <w:shd w:fill="EEF2F6" w:val="clear"/>
+            <w:shd w:fill="E8ECF0" w:val="clear"/>
             <w:tcBorders>
               <w:top w:val="single" w:sz="4" w:space="0" w:color="C5CDD6"/>
               <w:left w:val="single" w:sz="4" w:space="0" w:color="C5CDD6"/>
@@ -1392,7 +1392,7 @@
         <w:tc>
           <w:tcPr>
             <w:tcW w:type="dxa" w:w="900"/>
-            <w:shd w:fill="EEF2F6" w:val="clear"/>
+            <w:shd w:fill="E8ECF0" w:val="clear"/>
             <w:tcBorders>
               <w:top w:val="single" w:sz="4" w:space="0" w:color="C5CDD6"/>
               <w:left w:val="single" w:sz="4" w:space="0" w:color="C5CDD6"/>
@@ -1425,7 +1425,7 @@
         <w:tc>
           <w:tcPr>
             <w:tcW w:type="dxa" w:w="1600"/>
-            <w:shd w:fill="EEF2F6" w:val="clear"/>
+            <w:shd w:fill="E8ECF0" w:val="clear"/>
             <w:tcBorders>
               <w:top w:val="single" w:sz="4" w:space="0" w:color="C5CDD6"/>
               <w:left w:val="single" w:sz="4" w:space="0" w:color="C5CDD6"/>
@@ -1458,7 +1458,7 @@
         <w:tc>
           <w:tcPr>
             <w:tcW w:type="dxa" w:w="2000"/>
-            <w:shd w:fill="EEF2F6" w:val="clear"/>
+            <w:shd w:fill="E8ECF0" w:val="clear"/>
             <w:tcBorders>
               <w:top w:val="single" w:sz="4" w:space="0" w:color="C5CDD6"/>
               <w:left w:val="single" w:sz="4" w:space="0" w:color="C5CDD6"/>
@@ -1491,7 +1491,7 @@
         <w:tc>
           <w:tcPr>
             <w:tcW w:type="dxa" w:w="4500"/>
-            <w:shd w:fill="EEF2F6" w:val="clear"/>
+            <w:shd w:fill="E8ECF0" w:val="clear"/>
             <w:tcBorders>
               <w:top w:val="single" w:sz="4" w:space="0" w:color="C5CDD6"/>
               <w:left w:val="single" w:sz="4" w:space="0" w:color="C5CDD6"/>
@@ -1670,7 +1670,7 @@
         <w:rPr>
           <w:rFonts w:ascii="Liberation Sans" w:hAnsi="Liberation Sans" w:eastAsia="Liberation Sans" w:cs="Liberation Sans"/>
           <w:b/>
-          <w:color w:val="1B365D"/>
+          <w:color w:val="243447"/>
           <w:sz w:val="22"/>
         </w:rPr>
         <w:t>What this is</w:t>
@@ -1678,8 +1678,8 @@
     </w:p>
     <w:p>
       <w:pPr>
-        <w:spacing w:before="0" w:after="240" w:line="427" w:lineRule="auto"/>
-        <w:ind w:firstLine="288"/>
+        <w:spacing w:before="0" w:after="220" w:line="396" w:lineRule="auto"/>
+        <w:ind w:firstLine="173"/>
       </w:pPr>
       <w:r>
         <w:rPr>
@@ -1704,18 +1704,18 @@
         <w:tblLook w:firstColumn="1" w:firstRow="1" w:lastColumn="0" w:lastRow="0" w:noHBand="0" w:noVBand="1" w:val="04A0"/>
       </w:tblPr>
       <w:tblGrid>
-        <w:gridCol w:w="8928"/>
+        <w:gridCol w:w="9000"/>
       </w:tblGrid>
       <w:tr>
         <w:tc>
           <w:tcPr>
-            <w:tcW w:type="dxa" w:w="8928"/>
+            <w:tcW w:type="dxa" w:w="9000"/>
             <w:shd w:fill="E7EEF5" w:val="clear"/>
             <w:tcBorders>
-              <w:top w:val="single" w:sz="10" w:space="0" w:color="1B365D"/>
-              <w:left w:val="single" w:sz="10" w:space="0" w:color="1B365D"/>
-              <w:bottom w:val="single" w:sz="10" w:space="0" w:color="1B365D"/>
-              <w:right w:val="single" w:sz="10" w:space="0" w:color="1B365D"/>
+              <w:top w:val="single" w:sz="10" w:space="0" w:color="243447"/>
+              <w:left w:val="single" w:sz="10" w:space="0" w:color="243447"/>
+              <w:bottom w:val="single" w:sz="10" w:space="0" w:color="243447"/>
+              <w:right w:val="single" w:sz="10" w:space="0" w:color="243447"/>
             </w:tcBorders>
             <w:tcMar>
               <w:top w:w="80" w:type="dxa"/>
@@ -1733,7 +1733,7 @@
               <w:rPr>
                 <w:rFonts w:ascii="Liberation Sans" w:hAnsi="Liberation Sans" w:eastAsia="Liberation Sans" w:cs="Liberation Sans"/>
                 <w:b/>
-                <w:color w:val="1B365D"/>
+                <w:color w:val="243447"/>
                 <w:sz w:val="16"/>
               </w:rPr>
               <w:t>DECISION</w:t>
@@ -1762,8 +1762,8 @@
     </w:p>
     <w:p>
       <w:pPr>
-        <w:spacing w:before="0" w:after="240" w:line="427" w:lineRule="auto"/>
-        <w:ind w:firstLine="288"/>
+        <w:spacing w:before="0" w:after="220" w:line="396" w:lineRule="auto"/>
+        <w:ind w:firstLine="173"/>
       </w:pPr>
       <w:r>
         <w:rPr>
@@ -1776,8 +1776,8 @@
     </w:p>
     <w:p>
       <w:pPr>
-        <w:spacing w:before="0" w:after="240" w:line="427" w:lineRule="auto"/>
-        <w:ind w:firstLine="288"/>
+        <w:spacing w:before="0" w:after="220" w:line="396" w:lineRule="auto"/>
+        <w:ind w:firstLine="173"/>
       </w:pPr>
       <w:r>
         <w:rPr>
@@ -1810,21 +1810,21 @@
         <w:tblLook w:firstColumn="1" w:firstRow="1" w:lastColumn="0" w:lastRow="0" w:noHBand="0" w:noVBand="1" w:val="04A0"/>
       </w:tblPr>
       <w:tblGrid>
-        <w:gridCol w:w="2232"/>
-        <w:gridCol w:w="2232"/>
-        <w:gridCol w:w="2232"/>
-        <w:gridCol w:w="2232"/>
+        <w:gridCol w:w="2250"/>
+        <w:gridCol w:w="2250"/>
+        <w:gridCol w:w="2250"/>
+        <w:gridCol w:w="2250"/>
       </w:tblGrid>
       <w:tr>
         <w:tc>
           <w:tcPr>
-            <w:tcW w:type="dxa" w:w="2232"/>
-            <w:shd w:fill="1B365D" w:val="clear"/>
+            <w:tcW w:type="dxa" w:w="2250"/>
+            <w:shd w:fill="243447" w:val="clear"/>
             <w:tcBorders>
-              <w:top w:val="single" w:sz="4" w:space="0" w:color="1B365D"/>
-              <w:left w:val="single" w:sz="4" w:space="0" w:color="1B365D"/>
-              <w:bottom w:val="single" w:sz="4" w:space="0" w:color="1B365D"/>
-              <w:right w:val="single" w:sz="4" w:space="0" w:color="1B365D"/>
+              <w:top w:val="single" w:sz="4" w:space="0" w:color="243447"/>
+              <w:left w:val="single" w:sz="4" w:space="0" w:color="243447"/>
+              <w:bottom w:val="single" w:sz="4" w:space="0" w:color="243447"/>
+              <w:right w:val="single" w:sz="4" w:space="0" w:color="243447"/>
             </w:tcBorders>
             <w:tcMar>
               <w:top w:w="50" w:type="dxa"/>
@@ -1851,13 +1851,13 @@
         </w:tc>
         <w:tc>
           <w:tcPr>
-            <w:tcW w:type="dxa" w:w="2232"/>
-            <w:shd w:fill="1B365D" w:val="clear"/>
+            <w:tcW w:type="dxa" w:w="2250"/>
+            <w:shd w:fill="243447" w:val="clear"/>
             <w:tcBorders>
-              <w:top w:val="single" w:sz="4" w:space="0" w:color="1B365D"/>
-              <w:left w:val="single" w:sz="4" w:space="0" w:color="1B365D"/>
-              <w:bottom w:val="single" w:sz="4" w:space="0" w:color="1B365D"/>
-              <w:right w:val="single" w:sz="4" w:space="0" w:color="1B365D"/>
+              <w:top w:val="single" w:sz="4" w:space="0" w:color="243447"/>
+              <w:left w:val="single" w:sz="4" w:space="0" w:color="243447"/>
+              <w:bottom w:val="single" w:sz="4" w:space="0" w:color="243447"/>
+              <w:right w:val="single" w:sz="4" w:space="0" w:color="243447"/>
             </w:tcBorders>
             <w:tcMar>
               <w:top w:w="50" w:type="dxa"/>
@@ -1884,13 +1884,13 @@
         </w:tc>
         <w:tc>
           <w:tcPr>
-            <w:tcW w:type="dxa" w:w="2232"/>
-            <w:shd w:fill="1B365D" w:val="clear"/>
+            <w:tcW w:type="dxa" w:w="2250"/>
+            <w:shd w:fill="243447" w:val="clear"/>
             <w:tcBorders>
-              <w:top w:val="single" w:sz="4" w:space="0" w:color="1B365D"/>
-              <w:left w:val="single" w:sz="4" w:space="0" w:color="1B365D"/>
-              <w:bottom w:val="single" w:sz="4" w:space="0" w:color="1B365D"/>
-              <w:right w:val="single" w:sz="4" w:space="0" w:color="1B365D"/>
+              <w:top w:val="single" w:sz="4" w:space="0" w:color="243447"/>
+              <w:left w:val="single" w:sz="4" w:space="0" w:color="243447"/>
+              <w:bottom w:val="single" w:sz="4" w:space="0" w:color="243447"/>
+              <w:right w:val="single" w:sz="4" w:space="0" w:color="243447"/>
             </w:tcBorders>
             <w:tcMar>
               <w:top w:w="50" w:type="dxa"/>
@@ -1917,13 +1917,13 @@
         </w:tc>
         <w:tc>
           <w:tcPr>
-            <w:tcW w:type="dxa" w:w="2232"/>
-            <w:shd w:fill="1B365D" w:val="clear"/>
+            <w:tcW w:type="dxa" w:w="2250"/>
+            <w:shd w:fill="243447" w:val="clear"/>
             <w:tcBorders>
-              <w:top w:val="single" w:sz="4" w:space="0" w:color="1B365D"/>
-              <w:left w:val="single" w:sz="4" w:space="0" w:color="1B365D"/>
-              <w:bottom w:val="single" w:sz="4" w:space="0" w:color="1B365D"/>
-              <w:right w:val="single" w:sz="4" w:space="0" w:color="1B365D"/>
+              <w:top w:val="single" w:sz="4" w:space="0" w:color="243447"/>
+              <w:left w:val="single" w:sz="4" w:space="0" w:color="243447"/>
+              <w:bottom w:val="single" w:sz="4" w:space="0" w:color="243447"/>
+              <w:right w:val="single" w:sz="4" w:space="0" w:color="243447"/>
             </w:tcBorders>
             <w:tcMar>
               <w:top w:w="50" w:type="dxa"/>
@@ -1952,7 +1952,7 @@
       <w:tr>
         <w:tc>
           <w:tcPr>
-            <w:tcW w:type="dxa" w:w="2232"/>
+            <w:tcW w:type="dxa" w:w="2250"/>
             <w:shd w:fill="FFFFFF" w:val="clear"/>
             <w:tcBorders>
               <w:top w:val="single" w:sz="4" w:space="0" w:color="C5CDD6"/>
@@ -1985,7 +1985,7 @@
         </w:tc>
         <w:tc>
           <w:tcPr>
-            <w:tcW w:type="dxa" w:w="2232"/>
+            <w:tcW w:type="dxa" w:w="2250"/>
             <w:shd w:fill="FFFFFF" w:val="clear"/>
             <w:tcBorders>
               <w:top w:val="single" w:sz="4" w:space="0" w:color="C5CDD6"/>
@@ -2018,7 +2018,7 @@
         </w:tc>
         <w:tc>
           <w:tcPr>
-            <w:tcW w:type="dxa" w:w="2232"/>
+            <w:tcW w:type="dxa" w:w="2250"/>
             <w:shd w:fill="FFFFFF" w:val="clear"/>
             <w:tcBorders>
               <w:top w:val="single" w:sz="4" w:space="0" w:color="C5CDD6"/>
@@ -2051,7 +2051,7 @@
         </w:tc>
         <w:tc>
           <w:tcPr>
-            <w:tcW w:type="dxa" w:w="2232"/>
+            <w:tcW w:type="dxa" w:w="2250"/>
             <w:shd w:fill="FFFFFF" w:val="clear"/>
             <w:tcBorders>
               <w:top w:val="single" w:sz="4" w:space="0" w:color="C5CDD6"/>
@@ -2086,8 +2086,8 @@
       <w:tr>
         <w:tc>
           <w:tcPr>
-            <w:tcW w:type="dxa" w:w="2232"/>
-            <w:shd w:fill="EEF2F6" w:val="clear"/>
+            <w:tcW w:type="dxa" w:w="2250"/>
+            <w:shd w:fill="E8ECF0" w:val="clear"/>
             <w:tcBorders>
               <w:top w:val="single" w:sz="4" w:space="0" w:color="C5CDD6"/>
               <w:left w:val="single" w:sz="4" w:space="0" w:color="C5CDD6"/>
@@ -2119,8 +2119,8 @@
         </w:tc>
         <w:tc>
           <w:tcPr>
-            <w:tcW w:type="dxa" w:w="2232"/>
-            <w:shd w:fill="EEF2F6" w:val="clear"/>
+            <w:tcW w:type="dxa" w:w="2250"/>
+            <w:shd w:fill="E8ECF0" w:val="clear"/>
             <w:tcBorders>
               <w:top w:val="single" w:sz="4" w:space="0" w:color="C5CDD6"/>
               <w:left w:val="single" w:sz="4" w:space="0" w:color="C5CDD6"/>
@@ -2152,8 +2152,8 @@
         </w:tc>
         <w:tc>
           <w:tcPr>
-            <w:tcW w:type="dxa" w:w="2232"/>
-            <w:shd w:fill="EEF2F6" w:val="clear"/>
+            <w:tcW w:type="dxa" w:w="2250"/>
+            <w:shd w:fill="E8ECF0" w:val="clear"/>
             <w:tcBorders>
               <w:top w:val="single" w:sz="4" w:space="0" w:color="C5CDD6"/>
               <w:left w:val="single" w:sz="4" w:space="0" w:color="C5CDD6"/>
@@ -2185,8 +2185,8 @@
         </w:tc>
         <w:tc>
           <w:tcPr>
-            <w:tcW w:type="dxa" w:w="2232"/>
-            <w:shd w:fill="EEF2F6" w:val="clear"/>
+            <w:tcW w:type="dxa" w:w="2250"/>
+            <w:shd w:fill="E8ECF0" w:val="clear"/>
             <w:tcBorders>
               <w:top w:val="single" w:sz="4" w:space="0" w:color="C5CDD6"/>
               <w:left w:val="single" w:sz="4" w:space="0" w:color="C5CDD6"/>
@@ -2220,7 +2220,7 @@
       <w:tr>
         <w:tc>
           <w:tcPr>
-            <w:tcW w:type="dxa" w:w="2232"/>
+            <w:tcW w:type="dxa" w:w="2250"/>
             <w:shd w:fill="FFFFFF" w:val="clear"/>
             <w:tcBorders>
               <w:top w:val="single" w:sz="4" w:space="0" w:color="C5CDD6"/>
@@ -2253,7 +2253,7 @@
         </w:tc>
         <w:tc>
           <w:tcPr>
-            <w:tcW w:type="dxa" w:w="2232"/>
+            <w:tcW w:type="dxa" w:w="2250"/>
             <w:shd w:fill="FFFFFF" w:val="clear"/>
             <w:tcBorders>
               <w:top w:val="single" w:sz="4" w:space="0" w:color="C5CDD6"/>
@@ -2286,7 +2286,7 @@
         </w:tc>
         <w:tc>
           <w:tcPr>
-            <w:tcW w:type="dxa" w:w="2232"/>
+            <w:tcW w:type="dxa" w:w="2250"/>
             <w:shd w:fill="FFFFFF" w:val="clear"/>
             <w:tcBorders>
               <w:top w:val="single" w:sz="4" w:space="0" w:color="C5CDD6"/>
@@ -2319,7 +2319,7 @@
         </w:tc>
         <w:tc>
           <w:tcPr>
-            <w:tcW w:type="dxa" w:w="2232"/>
+            <w:tcW w:type="dxa" w:w="2250"/>
             <w:shd w:fill="FFFFFF" w:val="clear"/>
             <w:tcBorders>
               <w:top w:val="single" w:sz="4" w:space="0" w:color="C5CDD6"/>
@@ -2354,8 +2354,8 @@
       <w:tr>
         <w:tc>
           <w:tcPr>
-            <w:tcW w:type="dxa" w:w="2232"/>
-            <w:shd w:fill="EEF2F6" w:val="clear"/>
+            <w:tcW w:type="dxa" w:w="2250"/>
+            <w:shd w:fill="E8ECF0" w:val="clear"/>
             <w:tcBorders>
               <w:top w:val="single" w:sz="4" w:space="0" w:color="C5CDD6"/>
               <w:left w:val="single" w:sz="4" w:space="0" w:color="C5CDD6"/>
@@ -2387,8 +2387,8 @@
         </w:tc>
         <w:tc>
           <w:tcPr>
-            <w:tcW w:type="dxa" w:w="2232"/>
-            <w:shd w:fill="EEF2F6" w:val="clear"/>
+            <w:tcW w:type="dxa" w:w="2250"/>
+            <w:shd w:fill="E8ECF0" w:val="clear"/>
             <w:tcBorders>
               <w:top w:val="single" w:sz="4" w:space="0" w:color="C5CDD6"/>
               <w:left w:val="single" w:sz="4" w:space="0" w:color="C5CDD6"/>
@@ -2420,8 +2420,8 @@
         </w:tc>
         <w:tc>
           <w:tcPr>
-            <w:tcW w:type="dxa" w:w="2232"/>
-            <w:shd w:fill="EEF2F6" w:val="clear"/>
+            <w:tcW w:type="dxa" w:w="2250"/>
+            <w:shd w:fill="E8ECF0" w:val="clear"/>
             <w:tcBorders>
               <w:top w:val="single" w:sz="4" w:space="0" w:color="C5CDD6"/>
               <w:left w:val="single" w:sz="4" w:space="0" w:color="C5CDD6"/>
@@ -2453,8 +2453,8 @@
         </w:tc>
         <w:tc>
           <w:tcPr>
-            <w:tcW w:type="dxa" w:w="2232"/>
-            <w:shd w:fill="EEF2F6" w:val="clear"/>
+            <w:tcW w:type="dxa" w:w="2250"/>
+            <w:shd w:fill="E8ECF0" w:val="clear"/>
             <w:tcBorders>
               <w:top w:val="single" w:sz="4" w:space="0" w:color="C5CDD6"/>
               <w:left w:val="single" w:sz="4" w:space="0" w:color="C5CDD6"/>
@@ -2488,7 +2488,7 @@
       <w:tr>
         <w:tc>
           <w:tcPr>
-            <w:tcW w:type="dxa" w:w="2232"/>
+            <w:tcW w:type="dxa" w:w="2250"/>
             <w:shd w:fill="FFFFFF" w:val="clear"/>
             <w:tcBorders>
               <w:top w:val="single" w:sz="4" w:space="0" w:color="C5CDD6"/>
@@ -2521,7 +2521,7 @@
         </w:tc>
         <w:tc>
           <w:tcPr>
-            <w:tcW w:type="dxa" w:w="2232"/>
+            <w:tcW w:type="dxa" w:w="2250"/>
             <w:shd w:fill="FFFFFF" w:val="clear"/>
             <w:tcBorders>
               <w:top w:val="single" w:sz="4" w:space="0" w:color="C5CDD6"/>
@@ -2554,7 +2554,7 @@
         </w:tc>
         <w:tc>
           <w:tcPr>
-            <w:tcW w:type="dxa" w:w="2232"/>
+            <w:tcW w:type="dxa" w:w="2250"/>
             <w:shd w:fill="FFFFFF" w:val="clear"/>
             <w:tcBorders>
               <w:top w:val="single" w:sz="4" w:space="0" w:color="C5CDD6"/>
@@ -2587,7 +2587,7 @@
         </w:tc>
         <w:tc>
           <w:tcPr>
-            <w:tcW w:type="dxa" w:w="2232"/>
+            <w:tcW w:type="dxa" w:w="2250"/>
             <w:shd w:fill="FFFFFF" w:val="clear"/>
             <w:tcBorders>
               <w:top w:val="single" w:sz="4" w:space="0" w:color="C5CDD6"/>
@@ -2622,8 +2622,8 @@
       <w:tr>
         <w:tc>
           <w:tcPr>
-            <w:tcW w:type="dxa" w:w="2232"/>
-            <w:shd w:fill="EEF2F6" w:val="clear"/>
+            <w:tcW w:type="dxa" w:w="2250"/>
+            <w:shd w:fill="E8ECF0" w:val="clear"/>
             <w:tcBorders>
               <w:top w:val="single" w:sz="4" w:space="0" w:color="C5CDD6"/>
               <w:left w:val="single" w:sz="4" w:space="0" w:color="C5CDD6"/>
@@ -2655,8 +2655,8 @@
         </w:tc>
         <w:tc>
           <w:tcPr>
-            <w:tcW w:type="dxa" w:w="2232"/>
-            <w:shd w:fill="EEF2F6" w:val="clear"/>
+            <w:tcW w:type="dxa" w:w="2250"/>
+            <w:shd w:fill="E8ECF0" w:val="clear"/>
             <w:tcBorders>
               <w:top w:val="single" w:sz="4" w:space="0" w:color="C5CDD6"/>
               <w:left w:val="single" w:sz="4" w:space="0" w:color="C5CDD6"/>
@@ -2688,8 +2688,8 @@
         </w:tc>
         <w:tc>
           <w:tcPr>
-            <w:tcW w:type="dxa" w:w="2232"/>
-            <w:shd w:fill="EEF2F6" w:val="clear"/>
+            <w:tcW w:type="dxa" w:w="2250"/>
+            <w:shd w:fill="E8ECF0" w:val="clear"/>
             <w:tcBorders>
               <w:top w:val="single" w:sz="4" w:space="0" w:color="C5CDD6"/>
               <w:left w:val="single" w:sz="4" w:space="0" w:color="C5CDD6"/>
@@ -2721,8 +2721,8 @@
         </w:tc>
         <w:tc>
           <w:tcPr>
-            <w:tcW w:type="dxa" w:w="2232"/>
-            <w:shd w:fill="EEF2F6" w:val="clear"/>
+            <w:tcW w:type="dxa" w:w="2250"/>
+            <w:shd w:fill="E8ECF0" w:val="clear"/>
             <w:tcBorders>
               <w:top w:val="single" w:sz="4" w:space="0" w:color="C5CDD6"/>
               <w:left w:val="single" w:sz="4" w:space="0" w:color="C5CDD6"/>
@@ -2769,8 +2769,8 @@
     </w:p>
     <w:p>
       <w:pPr>
-        <w:spacing w:before="0" w:after="240" w:line="427" w:lineRule="auto"/>
-        <w:ind w:firstLine="288"/>
+        <w:spacing w:before="0" w:after="220" w:line="396" w:lineRule="auto"/>
+        <w:ind w:firstLine="173"/>
       </w:pPr>
       <w:r>
         <w:rPr>
@@ -2783,8 +2783,8 @@
     </w:p>
     <w:p>
       <w:pPr>
-        <w:spacing w:before="0" w:after="240" w:line="427" w:lineRule="auto"/>
-        <w:ind w:firstLine="288"/>
+        <w:spacing w:before="0" w:after="220" w:line="396" w:lineRule="auto"/>
+        <w:ind w:firstLine="173"/>
       </w:pPr>
       <w:r>
         <w:rPr>
@@ -2797,8 +2797,8 @@
     </w:p>
     <w:p>
       <w:pPr>
-        <w:spacing w:before="0" w:after="240" w:line="427" w:lineRule="auto"/>
-        <w:ind w:firstLine="288"/>
+        <w:spacing w:before="0" w:after="220" w:line="396" w:lineRule="auto"/>
+        <w:ind w:firstLine="173"/>
       </w:pPr>
       <w:r>
         <w:rPr>
@@ -2827,8 +2827,8 @@
     </w:p>
     <w:p>
       <w:pPr>
-        <w:spacing w:before="0" w:after="240" w:line="427" w:lineRule="auto"/>
-        <w:ind w:firstLine="288"/>
+        <w:spacing w:before="0" w:after="220" w:line="396" w:lineRule="auto"/>
+        <w:ind w:firstLine="173"/>
       </w:pPr>
       <w:r>
         <w:rPr>
@@ -2841,8 +2841,8 @@
     </w:p>
     <w:p>
       <w:pPr>
-        <w:spacing w:before="0" w:after="240" w:line="427" w:lineRule="auto"/>
-        <w:ind w:firstLine="288"/>
+        <w:spacing w:before="0" w:after="220" w:line="396" w:lineRule="auto"/>
+        <w:ind w:firstLine="173"/>
       </w:pPr>
       <w:r>
         <w:rPr>
@@ -2855,8 +2855,8 @@
     </w:p>
     <w:p>
       <w:pPr>
-        <w:spacing w:before="0" w:after="240" w:line="427" w:lineRule="auto"/>
-        <w:ind w:firstLine="288"/>
+        <w:spacing w:before="0" w:after="220" w:line="396" w:lineRule="auto"/>
+        <w:ind w:firstLine="173"/>
       </w:pPr>
       <w:r>
         <w:rPr>
@@ -2877,8 +2877,8 @@
     </w:p>
     <w:p>
       <w:pPr>
-        <w:spacing w:before="0" w:after="240" w:line="427" w:lineRule="auto"/>
-        <w:ind w:firstLine="288"/>
+        <w:spacing w:before="0" w:after="220" w:line="396" w:lineRule="auto"/>
+        <w:ind w:firstLine="173"/>
       </w:pPr>
       <w:r>
         <w:rPr>
@@ -2891,8 +2891,8 @@
     </w:p>
     <w:p>
       <w:pPr>
-        <w:spacing w:before="0" w:after="240" w:line="427" w:lineRule="auto"/>
-        <w:ind w:firstLine="288"/>
+        <w:spacing w:before="0" w:after="220" w:line="396" w:lineRule="auto"/>
+        <w:ind w:firstLine="173"/>
       </w:pPr>
       <w:r>
         <w:rPr>
@@ -2909,12 +2909,12 @@
         <w:tblLook w:firstColumn="1" w:firstRow="1" w:lastColumn="0" w:lastRow="0" w:noHBand="0" w:noVBand="1" w:val="04A0"/>
       </w:tblPr>
       <w:tblGrid>
-        <w:gridCol w:w="8928"/>
+        <w:gridCol w:w="9000"/>
       </w:tblGrid>
       <w:tr>
         <w:tc>
           <w:tcPr>
-            <w:tcW w:type="dxa" w:w="8928"/>
+            <w:tcW w:type="dxa" w:w="9000"/>
             <w:shd w:fill="F8EDE8" w:val="clear"/>
             <w:tcBorders>
               <w:top w:val="single" w:sz="10" w:space="0" w:color="A15C46"/>
@@ -2967,8 +2967,8 @@
     </w:p>
     <w:p>
       <w:pPr>
-        <w:spacing w:before="0" w:after="240" w:line="427" w:lineRule="auto"/>
-        <w:ind w:firstLine="288"/>
+        <w:spacing w:before="0" w:after="220" w:line="396" w:lineRule="auto"/>
+        <w:ind w:firstLine="173"/>
       </w:pPr>
       <w:r>
         <w:rPr>
@@ -2989,8 +2989,8 @@
     </w:p>
     <w:p>
       <w:pPr>
-        <w:spacing w:before="0" w:after="240" w:line="427" w:lineRule="auto"/>
-        <w:ind w:firstLine="288"/>
+        <w:spacing w:before="0" w:after="220" w:line="396" w:lineRule="auto"/>
+        <w:ind w:firstLine="173"/>
       </w:pPr>
       <w:r>
         <w:rPr>
@@ -3003,8 +3003,8 @@
     </w:p>
     <w:p>
       <w:pPr>
-        <w:spacing w:before="0" w:after="240" w:line="427" w:lineRule="auto"/>
-        <w:ind w:firstLine="288"/>
+        <w:spacing w:before="0" w:after="220" w:line="396" w:lineRule="auto"/>
+        <w:ind w:firstLine="173"/>
       </w:pPr>
       <w:r>
         <w:rPr>
@@ -3017,8 +3017,8 @@
     </w:p>
     <w:p>
       <w:pPr>
-        <w:spacing w:before="0" w:after="240" w:line="427" w:lineRule="auto"/>
-        <w:ind w:firstLine="288"/>
+        <w:spacing w:before="0" w:after="220" w:line="396" w:lineRule="auto"/>
+        <w:ind w:firstLine="173"/>
       </w:pPr>
       <w:r>
         <w:rPr>
@@ -3051,20 +3051,20 @@
         <w:tblLook w:firstColumn="1" w:firstRow="1" w:lastColumn="0" w:lastRow="0" w:noHBand="0" w:noVBand="1" w:val="04A0"/>
       </w:tblPr>
       <w:tblGrid>
-        <w:gridCol w:w="2976"/>
-        <w:gridCol w:w="2976"/>
-        <w:gridCol w:w="2976"/>
+        <w:gridCol w:w="3000"/>
+        <w:gridCol w:w="3000"/>
+        <w:gridCol w:w="3000"/>
       </w:tblGrid>
       <w:tr>
         <w:tc>
           <w:tcPr>
-            <w:tcW w:type="dxa" w:w="2976"/>
-            <w:shd w:fill="1B365D" w:val="clear"/>
+            <w:tcW w:type="dxa" w:w="3000"/>
+            <w:shd w:fill="243447" w:val="clear"/>
             <w:tcBorders>
-              <w:top w:val="single" w:sz="4" w:space="0" w:color="1B365D"/>
-              <w:left w:val="single" w:sz="4" w:space="0" w:color="1B365D"/>
-              <w:bottom w:val="single" w:sz="4" w:space="0" w:color="1B365D"/>
-              <w:right w:val="single" w:sz="4" w:space="0" w:color="1B365D"/>
+              <w:top w:val="single" w:sz="4" w:space="0" w:color="243447"/>
+              <w:left w:val="single" w:sz="4" w:space="0" w:color="243447"/>
+              <w:bottom w:val="single" w:sz="4" w:space="0" w:color="243447"/>
+              <w:right w:val="single" w:sz="4" w:space="0" w:color="243447"/>
             </w:tcBorders>
             <w:tcMar>
               <w:top w:w="50" w:type="dxa"/>
@@ -3091,13 +3091,13 @@
         </w:tc>
         <w:tc>
           <w:tcPr>
-            <w:tcW w:type="dxa" w:w="2976"/>
-            <w:shd w:fill="1B365D" w:val="clear"/>
+            <w:tcW w:type="dxa" w:w="3000"/>
+            <w:shd w:fill="243447" w:val="clear"/>
             <w:tcBorders>
-              <w:top w:val="single" w:sz="4" w:space="0" w:color="1B365D"/>
-              <w:left w:val="single" w:sz="4" w:space="0" w:color="1B365D"/>
-              <w:bottom w:val="single" w:sz="4" w:space="0" w:color="1B365D"/>
-              <w:right w:val="single" w:sz="4" w:space="0" w:color="1B365D"/>
+              <w:top w:val="single" w:sz="4" w:space="0" w:color="243447"/>
+              <w:left w:val="single" w:sz="4" w:space="0" w:color="243447"/>
+              <w:bottom w:val="single" w:sz="4" w:space="0" w:color="243447"/>
+              <w:right w:val="single" w:sz="4" w:space="0" w:color="243447"/>
             </w:tcBorders>
             <w:tcMar>
               <w:top w:w="50" w:type="dxa"/>
@@ -3124,13 +3124,13 @@
         </w:tc>
         <w:tc>
           <w:tcPr>
-            <w:tcW w:type="dxa" w:w="2976"/>
-            <w:shd w:fill="1B365D" w:val="clear"/>
+            <w:tcW w:type="dxa" w:w="3000"/>
+            <w:shd w:fill="243447" w:val="clear"/>
             <w:tcBorders>
-              <w:top w:val="single" w:sz="4" w:space="0" w:color="1B365D"/>
-              <w:left w:val="single" w:sz="4" w:space="0" w:color="1B365D"/>
-              <w:bottom w:val="single" w:sz="4" w:space="0" w:color="1B365D"/>
-              <w:right w:val="single" w:sz="4" w:space="0" w:color="1B365D"/>
+              <w:top w:val="single" w:sz="4" w:space="0" w:color="243447"/>
+              <w:left w:val="single" w:sz="4" w:space="0" w:color="243447"/>
+              <w:bottom w:val="single" w:sz="4" w:space="0" w:color="243447"/>
+              <w:right w:val="single" w:sz="4" w:space="0" w:color="243447"/>
             </w:tcBorders>
             <w:tcMar>
               <w:top w:w="50" w:type="dxa"/>
@@ -3159,7 +3159,7 @@
       <w:tr>
         <w:tc>
           <w:tcPr>
-            <w:tcW w:type="dxa" w:w="2976"/>
+            <w:tcW w:type="dxa" w:w="3000"/>
             <w:shd w:fill="FFFFFF" w:val="clear"/>
             <w:tcBorders>
               <w:top w:val="single" w:sz="4" w:space="0" w:color="C5CDD6"/>
@@ -3192,7 +3192,7 @@
         </w:tc>
         <w:tc>
           <w:tcPr>
-            <w:tcW w:type="dxa" w:w="2976"/>
+            <w:tcW w:type="dxa" w:w="3000"/>
             <w:shd w:fill="FFFFFF" w:val="clear"/>
             <w:tcBorders>
               <w:top w:val="single" w:sz="4" w:space="0" w:color="C5CDD6"/>
@@ -3225,7 +3225,7 @@
         </w:tc>
         <w:tc>
           <w:tcPr>
-            <w:tcW w:type="dxa" w:w="2976"/>
+            <w:tcW w:type="dxa" w:w="3000"/>
             <w:shd w:fill="FFFFFF" w:val="clear"/>
             <w:tcBorders>
               <w:top w:val="single" w:sz="4" w:space="0" w:color="C5CDD6"/>
@@ -3260,8 +3260,8 @@
       <w:tr>
         <w:tc>
           <w:tcPr>
-            <w:tcW w:type="dxa" w:w="2976"/>
-            <w:shd w:fill="EEF2F6" w:val="clear"/>
+            <w:tcW w:type="dxa" w:w="3000"/>
+            <w:shd w:fill="E8ECF0" w:val="clear"/>
             <w:tcBorders>
               <w:top w:val="single" w:sz="4" w:space="0" w:color="C5CDD6"/>
               <w:left w:val="single" w:sz="4" w:space="0" w:color="C5CDD6"/>
@@ -3293,8 +3293,8 @@
         </w:tc>
         <w:tc>
           <w:tcPr>
-            <w:tcW w:type="dxa" w:w="2976"/>
-            <w:shd w:fill="EEF2F6" w:val="clear"/>
+            <w:tcW w:type="dxa" w:w="3000"/>
+            <w:shd w:fill="E8ECF0" w:val="clear"/>
             <w:tcBorders>
               <w:top w:val="single" w:sz="4" w:space="0" w:color="C5CDD6"/>
               <w:left w:val="single" w:sz="4" w:space="0" w:color="C5CDD6"/>
@@ -3326,8 +3326,8 @@
         </w:tc>
         <w:tc>
           <w:tcPr>
-            <w:tcW w:type="dxa" w:w="2976"/>
-            <w:shd w:fill="EEF2F6" w:val="clear"/>
+            <w:tcW w:type="dxa" w:w="3000"/>
+            <w:shd w:fill="E8ECF0" w:val="clear"/>
             <w:tcBorders>
               <w:top w:val="single" w:sz="4" w:space="0" w:color="C5CDD6"/>
               <w:left w:val="single" w:sz="4" w:space="0" w:color="C5CDD6"/>
@@ -3361,7 +3361,7 @@
       <w:tr>
         <w:tc>
           <w:tcPr>
-            <w:tcW w:type="dxa" w:w="2976"/>
+            <w:tcW w:type="dxa" w:w="3000"/>
             <w:shd w:fill="FFFFFF" w:val="clear"/>
             <w:tcBorders>
               <w:top w:val="single" w:sz="4" w:space="0" w:color="C5CDD6"/>
@@ -3394,7 +3394,7 @@
         </w:tc>
         <w:tc>
           <w:tcPr>
-            <w:tcW w:type="dxa" w:w="2976"/>
+            <w:tcW w:type="dxa" w:w="3000"/>
             <w:shd w:fill="FFFFFF" w:val="clear"/>
             <w:tcBorders>
               <w:top w:val="single" w:sz="4" w:space="0" w:color="C5CDD6"/>
@@ -3427,7 +3427,7 @@
         </w:tc>
         <w:tc>
           <w:tcPr>
-            <w:tcW w:type="dxa" w:w="2976"/>
+            <w:tcW w:type="dxa" w:w="3000"/>
             <w:shd w:fill="FFFFFF" w:val="clear"/>
             <w:tcBorders>
               <w:top w:val="single" w:sz="4" w:space="0" w:color="C5CDD6"/>
@@ -3462,8 +3462,8 @@
       <w:tr>
         <w:tc>
           <w:tcPr>
-            <w:tcW w:type="dxa" w:w="2976"/>
-            <w:shd w:fill="EEF2F6" w:val="clear"/>
+            <w:tcW w:type="dxa" w:w="3000"/>
+            <w:shd w:fill="E8ECF0" w:val="clear"/>
             <w:tcBorders>
               <w:top w:val="single" w:sz="4" w:space="0" w:color="C5CDD6"/>
               <w:left w:val="single" w:sz="4" w:space="0" w:color="C5CDD6"/>
@@ -3495,8 +3495,8 @@
         </w:tc>
         <w:tc>
           <w:tcPr>
-            <w:tcW w:type="dxa" w:w="2976"/>
-            <w:shd w:fill="EEF2F6" w:val="clear"/>
+            <w:tcW w:type="dxa" w:w="3000"/>
+            <w:shd w:fill="E8ECF0" w:val="clear"/>
             <w:tcBorders>
               <w:top w:val="single" w:sz="4" w:space="0" w:color="C5CDD6"/>
               <w:left w:val="single" w:sz="4" w:space="0" w:color="C5CDD6"/>
@@ -3528,8 +3528,8 @@
         </w:tc>
         <w:tc>
           <w:tcPr>
-            <w:tcW w:type="dxa" w:w="2976"/>
-            <w:shd w:fill="EEF2F6" w:val="clear"/>
+            <w:tcW w:type="dxa" w:w="3000"/>
+            <w:shd w:fill="E8ECF0" w:val="clear"/>
             <w:tcBorders>
               <w:top w:val="single" w:sz="4" w:space="0" w:color="C5CDD6"/>
               <w:left w:val="single" w:sz="4" w:space="0" w:color="C5CDD6"/>
@@ -3563,7 +3563,7 @@
       <w:tr>
         <w:tc>
           <w:tcPr>
-            <w:tcW w:type="dxa" w:w="2976"/>
+            <w:tcW w:type="dxa" w:w="3000"/>
             <w:shd w:fill="FFFFFF" w:val="clear"/>
             <w:tcBorders>
               <w:top w:val="single" w:sz="4" w:space="0" w:color="C5CDD6"/>
@@ -3596,7 +3596,7 @@
         </w:tc>
         <w:tc>
           <w:tcPr>
-            <w:tcW w:type="dxa" w:w="2976"/>
+            <w:tcW w:type="dxa" w:w="3000"/>
             <w:shd w:fill="FFFFFF" w:val="clear"/>
             <w:tcBorders>
               <w:top w:val="single" w:sz="4" w:space="0" w:color="C5CDD6"/>
@@ -3629,7 +3629,7 @@
         </w:tc>
         <w:tc>
           <w:tcPr>
-            <w:tcW w:type="dxa" w:w="2976"/>
+            <w:tcW w:type="dxa" w:w="3000"/>
             <w:shd w:fill="FFFFFF" w:val="clear"/>
             <w:tcBorders>
               <w:top w:val="single" w:sz="4" w:space="0" w:color="C5CDD6"/>
@@ -3664,8 +3664,8 @@
       <w:tr>
         <w:tc>
           <w:tcPr>
-            <w:tcW w:type="dxa" w:w="2976"/>
-            <w:shd w:fill="EEF2F6" w:val="clear"/>
+            <w:tcW w:type="dxa" w:w="3000"/>
+            <w:shd w:fill="E8ECF0" w:val="clear"/>
             <w:tcBorders>
               <w:top w:val="single" w:sz="4" w:space="0" w:color="C5CDD6"/>
               <w:left w:val="single" w:sz="4" w:space="0" w:color="C5CDD6"/>
@@ -3697,8 +3697,8 @@
         </w:tc>
         <w:tc>
           <w:tcPr>
-            <w:tcW w:type="dxa" w:w="2976"/>
-            <w:shd w:fill="EEF2F6" w:val="clear"/>
+            <w:tcW w:type="dxa" w:w="3000"/>
+            <w:shd w:fill="E8ECF0" w:val="clear"/>
             <w:tcBorders>
               <w:top w:val="single" w:sz="4" w:space="0" w:color="C5CDD6"/>
               <w:left w:val="single" w:sz="4" w:space="0" w:color="C5CDD6"/>
@@ -3730,8 +3730,8 @@
         </w:tc>
         <w:tc>
           <w:tcPr>
-            <w:tcW w:type="dxa" w:w="2976"/>
-            <w:shd w:fill="EEF2F6" w:val="clear"/>
+            <w:tcW w:type="dxa" w:w="3000"/>
+            <w:shd w:fill="E8ECF0" w:val="clear"/>
             <w:tcBorders>
               <w:top w:val="single" w:sz="4" w:space="0" w:color="C5CDD6"/>
               <w:left w:val="single" w:sz="4" w:space="0" w:color="C5CDD6"/>
@@ -3765,7 +3765,7 @@
       <w:tr>
         <w:tc>
           <w:tcPr>
-            <w:tcW w:type="dxa" w:w="2976"/>
+            <w:tcW w:type="dxa" w:w="3000"/>
             <w:shd w:fill="FFFFFF" w:val="clear"/>
             <w:tcBorders>
               <w:top w:val="single" w:sz="4" w:space="0" w:color="C5CDD6"/>
@@ -3798,7 +3798,7 @@
         </w:tc>
         <w:tc>
           <w:tcPr>
-            <w:tcW w:type="dxa" w:w="2976"/>
+            <w:tcW w:type="dxa" w:w="3000"/>
             <w:shd w:fill="FFFFFF" w:val="clear"/>
             <w:tcBorders>
               <w:top w:val="single" w:sz="4" w:space="0" w:color="C5CDD6"/>
@@ -3831,7 +3831,7 @@
         </w:tc>
         <w:tc>
           <w:tcPr>
-            <w:tcW w:type="dxa" w:w="2976"/>
+            <w:tcW w:type="dxa" w:w="3000"/>
             <w:shd w:fill="FFFFFF" w:val="clear"/>
             <w:tcBorders>
               <w:top w:val="single" w:sz="4" w:space="0" w:color="C5CDD6"/>
@@ -3879,8 +3879,8 @@
     </w:p>
     <w:p>
       <w:pPr>
-        <w:spacing w:before="0" w:after="240" w:line="427" w:lineRule="auto"/>
-        <w:ind w:firstLine="288"/>
+        <w:spacing w:before="0" w:after="220" w:line="396" w:lineRule="auto"/>
+        <w:ind w:firstLine="173"/>
       </w:pPr>
       <w:r>
         <w:rPr>
@@ -3893,8 +3893,8 @@
     </w:p>
     <w:p>
       <w:pPr>
-        <w:spacing w:before="0" w:after="240" w:line="427" w:lineRule="auto"/>
-        <w:ind w:firstLine="288"/>
+        <w:spacing w:before="0" w:after="220" w:line="396" w:lineRule="auto"/>
+        <w:ind w:firstLine="173"/>
       </w:pPr>
       <w:r>
         <w:rPr>
@@ -3927,21 +3927,21 @@
         <w:tblLook w:firstColumn="1" w:firstRow="1" w:lastColumn="0" w:lastRow="0" w:noHBand="0" w:noVBand="1" w:val="04A0"/>
       </w:tblPr>
       <w:tblGrid>
-        <w:gridCol w:w="2232"/>
-        <w:gridCol w:w="2232"/>
-        <w:gridCol w:w="2232"/>
-        <w:gridCol w:w="2232"/>
+        <w:gridCol w:w="2250"/>
+        <w:gridCol w:w="2250"/>
+        <w:gridCol w:w="2250"/>
+        <w:gridCol w:w="2250"/>
       </w:tblGrid>
       <w:tr>
         <w:tc>
           <w:tcPr>
-            <w:tcW w:type="dxa" w:w="2232"/>
-            <w:shd w:fill="1B365D" w:val="clear"/>
+            <w:tcW w:type="dxa" w:w="2250"/>
+            <w:shd w:fill="243447" w:val="clear"/>
             <w:tcBorders>
-              <w:top w:val="single" w:sz="4" w:space="0" w:color="1B365D"/>
-              <w:left w:val="single" w:sz="4" w:space="0" w:color="1B365D"/>
-              <w:bottom w:val="single" w:sz="4" w:space="0" w:color="1B365D"/>
-              <w:right w:val="single" w:sz="4" w:space="0" w:color="1B365D"/>
+              <w:top w:val="single" w:sz="4" w:space="0" w:color="243447"/>
+              <w:left w:val="single" w:sz="4" w:space="0" w:color="243447"/>
+              <w:bottom w:val="single" w:sz="4" w:space="0" w:color="243447"/>
+              <w:right w:val="single" w:sz="4" w:space="0" w:color="243447"/>
             </w:tcBorders>
             <w:tcMar>
               <w:top w:w="50" w:type="dxa"/>
@@ -3968,13 +3968,13 @@
         </w:tc>
         <w:tc>
           <w:tcPr>
-            <w:tcW w:type="dxa" w:w="2232"/>
-            <w:shd w:fill="1B365D" w:val="clear"/>
+            <w:tcW w:type="dxa" w:w="2250"/>
+            <w:shd w:fill="243447" w:val="clear"/>
             <w:tcBorders>
-              <w:top w:val="single" w:sz="4" w:space="0" w:color="1B365D"/>
-              <w:left w:val="single" w:sz="4" w:space="0" w:color="1B365D"/>
-              <w:bottom w:val="single" w:sz="4" w:space="0" w:color="1B365D"/>
-              <w:right w:val="single" w:sz="4" w:space="0" w:color="1B365D"/>
+              <w:top w:val="single" w:sz="4" w:space="0" w:color="243447"/>
+              <w:left w:val="single" w:sz="4" w:space="0" w:color="243447"/>
+              <w:bottom w:val="single" w:sz="4" w:space="0" w:color="243447"/>
+              <w:right w:val="single" w:sz="4" w:space="0" w:color="243447"/>
             </w:tcBorders>
             <w:tcMar>
               <w:top w:w="50" w:type="dxa"/>
@@ -4001,13 +4001,13 @@
         </w:tc>
         <w:tc>
           <w:tcPr>
-            <w:tcW w:type="dxa" w:w="2232"/>
-            <w:shd w:fill="1B365D" w:val="clear"/>
+            <w:tcW w:type="dxa" w:w="2250"/>
+            <w:shd w:fill="243447" w:val="clear"/>
             <w:tcBorders>
-              <w:top w:val="single" w:sz="4" w:space="0" w:color="1B365D"/>
-              <w:left w:val="single" w:sz="4" w:space="0" w:color="1B365D"/>
-              <w:bottom w:val="single" w:sz="4" w:space="0" w:color="1B365D"/>
-              <w:right w:val="single" w:sz="4" w:space="0" w:color="1B365D"/>
+              <w:top w:val="single" w:sz="4" w:space="0" w:color="243447"/>
+              <w:left w:val="single" w:sz="4" w:space="0" w:color="243447"/>
+              <w:bottom w:val="single" w:sz="4" w:space="0" w:color="243447"/>
+              <w:right w:val="single" w:sz="4" w:space="0" w:color="243447"/>
             </w:tcBorders>
             <w:tcMar>
               <w:top w:w="50" w:type="dxa"/>
@@ -4034,13 +4034,13 @@
         </w:tc>
         <w:tc>
           <w:tcPr>
-            <w:tcW w:type="dxa" w:w="2232"/>
-            <w:shd w:fill="1B365D" w:val="clear"/>
+            <w:tcW w:type="dxa" w:w="2250"/>
+            <w:shd w:fill="243447" w:val="clear"/>
             <w:tcBorders>
-              <w:top w:val="single" w:sz="4" w:space="0" w:color="1B365D"/>
-              <w:left w:val="single" w:sz="4" w:space="0" w:color="1B365D"/>
-              <w:bottom w:val="single" w:sz="4" w:space="0" w:color="1B365D"/>
-              <w:right w:val="single" w:sz="4" w:space="0" w:color="1B365D"/>
+              <w:top w:val="single" w:sz="4" w:space="0" w:color="243447"/>
+              <w:left w:val="single" w:sz="4" w:space="0" w:color="243447"/>
+              <w:bottom w:val="single" w:sz="4" w:space="0" w:color="243447"/>
+              <w:right w:val="single" w:sz="4" w:space="0" w:color="243447"/>
             </w:tcBorders>
             <w:tcMar>
               <w:top w:w="50" w:type="dxa"/>
@@ -4069,7 +4069,7 @@
       <w:tr>
         <w:tc>
           <w:tcPr>
-            <w:tcW w:type="dxa" w:w="2232"/>
+            <w:tcW w:type="dxa" w:w="2250"/>
             <w:shd w:fill="FFFFFF" w:val="clear"/>
             <w:tcBorders>
               <w:top w:val="single" w:sz="4" w:space="0" w:color="C5CDD6"/>
@@ -4102,7 +4102,7 @@
         </w:tc>
         <w:tc>
           <w:tcPr>
-            <w:tcW w:type="dxa" w:w="2232"/>
+            <w:tcW w:type="dxa" w:w="2250"/>
             <w:shd w:fill="FFFFFF" w:val="clear"/>
             <w:tcBorders>
               <w:top w:val="single" w:sz="4" w:space="0" w:color="C5CDD6"/>
@@ -4135,7 +4135,7 @@
         </w:tc>
         <w:tc>
           <w:tcPr>
-            <w:tcW w:type="dxa" w:w="2232"/>
+            <w:tcW w:type="dxa" w:w="2250"/>
             <w:shd w:fill="FFFFFF" w:val="clear"/>
             <w:tcBorders>
               <w:top w:val="single" w:sz="4" w:space="0" w:color="C5CDD6"/>
@@ -4168,7 +4168,7 @@
         </w:tc>
         <w:tc>
           <w:tcPr>
-            <w:tcW w:type="dxa" w:w="2232"/>
+            <w:tcW w:type="dxa" w:w="2250"/>
             <w:shd w:fill="FFFFFF" w:val="clear"/>
             <w:tcBorders>
               <w:top w:val="single" w:sz="4" w:space="0" w:color="C5CDD6"/>
@@ -4203,8 +4203,8 @@
       <w:tr>
         <w:tc>
           <w:tcPr>
-            <w:tcW w:type="dxa" w:w="2232"/>
-            <w:shd w:fill="EEF2F6" w:val="clear"/>
+            <w:tcW w:type="dxa" w:w="2250"/>
+            <w:shd w:fill="E8ECF0" w:val="clear"/>
             <w:tcBorders>
               <w:top w:val="single" w:sz="4" w:space="0" w:color="C5CDD6"/>
               <w:left w:val="single" w:sz="4" w:space="0" w:color="C5CDD6"/>
@@ -4236,8 +4236,8 @@
         </w:tc>
         <w:tc>
           <w:tcPr>
-            <w:tcW w:type="dxa" w:w="2232"/>
-            <w:shd w:fill="EEF2F6" w:val="clear"/>
+            <w:tcW w:type="dxa" w:w="2250"/>
+            <w:shd w:fill="E8ECF0" w:val="clear"/>
             <w:tcBorders>
               <w:top w:val="single" w:sz="4" w:space="0" w:color="C5CDD6"/>
               <w:left w:val="single" w:sz="4" w:space="0" w:color="C5CDD6"/>
@@ -4269,8 +4269,8 @@
         </w:tc>
         <w:tc>
           <w:tcPr>
-            <w:tcW w:type="dxa" w:w="2232"/>
-            <w:shd w:fill="EEF2F6" w:val="clear"/>
+            <w:tcW w:type="dxa" w:w="2250"/>
+            <w:shd w:fill="E8ECF0" w:val="clear"/>
             <w:tcBorders>
               <w:top w:val="single" w:sz="4" w:space="0" w:color="C5CDD6"/>
               <w:left w:val="single" w:sz="4" w:space="0" w:color="C5CDD6"/>
@@ -4302,8 +4302,8 @@
         </w:tc>
         <w:tc>
           <w:tcPr>
-            <w:tcW w:type="dxa" w:w="2232"/>
-            <w:shd w:fill="EEF2F6" w:val="clear"/>
+            <w:tcW w:type="dxa" w:w="2250"/>
+            <w:shd w:fill="E8ECF0" w:val="clear"/>
             <w:tcBorders>
               <w:top w:val="single" w:sz="4" w:space="0" w:color="C5CDD6"/>
               <w:left w:val="single" w:sz="4" w:space="0" w:color="C5CDD6"/>
@@ -4337,7 +4337,7 @@
       <w:tr>
         <w:tc>
           <w:tcPr>
-            <w:tcW w:type="dxa" w:w="2232"/>
+            <w:tcW w:type="dxa" w:w="2250"/>
             <w:shd w:fill="FFFFFF" w:val="clear"/>
             <w:tcBorders>
               <w:top w:val="single" w:sz="4" w:space="0" w:color="C5CDD6"/>
@@ -4370,7 +4370,7 @@
         </w:tc>
         <w:tc>
           <w:tcPr>
-            <w:tcW w:type="dxa" w:w="2232"/>
+            <w:tcW w:type="dxa" w:w="2250"/>
             <w:shd w:fill="FFFFFF" w:val="clear"/>
             <w:tcBorders>
               <w:top w:val="single" w:sz="4" w:space="0" w:color="C5CDD6"/>
@@ -4403,7 +4403,7 @@
         </w:tc>
         <w:tc>
           <w:tcPr>
-            <w:tcW w:type="dxa" w:w="2232"/>
+            <w:tcW w:type="dxa" w:w="2250"/>
             <w:shd w:fill="FFFFFF" w:val="clear"/>
             <w:tcBorders>
               <w:top w:val="single" w:sz="4" w:space="0" w:color="C5CDD6"/>
@@ -4436,7 +4436,7 @@
         </w:tc>
         <w:tc>
           <w:tcPr>
-            <w:tcW w:type="dxa" w:w="2232"/>
+            <w:tcW w:type="dxa" w:w="2250"/>
             <w:shd w:fill="FFFFFF" w:val="clear"/>
             <w:tcBorders>
               <w:top w:val="single" w:sz="4" w:space="0" w:color="C5CDD6"/>
@@ -4471,8 +4471,8 @@
       <w:tr>
         <w:tc>
           <w:tcPr>
-            <w:tcW w:type="dxa" w:w="2232"/>
-            <w:shd w:fill="EEF2F6" w:val="clear"/>
+            <w:tcW w:type="dxa" w:w="2250"/>
+            <w:shd w:fill="E8ECF0" w:val="clear"/>
             <w:tcBorders>
               <w:top w:val="single" w:sz="4" w:space="0" w:color="C5CDD6"/>
               <w:left w:val="single" w:sz="4" w:space="0" w:color="C5CDD6"/>
@@ -4504,8 +4504,8 @@
         </w:tc>
         <w:tc>
           <w:tcPr>
-            <w:tcW w:type="dxa" w:w="2232"/>
-            <w:shd w:fill="EEF2F6" w:val="clear"/>
+            <w:tcW w:type="dxa" w:w="2250"/>
+            <w:shd w:fill="E8ECF0" w:val="clear"/>
             <w:tcBorders>
               <w:top w:val="single" w:sz="4" w:space="0" w:color="C5CDD6"/>
               <w:left w:val="single" w:sz="4" w:space="0" w:color="C5CDD6"/>
@@ -4537,8 +4537,8 @@
         </w:tc>
         <w:tc>
           <w:tcPr>
-            <w:tcW w:type="dxa" w:w="2232"/>
-            <w:shd w:fill="EEF2F6" w:val="clear"/>
+            <w:tcW w:type="dxa" w:w="2250"/>
+            <w:shd w:fill="E8ECF0" w:val="clear"/>
             <w:tcBorders>
               <w:top w:val="single" w:sz="4" w:space="0" w:color="C5CDD6"/>
               <w:left w:val="single" w:sz="4" w:space="0" w:color="C5CDD6"/>
@@ -4570,8 +4570,8 @@
         </w:tc>
         <w:tc>
           <w:tcPr>
-            <w:tcW w:type="dxa" w:w="2232"/>
-            <w:shd w:fill="EEF2F6" w:val="clear"/>
+            <w:tcW w:type="dxa" w:w="2250"/>
+            <w:shd w:fill="E8ECF0" w:val="clear"/>
             <w:tcBorders>
               <w:top w:val="single" w:sz="4" w:space="0" w:color="C5CDD6"/>
               <w:left w:val="single" w:sz="4" w:space="0" w:color="C5CDD6"/>
@@ -4605,7 +4605,7 @@
       <w:tr>
         <w:tc>
           <w:tcPr>
-            <w:tcW w:type="dxa" w:w="2232"/>
+            <w:tcW w:type="dxa" w:w="2250"/>
             <w:shd w:fill="FFFFFF" w:val="clear"/>
             <w:tcBorders>
               <w:top w:val="single" w:sz="4" w:space="0" w:color="C5CDD6"/>
@@ -4638,7 +4638,7 @@
         </w:tc>
         <w:tc>
           <w:tcPr>
-            <w:tcW w:type="dxa" w:w="2232"/>
+            <w:tcW w:type="dxa" w:w="2250"/>
             <w:shd w:fill="FFFFFF" w:val="clear"/>
             <w:tcBorders>
               <w:top w:val="single" w:sz="4" w:space="0" w:color="C5CDD6"/>
@@ -4671,7 +4671,7 @@
         </w:tc>
         <w:tc>
           <w:tcPr>
-            <w:tcW w:type="dxa" w:w="2232"/>
+            <w:tcW w:type="dxa" w:w="2250"/>
             <w:shd w:fill="FFFFFF" w:val="clear"/>
             <w:tcBorders>
               <w:top w:val="single" w:sz="4" w:space="0" w:color="C5CDD6"/>
@@ -4704,7 +4704,7 @@
         </w:tc>
         <w:tc>
           <w:tcPr>
-            <w:tcW w:type="dxa" w:w="2232"/>
+            <w:tcW w:type="dxa" w:w="2250"/>
             <w:shd w:fill="FFFFFF" w:val="clear"/>
             <w:tcBorders>
               <w:top w:val="single" w:sz="4" w:space="0" w:color="C5CDD6"/>
@@ -4744,8 +4744,8 @@
     </w:p>
     <w:p>
       <w:pPr>
-        <w:spacing w:before="0" w:after="240" w:line="427" w:lineRule="auto"/>
-        <w:ind w:firstLine="288"/>
+        <w:spacing w:before="0" w:after="220" w:line="396" w:lineRule="auto"/>
+        <w:ind w:firstLine="173"/>
       </w:pPr>
       <w:r>
         <w:rPr>
@@ -4776,12 +4776,12 @@
         <w:tblLook w:firstColumn="1" w:firstRow="1" w:lastColumn="0" w:lastRow="0" w:noHBand="0" w:noVBand="1" w:val="04A0"/>
       </w:tblPr>
       <w:tblGrid>
-        <w:gridCol w:w="8928"/>
+        <w:gridCol w:w="9000"/>
       </w:tblGrid>
       <w:tr>
         <w:tc>
           <w:tcPr>
-            <w:tcW w:type="dxa" w:w="8928"/>
+            <w:tcW w:type="dxa" w:w="9000"/>
             <w:shd w:fill="F3F4F6" w:val="clear"/>
             <w:tcBorders>
               <w:top w:val="single" w:sz="6" w:space="0" w:color="C5CDD6"/>
@@ -5158,8 +5158,8 @@
     </w:p>
     <w:p>
       <w:pPr>
-        <w:spacing w:before="0" w:after="240" w:line="427" w:lineRule="auto"/>
-        <w:ind w:firstLine="288"/>
+        <w:spacing w:before="0" w:after="220" w:line="396" w:lineRule="auto"/>
+        <w:ind w:firstLine="173"/>
       </w:pPr>
       <w:r>
         <w:rPr>
@@ -5180,8 +5180,8 @@
     </w:p>
     <w:p>
       <w:pPr>
-        <w:spacing w:before="0" w:after="240" w:line="427" w:lineRule="auto"/>
-        <w:ind w:firstLine="288"/>
+        <w:spacing w:before="0" w:after="220" w:line="396" w:lineRule="auto"/>
+        <w:ind w:firstLine="173"/>
       </w:pPr>
       <w:r>
         <w:rPr>
@@ -5194,8 +5194,8 @@
     </w:p>
     <w:p>
       <w:pPr>
-        <w:spacing w:before="0" w:after="240" w:line="427" w:lineRule="auto"/>
-        <w:ind w:firstLine="288"/>
+        <w:spacing w:before="0" w:after="220" w:line="396" w:lineRule="auto"/>
+        <w:ind w:firstLine="173"/>
       </w:pPr>
       <w:r>
         <w:rPr>
@@ -5226,12 +5226,12 @@
         <w:tblLook w:firstColumn="1" w:firstRow="1" w:lastColumn="0" w:lastRow="0" w:noHBand="0" w:noVBand="1" w:val="04A0"/>
       </w:tblPr>
       <w:tblGrid>
-        <w:gridCol w:w="8928"/>
+        <w:gridCol w:w="9000"/>
       </w:tblGrid>
       <w:tr>
         <w:tc>
           <w:tcPr>
-            <w:tcW w:type="dxa" w:w="8928"/>
+            <w:tcW w:type="dxa" w:w="9000"/>
             <w:shd w:fill="F3F4F6" w:val="clear"/>
             <w:tcBorders>
               <w:top w:val="single" w:sz="6" w:space="0" w:color="C5CDD6"/>
@@ -5356,8 +5356,8 @@
     </w:p>
     <w:p>
       <w:pPr>
-        <w:spacing w:before="0" w:after="240" w:line="427" w:lineRule="auto"/>
-        <w:ind w:firstLine="288"/>
+        <w:spacing w:before="0" w:after="220" w:line="396" w:lineRule="auto"/>
+        <w:ind w:firstLine="173"/>
       </w:pPr>
       <w:r>
         <w:rPr>
@@ -5370,8 +5370,8 @@
     </w:p>
     <w:p>
       <w:pPr>
-        <w:spacing w:before="0" w:after="240" w:line="427" w:lineRule="auto"/>
-        <w:ind w:firstLine="288"/>
+        <w:spacing w:before="0" w:after="220" w:line="396" w:lineRule="auto"/>
+        <w:ind w:firstLine="173"/>
       </w:pPr>
       <w:r>
         <w:rPr>
@@ -5384,8 +5384,8 @@
     </w:p>
     <w:p>
       <w:pPr>
-        <w:spacing w:before="0" w:after="240" w:line="427" w:lineRule="auto"/>
-        <w:ind w:firstLine="288"/>
+        <w:spacing w:before="0" w:after="220" w:line="396" w:lineRule="auto"/>
+        <w:ind w:firstLine="173"/>
       </w:pPr>
       <w:r>
         <w:rPr>
@@ -5402,18 +5402,18 @@
         <w:tblLook w:firstColumn="1" w:firstRow="1" w:lastColumn="0" w:lastRow="0" w:noHBand="0" w:noVBand="1" w:val="04A0"/>
       </w:tblPr>
       <w:tblGrid>
-        <w:gridCol w:w="8928"/>
+        <w:gridCol w:w="9000"/>
       </w:tblGrid>
       <w:tr>
         <w:tc>
           <w:tcPr>
-            <w:tcW w:type="dxa" w:w="8928"/>
+            <w:tcW w:type="dxa" w:w="9000"/>
             <w:shd w:fill="F4F1E8" w:val="clear"/>
             <w:tcBorders>
-              <w:top w:val="single" w:sz="10" w:space="0" w:color="1B365D"/>
-              <w:left w:val="single" w:sz="10" w:space="0" w:color="1B365D"/>
-              <w:bottom w:val="single" w:sz="10" w:space="0" w:color="1B365D"/>
-              <w:right w:val="single" w:sz="10" w:space="0" w:color="1B365D"/>
+              <w:top w:val="single" w:sz="10" w:space="0" w:color="243447"/>
+              <w:left w:val="single" w:sz="10" w:space="0" w:color="243447"/>
+              <w:bottom w:val="single" w:sz="10" w:space="0" w:color="243447"/>
+              <w:right w:val="single" w:sz="10" w:space="0" w:color="243447"/>
             </w:tcBorders>
             <w:tcMar>
               <w:top w:w="80" w:type="dxa"/>
@@ -5431,7 +5431,7 @@
               <w:rPr>
                 <w:rFonts w:ascii="Liberation Sans" w:hAnsi="Liberation Sans" w:eastAsia="Liberation Sans" w:cs="Liberation Sans"/>
                 <w:b/>
-                <w:color w:val="1B365D"/>
+                <w:color w:val="243447"/>
                 <w:sz w:val="16"/>
               </w:rPr>
               <w:t>REJECTED ALTERNATIVE</w:t>
@@ -5538,8 +5538,8 @@
     </w:p>
     <w:p>
       <w:pPr>
-        <w:spacing w:before="0" w:after="240" w:line="427" w:lineRule="auto"/>
-        <w:ind w:firstLine="288"/>
+        <w:spacing w:before="0" w:after="220" w:line="396" w:lineRule="auto"/>
+        <w:ind w:firstLine="173"/>
       </w:pPr>
       <w:r>
         <w:rPr>
@@ -5580,20 +5580,20 @@
         <w:tblLook w:firstColumn="1" w:firstRow="1" w:lastColumn="0" w:lastRow="0" w:noHBand="0" w:noVBand="1" w:val="04A0"/>
       </w:tblPr>
       <w:tblGrid>
-        <w:gridCol w:w="2976"/>
-        <w:gridCol w:w="2976"/>
-        <w:gridCol w:w="2976"/>
+        <w:gridCol w:w="3000"/>
+        <w:gridCol w:w="3000"/>
+        <w:gridCol w:w="3000"/>
       </w:tblGrid>
       <w:tr>
         <w:tc>
           <w:tcPr>
-            <w:tcW w:type="dxa" w:w="2976"/>
-            <w:shd w:fill="1B365D" w:val="clear"/>
+            <w:tcW w:type="dxa" w:w="3000"/>
+            <w:shd w:fill="243447" w:val="clear"/>
             <w:tcBorders>
-              <w:top w:val="single" w:sz="4" w:space="0" w:color="1B365D"/>
-              <w:left w:val="single" w:sz="4" w:space="0" w:color="1B365D"/>
-              <w:bottom w:val="single" w:sz="4" w:space="0" w:color="1B365D"/>
-              <w:right w:val="single" w:sz="4" w:space="0" w:color="1B365D"/>
+              <w:top w:val="single" w:sz="4" w:space="0" w:color="243447"/>
+              <w:left w:val="single" w:sz="4" w:space="0" w:color="243447"/>
+              <w:bottom w:val="single" w:sz="4" w:space="0" w:color="243447"/>
+              <w:right w:val="single" w:sz="4" w:space="0" w:color="243447"/>
             </w:tcBorders>
             <w:tcMar>
               <w:top w:w="50" w:type="dxa"/>
@@ -5620,13 +5620,13 @@
         </w:tc>
         <w:tc>
           <w:tcPr>
-            <w:tcW w:type="dxa" w:w="2976"/>
-            <w:shd w:fill="1B365D" w:val="clear"/>
+            <w:tcW w:type="dxa" w:w="3000"/>
+            <w:shd w:fill="243447" w:val="clear"/>
             <w:tcBorders>
-              <w:top w:val="single" w:sz="4" w:space="0" w:color="1B365D"/>
-              <w:left w:val="single" w:sz="4" w:space="0" w:color="1B365D"/>
-              <w:bottom w:val="single" w:sz="4" w:space="0" w:color="1B365D"/>
-              <w:right w:val="single" w:sz="4" w:space="0" w:color="1B365D"/>
+              <w:top w:val="single" w:sz="4" w:space="0" w:color="243447"/>
+              <w:left w:val="single" w:sz="4" w:space="0" w:color="243447"/>
+              <w:bottom w:val="single" w:sz="4" w:space="0" w:color="243447"/>
+              <w:right w:val="single" w:sz="4" w:space="0" w:color="243447"/>
             </w:tcBorders>
             <w:tcMar>
               <w:top w:w="50" w:type="dxa"/>
@@ -5653,13 +5653,13 @@
         </w:tc>
         <w:tc>
           <w:tcPr>
-            <w:tcW w:type="dxa" w:w="2976"/>
-            <w:shd w:fill="1B365D" w:val="clear"/>
+            <w:tcW w:type="dxa" w:w="3000"/>
+            <w:shd w:fill="243447" w:val="clear"/>
             <w:tcBorders>
-              <w:top w:val="single" w:sz="4" w:space="0" w:color="1B365D"/>
-              <w:left w:val="single" w:sz="4" w:space="0" w:color="1B365D"/>
-              <w:bottom w:val="single" w:sz="4" w:space="0" w:color="1B365D"/>
-              <w:right w:val="single" w:sz="4" w:space="0" w:color="1B365D"/>
+              <w:top w:val="single" w:sz="4" w:space="0" w:color="243447"/>
+              <w:left w:val="single" w:sz="4" w:space="0" w:color="243447"/>
+              <w:bottom w:val="single" w:sz="4" w:space="0" w:color="243447"/>
+              <w:right w:val="single" w:sz="4" w:space="0" w:color="243447"/>
             </w:tcBorders>
             <w:tcMar>
               <w:top w:w="50" w:type="dxa"/>
@@ -5688,7 +5688,7 @@
       <w:tr>
         <w:tc>
           <w:tcPr>
-            <w:tcW w:type="dxa" w:w="2976"/>
+            <w:tcW w:type="dxa" w:w="3000"/>
             <w:shd w:fill="FFFFFF" w:val="clear"/>
             <w:tcBorders>
               <w:top w:val="single" w:sz="4" w:space="0" w:color="C5CDD6"/>
@@ -5721,7 +5721,7 @@
         </w:tc>
         <w:tc>
           <w:tcPr>
-            <w:tcW w:type="dxa" w:w="2976"/>
+            <w:tcW w:type="dxa" w:w="3000"/>
             <w:shd w:fill="FFFFFF" w:val="clear"/>
             <w:tcBorders>
               <w:top w:val="single" w:sz="4" w:space="0" w:color="C5CDD6"/>
@@ -5754,7 +5754,7 @@
         </w:tc>
         <w:tc>
           <w:tcPr>
-            <w:tcW w:type="dxa" w:w="2976"/>
+            <w:tcW w:type="dxa" w:w="3000"/>
             <w:shd w:fill="FFFFFF" w:val="clear"/>
             <w:tcBorders>
               <w:top w:val="single" w:sz="4" w:space="0" w:color="C5CDD6"/>
@@ -5789,8 +5789,8 @@
       <w:tr>
         <w:tc>
           <w:tcPr>
-            <w:tcW w:type="dxa" w:w="2976"/>
-            <w:shd w:fill="EEF2F6" w:val="clear"/>
+            <w:tcW w:type="dxa" w:w="3000"/>
+            <w:shd w:fill="E8ECF0" w:val="clear"/>
             <w:tcBorders>
               <w:top w:val="single" w:sz="4" w:space="0" w:color="C5CDD6"/>
               <w:left w:val="single" w:sz="4" w:space="0" w:color="C5CDD6"/>
@@ -5822,8 +5822,8 @@
         </w:tc>
         <w:tc>
           <w:tcPr>
-            <w:tcW w:type="dxa" w:w="2976"/>
-            <w:shd w:fill="EEF2F6" w:val="clear"/>
+            <w:tcW w:type="dxa" w:w="3000"/>
+            <w:shd w:fill="E8ECF0" w:val="clear"/>
             <w:tcBorders>
               <w:top w:val="single" w:sz="4" w:space="0" w:color="C5CDD6"/>
               <w:left w:val="single" w:sz="4" w:space="0" w:color="C5CDD6"/>
@@ -5855,8 +5855,8 @@
         </w:tc>
         <w:tc>
           <w:tcPr>
-            <w:tcW w:type="dxa" w:w="2976"/>
-            <w:shd w:fill="EEF2F6" w:val="clear"/>
+            <w:tcW w:type="dxa" w:w="3000"/>
+            <w:shd w:fill="E8ECF0" w:val="clear"/>
             <w:tcBorders>
               <w:top w:val="single" w:sz="4" w:space="0" w:color="C5CDD6"/>
               <w:left w:val="single" w:sz="4" w:space="0" w:color="C5CDD6"/>
@@ -5890,7 +5890,7 @@
       <w:tr>
         <w:tc>
           <w:tcPr>
-            <w:tcW w:type="dxa" w:w="2976"/>
+            <w:tcW w:type="dxa" w:w="3000"/>
             <w:shd w:fill="FFFFFF" w:val="clear"/>
             <w:tcBorders>
               <w:top w:val="single" w:sz="4" w:space="0" w:color="C5CDD6"/>
@@ -5923,7 +5923,7 @@
         </w:tc>
         <w:tc>
           <w:tcPr>
-            <w:tcW w:type="dxa" w:w="2976"/>
+            <w:tcW w:type="dxa" w:w="3000"/>
             <w:shd w:fill="FFFFFF" w:val="clear"/>
             <w:tcBorders>
               <w:top w:val="single" w:sz="4" w:space="0" w:color="C5CDD6"/>
@@ -5956,7 +5956,7 @@
         </w:tc>
         <w:tc>
           <w:tcPr>
-            <w:tcW w:type="dxa" w:w="2976"/>
+            <w:tcW w:type="dxa" w:w="3000"/>
             <w:shd w:fill="FFFFFF" w:val="clear"/>
             <w:tcBorders>
               <w:top w:val="single" w:sz="4" w:space="0" w:color="C5CDD6"/>
@@ -5991,8 +5991,8 @@
       <w:tr>
         <w:tc>
           <w:tcPr>
-            <w:tcW w:type="dxa" w:w="2976"/>
-            <w:shd w:fill="EEF2F6" w:val="clear"/>
+            <w:tcW w:type="dxa" w:w="3000"/>
+            <w:shd w:fill="E8ECF0" w:val="clear"/>
             <w:tcBorders>
               <w:top w:val="single" w:sz="4" w:space="0" w:color="C5CDD6"/>
               <w:left w:val="single" w:sz="4" w:space="0" w:color="C5CDD6"/>
@@ -6024,8 +6024,8 @@
         </w:tc>
         <w:tc>
           <w:tcPr>
-            <w:tcW w:type="dxa" w:w="2976"/>
-            <w:shd w:fill="EEF2F6" w:val="clear"/>
+            <w:tcW w:type="dxa" w:w="3000"/>
+            <w:shd w:fill="E8ECF0" w:val="clear"/>
             <w:tcBorders>
               <w:top w:val="single" w:sz="4" w:space="0" w:color="C5CDD6"/>
               <w:left w:val="single" w:sz="4" w:space="0" w:color="C5CDD6"/>
@@ -6057,8 +6057,8 @@
         </w:tc>
         <w:tc>
           <w:tcPr>
-            <w:tcW w:type="dxa" w:w="2976"/>
-            <w:shd w:fill="EEF2F6" w:val="clear"/>
+            <w:tcW w:type="dxa" w:w="3000"/>
+            <w:shd w:fill="E8ECF0" w:val="clear"/>
             <w:tcBorders>
               <w:top w:val="single" w:sz="4" w:space="0" w:color="C5CDD6"/>
               <w:left w:val="single" w:sz="4" w:space="0" w:color="C5CDD6"/>
@@ -6092,7 +6092,7 @@
       <w:tr>
         <w:tc>
           <w:tcPr>
-            <w:tcW w:type="dxa" w:w="2976"/>
+            <w:tcW w:type="dxa" w:w="3000"/>
             <w:shd w:fill="FFFFFF" w:val="clear"/>
             <w:tcBorders>
               <w:top w:val="single" w:sz="4" w:space="0" w:color="C5CDD6"/>
@@ -6125,7 +6125,7 @@
         </w:tc>
         <w:tc>
           <w:tcPr>
-            <w:tcW w:type="dxa" w:w="2976"/>
+            <w:tcW w:type="dxa" w:w="3000"/>
             <w:shd w:fill="FFFFFF" w:val="clear"/>
             <w:tcBorders>
               <w:top w:val="single" w:sz="4" w:space="0" w:color="C5CDD6"/>
@@ -6158,7 +6158,7 @@
         </w:tc>
         <w:tc>
           <w:tcPr>
-            <w:tcW w:type="dxa" w:w="2976"/>
+            <w:tcW w:type="dxa" w:w="3000"/>
             <w:shd w:fill="FFFFFF" w:val="clear"/>
             <w:tcBorders>
               <w:top w:val="single" w:sz="4" w:space="0" w:color="C5CDD6"/>
@@ -6193,8 +6193,8 @@
       <w:tr>
         <w:tc>
           <w:tcPr>
-            <w:tcW w:type="dxa" w:w="2976"/>
-            <w:shd w:fill="EEF2F6" w:val="clear"/>
+            <w:tcW w:type="dxa" w:w="3000"/>
+            <w:shd w:fill="E8ECF0" w:val="clear"/>
             <w:tcBorders>
               <w:top w:val="single" w:sz="4" w:space="0" w:color="C5CDD6"/>
               <w:left w:val="single" w:sz="4" w:space="0" w:color="C5CDD6"/>
@@ -6226,8 +6226,8 @@
         </w:tc>
         <w:tc>
           <w:tcPr>
-            <w:tcW w:type="dxa" w:w="2976"/>
-            <w:shd w:fill="EEF2F6" w:val="clear"/>
+            <w:tcW w:type="dxa" w:w="3000"/>
+            <w:shd w:fill="E8ECF0" w:val="clear"/>
             <w:tcBorders>
               <w:top w:val="single" w:sz="4" w:space="0" w:color="C5CDD6"/>
               <w:left w:val="single" w:sz="4" w:space="0" w:color="C5CDD6"/>
@@ -6259,8 +6259,8 @@
         </w:tc>
         <w:tc>
           <w:tcPr>
-            <w:tcW w:type="dxa" w:w="2976"/>
-            <w:shd w:fill="EEF2F6" w:val="clear"/>
+            <w:tcW w:type="dxa" w:w="3000"/>
+            <w:shd w:fill="E8ECF0" w:val="clear"/>
             <w:tcBorders>
               <w:top w:val="single" w:sz="4" w:space="0" w:color="C5CDD6"/>
               <w:left w:val="single" w:sz="4" w:space="0" w:color="C5CDD6"/>
@@ -6294,7 +6294,7 @@
       <w:tr>
         <w:tc>
           <w:tcPr>
-            <w:tcW w:type="dxa" w:w="2976"/>
+            <w:tcW w:type="dxa" w:w="3000"/>
             <w:shd w:fill="FFFFFF" w:val="clear"/>
             <w:tcBorders>
               <w:top w:val="single" w:sz="4" w:space="0" w:color="C5CDD6"/>
@@ -6327,7 +6327,7 @@
         </w:tc>
         <w:tc>
           <w:tcPr>
-            <w:tcW w:type="dxa" w:w="2976"/>
+            <w:tcW w:type="dxa" w:w="3000"/>
             <w:shd w:fill="FFFFFF" w:val="clear"/>
             <w:tcBorders>
               <w:top w:val="single" w:sz="4" w:space="0" w:color="C5CDD6"/>
@@ -6360,7 +6360,7 @@
         </w:tc>
         <w:tc>
           <w:tcPr>
-            <w:tcW w:type="dxa" w:w="2976"/>
+            <w:tcW w:type="dxa" w:w="3000"/>
             <w:shd w:fill="FFFFFF" w:val="clear"/>
             <w:tcBorders>
               <w:top w:val="single" w:sz="4" w:space="0" w:color="C5CDD6"/>
@@ -6395,8 +6395,8 @@
       <w:tr>
         <w:tc>
           <w:tcPr>
-            <w:tcW w:type="dxa" w:w="2976"/>
-            <w:shd w:fill="EEF2F6" w:val="clear"/>
+            <w:tcW w:type="dxa" w:w="3000"/>
+            <w:shd w:fill="E8ECF0" w:val="clear"/>
             <w:tcBorders>
               <w:top w:val="single" w:sz="4" w:space="0" w:color="C5CDD6"/>
               <w:left w:val="single" w:sz="4" w:space="0" w:color="C5CDD6"/>
@@ -6428,8 +6428,8 @@
         </w:tc>
         <w:tc>
           <w:tcPr>
-            <w:tcW w:type="dxa" w:w="2976"/>
-            <w:shd w:fill="EEF2F6" w:val="clear"/>
+            <w:tcW w:type="dxa" w:w="3000"/>
+            <w:shd w:fill="E8ECF0" w:val="clear"/>
             <w:tcBorders>
               <w:top w:val="single" w:sz="4" w:space="0" w:color="C5CDD6"/>
               <w:left w:val="single" w:sz="4" w:space="0" w:color="C5CDD6"/>
@@ -6461,8 +6461,8 @@
         </w:tc>
         <w:tc>
           <w:tcPr>
-            <w:tcW w:type="dxa" w:w="2976"/>
-            <w:shd w:fill="EEF2F6" w:val="clear"/>
+            <w:tcW w:type="dxa" w:w="3000"/>
+            <w:shd w:fill="E8ECF0" w:val="clear"/>
             <w:tcBorders>
               <w:top w:val="single" w:sz="4" w:space="0" w:color="C5CDD6"/>
               <w:left w:val="single" w:sz="4" w:space="0" w:color="C5CDD6"/>
@@ -6496,7 +6496,7 @@
       <w:tr>
         <w:tc>
           <w:tcPr>
-            <w:tcW w:type="dxa" w:w="2976"/>
+            <w:tcW w:type="dxa" w:w="3000"/>
             <w:shd w:fill="FFFFFF" w:val="clear"/>
             <w:tcBorders>
               <w:top w:val="single" w:sz="4" w:space="0" w:color="C5CDD6"/>
@@ -6529,7 +6529,7 @@
         </w:tc>
         <w:tc>
           <w:tcPr>
-            <w:tcW w:type="dxa" w:w="2976"/>
+            <w:tcW w:type="dxa" w:w="3000"/>
             <w:shd w:fill="FFFFFF" w:val="clear"/>
             <w:tcBorders>
               <w:top w:val="single" w:sz="4" w:space="0" w:color="C5CDD6"/>
@@ -6562,7 +6562,7 @@
         </w:tc>
         <w:tc>
           <w:tcPr>
-            <w:tcW w:type="dxa" w:w="2976"/>
+            <w:tcW w:type="dxa" w:w="3000"/>
             <w:shd w:fill="FFFFFF" w:val="clear"/>
             <w:tcBorders>
               <w:top w:val="single" w:sz="4" w:space="0" w:color="C5CDD6"/>
@@ -6602,8 +6602,8 @@
     </w:p>
     <w:p>
       <w:pPr>
-        <w:spacing w:before="0" w:after="240" w:line="427" w:lineRule="auto"/>
-        <w:ind w:firstLine="288"/>
+        <w:spacing w:before="0" w:after="220" w:line="396" w:lineRule="auto"/>
+        <w:ind w:firstLine="173"/>
       </w:pPr>
       <w:r>
         <w:rPr>
@@ -6624,8 +6624,8 @@
     </w:p>
     <w:p>
       <w:pPr>
-        <w:spacing w:before="0" w:after="240" w:line="427" w:lineRule="auto"/>
-        <w:ind w:firstLine="288"/>
+        <w:spacing w:before="0" w:after="220" w:line="396" w:lineRule="auto"/>
+        <w:ind w:firstLine="173"/>
       </w:pPr>
       <w:r>
         <w:rPr>
@@ -6656,12 +6656,12 @@
         <w:tblLook w:firstColumn="1" w:firstRow="1" w:lastColumn="0" w:lastRow="0" w:noHBand="0" w:noVBand="1" w:val="04A0"/>
       </w:tblPr>
       <w:tblGrid>
-        <w:gridCol w:w="8928"/>
+        <w:gridCol w:w="9000"/>
       </w:tblGrid>
       <w:tr>
         <w:tc>
           <w:tcPr>
-            <w:tcW w:type="dxa" w:w="8928"/>
+            <w:tcW w:type="dxa" w:w="9000"/>
             <w:shd w:fill="F3F4F6" w:val="clear"/>
             <w:tcBorders>
               <w:top w:val="single" w:sz="6" w:space="0" w:color="C5CDD6"/>
@@ -6817,8 +6817,8 @@
     </w:p>
     <w:p>
       <w:pPr>
-        <w:spacing w:before="0" w:after="240" w:line="427" w:lineRule="auto"/>
-        <w:ind w:firstLine="288"/>
+        <w:spacing w:before="0" w:after="220" w:line="396" w:lineRule="auto"/>
+        <w:ind w:firstLine="173"/>
       </w:pPr>
       <w:r>
         <w:rPr>
@@ -6859,21 +6859,21 @@
         <w:tblLook w:firstColumn="1" w:firstRow="1" w:lastColumn="0" w:lastRow="0" w:noHBand="0" w:noVBand="1" w:val="04A0"/>
       </w:tblPr>
       <w:tblGrid>
-        <w:gridCol w:w="2232"/>
-        <w:gridCol w:w="2232"/>
-        <w:gridCol w:w="2232"/>
-        <w:gridCol w:w="2232"/>
+        <w:gridCol w:w="2250"/>
+        <w:gridCol w:w="2250"/>
+        <w:gridCol w:w="2250"/>
+        <w:gridCol w:w="2250"/>
       </w:tblGrid>
       <w:tr>
         <w:tc>
           <w:tcPr>
-            <w:tcW w:type="dxa" w:w="2232"/>
-            <w:shd w:fill="1B365D" w:val="clear"/>
+            <w:tcW w:type="dxa" w:w="2250"/>
+            <w:shd w:fill="243447" w:val="clear"/>
             <w:tcBorders>
-              <w:top w:val="single" w:sz="4" w:space="0" w:color="1B365D"/>
-              <w:left w:val="single" w:sz="4" w:space="0" w:color="1B365D"/>
-              <w:bottom w:val="single" w:sz="4" w:space="0" w:color="1B365D"/>
-              <w:right w:val="single" w:sz="4" w:space="0" w:color="1B365D"/>
+              <w:top w:val="single" w:sz="4" w:space="0" w:color="243447"/>
+              <w:left w:val="single" w:sz="4" w:space="0" w:color="243447"/>
+              <w:bottom w:val="single" w:sz="4" w:space="0" w:color="243447"/>
+              <w:right w:val="single" w:sz="4" w:space="0" w:color="243447"/>
             </w:tcBorders>
             <w:tcMar>
               <w:top w:w="50" w:type="dxa"/>
@@ -6900,13 +6900,13 @@
         </w:tc>
         <w:tc>
           <w:tcPr>
-            <w:tcW w:type="dxa" w:w="2232"/>
-            <w:shd w:fill="1B365D" w:val="clear"/>
+            <w:tcW w:type="dxa" w:w="2250"/>
+            <w:shd w:fill="243447" w:val="clear"/>
             <w:tcBorders>
-              <w:top w:val="single" w:sz="4" w:space="0" w:color="1B365D"/>
-              <w:left w:val="single" w:sz="4" w:space="0" w:color="1B365D"/>
-              <w:bottom w:val="single" w:sz="4" w:space="0" w:color="1B365D"/>
-              <w:right w:val="single" w:sz="4" w:space="0" w:color="1B365D"/>
+              <w:top w:val="single" w:sz="4" w:space="0" w:color="243447"/>
+              <w:left w:val="single" w:sz="4" w:space="0" w:color="243447"/>
+              <w:bottom w:val="single" w:sz="4" w:space="0" w:color="243447"/>
+              <w:right w:val="single" w:sz="4" w:space="0" w:color="243447"/>
             </w:tcBorders>
             <w:tcMar>
               <w:top w:w="50" w:type="dxa"/>
@@ -6933,13 +6933,13 @@
         </w:tc>
         <w:tc>
           <w:tcPr>
-            <w:tcW w:type="dxa" w:w="2232"/>
-            <w:shd w:fill="1B365D" w:val="clear"/>
+            <w:tcW w:type="dxa" w:w="2250"/>
+            <w:shd w:fill="243447" w:val="clear"/>
             <w:tcBorders>
-              <w:top w:val="single" w:sz="4" w:space="0" w:color="1B365D"/>
-              <w:left w:val="single" w:sz="4" w:space="0" w:color="1B365D"/>
-              <w:bottom w:val="single" w:sz="4" w:space="0" w:color="1B365D"/>
-              <w:right w:val="single" w:sz="4" w:space="0" w:color="1B365D"/>
+              <w:top w:val="single" w:sz="4" w:space="0" w:color="243447"/>
+              <w:left w:val="single" w:sz="4" w:space="0" w:color="243447"/>
+              <w:bottom w:val="single" w:sz="4" w:space="0" w:color="243447"/>
+              <w:right w:val="single" w:sz="4" w:space="0" w:color="243447"/>
             </w:tcBorders>
             <w:tcMar>
               <w:top w:w="50" w:type="dxa"/>
@@ -6966,13 +6966,13 @@
         </w:tc>
         <w:tc>
           <w:tcPr>
-            <w:tcW w:type="dxa" w:w="2232"/>
-            <w:shd w:fill="1B365D" w:val="clear"/>
+            <w:tcW w:type="dxa" w:w="2250"/>
+            <w:shd w:fill="243447" w:val="clear"/>
             <w:tcBorders>
-              <w:top w:val="single" w:sz="4" w:space="0" w:color="1B365D"/>
-              <w:left w:val="single" w:sz="4" w:space="0" w:color="1B365D"/>
-              <w:bottom w:val="single" w:sz="4" w:space="0" w:color="1B365D"/>
-              <w:right w:val="single" w:sz="4" w:space="0" w:color="1B365D"/>
+              <w:top w:val="single" w:sz="4" w:space="0" w:color="243447"/>
+              <w:left w:val="single" w:sz="4" w:space="0" w:color="243447"/>
+              <w:bottom w:val="single" w:sz="4" w:space="0" w:color="243447"/>
+              <w:right w:val="single" w:sz="4" w:space="0" w:color="243447"/>
             </w:tcBorders>
             <w:tcMar>
               <w:top w:w="50" w:type="dxa"/>
@@ -7001,7 +7001,7 @@
       <w:tr>
         <w:tc>
           <w:tcPr>
-            <w:tcW w:type="dxa" w:w="2232"/>
+            <w:tcW w:type="dxa" w:w="2250"/>
             <w:shd w:fill="FFFFFF" w:val="clear"/>
             <w:tcBorders>
               <w:top w:val="single" w:sz="4" w:space="0" w:color="C5CDD6"/>
@@ -7034,7 +7034,7 @@
         </w:tc>
         <w:tc>
           <w:tcPr>
-            <w:tcW w:type="dxa" w:w="2232"/>
+            <w:tcW w:type="dxa" w:w="2250"/>
             <w:shd w:fill="FFFFFF" w:val="clear"/>
             <w:tcBorders>
               <w:top w:val="single" w:sz="4" w:space="0" w:color="C5CDD6"/>
@@ -7067,7 +7067,7 @@
         </w:tc>
         <w:tc>
           <w:tcPr>
-            <w:tcW w:type="dxa" w:w="2232"/>
+            <w:tcW w:type="dxa" w:w="2250"/>
             <w:shd w:fill="FFFFFF" w:val="clear"/>
             <w:tcBorders>
               <w:top w:val="single" w:sz="4" w:space="0" w:color="C5CDD6"/>
@@ -7100,7 +7100,7 @@
         </w:tc>
         <w:tc>
           <w:tcPr>
-            <w:tcW w:type="dxa" w:w="2232"/>
+            <w:tcW w:type="dxa" w:w="2250"/>
             <w:shd w:fill="FFFFFF" w:val="clear"/>
             <w:tcBorders>
               <w:top w:val="single" w:sz="4" w:space="0" w:color="C5CDD6"/>
@@ -7135,8 +7135,8 @@
       <w:tr>
         <w:tc>
           <w:tcPr>
-            <w:tcW w:type="dxa" w:w="2232"/>
-            <w:shd w:fill="EEF2F6" w:val="clear"/>
+            <w:tcW w:type="dxa" w:w="2250"/>
+            <w:shd w:fill="E8ECF0" w:val="clear"/>
             <w:tcBorders>
               <w:top w:val="single" w:sz="4" w:space="0" w:color="C5CDD6"/>
               <w:left w:val="single" w:sz="4" w:space="0" w:color="C5CDD6"/>
@@ -7168,8 +7168,8 @@
         </w:tc>
         <w:tc>
           <w:tcPr>
-            <w:tcW w:type="dxa" w:w="2232"/>
-            <w:shd w:fill="EEF2F6" w:val="clear"/>
+            <w:tcW w:type="dxa" w:w="2250"/>
+            <w:shd w:fill="E8ECF0" w:val="clear"/>
             <w:tcBorders>
               <w:top w:val="single" w:sz="4" w:space="0" w:color="C5CDD6"/>
               <w:left w:val="single" w:sz="4" w:space="0" w:color="C5CDD6"/>
@@ -7201,8 +7201,8 @@
         </w:tc>
         <w:tc>
           <w:tcPr>
-            <w:tcW w:type="dxa" w:w="2232"/>
-            <w:shd w:fill="EEF2F6" w:val="clear"/>
+            <w:tcW w:type="dxa" w:w="2250"/>
+            <w:shd w:fill="E8ECF0" w:val="clear"/>
             <w:tcBorders>
               <w:top w:val="single" w:sz="4" w:space="0" w:color="C5CDD6"/>
               <w:left w:val="single" w:sz="4" w:space="0" w:color="C5CDD6"/>
@@ -7234,8 +7234,8 @@
         </w:tc>
         <w:tc>
           <w:tcPr>
-            <w:tcW w:type="dxa" w:w="2232"/>
-            <w:shd w:fill="EEF2F6" w:val="clear"/>
+            <w:tcW w:type="dxa" w:w="2250"/>
+            <w:shd w:fill="E8ECF0" w:val="clear"/>
             <w:tcBorders>
               <w:top w:val="single" w:sz="4" w:space="0" w:color="C5CDD6"/>
               <w:left w:val="single" w:sz="4" w:space="0" w:color="C5CDD6"/>
@@ -7269,7 +7269,7 @@
       <w:tr>
         <w:tc>
           <w:tcPr>
-            <w:tcW w:type="dxa" w:w="2232"/>
+            <w:tcW w:type="dxa" w:w="2250"/>
             <w:shd w:fill="FFFFFF" w:val="clear"/>
             <w:tcBorders>
               <w:top w:val="single" w:sz="4" w:space="0" w:color="C5CDD6"/>
@@ -7302,7 +7302,7 @@
         </w:tc>
         <w:tc>
           <w:tcPr>
-            <w:tcW w:type="dxa" w:w="2232"/>
+            <w:tcW w:type="dxa" w:w="2250"/>
             <w:shd w:fill="FFFFFF" w:val="clear"/>
             <w:tcBorders>
               <w:top w:val="single" w:sz="4" w:space="0" w:color="C5CDD6"/>
@@ -7335,7 +7335,7 @@
         </w:tc>
         <w:tc>
           <w:tcPr>
-            <w:tcW w:type="dxa" w:w="2232"/>
+            <w:tcW w:type="dxa" w:w="2250"/>
             <w:shd w:fill="FFFFFF" w:val="clear"/>
             <w:tcBorders>
               <w:top w:val="single" w:sz="4" w:space="0" w:color="C5CDD6"/>
@@ -7368,7 +7368,7 @@
         </w:tc>
         <w:tc>
           <w:tcPr>
-            <w:tcW w:type="dxa" w:w="2232"/>
+            <w:tcW w:type="dxa" w:w="2250"/>
             <w:shd w:fill="FFFFFF" w:val="clear"/>
             <w:tcBorders>
               <w:top w:val="single" w:sz="4" w:space="0" w:color="C5CDD6"/>
@@ -7403,8 +7403,8 @@
       <w:tr>
         <w:tc>
           <w:tcPr>
-            <w:tcW w:type="dxa" w:w="2232"/>
-            <w:shd w:fill="EEF2F6" w:val="clear"/>
+            <w:tcW w:type="dxa" w:w="2250"/>
+            <w:shd w:fill="E8ECF0" w:val="clear"/>
             <w:tcBorders>
               <w:top w:val="single" w:sz="4" w:space="0" w:color="C5CDD6"/>
               <w:left w:val="single" w:sz="4" w:space="0" w:color="C5CDD6"/>
@@ -7436,8 +7436,8 @@
         </w:tc>
         <w:tc>
           <w:tcPr>
-            <w:tcW w:type="dxa" w:w="2232"/>
-            <w:shd w:fill="EEF2F6" w:val="clear"/>
+            <w:tcW w:type="dxa" w:w="2250"/>
+            <w:shd w:fill="E8ECF0" w:val="clear"/>
             <w:tcBorders>
               <w:top w:val="single" w:sz="4" w:space="0" w:color="C5CDD6"/>
               <w:left w:val="single" w:sz="4" w:space="0" w:color="C5CDD6"/>
@@ -7469,8 +7469,8 @@
         </w:tc>
         <w:tc>
           <w:tcPr>
-            <w:tcW w:type="dxa" w:w="2232"/>
-            <w:shd w:fill="EEF2F6" w:val="clear"/>
+            <w:tcW w:type="dxa" w:w="2250"/>
+            <w:shd w:fill="E8ECF0" w:val="clear"/>
             <w:tcBorders>
               <w:top w:val="single" w:sz="4" w:space="0" w:color="C5CDD6"/>
               <w:left w:val="single" w:sz="4" w:space="0" w:color="C5CDD6"/>
@@ -7502,8 +7502,8 @@
         </w:tc>
         <w:tc>
           <w:tcPr>
-            <w:tcW w:type="dxa" w:w="2232"/>
-            <w:shd w:fill="EEF2F6" w:val="clear"/>
+            <w:tcW w:type="dxa" w:w="2250"/>
+            <w:shd w:fill="E8ECF0" w:val="clear"/>
             <w:tcBorders>
               <w:top w:val="single" w:sz="4" w:space="0" w:color="C5CDD6"/>
               <w:left w:val="single" w:sz="4" w:space="0" w:color="C5CDD6"/>
@@ -7537,7 +7537,7 @@
       <w:tr>
         <w:tc>
           <w:tcPr>
-            <w:tcW w:type="dxa" w:w="2232"/>
+            <w:tcW w:type="dxa" w:w="2250"/>
             <w:shd w:fill="FFFFFF" w:val="clear"/>
             <w:tcBorders>
               <w:top w:val="single" w:sz="4" w:space="0" w:color="C5CDD6"/>
@@ -7570,7 +7570,7 @@
         </w:tc>
         <w:tc>
           <w:tcPr>
-            <w:tcW w:type="dxa" w:w="2232"/>
+            <w:tcW w:type="dxa" w:w="2250"/>
             <w:shd w:fill="FFFFFF" w:val="clear"/>
             <w:tcBorders>
               <w:top w:val="single" w:sz="4" w:space="0" w:color="C5CDD6"/>
@@ -7603,7 +7603,7 @@
         </w:tc>
         <w:tc>
           <w:tcPr>
-            <w:tcW w:type="dxa" w:w="2232"/>
+            <w:tcW w:type="dxa" w:w="2250"/>
             <w:shd w:fill="FFFFFF" w:val="clear"/>
             <w:tcBorders>
               <w:top w:val="single" w:sz="4" w:space="0" w:color="C5CDD6"/>
@@ -7636,7 +7636,7 @@
         </w:tc>
         <w:tc>
           <w:tcPr>
-            <w:tcW w:type="dxa" w:w="2232"/>
+            <w:tcW w:type="dxa" w:w="2250"/>
             <w:shd w:fill="FFFFFF" w:val="clear"/>
             <w:tcBorders>
               <w:top w:val="single" w:sz="4" w:space="0" w:color="C5CDD6"/>
@@ -7671,8 +7671,8 @@
       <w:tr>
         <w:tc>
           <w:tcPr>
-            <w:tcW w:type="dxa" w:w="2232"/>
-            <w:shd w:fill="EEF2F6" w:val="clear"/>
+            <w:tcW w:type="dxa" w:w="2250"/>
+            <w:shd w:fill="E8ECF0" w:val="clear"/>
             <w:tcBorders>
               <w:top w:val="single" w:sz="4" w:space="0" w:color="C5CDD6"/>
               <w:left w:val="single" w:sz="4" w:space="0" w:color="C5CDD6"/>
@@ -7704,8 +7704,8 @@
         </w:tc>
         <w:tc>
           <w:tcPr>
-            <w:tcW w:type="dxa" w:w="2232"/>
-            <w:shd w:fill="EEF2F6" w:val="clear"/>
+            <w:tcW w:type="dxa" w:w="2250"/>
+            <w:shd w:fill="E8ECF0" w:val="clear"/>
             <w:tcBorders>
               <w:top w:val="single" w:sz="4" w:space="0" w:color="C5CDD6"/>
               <w:left w:val="single" w:sz="4" w:space="0" w:color="C5CDD6"/>
@@ -7737,8 +7737,8 @@
         </w:tc>
         <w:tc>
           <w:tcPr>
-            <w:tcW w:type="dxa" w:w="2232"/>
-            <w:shd w:fill="EEF2F6" w:val="clear"/>
+            <w:tcW w:type="dxa" w:w="2250"/>
+            <w:shd w:fill="E8ECF0" w:val="clear"/>
             <w:tcBorders>
               <w:top w:val="single" w:sz="4" w:space="0" w:color="C5CDD6"/>
               <w:left w:val="single" w:sz="4" w:space="0" w:color="C5CDD6"/>
@@ -7770,8 +7770,8 @@
         </w:tc>
         <w:tc>
           <w:tcPr>
-            <w:tcW w:type="dxa" w:w="2232"/>
-            <w:shd w:fill="EEF2F6" w:val="clear"/>
+            <w:tcW w:type="dxa" w:w="2250"/>
+            <w:shd w:fill="E8ECF0" w:val="clear"/>
             <w:tcBorders>
               <w:top w:val="single" w:sz="4" w:space="0" w:color="C5CDD6"/>
               <w:left w:val="single" w:sz="4" w:space="0" w:color="C5CDD6"/>
@@ -7810,8 +7810,8 @@
     </w:p>
     <w:p>
       <w:pPr>
-        <w:spacing w:before="0" w:after="240" w:line="427" w:lineRule="auto"/>
-        <w:ind w:firstLine="288"/>
+        <w:spacing w:before="0" w:after="220" w:line="396" w:lineRule="auto"/>
+        <w:ind w:firstLine="173"/>
       </w:pPr>
       <w:r>
         <w:rPr>
@@ -7832,8 +7832,8 @@
     </w:p>
     <w:p>
       <w:pPr>
-        <w:spacing w:before="0" w:after="240" w:line="427" w:lineRule="auto"/>
-        <w:ind w:firstLine="288"/>
+        <w:spacing w:before="0" w:after="220" w:line="396" w:lineRule="auto"/>
+        <w:ind w:firstLine="173"/>
       </w:pPr>
       <w:r>
         <w:rPr>
@@ -7846,8 +7846,8 @@
     </w:p>
     <w:p>
       <w:pPr>
-        <w:spacing w:before="0" w:after="240" w:line="427" w:lineRule="auto"/>
-        <w:ind w:firstLine="288"/>
+        <w:spacing w:before="0" w:after="220" w:line="396" w:lineRule="auto"/>
+        <w:ind w:firstLine="173"/>
       </w:pPr>
       <w:r>
         <w:rPr>
@@ -7868,8 +7868,8 @@
     </w:p>
     <w:p>
       <w:pPr>
-        <w:spacing w:before="0" w:after="240" w:line="427" w:lineRule="auto"/>
-        <w:ind w:firstLine="288"/>
+        <w:spacing w:before="0" w:after="220" w:line="396" w:lineRule="auto"/>
+        <w:ind w:firstLine="173"/>
       </w:pPr>
       <w:r>
         <w:rPr>
@@ -7882,8 +7882,8 @@
     </w:p>
     <w:p>
       <w:pPr>
-        <w:spacing w:before="0" w:after="240" w:line="427" w:lineRule="auto"/>
-        <w:ind w:firstLine="288"/>
+        <w:spacing w:before="0" w:after="220" w:line="396" w:lineRule="auto"/>
+        <w:ind w:firstLine="173"/>
       </w:pPr>
       <w:r>
         <w:rPr>
@@ -7904,8 +7904,8 @@
     </w:p>
     <w:p>
       <w:pPr>
-        <w:spacing w:before="0" w:after="240" w:line="427" w:lineRule="auto"/>
-        <w:ind w:firstLine="288"/>
+        <w:spacing w:before="0" w:after="220" w:line="396" w:lineRule="auto"/>
+        <w:ind w:firstLine="173"/>
       </w:pPr>
       <w:r>
         <w:rPr>
@@ -7926,8 +7926,8 @@
     </w:p>
     <w:p>
       <w:pPr>
-        <w:spacing w:before="0" w:after="240" w:line="427" w:lineRule="auto"/>
-        <w:ind w:firstLine="288"/>
+        <w:spacing w:before="0" w:after="220" w:line="396" w:lineRule="auto"/>
+        <w:ind w:firstLine="173"/>
       </w:pPr>
       <w:r>
         <w:rPr>
@@ -7940,8 +7940,8 @@
     </w:p>
     <w:p>
       <w:pPr>
-        <w:spacing w:before="0" w:after="240" w:line="427" w:lineRule="auto"/>
-        <w:ind w:firstLine="288"/>
+        <w:spacing w:before="0" w:after="220" w:line="396" w:lineRule="auto"/>
+        <w:ind w:firstLine="173"/>
       </w:pPr>
       <w:r>
         <w:rPr>
@@ -7962,8 +7962,8 @@
     </w:p>
     <w:p>
       <w:pPr>
-        <w:spacing w:before="0" w:after="240" w:line="427" w:lineRule="auto"/>
-        <w:ind w:firstLine="288"/>
+        <w:spacing w:before="0" w:after="220" w:line="396" w:lineRule="auto"/>
+        <w:ind w:firstLine="173"/>
       </w:pPr>
       <w:r>
         <w:rPr>
@@ -7976,8 +7976,8 @@
     </w:p>
     <w:p>
       <w:pPr>
-        <w:spacing w:before="0" w:after="240" w:line="427" w:lineRule="auto"/>
-        <w:ind w:firstLine="288"/>
+        <w:spacing w:before="0" w:after="220" w:line="396" w:lineRule="auto"/>
+        <w:ind w:firstLine="173"/>
       </w:pPr>
       <w:r>
         <w:rPr>
@@ -7998,8 +7998,8 @@
     </w:p>
     <w:p>
       <w:pPr>
-        <w:spacing w:before="0" w:after="240" w:line="427" w:lineRule="auto"/>
-        <w:ind w:firstLine="288"/>
+        <w:spacing w:before="0" w:after="220" w:line="396" w:lineRule="auto"/>
+        <w:ind w:firstLine="173"/>
       </w:pPr>
       <w:r>
         <w:rPr>
@@ -8012,8 +8012,8 @@
     </w:p>
     <w:p>
       <w:pPr>
-        <w:spacing w:before="0" w:after="240" w:line="427" w:lineRule="auto"/>
-        <w:ind w:firstLine="288"/>
+        <w:spacing w:before="0" w:after="220" w:line="396" w:lineRule="auto"/>
+        <w:ind w:firstLine="173"/>
       </w:pPr>
       <w:r>
         <w:rPr>
@@ -8034,8 +8034,8 @@
     </w:p>
     <w:p>
       <w:pPr>
-        <w:spacing w:before="0" w:after="240" w:line="427" w:lineRule="auto"/>
-        <w:ind w:firstLine="288"/>
+        <w:spacing w:before="0" w:after="220" w:line="396" w:lineRule="auto"/>
+        <w:ind w:firstLine="173"/>
       </w:pPr>
       <w:r>
         <w:rPr>
@@ -8048,8 +8048,8 @@
     </w:p>
     <w:p>
       <w:pPr>
-        <w:spacing w:before="0" w:after="240" w:line="427" w:lineRule="auto"/>
-        <w:ind w:firstLine="288"/>
+        <w:spacing w:before="0" w:after="220" w:line="396" w:lineRule="auto"/>
+        <w:ind w:firstLine="173"/>
       </w:pPr>
       <w:r>
         <w:rPr>
@@ -8070,8 +8070,8 @@
     </w:p>
     <w:p>
       <w:pPr>
-        <w:spacing w:before="0" w:after="240" w:line="427" w:lineRule="auto"/>
-        <w:ind w:firstLine="288"/>
+        <w:spacing w:before="0" w:after="220" w:line="396" w:lineRule="auto"/>
+        <w:ind w:firstLine="173"/>
       </w:pPr>
       <w:r>
         <w:rPr>
@@ -8084,8 +8084,8 @@
     </w:p>
     <w:p>
       <w:pPr>
-        <w:spacing w:before="0" w:after="240" w:line="427" w:lineRule="auto"/>
-        <w:ind w:firstLine="288"/>
+        <w:spacing w:before="0" w:after="220" w:line="396" w:lineRule="auto"/>
+        <w:ind w:firstLine="173"/>
       </w:pPr>
       <w:r>
         <w:rPr>
@@ -8106,8 +8106,8 @@
     </w:p>
     <w:p>
       <w:pPr>
-        <w:spacing w:before="0" w:after="240" w:line="427" w:lineRule="auto"/>
-        <w:ind w:firstLine="288"/>
+        <w:spacing w:before="0" w:after="220" w:line="396" w:lineRule="auto"/>
+        <w:ind w:firstLine="173"/>
       </w:pPr>
       <w:r>
         <w:rPr>
@@ -8120,8 +8120,8 @@
     </w:p>
     <w:p>
       <w:pPr>
-        <w:spacing w:before="0" w:after="240" w:line="427" w:lineRule="auto"/>
-        <w:ind w:firstLine="288"/>
+        <w:spacing w:before="0" w:after="220" w:line="396" w:lineRule="auto"/>
+        <w:ind w:firstLine="173"/>
       </w:pPr>
       <w:r>
         <w:rPr>
@@ -8142,8 +8142,8 @@
     </w:p>
     <w:p>
       <w:pPr>
-        <w:spacing w:before="0" w:after="240" w:line="427" w:lineRule="auto"/>
-        <w:ind w:firstLine="288"/>
+        <w:spacing w:before="0" w:after="220" w:line="396" w:lineRule="auto"/>
+        <w:ind w:firstLine="173"/>
       </w:pPr>
       <w:r>
         <w:rPr>
@@ -8156,8 +8156,8 @@
     </w:p>
     <w:p>
       <w:pPr>
-        <w:spacing w:before="0" w:after="240" w:line="427" w:lineRule="auto"/>
-        <w:ind w:firstLine="288"/>
+        <w:spacing w:before="0" w:after="220" w:line="396" w:lineRule="auto"/>
+        <w:ind w:firstLine="173"/>
       </w:pPr>
       <w:r>
         <w:rPr>
@@ -8178,8 +8178,8 @@
     </w:p>
     <w:p>
       <w:pPr>
-        <w:spacing w:before="0" w:after="240" w:line="427" w:lineRule="auto"/>
-        <w:ind w:firstLine="288"/>
+        <w:spacing w:before="0" w:after="220" w:line="396" w:lineRule="auto"/>
+        <w:ind w:firstLine="173"/>
       </w:pPr>
       <w:r>
         <w:rPr>
@@ -8192,8 +8192,8 @@
     </w:p>
     <w:p>
       <w:pPr>
-        <w:spacing w:before="0" w:after="240" w:line="427" w:lineRule="auto"/>
-        <w:ind w:firstLine="288"/>
+        <w:spacing w:before="0" w:after="220" w:line="396" w:lineRule="auto"/>
+        <w:ind w:firstLine="173"/>
       </w:pPr>
       <w:r>
         <w:rPr>
@@ -8214,8 +8214,8 @@
     </w:p>
     <w:p>
       <w:pPr>
-        <w:spacing w:before="0" w:after="240" w:line="427" w:lineRule="auto"/>
-        <w:ind w:firstLine="288"/>
+        <w:spacing w:before="0" w:after="220" w:line="396" w:lineRule="auto"/>
+        <w:ind w:firstLine="173"/>
       </w:pPr>
       <w:r>
         <w:rPr>
@@ -8228,8 +8228,8 @@
     </w:p>
     <w:p>
       <w:pPr>
-        <w:spacing w:before="0" w:after="240" w:line="427" w:lineRule="auto"/>
-        <w:ind w:firstLine="288"/>
+        <w:spacing w:before="0" w:after="220" w:line="396" w:lineRule="auto"/>
+        <w:ind w:firstLine="173"/>
       </w:pPr>
       <w:r>
         <w:rPr>
@@ -8250,8 +8250,8 @@
     </w:p>
     <w:p>
       <w:pPr>
-        <w:spacing w:before="0" w:after="240" w:line="427" w:lineRule="auto"/>
-        <w:ind w:firstLine="288"/>
+        <w:spacing w:before="0" w:after="220" w:line="396" w:lineRule="auto"/>
+        <w:ind w:firstLine="173"/>
       </w:pPr>
       <w:r>
         <w:rPr>
@@ -8264,8 +8264,8 @@
     </w:p>
     <w:p>
       <w:pPr>
-        <w:spacing w:before="0" w:after="240" w:line="427" w:lineRule="auto"/>
-        <w:ind w:firstLine="288"/>
+        <w:spacing w:before="0" w:after="220" w:line="396" w:lineRule="auto"/>
+        <w:ind w:firstLine="173"/>
       </w:pPr>
       <w:r>
         <w:rPr>
@@ -8286,8 +8286,8 @@
     </w:p>
     <w:p>
       <w:pPr>
-        <w:spacing w:before="0" w:after="240" w:line="427" w:lineRule="auto"/>
-        <w:ind w:firstLine="288"/>
+        <w:spacing w:before="0" w:after="220" w:line="396" w:lineRule="auto"/>
+        <w:ind w:firstLine="173"/>
       </w:pPr>
       <w:r>
         <w:rPr>
@@ -8300,8 +8300,8 @@
     </w:p>
     <w:p>
       <w:pPr>
-        <w:spacing w:before="0" w:after="240" w:line="427" w:lineRule="auto"/>
-        <w:ind w:firstLine="288"/>
+        <w:spacing w:before="0" w:after="220" w:line="396" w:lineRule="auto"/>
+        <w:ind w:firstLine="173"/>
       </w:pPr>
       <w:r>
         <w:rPr>
@@ -8322,8 +8322,8 @@
     </w:p>
     <w:p>
       <w:pPr>
-        <w:spacing w:before="0" w:after="240" w:line="427" w:lineRule="auto"/>
-        <w:ind w:firstLine="288"/>
+        <w:spacing w:before="0" w:after="220" w:line="396" w:lineRule="auto"/>
+        <w:ind w:firstLine="173"/>
       </w:pPr>
       <w:r>
         <w:rPr>
@@ -8336,8 +8336,8 @@
     </w:p>
     <w:p>
       <w:pPr>
-        <w:spacing w:before="0" w:after="240" w:line="427" w:lineRule="auto"/>
-        <w:ind w:firstLine="288"/>
+        <w:spacing w:before="0" w:after="220" w:line="396" w:lineRule="auto"/>
+        <w:ind w:firstLine="173"/>
       </w:pPr>
       <w:r>
         <w:rPr>
@@ -8354,18 +8354,18 @@
         <w:tblLook w:firstColumn="1" w:firstRow="1" w:lastColumn="0" w:lastRow="0" w:noHBand="0" w:noVBand="1" w:val="04A0"/>
       </w:tblPr>
       <w:tblGrid>
-        <w:gridCol w:w="8928"/>
+        <w:gridCol w:w="9000"/>
       </w:tblGrid>
       <w:tr>
         <w:tc>
           <w:tcPr>
-            <w:tcW w:type="dxa" w:w="8928"/>
+            <w:tcW w:type="dxa" w:w="9000"/>
             <w:shd w:fill="E7EEF5" w:val="clear"/>
             <w:tcBorders>
-              <w:top w:val="single" w:sz="10" w:space="0" w:color="1B365D"/>
-              <w:left w:val="single" w:sz="10" w:space="0" w:color="1B365D"/>
-              <w:bottom w:val="single" w:sz="10" w:space="0" w:color="1B365D"/>
-              <w:right w:val="single" w:sz="10" w:space="0" w:color="1B365D"/>
+              <w:top w:val="single" w:sz="10" w:space="0" w:color="243447"/>
+              <w:left w:val="single" w:sz="10" w:space="0" w:color="243447"/>
+              <w:bottom w:val="single" w:sz="10" w:space="0" w:color="243447"/>
+              <w:right w:val="single" w:sz="10" w:space="0" w:color="243447"/>
             </w:tcBorders>
             <w:tcMar>
               <w:top w:w="80" w:type="dxa"/>
@@ -8383,7 +8383,7 @@
               <w:rPr>
                 <w:rFonts w:ascii="Liberation Sans" w:hAnsi="Liberation Sans" w:eastAsia="Liberation Sans" w:cs="Liberation Sans"/>
                 <w:b/>
-                <w:color w:val="1B365D"/>
+                <w:color w:val="243447"/>
                 <w:sz w:val="16"/>
               </w:rPr>
               <w:t>STILL THE DECISION</w:t>
@@ -8420,8 +8420,8 @@
     </w:p>
     <w:p>
       <w:pPr>
-        <w:spacing w:before="0" w:after="240" w:line="427" w:lineRule="auto"/>
-        <w:ind w:firstLine="288"/>
+        <w:spacing w:before="0" w:after="220" w:line="396" w:lineRule="auto"/>
+        <w:ind w:firstLine="173"/>
       </w:pPr>
       <w:r>
         <w:rPr>
@@ -8437,13 +8437,13 @@
         <w:pStyle w:val="Heading1"/>
       </w:pPr>
       <w:r>
-        <w:t>Open work after February 15, 2024</w:t>
+        <w:t>What implementers steal from the back</w:t>
       </w:r>
     </w:p>
     <w:p>
       <w:pPr>
-        <w:spacing w:before="0" w:after="240" w:line="427" w:lineRule="auto"/>
-        <w:ind w:firstLine="288"/>
+        <w:spacing w:before="0" w:after="220" w:line="396" w:lineRule="auto"/>
+        <w:ind w:firstLine="173"/>
       </w:pPr>
       <w:r>
         <w:rPr>
@@ -8451,7 +8451,7 @@
           <w:color w:val="222222"/>
           <w:sz w:val="24"/>
         </w:rPr>
-        <w:t>What follows is leftover work from OpenTelemetry rollout for ingest, match, break, and query: named people, named boxes, named tickets, and the items I still owe. If a paragraph fights the decision in the front of CLH-TDD-2024-006, strike the paragraph.</w:t>
+        <w:t>I am dumping the after-work for CLH-TDD-2024-006 here so it is not in Slack. Priya Nair can skim headings. Implementers can steal the commands.</w:t>
       </w:r>
     </w:p>
     <w:p>
@@ -8459,75 +8459,13 @@
         <w:pStyle w:val="Heading2"/>
       </w:pPr>
       <w:r>
-        <w:t>What we are still refusing (secret skew that looks like 'no work')</w:t>
+        <w:t>NTP on tempo-01.northstar.internal before the argument</w:t>
       </w:r>
     </w:p>
-    <w:tbl>
-      <w:tblPr>
-        <w:tblW w:type="auto" w:w="0"/>
-        <w:tblLook w:firstColumn="1" w:firstRow="1" w:lastColumn="0" w:lastRow="0" w:noHBand="0" w:noVBand="1" w:val="04A0"/>
-      </w:tblPr>
-      <w:tblGrid>
-        <w:gridCol w:w="8928"/>
-      </w:tblGrid>
-      <w:tr>
-        <w:tc>
-          <w:tcPr>
-            <w:tcW w:type="dxa" w:w="8928"/>
-            <w:shd w:fill="F8EDE8" w:val="clear"/>
-            <w:tcBorders>
-              <w:top w:val="single" w:sz="10" w:space="0" w:color="A15C46"/>
-              <w:left w:val="single" w:sz="10" w:space="0" w:color="A15C46"/>
-              <w:bottom w:val="single" w:sz="10" w:space="0" w:color="A15C46"/>
-              <w:right w:val="single" w:sz="10" w:space="0" w:color="A15C46"/>
-            </w:tcBorders>
-            <w:tcMar>
-              <w:top w:w="80" w:type="dxa"/>
-              <w:left w:w="120" w:type="dxa"/>
-              <w:bottom w:w="90" w:type="dxa"/>
-              <w:right w:w="120" w:type="dxa"/>
-            </w:tcMar>
-          </w:tcPr>
-          <w:p>
-            <w:pPr>
-              <w:spacing w:before="0" w:after="80" w:line="220" w:lineRule="auto"/>
-            </w:pPr>
-            <w:r/>
-            <w:r>
-              <w:rPr>
-                <w:rFonts w:ascii="Liberation Sans" w:hAnsi="Liberation Sans" w:eastAsia="Liberation Sans" w:cs="Liberation Sans"/>
-                <w:b/>
-                <w:color w:val="8A3B28"/>
-                <w:sz w:val="16"/>
-              </w:rPr>
-              <w:t>REFUSE</w:t>
-            </w:r>
-          </w:p>
-          <w:p>
-            <w:pPr>
-              <w:spacing w:before="0" w:after="0" w:line="250" w:lineRule="auto"/>
-            </w:pPr>
-            <w:r>
-              <w:rPr>
-                <w:rFonts w:ascii="Liberation Serif" w:hAnsi="Liberation Serif" w:eastAsia="Liberation Serif" w:cs="Liberation Serif"/>
-                <w:color w:val="222222"/>
-                <w:sz w:val="21"/>
-              </w:rPr>
-              <w:t>Priya Nair does not get a shortcut that reopens secret skew that looks like 'no work'. If tempo-01.northstar.internal looks easy to bump, stop and write the count on CLH-7204 first.</w:t>
-            </w:r>
-          </w:p>
-        </w:tc>
-      </w:tr>
-    </w:tbl>
     <w:p>
       <w:pPr>
-        <w:spacing w:before="80" w:after="160" w:line="80" w:lineRule="auto"/>
-      </w:pPr>
-    </w:p>
-    <w:p>
-      <w:pPr>
-        <w:spacing w:before="0" w:after="240" w:line="427" w:lineRule="auto"/>
-        <w:ind w:firstLine="288"/>
+        <w:spacing w:before="0" w:after="220" w:line="396" w:lineRule="auto"/>
+        <w:ind w:firstLine="173"/>
       </w:pPr>
       <w:r>
         <w:rPr>
@@ -8535,99 +8473,7 @@
           <w:color w:val="222222"/>
           <w:sz w:val="24"/>
         </w:rPr>
-        <w:t>I am writing this because secret skew that looks like 'no work' is the thing people reopen when a date slips. The front of CLH-TDD-2024-006 already killed a path. I will not kill it again in a wiki comment. Ticket CLH-7204 is the record. Priya Nair owns the next sentence if they want it undone. Aman Kumar is the writer, not the backup owner. Elapsed I would still defend: 20 minutes on tempo-01.northstar.internal, sample 2514, using the same clock as the number 100 already in the front matter.</w:t>
-      </w:r>
-    </w:p>
-    <w:p>
-      <w:pPr>
-        <w:spacing w:before="0" w:after="240" w:line="427" w:lineRule="auto"/>
-        <w:ind w:firstLine="288"/>
-      </w:pPr>
-      <w:r>
-        <w:rPr>
-          <w:rFonts w:ascii="Liberation Serif" w:hAnsi="Liberation Serif" w:eastAsia="Liberation Serif" w:cs="Liberation Serif"/>
-          <w:color w:val="222222"/>
-          <w:sz w:val="24"/>
-        </w:rPr>
-        <w:t>A status dump that lists meetings is not a close. If the date slips, Priya Nair writes the new date on CLH-7204 before asking for more people. If legal or the control owner asks why we still refuse secret skew that looks like 'no work', the answer is this paragraph plus the decision callout in the front, not a Slack thread from February 15, 2024. Client remains Clearhaven. I will not paste a payload to prove the point.</w:t>
-      </w:r>
-    </w:p>
-    <w:p>
-      <w:pPr>
-        <w:spacing w:before="0" w:after="240" w:line="427" w:lineRule="auto"/>
-        <w:ind w:firstLine="288"/>
-      </w:pPr>
-      <w:r>
-        <w:rPr>
-          <w:rFonts w:ascii="Liberation Serif" w:hAnsi="Liberation Serif" w:eastAsia="Liberation Serif" w:cs="Liberation Serif"/>
-          <w:color w:val="222222"/>
-          <w:sz w:val="24"/>
-        </w:rPr>
-        <w:t>Rejected move that keeps coming back: treat tempo-01.northstar.internal as a special case until the window is over. That is how we grew the last exception file nobody reads. Exceptions expire. This one does not get written. If we need a time-boxed carve-out, Priya Nair files a new ticket with an expiry, reviewers on-call plus the team that owns tempo-01.northstar.internal, and a rollback that is 'delete the carve-out and restart,' not 'leave it until someone notices.'</w:t>
-      </w:r>
-    </w:p>
-    <w:p>
-      <w:pPr>
-        <w:spacing w:before="0" w:after="240" w:line="427" w:lineRule="auto"/>
-        <w:ind w:firstLine="288"/>
-      </w:pPr>
-      <w:r>
-        <w:rPr>
-          <w:rFonts w:ascii="Liberation Serif" w:hAnsi="Liberation Serif" w:eastAsia="Liberation Serif" w:cs="Liberation Serif"/>
-          <w:color w:val="222222"/>
-          <w:sz w:val="24"/>
-        </w:rPr>
-        <w:t>How I would explain secret skew that looks like 'no work' to Priya Nair in one minute: the front of CLH-TDD-2024-006 already made the call. This leftover is execution. Priya Nair owns CLH-7204. tempo-01.northstar.internal is the box I would open first. The number I would put on the table is 100, and if that is stale I would say so instead of performing precision. I would ask whether we are still inside the freeze and whether Priya Nair can hit February 21, 2024.</w:t>
-      </w:r>
-    </w:p>
-    <w:p>
-      <w:pPr>
-        <w:spacing w:before="0" w:after="240" w:line="427" w:lineRule="auto"/>
-        <w:ind w:firstLine="288"/>
-      </w:pPr>
-      <w:r>
-        <w:rPr>
-          <w:rFonts w:ascii="Liberation Serif" w:hAnsi="Liberation Serif" w:eastAsia="Liberation Serif" w:cs="Liberation Serif"/>
-          <w:color w:val="222222"/>
-          <w:sz w:val="24"/>
-        </w:rPr>
-        <w:t>Helen Cho asked whether we could 'just' keep a side path for secret skew that looks like 'no work' until the window ends. No. Side paths are how the last exception file grew. If we need a carve-out, it expires, it lives on CLH-7204, and rollback is delete-and-restart on tempo-01.northstar.internal, not 'leave it until someone notices.'</w:t>
-      </w:r>
-    </w:p>
-    <w:p>
-      <w:pPr>
-        <w:spacing w:before="0" w:after="240" w:line="427" w:lineRule="auto"/>
-        <w:ind w:firstLine="288"/>
-      </w:pPr>
-      <w:r>
-        <w:rPr>
-          <w:rFonts w:ascii="Liberation Serif" w:hAnsi="Liberation Serif" w:eastAsia="Liberation Serif" w:cs="Liberation Serif"/>
-          <w:color w:val="222222"/>
-          <w:sz w:val="24"/>
-        </w:rPr>
-        <w:t>I will not put secret skew that looks like 'no work' on a wiki that drifts. CLH-7204 and this file are the record. If Priya Nair needs a diagram, they get a permalink, not a photo of a whiteboard. tempo-01.northstar.internal stays out of the diagram title. If a new engineer asks where the leftover lives, I point here. I do not point at a Slack pin from February 15, 2024.</w:t>
-      </w:r>
-    </w:p>
-    <w:p>
-      <w:pPr>
-        <w:pStyle w:val="Heading2"/>
-      </w:pPr>
-      <w:r>
-        <w:t>Numbers I will still quote (a cleanup PR that renames a field)</w:t>
-      </w:r>
-    </w:p>
-    <w:p>
-      <w:pPr>
-        <w:spacing w:before="0" w:after="240" w:line="427" w:lineRule="auto"/>
-        <w:ind w:firstLine="288"/>
-      </w:pPr>
-      <w:r>
-        <w:rPr>
-          <w:rFonts w:ascii="Liberation Serif" w:hAnsi="Liberation Serif" w:eastAsia="Liberation Serif" w:cs="Liberation Serif"/>
-          <w:color w:val="222222"/>
-          <w:sz w:val="24"/>
-        </w:rPr>
-        <w:t>These are working numbers for a cleanup PR that renames a field, not a new model. If they disagree with the front of OpenTelemetry rollout for ingest, match, break, and query, the front wins. I measured on grafana.clh.staging.northstar.internal. Ticket CLH-MEM-2024-009. Owner for the next measurement is Helen Cho. Sample window was 63 minutes. Rows in the sample: 6369. Front-matter figure I am not relitigating: 100.</w:t>
+        <w:t>This is not a full incident timeline. It is the clock I will use when someone asks which thing happened first around raising retries on a poison record. tempo-01.northstar.internal is the box. CLH-7204 is the thread. Priya Nair is the person I will name if the clocks disagree. Customer/ops clock and match/extract clock are different. I will not pretend they are the same.</w:t>
       </w:r>
     </w:p>
     <w:p>
@@ -8641,7 +8487,7 @@
           <w:color w:val="555555"/>
           <w:sz w:val="17"/>
         </w:rPr>
-        <w:t>Working measurements for CLH-TDD-2024-006, a cleanup PR that renames a field.</w:t>
+        <w:t>Working clock for CLH-TDD-2024-006. Times are ET unless noted.</w:t>
       </w:r>
     </w:p>
     <w:tbl>
@@ -8652,21 +8498,20 @@
         <w:tblLook w:firstColumn="1" w:firstRow="1" w:lastColumn="0" w:lastRow="0" w:noHBand="0" w:noVBand="1" w:val="04A0"/>
       </w:tblPr>
       <w:tblGrid>
-        <w:gridCol w:w="2232"/>
-        <w:gridCol w:w="2232"/>
-        <w:gridCol w:w="2232"/>
-        <w:gridCol w:w="2232"/>
+        <w:gridCol w:w="3000"/>
+        <w:gridCol w:w="3000"/>
+        <w:gridCol w:w="3000"/>
       </w:tblGrid>
       <w:tr>
         <w:tc>
           <w:tcPr>
-            <w:tcW w:type="dxa" w:w="2232"/>
-            <w:shd w:fill="1B365D" w:val="clear"/>
+            <w:tcW w:type="dxa" w:w="3000"/>
+            <w:shd w:fill="243447" w:val="clear"/>
             <w:tcBorders>
-              <w:top w:val="single" w:sz="4" w:space="0" w:color="1B365D"/>
-              <w:left w:val="single" w:sz="4" w:space="0" w:color="1B365D"/>
-              <w:bottom w:val="single" w:sz="4" w:space="0" w:color="1B365D"/>
-              <w:right w:val="single" w:sz="4" w:space="0" w:color="1B365D"/>
+              <w:top w:val="single" w:sz="4" w:space="0" w:color="243447"/>
+              <w:left w:val="single" w:sz="4" w:space="0" w:color="243447"/>
+              <w:bottom w:val="single" w:sz="4" w:space="0" w:color="243447"/>
+              <w:right w:val="single" w:sz="4" w:space="0" w:color="243447"/>
             </w:tcBorders>
             <w:tcMar>
               <w:top w:w="50" w:type="dxa"/>
@@ -8687,19 +8532,19 @@
                 <w:color w:val="FFFFFF"/>
                 <w:sz w:val="18"/>
               </w:rPr>
-              <w:t>Clock</w:t>
+              <w:t>When</w:t>
             </w:r>
           </w:p>
         </w:tc>
         <w:tc>
           <w:tcPr>
-            <w:tcW w:type="dxa" w:w="2232"/>
-            <w:shd w:fill="1B365D" w:val="clear"/>
+            <w:tcW w:type="dxa" w:w="3000"/>
+            <w:shd w:fill="243447" w:val="clear"/>
             <w:tcBorders>
-              <w:top w:val="single" w:sz="4" w:space="0" w:color="1B365D"/>
-              <w:left w:val="single" w:sz="4" w:space="0" w:color="1B365D"/>
-              <w:bottom w:val="single" w:sz="4" w:space="0" w:color="1B365D"/>
-              <w:right w:val="single" w:sz="4" w:space="0" w:color="1B365D"/>
+              <w:top w:val="single" w:sz="4" w:space="0" w:color="243447"/>
+              <w:left w:val="single" w:sz="4" w:space="0" w:color="243447"/>
+              <w:bottom w:val="single" w:sz="4" w:space="0" w:color="243447"/>
+              <w:right w:val="single" w:sz="4" w:space="0" w:color="243447"/>
             </w:tcBorders>
             <w:tcMar>
               <w:top w:w="50" w:type="dxa"/>
@@ -8720,19 +8565,19 @@
                 <w:color w:val="FFFFFF"/>
                 <w:sz w:val="18"/>
               </w:rPr>
-              <w:t>Value</w:t>
+              <w:t>What I can defend</w:t>
             </w:r>
           </w:p>
         </w:tc>
         <w:tc>
           <w:tcPr>
-            <w:tcW w:type="dxa" w:w="2232"/>
-            <w:shd w:fill="1B365D" w:val="clear"/>
+            <w:tcW w:type="dxa" w:w="3000"/>
+            <w:shd w:fill="243447" w:val="clear"/>
             <w:tcBorders>
-              <w:top w:val="single" w:sz="4" w:space="0" w:color="1B365D"/>
-              <w:left w:val="single" w:sz="4" w:space="0" w:color="1B365D"/>
-              <w:bottom w:val="single" w:sz="4" w:space="0" w:color="1B365D"/>
-              <w:right w:val="single" w:sz="4" w:space="0" w:color="1B365D"/>
+              <w:top w:val="single" w:sz="4" w:space="0" w:color="243447"/>
+              <w:left w:val="single" w:sz="4" w:space="0" w:color="243447"/>
+              <w:bottom w:val="single" w:sz="4" w:space="0" w:color="243447"/>
+              <w:right w:val="single" w:sz="4" w:space="0" w:color="243447"/>
             </w:tcBorders>
             <w:tcMar>
               <w:top w:w="50" w:type="dxa"/>
@@ -8753,40 +8598,7 @@
                 <w:color w:val="FFFFFF"/>
                 <w:sz w:val="18"/>
               </w:rPr>
-              <w:t>Where</w:t>
-            </w:r>
-          </w:p>
-        </w:tc>
-        <w:tc>
-          <w:tcPr>
-            <w:tcW w:type="dxa" w:w="2232"/>
-            <w:shd w:fill="1B365D" w:val="clear"/>
-            <w:tcBorders>
-              <w:top w:val="single" w:sz="4" w:space="0" w:color="1B365D"/>
-              <w:left w:val="single" w:sz="4" w:space="0" w:color="1B365D"/>
-              <w:bottom w:val="single" w:sz="4" w:space="0" w:color="1B365D"/>
-              <w:right w:val="single" w:sz="4" w:space="0" w:color="1B365D"/>
-            </w:tcBorders>
-            <w:tcMar>
-              <w:top w:w="50" w:type="dxa"/>
-              <w:left w:w="70" w:type="dxa"/>
-              <w:bottom w:w="50" w:type="dxa"/>
-              <w:right w:w="70" w:type="dxa"/>
-            </w:tcMar>
-          </w:tcPr>
-          <w:p>
-            <w:pPr>
-              <w:spacing w:before="0" w:after="0" w:line="230" w:lineRule="auto"/>
-            </w:pPr>
-            <w:r/>
-            <w:r>
-              <w:rPr>
-                <w:rFonts w:ascii="Liberation Sans" w:hAnsi="Liberation Sans" w:eastAsia="Liberation Sans" w:cs="Liberation Sans"/>
-                <w:b/>
-                <w:color w:val="FFFFFF"/>
-                <w:sz w:val="18"/>
-              </w:rPr>
-              <w:t>Who repeats it</w:t>
+              <w:t>Who</w:t>
             </w:r>
           </w:p>
         </w:tc>
@@ -8794,7 +8606,7 @@
       <w:tr>
         <w:tc>
           <w:tcPr>
-            <w:tcW w:type="dxa" w:w="2232"/>
+            <w:tcW w:type="dxa" w:w="3000"/>
             <w:shd w:fill="FFFFFF" w:val="clear"/>
             <w:tcBorders>
               <w:top w:val="single" w:sz="4" w:space="0" w:color="C5CDD6"/>
@@ -8821,13 +8633,13 @@
                 <w:color w:val="222222"/>
                 <w:sz w:val="19"/>
               </w:rPr>
-              <w:t>p95 I would quote</w:t>
+              <w:t>February 13</w:t>
             </w:r>
           </w:p>
         </w:tc>
         <w:tc>
           <w:tcPr>
-            <w:tcW w:type="dxa" w:w="2232"/>
+            <w:tcW w:type="dxa" w:w="3000"/>
             <w:shd w:fill="FFFFFF" w:val="clear"/>
             <w:tcBorders>
               <w:top w:val="single" w:sz="4" w:space="0" w:color="C5CDD6"/>
@@ -8854,181 +8666,14 @@
                 <w:color w:val="222222"/>
                 <w:sz w:val="19"/>
               </w:rPr>
-              <w:t>64.6</w:t>
+              <w:t>First stale graph or first complaint tied to raising retries on a poison record</w:t>
             </w:r>
           </w:p>
         </w:tc>
         <w:tc>
           <w:tcPr>
-            <w:tcW w:type="dxa" w:w="2232"/>
+            <w:tcW w:type="dxa" w:w="3000"/>
             <w:shd w:fill="FFFFFF" w:val="clear"/>
-            <w:tcBorders>
-              <w:top w:val="single" w:sz="4" w:space="0" w:color="C5CDD6"/>
-              <w:left w:val="single" w:sz="4" w:space="0" w:color="C5CDD6"/>
-              <w:bottom w:val="single" w:sz="4" w:space="0" w:color="C5CDD6"/>
-              <w:right w:val="single" w:sz="4" w:space="0" w:color="C5CDD6"/>
-            </w:tcBorders>
-            <w:tcMar>
-              <w:top w:w="50" w:type="dxa"/>
-              <w:left w:w="70" w:type="dxa"/>
-              <w:bottom w:w="50" w:type="dxa"/>
-              <w:right w:w="70" w:type="dxa"/>
-            </w:tcMar>
-          </w:tcPr>
-          <w:p>
-            <w:pPr>
-              <w:spacing w:before="0" w:after="0" w:line="230" w:lineRule="auto"/>
-            </w:pPr>
-            <w:r/>
-            <w:r>
-              <w:rPr>
-                <w:rFonts w:ascii="Liberation Serif" w:hAnsi="Liberation Serif" w:eastAsia="Liberation Serif" w:cs="Liberation Serif"/>
-                <w:b w:val="0"/>
-                <w:color w:val="222222"/>
-                <w:sz w:val="19"/>
-              </w:rPr>
-              <w:t>grafana.clh.staging.northstar.internal</w:t>
-            </w:r>
-          </w:p>
-        </w:tc>
-        <w:tc>
-          <w:tcPr>
-            <w:tcW w:type="dxa" w:w="2232"/>
-            <w:shd w:fill="FFFFFF" w:val="clear"/>
-            <w:tcBorders>
-              <w:top w:val="single" w:sz="4" w:space="0" w:color="C5CDD6"/>
-              <w:left w:val="single" w:sz="4" w:space="0" w:color="C5CDD6"/>
-              <w:bottom w:val="single" w:sz="4" w:space="0" w:color="C5CDD6"/>
-              <w:right w:val="single" w:sz="4" w:space="0" w:color="C5CDD6"/>
-            </w:tcBorders>
-            <w:tcMar>
-              <w:top w:w="50" w:type="dxa"/>
-              <w:left w:w="70" w:type="dxa"/>
-              <w:bottom w:w="50" w:type="dxa"/>
-              <w:right w:w="70" w:type="dxa"/>
-            </w:tcMar>
-          </w:tcPr>
-          <w:p>
-            <w:pPr>
-              <w:spacing w:before="0" w:after="0" w:line="230" w:lineRule="auto"/>
-            </w:pPr>
-            <w:r/>
-            <w:r>
-              <w:rPr>
-                <w:rFonts w:ascii="Liberation Serif" w:hAnsi="Liberation Serif" w:eastAsia="Liberation Serif" w:cs="Liberation Serif"/>
-                <w:b w:val="0"/>
-                <w:color w:val="222222"/>
-                <w:sz w:val="19"/>
-              </w:rPr>
-              <w:t>Helen Cho</w:t>
-            </w:r>
-          </w:p>
-        </w:tc>
-      </w:tr>
-      <w:tr>
-        <w:tc>
-          <w:tcPr>
-            <w:tcW w:type="dxa" w:w="2232"/>
-            <w:shd w:fill="EEF2F6" w:val="clear"/>
-            <w:tcBorders>
-              <w:top w:val="single" w:sz="4" w:space="0" w:color="C5CDD6"/>
-              <w:left w:val="single" w:sz="4" w:space="0" w:color="C5CDD6"/>
-              <w:bottom w:val="single" w:sz="4" w:space="0" w:color="C5CDD6"/>
-              <w:right w:val="single" w:sz="4" w:space="0" w:color="C5CDD6"/>
-            </w:tcBorders>
-            <w:tcMar>
-              <w:top w:w="50" w:type="dxa"/>
-              <w:left w:w="70" w:type="dxa"/>
-              <w:bottom w:w="50" w:type="dxa"/>
-              <w:right w:w="70" w:type="dxa"/>
-            </w:tcMar>
-          </w:tcPr>
-          <w:p>
-            <w:pPr>
-              <w:spacing w:before="0" w:after="0" w:line="230" w:lineRule="auto"/>
-            </w:pPr>
-            <w:r/>
-            <w:r>
-              <w:rPr>
-                <w:rFonts w:ascii="Liberation Serif" w:hAnsi="Liberation Serif" w:eastAsia="Liberation Serif" w:cs="Liberation Serif"/>
-                <w:b w:val="0"/>
-                <w:color w:val="222222"/>
-                <w:sz w:val="19"/>
-              </w:rPr>
-              <w:t>errors in the sampled hour</w:t>
-            </w:r>
-          </w:p>
-        </w:tc>
-        <w:tc>
-          <w:tcPr>
-            <w:tcW w:type="dxa" w:w="2232"/>
-            <w:shd w:fill="EEF2F6" w:val="clear"/>
-            <w:tcBorders>
-              <w:top w:val="single" w:sz="4" w:space="0" w:color="C5CDD6"/>
-              <w:left w:val="single" w:sz="4" w:space="0" w:color="C5CDD6"/>
-              <w:bottom w:val="single" w:sz="4" w:space="0" w:color="C5CDD6"/>
-              <w:right w:val="single" w:sz="4" w:space="0" w:color="C5CDD6"/>
-            </w:tcBorders>
-            <w:tcMar>
-              <w:top w:w="50" w:type="dxa"/>
-              <w:left w:w="70" w:type="dxa"/>
-              <w:bottom w:w="50" w:type="dxa"/>
-              <w:right w:w="70" w:type="dxa"/>
-            </w:tcMar>
-          </w:tcPr>
-          <w:p>
-            <w:pPr>
-              <w:spacing w:before="0" w:after="0" w:line="230" w:lineRule="auto"/>
-            </w:pPr>
-            <w:r/>
-            <w:r>
-              <w:rPr>
-                <w:rFonts w:ascii="Liberation Serif" w:hAnsi="Liberation Serif" w:eastAsia="Liberation Serif" w:cs="Liberation Serif"/>
-                <w:b w:val="0"/>
-                <w:color w:val="222222"/>
-                <w:sz w:val="19"/>
-              </w:rPr>
-              <w:t>21</w:t>
-            </w:r>
-          </w:p>
-        </w:tc>
-        <w:tc>
-          <w:tcPr>
-            <w:tcW w:type="dxa" w:w="2232"/>
-            <w:shd w:fill="EEF2F6" w:val="clear"/>
-            <w:tcBorders>
-              <w:top w:val="single" w:sz="4" w:space="0" w:color="C5CDD6"/>
-              <w:left w:val="single" w:sz="4" w:space="0" w:color="C5CDD6"/>
-              <w:bottom w:val="single" w:sz="4" w:space="0" w:color="C5CDD6"/>
-              <w:right w:val="single" w:sz="4" w:space="0" w:color="C5CDD6"/>
-            </w:tcBorders>
-            <w:tcMar>
-              <w:top w:w="50" w:type="dxa"/>
-              <w:left w:w="70" w:type="dxa"/>
-              <w:bottom w:w="50" w:type="dxa"/>
-              <w:right w:w="70" w:type="dxa"/>
-            </w:tcMar>
-          </w:tcPr>
-          <w:p>
-            <w:pPr>
-              <w:spacing w:before="0" w:after="0" w:line="230" w:lineRule="auto"/>
-            </w:pPr>
-            <w:r/>
-            <w:r>
-              <w:rPr>
-                <w:rFonts w:ascii="Liberation Serif" w:hAnsi="Liberation Serif" w:eastAsia="Liberation Serif" w:cs="Liberation Serif"/>
-                <w:b w:val="0"/>
-                <w:color w:val="222222"/>
-                <w:sz w:val="19"/>
-              </w:rPr>
-              <w:t>grafana.clh.staging.northstar.internal</w:t>
-            </w:r>
-          </w:p>
-        </w:tc>
-        <w:tc>
-          <w:tcPr>
-            <w:tcW w:type="dxa" w:w="2232"/>
-            <w:shd w:fill="EEF2F6" w:val="clear"/>
             <w:tcBorders>
               <w:top w:val="single" w:sz="4" w:space="0" w:color="C5CDD6"/>
               <w:left w:val="single" w:sz="4" w:space="0" w:color="C5CDD6"/>
@@ -9062,7 +8707,108 @@
       <w:tr>
         <w:tc>
           <w:tcPr>
-            <w:tcW w:type="dxa" w:w="2232"/>
+            <w:tcW w:type="dxa" w:w="3000"/>
+            <w:shd w:fill="E8ECF0" w:val="clear"/>
+            <w:tcBorders>
+              <w:top w:val="single" w:sz="4" w:space="0" w:color="C5CDD6"/>
+              <w:left w:val="single" w:sz="4" w:space="0" w:color="C5CDD6"/>
+              <w:bottom w:val="single" w:sz="4" w:space="0" w:color="C5CDD6"/>
+              <w:right w:val="single" w:sz="4" w:space="0" w:color="C5CDD6"/>
+            </w:tcBorders>
+            <w:tcMar>
+              <w:top w:w="50" w:type="dxa"/>
+              <w:left w:w="70" w:type="dxa"/>
+              <w:bottom w:w="50" w:type="dxa"/>
+              <w:right w:w="70" w:type="dxa"/>
+            </w:tcMar>
+          </w:tcPr>
+          <w:p>
+            <w:pPr>
+              <w:spacing w:before="0" w:after="0" w:line="230" w:lineRule="auto"/>
+            </w:pPr>
+            <w:r/>
+            <w:r>
+              <w:rPr>
+                <w:rFonts w:ascii="Liberation Serif" w:hAnsi="Liberation Serif" w:eastAsia="Liberation Serif" w:cs="Liberation Serif"/>
+                <w:b w:val="0"/>
+                <w:color w:val="222222"/>
+                <w:sz w:val="19"/>
+              </w:rPr>
+              <w:t>February 14</w:t>
+            </w:r>
+          </w:p>
+        </w:tc>
+        <w:tc>
+          <w:tcPr>
+            <w:tcW w:type="dxa" w:w="3000"/>
+            <w:shd w:fill="E8ECF0" w:val="clear"/>
+            <w:tcBorders>
+              <w:top w:val="single" w:sz="4" w:space="0" w:color="C5CDD6"/>
+              <w:left w:val="single" w:sz="4" w:space="0" w:color="C5CDD6"/>
+              <w:bottom w:val="single" w:sz="4" w:space="0" w:color="C5CDD6"/>
+              <w:right w:val="single" w:sz="4" w:space="0" w:color="C5CDD6"/>
+            </w:tcBorders>
+            <w:tcMar>
+              <w:top w:w="50" w:type="dxa"/>
+              <w:left w:w="70" w:type="dxa"/>
+              <w:bottom w:w="50" w:type="dxa"/>
+              <w:right w:w="70" w:type="dxa"/>
+            </w:tcMar>
+          </w:tcPr>
+          <w:p>
+            <w:pPr>
+              <w:spacing w:before="0" w:after="0" w:line="230" w:lineRule="auto"/>
+            </w:pPr>
+            <w:r/>
+            <w:r>
+              <w:rPr>
+                <w:rFonts w:ascii="Liberation Serif" w:hAnsi="Liberation Serif" w:eastAsia="Liberation Serif" w:cs="Liberation Serif"/>
+                <w:b w:val="0"/>
+                <w:color w:val="222222"/>
+                <w:sz w:val="19"/>
+              </w:rPr>
+              <w:t>Read-only check on tempo-01.northstar.internal; ticket CLH-7204 exists or is opened</w:t>
+            </w:r>
+          </w:p>
+        </w:tc>
+        <w:tc>
+          <w:tcPr>
+            <w:tcW w:type="dxa" w:w="3000"/>
+            <w:shd w:fill="E8ECF0" w:val="clear"/>
+            <w:tcBorders>
+              <w:top w:val="single" w:sz="4" w:space="0" w:color="C5CDD6"/>
+              <w:left w:val="single" w:sz="4" w:space="0" w:color="C5CDD6"/>
+              <w:bottom w:val="single" w:sz="4" w:space="0" w:color="C5CDD6"/>
+              <w:right w:val="single" w:sz="4" w:space="0" w:color="C5CDD6"/>
+            </w:tcBorders>
+            <w:tcMar>
+              <w:top w:w="50" w:type="dxa"/>
+              <w:left w:w="70" w:type="dxa"/>
+              <w:bottom w:w="50" w:type="dxa"/>
+              <w:right w:w="70" w:type="dxa"/>
+            </w:tcMar>
+          </w:tcPr>
+          <w:p>
+            <w:pPr>
+              <w:spacing w:before="0" w:after="0" w:line="230" w:lineRule="auto"/>
+            </w:pPr>
+            <w:r/>
+            <w:r>
+              <w:rPr>
+                <w:rFonts w:ascii="Liberation Serif" w:hAnsi="Liberation Serif" w:eastAsia="Liberation Serif" w:cs="Liberation Serif"/>
+                <w:b w:val="0"/>
+                <w:color w:val="222222"/>
+                <w:sz w:val="19"/>
+              </w:rPr>
+              <w:t>Aman Kumar</w:t>
+            </w:r>
+          </w:p>
+        </w:tc>
+      </w:tr>
+      <w:tr>
+        <w:tc>
+          <w:tcPr>
+            <w:tcW w:type="dxa" w:w="3000"/>
             <w:shd w:fill="FFFFFF" w:val="clear"/>
             <w:tcBorders>
               <w:top w:val="single" w:sz="4" w:space="0" w:color="C5CDD6"/>
@@ -9089,13 +8835,13 @@
                 <w:color w:val="222222"/>
                 <w:sz w:val="19"/>
               </w:rPr>
-              <w:t>queue or backlog</w:t>
+              <w:t>February 15, 2024</w:t>
             </w:r>
           </w:p>
         </w:tc>
         <w:tc>
           <w:tcPr>
-            <w:tcW w:type="dxa" w:w="2232"/>
+            <w:tcW w:type="dxa" w:w="3000"/>
             <w:shd w:fill="FFFFFF" w:val="clear"/>
             <w:tcBorders>
               <w:top w:val="single" w:sz="4" w:space="0" w:color="C5CDD6"/>
@@ -9122,46 +8868,13 @@
                 <w:color w:val="222222"/>
                 <w:sz w:val="19"/>
               </w:rPr>
-              <w:t>510</w:t>
+              <w:t>Decision in the front of this file still stands</w:t>
             </w:r>
           </w:p>
         </w:tc>
         <w:tc>
           <w:tcPr>
-            <w:tcW w:type="dxa" w:w="2232"/>
-            <w:shd w:fill="FFFFFF" w:val="clear"/>
-            <w:tcBorders>
-              <w:top w:val="single" w:sz="4" w:space="0" w:color="C5CDD6"/>
-              <w:left w:val="single" w:sz="4" w:space="0" w:color="C5CDD6"/>
-              <w:bottom w:val="single" w:sz="4" w:space="0" w:color="C5CDD6"/>
-              <w:right w:val="single" w:sz="4" w:space="0" w:color="C5CDD6"/>
-            </w:tcBorders>
-            <w:tcMar>
-              <w:top w:w="50" w:type="dxa"/>
-              <w:left w:w="70" w:type="dxa"/>
-              <w:bottom w:w="50" w:type="dxa"/>
-              <w:right w:w="70" w:type="dxa"/>
-            </w:tcMar>
-          </w:tcPr>
-          <w:p>
-            <w:pPr>
-              <w:spacing w:before="0" w:after="0" w:line="230" w:lineRule="auto"/>
-            </w:pPr>
-            <w:r/>
-            <w:r>
-              <w:rPr>
-                <w:rFonts w:ascii="Liberation Serif" w:hAnsi="Liberation Serif" w:eastAsia="Liberation Serif" w:cs="Liberation Serif"/>
-                <w:b w:val="0"/>
-                <w:color w:val="222222"/>
-                <w:sz w:val="19"/>
-              </w:rPr>
-              <w:t>CLH-INC-2023-061</w:t>
-            </w:r>
-          </w:p>
-        </w:tc>
-        <w:tc>
-          <w:tcPr>
-            <w:tcW w:type="dxa" w:w="2232"/>
+            <w:tcW w:type="dxa" w:w="3000"/>
             <w:shd w:fill="FFFFFF" w:val="clear"/>
             <w:tcBorders>
               <w:top w:val="single" w:sz="4" w:space="0" w:color="C5CDD6"/>
@@ -9193,140 +8906,6 @@
           </w:p>
         </w:tc>
       </w:tr>
-      <w:tr>
-        <w:tc>
-          <w:tcPr>
-            <w:tcW w:type="dxa" w:w="2232"/>
-            <w:shd w:fill="EEF2F6" w:val="clear"/>
-            <w:tcBorders>
-              <w:top w:val="single" w:sz="4" w:space="0" w:color="C5CDD6"/>
-              <w:left w:val="single" w:sz="4" w:space="0" w:color="C5CDD6"/>
-              <w:bottom w:val="single" w:sz="4" w:space="0" w:color="C5CDD6"/>
-              <w:right w:val="single" w:sz="4" w:space="0" w:color="C5CDD6"/>
-            </w:tcBorders>
-            <w:tcMar>
-              <w:top w:w="50" w:type="dxa"/>
-              <w:left w:w="70" w:type="dxa"/>
-              <w:bottom w:w="50" w:type="dxa"/>
-              <w:right w:w="70" w:type="dxa"/>
-            </w:tcMar>
-          </w:tcPr>
-          <w:p>
-            <w:pPr>
-              <w:spacing w:before="0" w:after="0" w:line="230" w:lineRule="auto"/>
-            </w:pPr>
-            <w:r/>
-            <w:r>
-              <w:rPr>
-                <w:rFonts w:ascii="Liberation Serif" w:hAnsi="Liberation Serif" w:eastAsia="Liberation Serif" w:cs="Liberation Serif"/>
-                <w:b w:val="0"/>
-                <w:color w:val="222222"/>
-                <w:sz w:val="19"/>
-              </w:rPr>
-              <w:t>front-matter number</w:t>
-            </w:r>
-          </w:p>
-        </w:tc>
-        <w:tc>
-          <w:tcPr>
-            <w:tcW w:type="dxa" w:w="2232"/>
-            <w:shd w:fill="EEF2F6" w:val="clear"/>
-            <w:tcBorders>
-              <w:top w:val="single" w:sz="4" w:space="0" w:color="C5CDD6"/>
-              <w:left w:val="single" w:sz="4" w:space="0" w:color="C5CDD6"/>
-              <w:bottom w:val="single" w:sz="4" w:space="0" w:color="C5CDD6"/>
-              <w:right w:val="single" w:sz="4" w:space="0" w:color="C5CDD6"/>
-            </w:tcBorders>
-            <w:tcMar>
-              <w:top w:w="50" w:type="dxa"/>
-              <w:left w:w="70" w:type="dxa"/>
-              <w:bottom w:w="50" w:type="dxa"/>
-              <w:right w:w="70" w:type="dxa"/>
-            </w:tcMar>
-          </w:tcPr>
-          <w:p>
-            <w:pPr>
-              <w:spacing w:before="0" w:after="0" w:line="230" w:lineRule="auto"/>
-            </w:pPr>
-            <w:r/>
-            <w:r>
-              <w:rPr>
-                <w:rFonts w:ascii="Liberation Serif" w:hAnsi="Liberation Serif" w:eastAsia="Liberation Serif" w:cs="Liberation Serif"/>
-                <w:b w:val="0"/>
-                <w:color w:val="222222"/>
-                <w:sz w:val="19"/>
-              </w:rPr>
-              <w:t>7204</w:t>
-            </w:r>
-          </w:p>
-        </w:tc>
-        <w:tc>
-          <w:tcPr>
-            <w:tcW w:type="dxa" w:w="2232"/>
-            <w:shd w:fill="EEF2F6" w:val="clear"/>
-            <w:tcBorders>
-              <w:top w:val="single" w:sz="4" w:space="0" w:color="C5CDD6"/>
-              <w:left w:val="single" w:sz="4" w:space="0" w:color="C5CDD6"/>
-              <w:bottom w:val="single" w:sz="4" w:space="0" w:color="C5CDD6"/>
-              <w:right w:val="single" w:sz="4" w:space="0" w:color="C5CDD6"/>
-            </w:tcBorders>
-            <w:tcMar>
-              <w:top w:w="50" w:type="dxa"/>
-              <w:left w:w="70" w:type="dxa"/>
-              <w:bottom w:w="50" w:type="dxa"/>
-              <w:right w:w="70" w:type="dxa"/>
-            </w:tcMar>
-          </w:tcPr>
-          <w:p>
-            <w:pPr>
-              <w:spacing w:before="0" w:after="0" w:line="230" w:lineRule="auto"/>
-            </w:pPr>
-            <w:r/>
-            <w:r>
-              <w:rPr>
-                <w:rFonts w:ascii="Liberation Serif" w:hAnsi="Liberation Serif" w:eastAsia="Liberation Serif" w:cs="Liberation Serif"/>
-                <w:b w:val="0"/>
-                <w:color w:val="222222"/>
-                <w:sz w:val="19"/>
-              </w:rPr>
-              <w:t>this file</w:t>
-            </w:r>
-          </w:p>
-        </w:tc>
-        <w:tc>
-          <w:tcPr>
-            <w:tcW w:type="dxa" w:w="2232"/>
-            <w:shd w:fill="EEF2F6" w:val="clear"/>
-            <w:tcBorders>
-              <w:top w:val="single" w:sz="4" w:space="0" w:color="C5CDD6"/>
-              <w:left w:val="single" w:sz="4" w:space="0" w:color="C5CDD6"/>
-              <w:bottom w:val="single" w:sz="4" w:space="0" w:color="C5CDD6"/>
-              <w:right w:val="single" w:sz="4" w:space="0" w:color="C5CDD6"/>
-            </w:tcBorders>
-            <w:tcMar>
-              <w:top w:w="50" w:type="dxa"/>
-              <w:left w:w="70" w:type="dxa"/>
-              <w:bottom w:w="50" w:type="dxa"/>
-              <w:right w:w="70" w:type="dxa"/>
-            </w:tcMar>
-          </w:tcPr>
-          <w:p>
-            <w:pPr>
-              <w:spacing w:before="0" w:after="0" w:line="230" w:lineRule="auto"/>
-            </w:pPr>
-            <w:r/>
-            <w:r>
-              <w:rPr>
-                <w:rFonts w:ascii="Liberation Serif" w:hAnsi="Liberation Serif" w:eastAsia="Liberation Serif" w:cs="Liberation Serif"/>
-                <w:b w:val="0"/>
-                <w:color w:val="222222"/>
-                <w:sz w:val="19"/>
-              </w:rPr>
-              <w:t>Helen Cho</w:t>
-            </w:r>
-          </w:p>
-        </w:tc>
-      </w:tr>
     </w:tbl>
     <w:p>
       <w:pPr>
@@ -9335,8 +8914,8 @@
     </w:p>
     <w:p>
       <w:pPr>
-        <w:spacing w:before="0" w:after="240" w:line="427" w:lineRule="auto"/>
-        <w:ind w:firstLine="288"/>
+        <w:spacing w:before="0" w:after="220" w:line="396" w:lineRule="auto"/>
+        <w:ind w:firstLine="173"/>
       </w:pPr>
       <w:r>
         <w:rPr>
@@ -9344,13 +8923,13 @@
           <w:color w:val="222222"/>
           <w:sz w:val="24"/>
         </w:rPr>
-        <w:t>I will not average this into a team dashboard that hides grafana.clh.staging.northstar.internal. If finance or the EM asks why we did not pick the cheaper looking option, the answer is the page we would have taken and the miss rate on month-end, not a slide. Headroom I want on a normal Tuesday is about 27 percent. Below that I file for hardware or I shed load. I will not do both in the same change. Helen Cho can disagree in writing on CLH-MEM-2024-009.</w:t>
+        <w:t>After this clock, the remaining work is owned, or it is late. I will not add a fourth restart to make the timeline look shorter. Clearhaven can have the user-visible version of this table. They cannot have internal hostnames.</w:t>
       </w:r>
     </w:p>
     <w:p>
       <w:pPr>
-        <w:spacing w:before="0" w:after="240" w:line="427" w:lineRule="auto"/>
-        <w:ind w:firstLine="288"/>
+        <w:spacing w:before="0" w:after="220" w:line="396" w:lineRule="auto"/>
+        <w:ind w:firstLine="173"/>
       </w:pPr>
       <w:r>
         <w:rPr>
@@ -9358,13 +8937,13 @@
           <w:color w:val="222222"/>
           <w:sz w:val="24"/>
         </w:rPr>
-        <w:t>Blast radius if we ignore a cleanup PR that renames a field: the canary plus two neighbors. That is the difference between a DLQ and a desk thread. I want the gate in CI or in the runbook, not in my memory. Related leftover CLH-INC-2023-061 is not a twin tracker. Keep one thread.</w:t>
+        <w:t>date pressure on raising retries on a poison record is not a date, February 21, 2024 is if Priya Nair keeps it, a green job with no rows still pages, and abort beats a lying dual-run.</w:t>
       </w:r>
     </w:p>
     <w:p>
       <w:pPr>
-        <w:spacing w:before="0" w:after="240" w:line="427" w:lineRule="auto"/>
-        <w:ind w:firstLine="288"/>
+        <w:spacing w:before="0" w:after="220" w:line="396" w:lineRule="auto"/>
+        <w:ind w:firstLine="173"/>
       </w:pPr>
       <w:r>
         <w:rPr>
@@ -9372,13 +8951,21 @@
           <w:color w:val="222222"/>
           <w:sz w:val="24"/>
         </w:rPr>
-        <w:t>Cost I can defend for a cleanup PR that renames a field is the spend on grafana.clh.staging.northstar.internal and this job. I will not average it into a team number. If finance asks why we skipped the cheaper look, the answer is the page and the miss rate, not a deck. Helen Cho can disagree on CLH-MEM-2024-009. Sample I still like: 2570 rows, 16 minutes.</w:t>
+        <w:t>grafana.clh.staging.northstar.internal is the box I would open first for raising retries on a poison record, pages go to a person, not a muted channel, and the sample I would still defend uses the same clock as 7204.</w:t>
       </w:r>
     </w:p>
     <w:p>
       <w:pPr>
-        <w:spacing w:before="0" w:after="240" w:line="427" w:lineRule="auto"/>
-        <w:ind w:firstLine="288"/>
+        <w:pStyle w:val="Heading2"/>
+      </w:pPr>
+      <w:r>
+        <w:t>Expand then contract (dropping a column in the same release as the readers)</w:t>
+      </w:r>
+    </w:p>
+    <w:p>
+      <w:pPr>
+        <w:spacing w:before="0" w:after="220" w:line="396" w:lineRule="auto"/>
+        <w:ind w:firstLine="173"/>
       </w:pPr>
       <w:r>
         <w:rPr>
@@ -9386,13 +8973,13 @@
           <w:color w:val="222222"/>
           <w:sz w:val="24"/>
         </w:rPr>
-        <w:t>I keep the receipt: ticket CLH-MEM-2024-009, merge, and the bill line. I will not argue from a screenshot of a dashboard. Permalink or it did not happen. Aman Kumar will reject a status update that is only a graph PNG in Slack.</w:t>
+        <w:t>The column or field that moved is the one dropping a column in the same release as the readers cares about on grafana.clh.staging.northstar.internal. Order is expand, backfill, contract. I will not drop a column in the same release as a code deploy that still reads it. Owner Helen Cho. Ticket CLH-MEM-2024-009. Dual-write window is measured in hours, not left open. If the backfill is still running at a freeze, I stop the freeze, not the backfill, unless legal says otherwise. I write the stop condition on CLH-MEM-2024-009 before I start the job.</w:t>
       </w:r>
     </w:p>
     <w:p>
       <w:pPr>
-        <w:spacing w:before="0" w:after="240" w:line="427" w:lineRule="auto"/>
-        <w:ind w:firstLine="288"/>
+        <w:spacing w:before="0" w:after="220" w:line="396" w:lineRule="auto"/>
+        <w:ind w:firstLine="173"/>
       </w:pPr>
       <w:r>
         <w:rPr>
@@ -9400,21 +8987,13 @@
           <w:color w:val="222222"/>
           <w:sz w:val="24"/>
         </w:rPr>
-        <w:t>Month-end math for this leftover uses the same clock as 7204. I will not mix clocks to make a cleanup PR that renames a field look healthier. Helen Cho can correct the clock on CLH-MEM-2024-009. If finance or the EM wants a single slide, they get this paragraph plus the decision callout, not a new model I made up to look precise.</w:t>
+        <w:t>Rejected: rewrite the type in place because Postgres will 'just cast it.' That is how we locked grafana.clh.staging.northstar.internal for longer than the 7s budget last time. Historical load never runs on the OLTP primary. Cost the job, then run it. Number from the front I am using as the size hint: 2024.</w:t>
       </w:r>
     </w:p>
     <w:p>
       <w:pPr>
-        <w:pStyle w:val="Heading2"/>
-      </w:pPr>
-      <w:r>
-        <w:t>What we send, and what stays internal (identifiers in chat, logs, or a support zip)</w:t>
-      </w:r>
-    </w:p>
-    <w:p>
-      <w:pPr>
-        <w:spacing w:before="0" w:after="240" w:line="427" w:lineRule="auto"/>
-        <w:ind w:firstLine="288"/>
+        <w:pStyle w:val="ListNumber"/>
+        <w:spacing w:before="20" w:after="60" w:line="260" w:lineRule="auto"/>
       </w:pPr>
       <w:r>
         <w:rPr>
@@ -9422,13 +9001,13 @@
           <w:color w:val="222222"/>
           <w:sz w:val="24"/>
         </w:rPr>
-        <w:t>Outbound mail about identifiers in chat, logs, or a support zip does not include tempo-01.northstar.internal. It includes the window, the user-visible effect, and whether we are done. Aman Kumar drafts. I review. Ticket CLH-INC-2023-061. Tone is plain. I will not say we are investigating if we already know the cause. I will not promise a timestamp we cannot hit. Clearhaven owns the business clock. We own the engineering one. If those clocks disagree, the first sentence says so.</w:t>
+        <w:t>Add the new column or field. Ship readers that tolerate both. CLH-MEM-2024-009.</w:t>
       </w:r>
     </w:p>
     <w:p>
       <w:pPr>
-        <w:spacing w:before="0" w:after="240" w:line="427" w:lineRule="auto"/>
-        <w:ind w:firstLine="288"/>
+        <w:pStyle w:val="ListNumber"/>
+        <w:spacing w:before="20" w:after="60" w:line="260" w:lineRule="auto"/>
       </w:pPr>
       <w:r>
         <w:rPr>
@@ -9436,12 +9015,12 @@
           <w:color w:val="222222"/>
           <w:sz w:val="24"/>
         </w:rPr>
-        <w:t>Internal note can name tempo-01.northstar.internal, CLH-INC-2023-204, and the last error line. It still does not paste identifiers. If someone asks for a root cause the same day, they get the user-visible version. Legal reads outbound mail that names money or medical data. I will not put a hostname in a customer ticket because it makes me look precise.</w:t>
+        <w:t>Backfill in batches of 17k. Pause on replication lag.</w:t>
       </w:r>
     </w:p>
     <w:p>
       <w:pPr>
-        <w:pStyle w:val="ListBullet"/>
+        <w:pStyle w:val="ListNumber"/>
         <w:spacing w:before="20" w:after="60" w:line="260" w:lineRule="auto"/>
       </w:pPr>
       <w:r>
@@ -9450,12 +9029,12 @@
           <w:color w:val="222222"/>
           <w:sz w:val="24"/>
         </w:rPr>
-        <w:t>External: window, effect, done or not. Owner Aman Kumar.</w:t>
+        <w:t>Flip writers. Watch error class, not CPU.</w:t>
       </w:r>
     </w:p>
     <w:p>
       <w:pPr>
-        <w:pStyle w:val="ListBullet"/>
+        <w:pStyle w:val="ListNumber"/>
         <w:spacing w:before="20" w:after="60" w:line="260" w:lineRule="auto"/>
       </w:pPr>
       <w:r>
@@ -9464,13 +9043,13 @@
           <w:color w:val="222222"/>
           <w:sz w:val="24"/>
         </w:rPr>
-        <w:t>Internal: tempo-01.northstar.internal, counts, CLH-INC-2023-061. Owner Aman Kumar.</w:t>
+        <w:t>Contract only after Helen Cho signs the count on CLH-MEM-2024-009.</w:t>
       </w:r>
     </w:p>
     <w:p>
       <w:pPr>
-        <w:pStyle w:val="ListBullet"/>
-        <w:spacing w:before="20" w:after="60" w:line="260" w:lineRule="auto"/>
+        <w:spacing w:before="0" w:after="220" w:line="396" w:lineRule="auto"/>
+        <w:ind w:firstLine="173"/>
       </w:pPr>
       <w:r>
         <w:rPr>
@@ -9478,13 +9057,13 @@
           <w:color w:val="222222"/>
           <w:sz w:val="24"/>
         </w:rPr>
-        <w:t>Never: payloads, PAN, SSN, MRN, secrets, unredacted logs.</w:t>
+        <w:t>I parked dropping a column in the same release as the readers on CLH-INC-2023-061 so it is not Slack archaeology, the freeze still applies and a small apply is still an apply, and I will not mix clocks to make dropping a column in the same release as the readers look healthier.</w:t>
       </w:r>
     </w:p>
     <w:p>
       <w:pPr>
-        <w:pStyle w:val="ListBullet"/>
-        <w:spacing w:before="20" w:after="60" w:line="260" w:lineRule="auto"/>
+        <w:spacing w:before="0" w:after="220" w:line="396" w:lineRule="auto"/>
+        <w:ind w:firstLine="173"/>
       </w:pPr>
       <w:r>
         <w:rPr>
@@ -9492,13 +9071,21 @@
           <w:color w:val="222222"/>
           <w:sz w:val="24"/>
         </w:rPr>
-        <w:t>If Aman Kumar is the TAM, they get the external version first.</w:t>
+        <w:t>I will not reopen OpenTelemetry rollout for ingest, match, break, and query to smuggle dropping a column in the same release as the readers back in, a green job with no rows still pages, and Aman Kumar will not keep a shadow list.</w:t>
       </w:r>
     </w:p>
     <w:p>
       <w:pPr>
-        <w:spacing w:before="0" w:after="240" w:line="427" w:lineRule="auto"/>
-        <w:ind w:firstLine="288"/>
+        <w:pStyle w:val="Heading2"/>
+      </w:pPr>
+      <w:r>
+        <w:t>The tell on tempo-01.northstar.internal we argued past</w:t>
+      </w:r>
+    </w:p>
+    <w:p>
+      <w:pPr>
+        <w:spacing w:before="0" w:after="220" w:line="396" w:lineRule="auto"/>
+        <w:ind w:firstLine="173"/>
       </w:pPr>
       <w:r>
         <w:rPr>
@@ -9506,13 +9093,13 @@
           <w:color w:val="222222"/>
           <w:sz w:val="24"/>
         </w:rPr>
-        <w:t>I keep a one-line draft in CLH-INC-2023-061 so we do not invent tone at 01:10. If the incident is still open, the draft says 'still open' and a next update time we can actually hit, usually 53 minutes. If we are done, the draft says what changed for the user and what did not. I will not apologize in a way that implies a cash or clinical miss we did not have.</w:t>
+        <w:t>We will not claim this class cannot happen. We will claim the next one dies at the gate we are building, and that the page names the tell we missed. Aman Kumar accepts the gate. Aman Kumar writes it. Priya Nair gets a factual count if it repeats, not an apology paragraph.</w:t>
       </w:r>
     </w:p>
     <w:p>
       <w:pPr>
-        <w:spacing w:before="0" w:after="240" w:line="427" w:lineRule="auto"/>
-        <w:ind w:firstLine="288"/>
+        <w:spacing w:before="0" w:after="220" w:line="396" w:lineRule="auto"/>
+        <w:ind w:firstLine="173"/>
       </w:pPr>
       <w:r>
         <w:rPr>
@@ -9520,13 +9107,13 @@
           <w:color w:val="222222"/>
           <w:sz w:val="24"/>
         </w:rPr>
-        <w:t>Customer-facing sentence for identifiers in chat, logs, or a support zip if Aman Kumar asks today: we are inside the window already named, the user-visible effect is the one in the front, and we are not done until Aman Kumar closes CLH-INC-2023-061. I will not add tempo-01.northstar.internal to that sentence. I will not promise February 23, 2024 in outbound mail unless we can hit it.</w:t>
+        <w:t>What we will not do: a rewrite of OpenTelemetry rollout for ingest, match, break, and query as therapy. What we will do if the date slips: Aman Kumar says so on CLH-7204 with a new date. Detection that should have fired: a join of freshness and uniqueness, or an empty-success alert, depending on the tell. I want that alert in the same pack as the code change, not a follow-up that dies in a quarter plan.</w:t>
       </w:r>
     </w:p>
     <w:p>
       <w:pPr>
-        <w:spacing w:before="0" w:after="240" w:line="427" w:lineRule="auto"/>
-        <w:ind w:firstLine="288"/>
+        <w:spacing w:before="0" w:after="220" w:line="396" w:lineRule="auto"/>
+        <w:ind w:firstLine="173"/>
       </w:pPr>
       <w:r>
         <w:rPr>
@@ -9534,13 +9121,13 @@
           <w:color w:val="222222"/>
           <w:sz w:val="24"/>
         </w:rPr>
-        <w:t>Internal sentence can name tempo-01.northstar.internal and the last error class. It still does not paste identifiers. Legal reads outbound mail that names money or medical data. I will not get clever about that because identifiers in chat, logs, or a support zip is loud.</w:t>
+        <w:t>Grafana Tempo asked for a one-line version of owner as a team name instead of a person, pages go to a person, not a muted channel, and config, Helm, and a flag flip are all changes.</w:t>
       </w:r>
     </w:p>
     <w:p>
       <w:pPr>
-        <w:spacing w:before="0" w:after="240" w:line="427" w:lineRule="auto"/>
-        <w:ind w:firstLine="288"/>
+        <w:spacing w:before="0" w:after="220" w:line="396" w:lineRule="auto"/>
+        <w:ind w:firstLine="173"/>
       </w:pPr>
       <w:r>
         <w:rPr>
@@ -9548,7 +9135,7 @@
           <w:color w:val="222222"/>
           <w:sz w:val="24"/>
         </w:rPr>
-        <w:t>If Aman Kumar forwards a customer thread about identifiers in chat, logs, or a support zip, I answer from the comms leftover. I do not paste tempo-01.northstar.internal. I do not paste a stack trace. I do not promise February 23, 2024 unless we can hit it. User-visible effect, window, done or not. That is the whole outbound mail.</w:t>
+        <w:t>leftover owner as a team name instead of a person sits with On January on CLH-7211, the freeze still applies and a small apply is still an apply, and a skip is a ticket and a flake is a capture.</w:t>
       </w:r>
     </w:p>
     <w:p>
@@ -9556,13 +9143,13 @@
         <w:pStyle w:val="Heading2"/>
       </w:pPr>
       <w:r>
-        <w:t>Handoff for owner as a team name instead of a person</w:t>
+        <w:t>FAQ for idempotency that is not a filename</w:t>
       </w:r>
     </w:p>
     <w:p>
       <w:pPr>
-        <w:spacing w:before="0" w:after="240" w:line="427" w:lineRule="auto"/>
-        <w:ind w:firstLine="288"/>
+        <w:spacing w:before="0" w:after="220" w:line="396" w:lineRule="auto"/>
+        <w:ind w:firstLine="173"/>
       </w:pPr>
       <w:r>
         <w:rPr>
@@ -9570,13 +9157,13 @@
           <w:color w:val="222222"/>
           <w:sz w:val="24"/>
         </w:rPr>
-        <w:t>Next owner inherits grafana.clh.staging.northstar.internal, CLH-INC-2023-204, and the last three working pages of CLH-TDD-2024-006. I will not leave a Slack screenshot as the record. Kavya Menon is owner until they accept in writing. Date I want that written: February 27, 2024. Access that has to move: who can ssh or kubectl, who can merge, who can talk to Clearhaven. If any of those is still me after that date, the handoff failed.</w:t>
+        <w:t>I am writing the answers here so they stop living in my inbox. Kavya Menon can point at CLH-INC-2023-204 instead of asking me to re-explain idempotency that is not a filename on grafana.clh.staging.northstar.internal.</w:t>
       </w:r>
     </w:p>
     <w:p>
       <w:pPr>
-        <w:spacing w:before="0" w:after="240" w:line="427" w:lineRule="auto"/>
-        <w:ind w:firstLine="288"/>
+        <w:pStyle w:val="ListBullet"/>
+        <w:spacing w:before="20" w:after="60" w:line="260" w:lineRule="auto"/>
       </w:pPr>
       <w:r>
         <w:rPr>
@@ -9584,582 +9171,13 @@
           <w:color w:val="222222"/>
           <w:sz w:val="24"/>
         </w:rPr>
-        <w:t>Pages start going to Kavya Menon the morning after, not to a rotation alias that still rings my laptop. I stay on the ticket as reviewer for one week, not as the person who gets paged. Aman Kumar will not silently keep the IAM grant 'just in case.' If we need a temporary grant, it expires. Topic in play: owner as a team name instead of a person.</w:t>
+        <w:t>Is v1 smaller than Clearhaven asked in the hallway? Yes. That is the point.</w:t>
       </w:r>
     </w:p>
     <w:p>
       <w:pPr>
-        <w:spacing w:before="80" w:after="60" w:line="200" w:lineRule="auto"/>
-      </w:pPr>
-      <w:r>
-        <w:rPr>
-          <w:rFonts w:ascii="Liberation Sans" w:hAnsi="Liberation Sans" w:eastAsia="Liberation Sans" w:cs="Liberation Sans"/>
-          <w:i/>
-          <w:color w:val="555555"/>
-          <w:sz w:val="17"/>
-        </w:rPr>
-        <w:t>Access that has to move with CLH-INC-2023-204.</w:t>
-      </w:r>
-    </w:p>
-    <w:tbl>
-      <w:tblPr>
-        <w:tblW w:type="auto" w:w="0"/>
-        <w:jc w:val="center"/>
-        <w:tblLayout w:type="autofit"/>
-        <w:tblLook w:firstColumn="1" w:firstRow="1" w:lastColumn="0" w:lastRow="0" w:noHBand="0" w:noVBand="1" w:val="04A0"/>
-      </w:tblPr>
-      <w:tblGrid>
-        <w:gridCol w:w="2232"/>
-        <w:gridCol w:w="2232"/>
-        <w:gridCol w:w="2232"/>
-        <w:gridCol w:w="2232"/>
-      </w:tblGrid>
-      <w:tr>
-        <w:tc>
-          <w:tcPr>
-            <w:tcW w:type="dxa" w:w="2232"/>
-            <w:shd w:fill="1B365D" w:val="clear"/>
-            <w:tcBorders>
-              <w:top w:val="single" w:sz="4" w:space="0" w:color="1B365D"/>
-              <w:left w:val="single" w:sz="4" w:space="0" w:color="1B365D"/>
-              <w:bottom w:val="single" w:sz="4" w:space="0" w:color="1B365D"/>
-              <w:right w:val="single" w:sz="4" w:space="0" w:color="1B365D"/>
-            </w:tcBorders>
-            <w:tcMar>
-              <w:top w:w="50" w:type="dxa"/>
-              <w:left w:w="70" w:type="dxa"/>
-              <w:bottom w:w="50" w:type="dxa"/>
-              <w:right w:w="70" w:type="dxa"/>
-            </w:tcMar>
-          </w:tcPr>
-          <w:p>
-            <w:pPr>
-              <w:spacing w:before="0" w:after="0" w:line="230" w:lineRule="auto"/>
-            </w:pPr>
-            <w:r/>
-            <w:r>
-              <w:rPr>
-                <w:rFonts w:ascii="Liberation Sans" w:hAnsi="Liberation Sans" w:eastAsia="Liberation Sans" w:cs="Liberation Sans"/>
-                <w:b/>
-                <w:color w:val="FFFFFF"/>
-                <w:sz w:val="18"/>
-              </w:rPr>
-              <w:t>What</w:t>
-            </w:r>
-          </w:p>
-        </w:tc>
-        <w:tc>
-          <w:tcPr>
-            <w:tcW w:type="dxa" w:w="2232"/>
-            <w:shd w:fill="1B365D" w:val="clear"/>
-            <w:tcBorders>
-              <w:top w:val="single" w:sz="4" w:space="0" w:color="1B365D"/>
-              <w:left w:val="single" w:sz="4" w:space="0" w:color="1B365D"/>
-              <w:bottom w:val="single" w:sz="4" w:space="0" w:color="1B365D"/>
-              <w:right w:val="single" w:sz="4" w:space="0" w:color="1B365D"/>
-            </w:tcBorders>
-            <w:tcMar>
-              <w:top w:w="50" w:type="dxa"/>
-              <w:left w:w="70" w:type="dxa"/>
-              <w:bottom w:w="50" w:type="dxa"/>
-              <w:right w:w="70" w:type="dxa"/>
-            </w:tcMar>
-          </w:tcPr>
-          <w:p>
-            <w:pPr>
-              <w:spacing w:before="0" w:after="0" w:line="230" w:lineRule="auto"/>
-            </w:pPr>
-            <w:r/>
-            <w:r>
-              <w:rPr>
-                <w:rFonts w:ascii="Liberation Sans" w:hAnsi="Liberation Sans" w:eastAsia="Liberation Sans" w:cs="Liberation Sans"/>
-                <w:b/>
-                <w:color w:val="FFFFFF"/>
-                <w:sz w:val="18"/>
-              </w:rPr>
-              <w:t>From</w:t>
-            </w:r>
-          </w:p>
-        </w:tc>
-        <w:tc>
-          <w:tcPr>
-            <w:tcW w:type="dxa" w:w="2232"/>
-            <w:shd w:fill="1B365D" w:val="clear"/>
-            <w:tcBorders>
-              <w:top w:val="single" w:sz="4" w:space="0" w:color="1B365D"/>
-              <w:left w:val="single" w:sz="4" w:space="0" w:color="1B365D"/>
-              <w:bottom w:val="single" w:sz="4" w:space="0" w:color="1B365D"/>
-              <w:right w:val="single" w:sz="4" w:space="0" w:color="1B365D"/>
-            </w:tcBorders>
-            <w:tcMar>
-              <w:top w:w="50" w:type="dxa"/>
-              <w:left w:w="70" w:type="dxa"/>
-              <w:bottom w:w="50" w:type="dxa"/>
-              <w:right w:w="70" w:type="dxa"/>
-            </w:tcMar>
-          </w:tcPr>
-          <w:p>
-            <w:pPr>
-              <w:spacing w:before="0" w:after="0" w:line="230" w:lineRule="auto"/>
-            </w:pPr>
-            <w:r/>
-            <w:r>
-              <w:rPr>
-                <w:rFonts w:ascii="Liberation Sans" w:hAnsi="Liberation Sans" w:eastAsia="Liberation Sans" w:cs="Liberation Sans"/>
-                <w:b/>
-                <w:color w:val="FFFFFF"/>
-                <w:sz w:val="18"/>
-              </w:rPr>
-              <w:t>To</w:t>
-            </w:r>
-          </w:p>
-        </w:tc>
-        <w:tc>
-          <w:tcPr>
-            <w:tcW w:type="dxa" w:w="2232"/>
-            <w:shd w:fill="1B365D" w:val="clear"/>
-            <w:tcBorders>
-              <w:top w:val="single" w:sz="4" w:space="0" w:color="1B365D"/>
-              <w:left w:val="single" w:sz="4" w:space="0" w:color="1B365D"/>
-              <w:bottom w:val="single" w:sz="4" w:space="0" w:color="1B365D"/>
-              <w:right w:val="single" w:sz="4" w:space="0" w:color="1B365D"/>
-            </w:tcBorders>
-            <w:tcMar>
-              <w:top w:w="50" w:type="dxa"/>
-              <w:left w:w="70" w:type="dxa"/>
-              <w:bottom w:w="50" w:type="dxa"/>
-              <w:right w:w="70" w:type="dxa"/>
-            </w:tcMar>
-          </w:tcPr>
-          <w:p>
-            <w:pPr>
-              <w:spacing w:before="0" w:after="0" w:line="230" w:lineRule="auto"/>
-            </w:pPr>
-            <w:r/>
-            <w:r>
-              <w:rPr>
-                <w:rFonts w:ascii="Liberation Sans" w:hAnsi="Liberation Sans" w:eastAsia="Liberation Sans" w:cs="Liberation Sans"/>
-                <w:b/>
-                <w:color w:val="FFFFFF"/>
-                <w:sz w:val="18"/>
-              </w:rPr>
-              <w:t>When</w:t>
-            </w:r>
-          </w:p>
-        </w:tc>
-      </w:tr>
-      <w:tr>
-        <w:tc>
-          <w:tcPr>
-            <w:tcW w:type="dxa" w:w="2232"/>
-            <w:shd w:fill="FFFFFF" w:val="clear"/>
-            <w:tcBorders>
-              <w:top w:val="single" w:sz="4" w:space="0" w:color="C5CDD6"/>
-              <w:left w:val="single" w:sz="4" w:space="0" w:color="C5CDD6"/>
-              <w:bottom w:val="single" w:sz="4" w:space="0" w:color="C5CDD6"/>
-              <w:right w:val="single" w:sz="4" w:space="0" w:color="C5CDD6"/>
-            </w:tcBorders>
-            <w:tcMar>
-              <w:top w:w="50" w:type="dxa"/>
-              <w:left w:w="70" w:type="dxa"/>
-              <w:bottom w:w="50" w:type="dxa"/>
-              <w:right w:w="70" w:type="dxa"/>
-            </w:tcMar>
-          </w:tcPr>
-          <w:p>
-            <w:pPr>
-              <w:spacing w:before="0" w:after="0" w:line="230" w:lineRule="auto"/>
-            </w:pPr>
-            <w:r/>
-            <w:r>
-              <w:rPr>
-                <w:rFonts w:ascii="Liberation Serif" w:hAnsi="Liberation Serif" w:eastAsia="Liberation Serif" w:cs="Liberation Serif"/>
-                <w:b w:val="0"/>
-                <w:color w:val="222222"/>
-                <w:sz w:val="19"/>
-              </w:rPr>
-              <w:t>On-call for grafana.clh.staging.northstar.internal</w:t>
-            </w:r>
-          </w:p>
-        </w:tc>
-        <w:tc>
-          <w:tcPr>
-            <w:tcW w:type="dxa" w:w="2232"/>
-            <w:shd w:fill="FFFFFF" w:val="clear"/>
-            <w:tcBorders>
-              <w:top w:val="single" w:sz="4" w:space="0" w:color="C5CDD6"/>
-              <w:left w:val="single" w:sz="4" w:space="0" w:color="C5CDD6"/>
-              <w:bottom w:val="single" w:sz="4" w:space="0" w:color="C5CDD6"/>
-              <w:right w:val="single" w:sz="4" w:space="0" w:color="C5CDD6"/>
-            </w:tcBorders>
-            <w:tcMar>
-              <w:top w:w="50" w:type="dxa"/>
-              <w:left w:w="70" w:type="dxa"/>
-              <w:bottom w:w="50" w:type="dxa"/>
-              <w:right w:w="70" w:type="dxa"/>
-            </w:tcMar>
-          </w:tcPr>
-          <w:p>
-            <w:pPr>
-              <w:spacing w:before="0" w:after="0" w:line="230" w:lineRule="auto"/>
-            </w:pPr>
-            <w:r/>
-            <w:r>
-              <w:rPr>
-                <w:rFonts w:ascii="Liberation Serif" w:hAnsi="Liberation Serif" w:eastAsia="Liberation Serif" w:cs="Liberation Serif"/>
-                <w:b w:val="0"/>
-                <w:color w:val="222222"/>
-                <w:sz w:val="19"/>
-              </w:rPr>
-              <w:t>Aman Kumar</w:t>
-            </w:r>
-          </w:p>
-        </w:tc>
-        <w:tc>
-          <w:tcPr>
-            <w:tcW w:type="dxa" w:w="2232"/>
-            <w:shd w:fill="FFFFFF" w:val="clear"/>
-            <w:tcBorders>
-              <w:top w:val="single" w:sz="4" w:space="0" w:color="C5CDD6"/>
-              <w:left w:val="single" w:sz="4" w:space="0" w:color="C5CDD6"/>
-              <w:bottom w:val="single" w:sz="4" w:space="0" w:color="C5CDD6"/>
-              <w:right w:val="single" w:sz="4" w:space="0" w:color="C5CDD6"/>
-            </w:tcBorders>
-            <w:tcMar>
-              <w:top w:w="50" w:type="dxa"/>
-              <w:left w:w="70" w:type="dxa"/>
-              <w:bottom w:w="50" w:type="dxa"/>
-              <w:right w:w="70" w:type="dxa"/>
-            </w:tcMar>
-          </w:tcPr>
-          <w:p>
-            <w:pPr>
-              <w:spacing w:before="0" w:after="0" w:line="230" w:lineRule="auto"/>
-            </w:pPr>
-            <w:r/>
-            <w:r>
-              <w:rPr>
-                <w:rFonts w:ascii="Liberation Serif" w:hAnsi="Liberation Serif" w:eastAsia="Liberation Serif" w:cs="Liberation Serif"/>
-                <w:b w:val="0"/>
-                <w:color w:val="222222"/>
-                <w:sz w:val="19"/>
-              </w:rPr>
-              <w:t>Kavya Menon</w:t>
-            </w:r>
-          </w:p>
-        </w:tc>
-        <w:tc>
-          <w:tcPr>
-            <w:tcW w:type="dxa" w:w="2232"/>
-            <w:shd w:fill="FFFFFF" w:val="clear"/>
-            <w:tcBorders>
-              <w:top w:val="single" w:sz="4" w:space="0" w:color="C5CDD6"/>
-              <w:left w:val="single" w:sz="4" w:space="0" w:color="C5CDD6"/>
-              <w:bottom w:val="single" w:sz="4" w:space="0" w:color="C5CDD6"/>
-              <w:right w:val="single" w:sz="4" w:space="0" w:color="C5CDD6"/>
-            </w:tcBorders>
-            <w:tcMar>
-              <w:top w:w="50" w:type="dxa"/>
-              <w:left w:w="70" w:type="dxa"/>
-              <w:bottom w:w="50" w:type="dxa"/>
-              <w:right w:w="70" w:type="dxa"/>
-            </w:tcMar>
-          </w:tcPr>
-          <w:p>
-            <w:pPr>
-              <w:spacing w:before="0" w:after="0" w:line="230" w:lineRule="auto"/>
-            </w:pPr>
-            <w:r/>
-            <w:r>
-              <w:rPr>
-                <w:rFonts w:ascii="Liberation Serif" w:hAnsi="Liberation Serif" w:eastAsia="Liberation Serif" w:cs="Liberation Serif"/>
-                <w:b w:val="0"/>
-                <w:color w:val="222222"/>
-                <w:sz w:val="19"/>
-              </w:rPr>
-              <w:t>2024-02-27</w:t>
-            </w:r>
-          </w:p>
-        </w:tc>
-      </w:tr>
-      <w:tr>
-        <w:tc>
-          <w:tcPr>
-            <w:tcW w:type="dxa" w:w="2232"/>
-            <w:shd w:fill="EEF2F6" w:val="clear"/>
-            <w:tcBorders>
-              <w:top w:val="single" w:sz="4" w:space="0" w:color="C5CDD6"/>
-              <w:left w:val="single" w:sz="4" w:space="0" w:color="C5CDD6"/>
-              <w:bottom w:val="single" w:sz="4" w:space="0" w:color="C5CDD6"/>
-              <w:right w:val="single" w:sz="4" w:space="0" w:color="C5CDD6"/>
-            </w:tcBorders>
-            <w:tcMar>
-              <w:top w:w="50" w:type="dxa"/>
-              <w:left w:w="70" w:type="dxa"/>
-              <w:bottom w:w="50" w:type="dxa"/>
-              <w:right w:w="70" w:type="dxa"/>
-            </w:tcMar>
-          </w:tcPr>
-          <w:p>
-            <w:pPr>
-              <w:spacing w:before="0" w:after="0" w:line="230" w:lineRule="auto"/>
-            </w:pPr>
-            <w:r/>
-            <w:r>
-              <w:rPr>
-                <w:rFonts w:ascii="Liberation Serif" w:hAnsi="Liberation Serif" w:eastAsia="Liberation Serif" w:cs="Liberation Serif"/>
-                <w:b w:val="0"/>
-                <w:color w:val="222222"/>
-                <w:sz w:val="19"/>
-              </w:rPr>
-              <w:t>Merge on the repo named in front matter</w:t>
-            </w:r>
-          </w:p>
-        </w:tc>
-        <w:tc>
-          <w:tcPr>
-            <w:tcW w:type="dxa" w:w="2232"/>
-            <w:shd w:fill="EEF2F6" w:val="clear"/>
-            <w:tcBorders>
-              <w:top w:val="single" w:sz="4" w:space="0" w:color="C5CDD6"/>
-              <w:left w:val="single" w:sz="4" w:space="0" w:color="C5CDD6"/>
-              <w:bottom w:val="single" w:sz="4" w:space="0" w:color="C5CDD6"/>
-              <w:right w:val="single" w:sz="4" w:space="0" w:color="C5CDD6"/>
-            </w:tcBorders>
-            <w:tcMar>
-              <w:top w:w="50" w:type="dxa"/>
-              <w:left w:w="70" w:type="dxa"/>
-              <w:bottom w:w="50" w:type="dxa"/>
-              <w:right w:w="70" w:type="dxa"/>
-            </w:tcMar>
-          </w:tcPr>
-          <w:p>
-            <w:pPr>
-              <w:spacing w:before="0" w:after="0" w:line="230" w:lineRule="auto"/>
-            </w:pPr>
-            <w:r/>
-            <w:r>
-              <w:rPr>
-                <w:rFonts w:ascii="Liberation Serif" w:hAnsi="Liberation Serif" w:eastAsia="Liberation Serif" w:cs="Liberation Serif"/>
-                <w:b w:val="0"/>
-                <w:color w:val="222222"/>
-                <w:sz w:val="19"/>
-              </w:rPr>
-              <w:t>Helen Cho</w:t>
-            </w:r>
-          </w:p>
-        </w:tc>
-        <w:tc>
-          <w:tcPr>
-            <w:tcW w:type="dxa" w:w="2232"/>
-            <w:shd w:fill="EEF2F6" w:val="clear"/>
-            <w:tcBorders>
-              <w:top w:val="single" w:sz="4" w:space="0" w:color="C5CDD6"/>
-              <w:left w:val="single" w:sz="4" w:space="0" w:color="C5CDD6"/>
-              <w:bottom w:val="single" w:sz="4" w:space="0" w:color="C5CDD6"/>
-              <w:right w:val="single" w:sz="4" w:space="0" w:color="C5CDD6"/>
-            </w:tcBorders>
-            <w:tcMar>
-              <w:top w:w="50" w:type="dxa"/>
-              <w:left w:w="70" w:type="dxa"/>
-              <w:bottom w:w="50" w:type="dxa"/>
-              <w:right w:w="70" w:type="dxa"/>
-            </w:tcMar>
-          </w:tcPr>
-          <w:p>
-            <w:pPr>
-              <w:spacing w:before="0" w:after="0" w:line="230" w:lineRule="auto"/>
-            </w:pPr>
-            <w:r/>
-            <w:r>
-              <w:rPr>
-                <w:rFonts w:ascii="Liberation Serif" w:hAnsi="Liberation Serif" w:eastAsia="Liberation Serif" w:cs="Liberation Serif"/>
-                <w:b w:val="0"/>
-                <w:color w:val="222222"/>
-                <w:sz w:val="19"/>
-              </w:rPr>
-              <w:t>Kavya Menon</w:t>
-            </w:r>
-          </w:p>
-        </w:tc>
-        <w:tc>
-          <w:tcPr>
-            <w:tcW w:type="dxa" w:w="2232"/>
-            <w:shd w:fill="EEF2F6" w:val="clear"/>
-            <w:tcBorders>
-              <w:top w:val="single" w:sz="4" w:space="0" w:color="C5CDD6"/>
-              <w:left w:val="single" w:sz="4" w:space="0" w:color="C5CDD6"/>
-              <w:bottom w:val="single" w:sz="4" w:space="0" w:color="C5CDD6"/>
-              <w:right w:val="single" w:sz="4" w:space="0" w:color="C5CDD6"/>
-            </w:tcBorders>
-            <w:tcMar>
-              <w:top w:w="50" w:type="dxa"/>
-              <w:left w:w="70" w:type="dxa"/>
-              <w:bottom w:w="50" w:type="dxa"/>
-              <w:right w:w="70" w:type="dxa"/>
-            </w:tcMar>
-          </w:tcPr>
-          <w:p>
-            <w:pPr>
-              <w:spacing w:before="0" w:after="0" w:line="230" w:lineRule="auto"/>
-            </w:pPr>
-            <w:r/>
-            <w:r>
-              <w:rPr>
-                <w:rFonts w:ascii="Liberation Serif" w:hAnsi="Liberation Serif" w:eastAsia="Liberation Serif" w:cs="Liberation Serif"/>
-                <w:b w:val="0"/>
-                <w:color w:val="222222"/>
-                <w:sz w:val="19"/>
-              </w:rPr>
-              <w:t>2024-02-27</w:t>
-            </w:r>
-          </w:p>
-        </w:tc>
-      </w:tr>
-      <w:tr>
-        <w:tc>
-          <w:tcPr>
-            <w:tcW w:type="dxa" w:w="2232"/>
-            <w:shd w:fill="FFFFFF" w:val="clear"/>
-            <w:tcBorders>
-              <w:top w:val="single" w:sz="4" w:space="0" w:color="C5CDD6"/>
-              <w:left w:val="single" w:sz="4" w:space="0" w:color="C5CDD6"/>
-              <w:bottom w:val="single" w:sz="4" w:space="0" w:color="C5CDD6"/>
-              <w:right w:val="single" w:sz="4" w:space="0" w:color="C5CDD6"/>
-            </w:tcBorders>
-            <w:tcMar>
-              <w:top w:w="50" w:type="dxa"/>
-              <w:left w:w="70" w:type="dxa"/>
-              <w:bottom w:w="50" w:type="dxa"/>
-              <w:right w:w="70" w:type="dxa"/>
-            </w:tcMar>
-          </w:tcPr>
-          <w:p>
-            <w:pPr>
-              <w:spacing w:before="0" w:after="0" w:line="230" w:lineRule="auto"/>
-            </w:pPr>
-            <w:r/>
-            <w:r>
-              <w:rPr>
-                <w:rFonts w:ascii="Liberation Serif" w:hAnsi="Liberation Serif" w:eastAsia="Liberation Serif" w:cs="Liberation Serif"/>
-                <w:b w:val="0"/>
-                <w:color w:val="222222"/>
-                <w:sz w:val="19"/>
-              </w:rPr>
-              <w:t>Customer/ops thread</w:t>
-            </w:r>
-          </w:p>
-        </w:tc>
-        <w:tc>
-          <w:tcPr>
-            <w:tcW w:type="dxa" w:w="2232"/>
-            <w:shd w:fill="FFFFFF" w:val="clear"/>
-            <w:tcBorders>
-              <w:top w:val="single" w:sz="4" w:space="0" w:color="C5CDD6"/>
-              <w:left w:val="single" w:sz="4" w:space="0" w:color="C5CDD6"/>
-              <w:bottom w:val="single" w:sz="4" w:space="0" w:color="C5CDD6"/>
-              <w:right w:val="single" w:sz="4" w:space="0" w:color="C5CDD6"/>
-            </w:tcBorders>
-            <w:tcMar>
-              <w:top w:w="50" w:type="dxa"/>
-              <w:left w:w="70" w:type="dxa"/>
-              <w:bottom w:w="50" w:type="dxa"/>
-              <w:right w:w="70" w:type="dxa"/>
-            </w:tcMar>
-          </w:tcPr>
-          <w:p>
-            <w:pPr>
-              <w:spacing w:before="0" w:after="0" w:line="230" w:lineRule="auto"/>
-            </w:pPr>
-            <w:r/>
-            <w:r>
-              <w:rPr>
-                <w:rFonts w:ascii="Liberation Serif" w:hAnsi="Liberation Serif" w:eastAsia="Liberation Serif" w:cs="Liberation Serif"/>
-                <w:b w:val="0"/>
-                <w:color w:val="222222"/>
-                <w:sz w:val="19"/>
-              </w:rPr>
-              <w:t>Aman Kumar</w:t>
-            </w:r>
-          </w:p>
-        </w:tc>
-        <w:tc>
-          <w:tcPr>
-            <w:tcW w:type="dxa" w:w="2232"/>
-            <w:shd w:fill="FFFFFF" w:val="clear"/>
-            <w:tcBorders>
-              <w:top w:val="single" w:sz="4" w:space="0" w:color="C5CDD6"/>
-              <w:left w:val="single" w:sz="4" w:space="0" w:color="C5CDD6"/>
-              <w:bottom w:val="single" w:sz="4" w:space="0" w:color="C5CDD6"/>
-              <w:right w:val="single" w:sz="4" w:space="0" w:color="C5CDD6"/>
-            </w:tcBorders>
-            <w:tcMar>
-              <w:top w:w="50" w:type="dxa"/>
-              <w:left w:w="70" w:type="dxa"/>
-              <w:bottom w:w="50" w:type="dxa"/>
-              <w:right w:w="70" w:type="dxa"/>
-            </w:tcMar>
-          </w:tcPr>
-          <w:p>
-            <w:pPr>
-              <w:spacing w:before="0" w:after="0" w:line="230" w:lineRule="auto"/>
-            </w:pPr>
-            <w:r/>
-            <w:r>
-              <w:rPr>
-                <w:rFonts w:ascii="Liberation Serif" w:hAnsi="Liberation Serif" w:eastAsia="Liberation Serif" w:cs="Liberation Serif"/>
-                <w:b w:val="0"/>
-                <w:color w:val="222222"/>
-                <w:sz w:val="19"/>
-              </w:rPr>
-              <w:t>Priya Nair</w:t>
-            </w:r>
-          </w:p>
-        </w:tc>
-        <w:tc>
-          <w:tcPr>
-            <w:tcW w:type="dxa" w:w="2232"/>
-            <w:shd w:fill="FFFFFF" w:val="clear"/>
-            <w:tcBorders>
-              <w:top w:val="single" w:sz="4" w:space="0" w:color="C5CDD6"/>
-              <w:left w:val="single" w:sz="4" w:space="0" w:color="C5CDD6"/>
-              <w:bottom w:val="single" w:sz="4" w:space="0" w:color="C5CDD6"/>
-              <w:right w:val="single" w:sz="4" w:space="0" w:color="C5CDD6"/>
-            </w:tcBorders>
-            <w:tcMar>
-              <w:top w:w="50" w:type="dxa"/>
-              <w:left w:w="70" w:type="dxa"/>
-              <w:bottom w:w="50" w:type="dxa"/>
-              <w:right w:w="70" w:type="dxa"/>
-            </w:tcMar>
-          </w:tcPr>
-          <w:p>
-            <w:pPr>
-              <w:spacing w:before="0" w:after="0" w:line="230" w:lineRule="auto"/>
-            </w:pPr>
-            <w:r/>
-            <w:r>
-              <w:rPr>
-                <w:rFonts w:ascii="Liberation Serif" w:hAnsi="Liberation Serif" w:eastAsia="Liberation Serif" w:cs="Liberation Serif"/>
-                <w:b w:val="0"/>
-                <w:color w:val="222222"/>
-                <w:sz w:val="19"/>
-              </w:rPr>
-              <w:t>2024-02-27</w:t>
-            </w:r>
-          </w:p>
-        </w:tc>
-      </w:tr>
-    </w:tbl>
-    <w:p>
-      <w:pPr>
-        <w:spacing w:before="40" w:after="160" w:line="80" w:lineRule="auto"/>
-      </w:pPr>
-    </w:p>
-    <w:p>
-      <w:pPr>
-        <w:spacing w:before="0" w:after="240" w:line="427" w:lineRule="auto"/>
-        <w:ind w:firstLine="288"/>
+        <w:pStyle w:val="ListBullet"/>
+        <w:spacing w:before="20" w:after="60" w:line="260" w:lineRule="auto"/>
       </w:pPr>
       <w:r>
         <w:rPr>
@@ -10167,13 +9185,13 @@
           <w:color w:val="222222"/>
           <w:sz w:val="24"/>
         </w:rPr>
-        <w:t>If Kavya Menon is out that week, Helen Cho is the named backup, not 'the team.' I will write that on CLH-INC-2023-204 the day I hand off, not the day the page fires. This handoff does not reopen owner as a team name instead of a person. It only changes who carries it.</w:t>
+        <w:t>Can we add the extra slice in this release? Only if Priya Nair signs it.</w:t>
       </w:r>
     </w:p>
     <w:p>
       <w:pPr>
-        <w:spacing w:before="0" w:after="240" w:line="427" w:lineRule="auto"/>
-        <w:ind w:firstLine="288"/>
+        <w:pStyle w:val="ListBullet"/>
+        <w:spacing w:before="20" w:after="60" w:line="260" w:lineRule="auto"/>
       </w:pPr>
       <w:r>
         <w:rPr>
@@ -10181,13 +9199,13 @@
           <w:color w:val="222222"/>
           <w:sz w:val="24"/>
         </w:rPr>
-        <w:t>Access that still has my name on it for owner as a team name instead of a person: if I can still kubectl to grafana.clh.staging.northstar.internal after February 24, 2024, the handoff failed. Kavya Menon accepts in writing on CLH-INC-2023-204 or we keep paging me, which is the same as not handing off. Grafana Tempo is backup only if named on that ticket the same day.</w:t>
+        <w:t>Is grafana.clh.staging.northstar.internal a special case? No.</w:t>
       </w:r>
     </w:p>
     <w:p>
       <w:pPr>
-        <w:spacing w:before="0" w:after="240" w:line="427" w:lineRule="auto"/>
-        <w:ind w:firstLine="288"/>
+        <w:pStyle w:val="ListBullet"/>
+        <w:spacing w:before="20" w:after="60" w:line="260" w:lineRule="auto"/>
       </w:pPr>
       <w:r>
         <w:rPr>
@@ -10195,13 +9213,13 @@
           <w:color w:val="222222"/>
           <w:sz w:val="24"/>
         </w:rPr>
-        <w:t>I will drop the IAM grant instead of leaving it 'just in case.' Temporary grants expire. A copied kubeconfig is not a grant. Aman Kumar will not keep a personal break-glass for convenience.</w:t>
+        <w:t>Who closes CLH-INC-2023-204? Kavya Menon.</w:t>
       </w:r>
     </w:p>
     <w:p>
       <w:pPr>
-        <w:spacing w:before="0" w:after="240" w:line="427" w:lineRule="auto"/>
-        <w:ind w:firstLine="288"/>
+        <w:pStyle w:val="ListBullet"/>
+        <w:spacing w:before="20" w:after="60" w:line="260" w:lineRule="auto"/>
       </w:pPr>
       <w:r>
         <w:rPr>
@@ -10209,21 +9227,13 @@
           <w:color w:val="222222"/>
           <w:sz w:val="24"/>
         </w:rPr>
-        <w:t>Grant review date for owner as a team name instead of a person is February 24, 2024. If we miss it, the grant dies, the work waits. Kavya Menon can renew on CLH-INC-2023-204 with an expiry. I will not silently extend. A copied kubeconfig on a laptop is not a grant. Aman Kumar will revoke my own leftover access the same day the handoff is accepted.</w:t>
+        <w:t>What number do I cite? 009, or I say it is stale.</w:t>
       </w:r>
     </w:p>
     <w:p>
       <w:pPr>
-        <w:pStyle w:val="Heading2"/>
-      </w:pPr>
-      <w:r>
-        <w:t>Read-only first: date pressure versus a date with owners</w:t>
-      </w:r>
-    </w:p>
-    <w:p>
-      <w:pPr>
-        <w:spacing w:before="0" w:after="240" w:line="427" w:lineRule="auto"/>
-        <w:ind w:firstLine="288"/>
+        <w:spacing w:before="0" w:after="220" w:line="396" w:lineRule="auto"/>
+        <w:ind w:firstLine="173"/>
       </w:pPr>
       <w:r>
         <w:rPr>
@@ -10231,7 +9241,57 @@
           <w:color w:val="222222"/>
           <w:sz w:val="24"/>
         </w:rPr>
-        <w:t>Only if the front matter already put you on tempo-01.northstar.internal. Stop after the first unexpected line. Grafana Tempo is the wake-up, not a group chat. Ticket CLH-6012 opens before any write. This is the date pressure versus a date with owners path, not a general restart recipe.</w:t>
+        <w:t>If the answer changes, we change the front of CLH-TDD-2024-006 in review. We do not keep a shadow FAQ. Aman Kumar will not maintain two truths.</w:t>
+      </w:r>
+    </w:p>
+    <w:p>
+      <w:pPr>
+        <w:spacing w:before="0" w:after="220" w:line="396" w:lineRule="auto"/>
+        <w:ind w:firstLine="173"/>
+      </w:pPr>
+      <w:r>
+        <w:rPr>
+          <w:rFonts w:ascii="Liberation Serif" w:hAnsi="Liberation Serif" w:eastAsia="Liberation Serif" w:cs="Liberation Serif"/>
+          <w:color w:val="222222"/>
+          <w:sz w:val="24"/>
+        </w:rPr>
+        <w:t>do not treat idempotency that is not a filename as polish, The Datadog either owns it or we drop it, a green job with no rows still pages, and I will drop my leftover role the day The Datadog takes CLH-7204.</w:t>
+      </w:r>
+    </w:p>
+    <w:p>
+      <w:pPr>
+        <w:spacing w:before="0" w:after="220" w:line="396" w:lineRule="auto"/>
+        <w:ind w:firstLine="173"/>
+      </w:pPr>
+      <w:r>
+        <w:rPr>
+          <w:rFonts w:ascii="Liberation Serif" w:hAnsi="Liberation Serif" w:eastAsia="Liberation Serif" w:cs="Liberation Serif"/>
+          <w:color w:val="222222"/>
+          <w:sz w:val="24"/>
+        </w:rPr>
+        <w:t>the front of CLH-TDD-2024-006 already named idempotency that is not a filename, this paragraph is execution, pages go to a person, not a muted channel, and a vendor discount is not evidence.</w:t>
+      </w:r>
+    </w:p>
+    <w:p>
+      <w:pPr>
+        <w:pStyle w:val="Heading2"/>
+      </w:pPr>
+      <w:r>
+        <w:t>Stop after the unexpected line</w:t>
+      </w:r>
+    </w:p>
+    <w:p>
+      <w:pPr>
+        <w:spacing w:before="0" w:after="220" w:line="396" w:lineRule="auto"/>
+        <w:ind w:firstLine="173"/>
+      </w:pPr>
+      <w:r>
+        <w:rPr>
+          <w:rFonts w:ascii="Liberation Serif" w:hAnsi="Liberation Serif" w:eastAsia="Liberation Serif" w:cs="Liberation Serif"/>
+          <w:color w:val="222222"/>
+          <w:sz w:val="24"/>
+        </w:rPr>
+        <w:t>Only if the front matter already put you on tempo-01.northstar.internal. Stop after the first unexpected line. Grafana Tempo is the wake-up, not a group chat. Ticket CLH-6012 opens before any write. This is the a vendor overlay we already rejected path, not a general restart recipe.</w:t>
       </w:r>
     </w:p>
     <w:p>
@@ -10254,12 +9314,12 @@
         <w:tblLook w:firstColumn="1" w:firstRow="1" w:lastColumn="0" w:lastRow="0" w:noHBand="0" w:noVBand="1" w:val="04A0"/>
       </w:tblPr>
       <w:tblGrid>
-        <w:gridCol w:w="8928"/>
+        <w:gridCol w:w="9000"/>
       </w:tblGrid>
       <w:tr>
         <w:tc>
           <w:tcPr>
-            <w:tcW w:type="dxa" w:w="8928"/>
+            <w:tcW w:type="dxa" w:w="9000"/>
             <w:shd w:fill="F3F4F6" w:val="clear"/>
             <w:tcBorders>
               <w:top w:val="single" w:sz="6" w:space="0" w:color="C5CDD6"/>
@@ -10285,7 +9345,7 @@
                 <w:color w:val="222222"/>
                 <w:sz w:val="17"/>
               </w:rPr>
-              <w:t># CLH-TDD-2024-006 / CLH-6012 / date pressure versus a date with owners</w:t>
+              <w:t># CLH-TDD-2024-006 / CLH-6012 / a vendor overlay we already rejected</w:t>
             </w:r>
           </w:p>
           <w:p>
@@ -10324,7 +9384,7 @@
                 <w:color w:val="222222"/>
                 <w:sz w:val="17"/>
               </w:rPr>
-              <w:t>kubectl -n recon get pods -l app=match-engine -o wide | head</w:t>
+              <w:t>kubectl -n batch get pods -l app=ingest-api -o wide | head</w:t>
             </w:r>
           </w:p>
           <w:p>
@@ -10337,7 +9397,7 @@
                 <w:color w:val="222222"/>
                 <w:sz w:val="17"/>
               </w:rPr>
-              <w:t>kubectl -n recon logs deploy/match-engine --tail=80 | tail</w:t>
+              <w:t>kubectl -n batch logs deploy/ingest-api --tail=80 | tail</w:t>
             </w:r>
           </w:p>
           <w:p>
@@ -10399,7 +9459,7 @@
           <w:color w:val="222222"/>
           <w:sz w:val="24"/>
         </w:rPr>
-        <w:t>If poison: fence the record. Do not raise retries past 3.</w:t>
+        <w:t>If poison: fence the record. Do not raise retries past 4.</w:t>
       </w:r>
     </w:p>
     <w:p>
@@ -10446,8 +9506,8 @@
     </w:p>
     <w:p>
       <w:pPr>
-        <w:spacing w:before="0" w:after="240" w:line="427" w:lineRule="auto"/>
-        <w:ind w:firstLine="288"/>
+        <w:spacing w:before="0" w:after="220" w:line="396" w:lineRule="auto"/>
+        <w:ind w:firstLine="173"/>
       </w:pPr>
       <w:r>
         <w:rPr>
@@ -10460,8 +9520,8 @@
     </w:p>
     <w:p>
       <w:pPr>
-        <w:spacing w:before="0" w:after="240" w:line="427" w:lineRule="auto"/>
-        <w:ind w:firstLine="288"/>
+        <w:spacing w:before="0" w:after="220" w:line="396" w:lineRule="auto"/>
+        <w:ind w:firstLine="173"/>
       </w:pPr>
       <w:r>
         <w:rPr>
@@ -10469,13 +9529,13 @@
           <w:color w:val="222222"/>
           <w:sz w:val="24"/>
         </w:rPr>
-        <w:t>First command on tempo-01.northstar.internal for date pressure versus a date with owners is still a read. Second is the last error line. Third is whether the front-matter rule is still true. I will not restart to silence a page. Restart is a listed step. Grafana Tempo gets the one-line diagnosis before a write. Ticket CLH-6012 is open first.</w:t>
+        <w:t>if a vendor overlay we already rejected is still fuzzy, CLH-INC-2023-061 is the place to say so, the freeze still applies and a small apply is still an apply, and close is yes, no, or a new date on CLH-INC-2023-061 by February 29, 2024.</w:t>
       </w:r>
     </w:p>
     <w:p>
       <w:pPr>
-        <w:spacing w:before="0" w:after="240" w:line="427" w:lineRule="auto"/>
-        <w:ind w:firstLine="288"/>
+        <w:spacing w:before="0" w:after="220" w:line="396" w:lineRule="auto"/>
+        <w:ind w:firstLine="173"/>
       </w:pPr>
       <w:r>
         <w:rPr>
@@ -10483,13 +9543,21 @@
           <w:color w:val="222222"/>
           <w:sz w:val="24"/>
         </w:rPr>
-        <w:t>If the tell is poison, fence. If the tell is lag with every partition moving, scale only the way Grafana Tempo would scale. If the tell is empty-success, page. Green plus zero rows is a lie we have already paid for.</w:t>
+        <w:t>date pressure on a vendor overlay we already rejected is not a date, March 1, 2024 is if Chris Patel keeps it, a green job with no rows still pages, and abort beats a lying dual-run.</w:t>
       </w:r>
     </w:p>
     <w:p>
       <w:pPr>
-        <w:spacing w:before="0" w:after="240" w:line="427" w:lineRule="auto"/>
-        <w:ind w:firstLine="288"/>
+        <w:pStyle w:val="Heading2"/>
+      </w:pPr>
+      <w:r>
+        <w:t>Secrets stay off CLH-7204 descriptions</w:t>
+      </w:r>
+    </w:p>
+    <w:p>
+      <w:pPr>
+        <w:spacing w:before="0" w:after="220" w:line="396" w:lineRule="auto"/>
+        <w:ind w:firstLine="173"/>
       </w:pPr>
       <w:r>
         <w:rPr>
@@ -10497,21 +9565,13 @@
           <w:color w:val="222222"/>
           <w:sz w:val="24"/>
         </w:rPr>
-        <w:t>I want the last error line from tempo-01.northstar.internal in CLH-6012 before anyone says they 'restarted just in case.' Restart without a tell is how we lost time last incident. Grafana Tempo can restart after the read-only commands and a one-line diagnosis. Not before. Memory bump is a ticket, not a one-liner.</w:t>
+        <w:t>Break-glass is a separate path. Missing role is 403, missing token is 401. I will not collapse those because the UI looks nicer. Priya Nair accepted that split in the front matter. I am not reopening it here. IRSA or the equivalent role on grafana.clh.staging.northstar.internal is the grant. A laptop copy of the kube file is not.</w:t>
       </w:r>
     </w:p>
     <w:p>
       <w:pPr>
-        <w:pStyle w:val="Heading2"/>
-      </w:pPr>
-      <w:r>
-        <w:t>Still open: replica lag after a count that looked fine</w:t>
-      </w:r>
-    </w:p>
-    <w:p>
-      <w:pPr>
-        <w:spacing w:before="0" w:after="240" w:line="427" w:lineRule="auto"/>
-        <w:ind w:firstLine="288"/>
+        <w:spacing w:before="0" w:after="220" w:line="396" w:lineRule="auto"/>
+        <w:ind w:firstLine="173"/>
       </w:pPr>
       <w:r>
         <w:rPr>
@@ -10519,13 +9579,13 @@
           <w:color w:val="222222"/>
           <w:sz w:val="24"/>
         </w:rPr>
-        <w:t>On January still owes a close, not a status. Due March 3, 2024. The question is whether grafana.clh.staging.northstar.internal stays in the path for replica lag after a count that looked fine. If yes, the main body already says how. If no, On January writes the cut on CLH-7211. I will ping once. After that the owner is late, not blocked.</w:t>
+        <w:t>Support zips go through redaction first. I will not 'just this once' attach an application log because residency: no 'just a replica elsewhere' is on fire. The on-call SOP already says this. Repeating it here is for the person who has not opened that SOP. Aman Kumar will reject the zip in the ticket if it still has identifiers.</w:t>
       </w:r>
     </w:p>
     <w:p>
       <w:pPr>
-        <w:pStyle w:val="ListBullet"/>
-        <w:spacing w:before="20" w:after="60" w:line="260" w:lineRule="auto"/>
+        <w:spacing w:before="0" w:after="220" w:line="396" w:lineRule="auto"/>
+        <w:ind w:firstLine="173"/>
       </w:pPr>
       <w:r>
         <w:rPr>
@@ -10533,13 +9593,13 @@
           <w:color w:val="222222"/>
           <w:sz w:val="24"/>
         </w:rPr>
-        <w:t>Owner: On January</w:t>
+        <w:t>tempo-01.northstar.internal is the box I would open first for residency: no 'just a replica elsewhere', pages go to a person, not a muted channel, and the sample I would still defend uses the same clock as 1.32.</w:t>
       </w:r>
     </w:p>
     <w:p>
       <w:pPr>
-        <w:pStyle w:val="ListBullet"/>
-        <w:spacing w:before="20" w:after="60" w:line="260" w:lineRule="auto"/>
+        <w:spacing w:before="0" w:after="220" w:line="396" w:lineRule="auto"/>
+        <w:ind w:firstLine="173"/>
       </w:pPr>
       <w:r>
         <w:rPr>
@@ -10547,13 +9607,21 @@
           <w:color w:val="222222"/>
           <w:sz w:val="24"/>
         </w:rPr>
-        <w:t>Ticket: CLH-7211</w:t>
+        <w:t>I parked residency: no 'just a replica elsewhere' on CLH-7211 so it is not Slack archaeology, the freeze still applies and a small apply is still an apply, and I will not mix clocks to make residency: no 'just a replica elsewhere' look healthier.</w:t>
       </w:r>
     </w:p>
     <w:p>
       <w:pPr>
-        <w:pStyle w:val="ListBullet"/>
-        <w:spacing w:before="20" w:after="60" w:line="260" w:lineRule="auto"/>
+        <w:pStyle w:val="Heading2"/>
+      </w:pPr>
+      <w:r>
+        <w:t>Open: secret skew that looks like 'no work'</w:t>
+      </w:r>
+    </w:p>
+    <w:p>
+      <w:pPr>
+        <w:spacing w:before="0" w:after="220" w:line="396" w:lineRule="auto"/>
+        <w:ind w:firstLine="173"/>
       </w:pPr>
       <w:r>
         <w:rPr>
@@ -10561,7 +9629,49 @@
           <w:color w:val="222222"/>
           <w:sz w:val="24"/>
         </w:rPr>
-        <w:t>Host in play: grafana.clh.staging.northstar.internal</w:t>
+        <w:t>The Datadog still owes a close, not a status. Due March 5, 2024. The question is whether tempo-01.northstar.internal stays in the path for secret skew that looks like 'no work'. If yes, the main body already says how. If no, The Datadog writes the cut on CLH-7204. I will ping once. After that the owner is late, not blocked.</w:t>
+      </w:r>
+    </w:p>
+    <w:p>
+      <w:pPr>
+        <w:pStyle w:val="ListBullet"/>
+        <w:spacing w:before="20" w:after="60" w:line="260" w:lineRule="auto"/>
+      </w:pPr>
+      <w:r>
+        <w:rPr>
+          <w:rFonts w:ascii="Liberation Serif" w:hAnsi="Liberation Serif" w:eastAsia="Liberation Serif" w:cs="Liberation Serif"/>
+          <w:color w:val="222222"/>
+          <w:sz w:val="24"/>
+        </w:rPr>
+        <w:t>Owner: The Datadog</w:t>
+      </w:r>
+    </w:p>
+    <w:p>
+      <w:pPr>
+        <w:pStyle w:val="ListBullet"/>
+        <w:spacing w:before="20" w:after="60" w:line="260" w:lineRule="auto"/>
+      </w:pPr>
+      <w:r>
+        <w:rPr>
+          <w:rFonts w:ascii="Liberation Serif" w:hAnsi="Liberation Serif" w:eastAsia="Liberation Serif" w:cs="Liberation Serif"/>
+          <w:color w:val="222222"/>
+          <w:sz w:val="24"/>
+        </w:rPr>
+        <w:t>Ticket: CLH-7204</w:t>
+      </w:r>
+    </w:p>
+    <w:p>
+      <w:pPr>
+        <w:pStyle w:val="ListBullet"/>
+        <w:spacing w:before="20" w:after="60" w:line="260" w:lineRule="auto"/>
+      </w:pPr>
+      <w:r>
+        <w:rPr>
+          <w:rFonts w:ascii="Liberation Serif" w:hAnsi="Liberation Serif" w:eastAsia="Liberation Serif" w:cs="Liberation Serif"/>
+          <w:color w:val="222222"/>
+          <w:sz w:val="24"/>
+        </w:rPr>
+        <w:t>Host in play: tempo-01.northstar.internal</w:t>
       </w:r>
     </w:p>
     <w:p>
@@ -10594,8 +9704,8 @@
     </w:p>
     <w:p>
       <w:pPr>
-        <w:spacing w:before="0" w:after="240" w:line="427" w:lineRule="auto"/>
-        <w:ind w:firstLine="288"/>
+        <w:spacing w:before="0" w:after="220" w:line="396" w:lineRule="auto"/>
+        <w:ind w:firstLine="173"/>
       </w:pPr>
       <w:r>
         <w:rPr>
@@ -10603,13 +9713,13 @@
           <w:color w:val="222222"/>
           <w:sz w:val="24"/>
         </w:rPr>
-        <w:t>This question does not reopen the recommendation in the front of OpenTelemetry rollout for ingest, match, break, and query. It is leftover work. If On January wants a different product, that is a new ticket and Priya Nair is in the thread. I will not hide a scope change inside replica lag after a count that looked fine.</w:t>
+        <w:t>Check that the close does not collide with the freeze or ops window already named in the main body. If it does, the date moves, the scope does not. Number I will cite if someone asks whether this is blocking: 16. If that number is not the blocker, say so on CLH-7204 in the first line.</w:t>
       </w:r>
     </w:p>
     <w:p>
       <w:pPr>
-        <w:spacing w:before="0" w:after="240" w:line="427" w:lineRule="auto"/>
-        <w:ind w:firstLine="288"/>
+        <w:spacing w:before="0" w:after="220" w:line="396" w:lineRule="auto"/>
+        <w:ind w:firstLine="173"/>
       </w:pPr>
       <w:r>
         <w:rPr>
@@ -10617,13 +9727,13 @@
           <w:color w:val="222222"/>
           <w:sz w:val="24"/>
         </w:rPr>
-        <w:t>Check that the close does not collide with the freeze or ops window already named in the main body. If it does, the date moves, the scope does not. Number I will cite if someone asks whether this is blocking: 54. If that number is not the blocker, say so on CLH-7211 in the first line.</w:t>
+        <w:t>I will not reopen OpenTelemetry rollout for ingest, match, break, and query to smuggle secret skew that looks like 'no work' back in, a green job with no rows still pages, and Aman Kumar will not keep a shadow list.</w:t>
       </w:r>
     </w:p>
     <w:p>
       <w:pPr>
-        <w:spacing w:before="0" w:after="240" w:line="427" w:lineRule="auto"/>
-        <w:ind w:firstLine="288"/>
+        <w:spacing w:before="0" w:after="220" w:line="396" w:lineRule="auto"/>
+        <w:ind w:firstLine="173"/>
       </w:pPr>
       <w:r>
         <w:rPr>
@@ -10631,13 +9741,21 @@
           <w:color w:val="222222"/>
           <w:sz w:val="24"/>
         </w:rPr>
-        <w:t>Close for replica lag after a count that looked fine is yes, no, or a new date on CLH-7211 by February 26, 2024. On January writes it. I ping once. Late is late. I will not convert this into a standing meeting. I will not hide a scope change inside a 'quick align.' Priya Nair is in the thread if the product changes.</w:t>
+        <w:t>Priya Nair asked for a one-line version of secret skew that looks like 'no work', pages go to a person, not a muted channel, and config, Helm, and a flag flip are all changes.</w:t>
       </w:r>
     </w:p>
     <w:p>
       <w:pPr>
-        <w:spacing w:before="0" w:after="240" w:line="427" w:lineRule="auto"/>
-        <w:ind w:firstLine="288"/>
+        <w:pStyle w:val="Heading2"/>
+      </w:pPr>
+      <w:r>
+        <w:t>Working numbers on tempo-01.northstar.internal</w:t>
+      </w:r>
+    </w:p>
+    <w:p>
+      <w:pPr>
+        <w:spacing w:before="0" w:after="220" w:line="396" w:lineRule="auto"/>
+        <w:ind w:firstLine="173"/>
       </w:pPr>
       <w:r>
         <w:rPr>
@@ -10645,380 +9763,12 @@
           <w:color w:val="222222"/>
           <w:sz w:val="24"/>
         </w:rPr>
-        <w:t>If replica lag after a count that looked fine collides with a freeze, the date moves and the scope does not. That is the whole rule. grafana.clh.staging.northstar.internal does not get a special thaw because someone booked a demo. Number I will cite: 54.</w:t>
+        <w:t>These are working numbers for identifiers in chat, logs, or a support zip, not a new model. If they disagree with the front of OpenTelemetry rollout for ingest, match, break, and query, the front wins. I measured on grafana.clh.staging.northstar.internal. Ticket CLH-MEM-2024-009. Owner for the next measurement is If Tempo. Sample window was 89 minutes. Rows in the sample: 14523. Front-matter figure I am not relitigating: 100.</w:t>
       </w:r>
     </w:p>
     <w:p>
       <w:pPr>
-        <w:spacing w:before="0" w:after="240" w:line="427" w:lineRule="auto"/>
-        <w:ind w:firstLine="288"/>
-      </w:pPr>
-      <w:r>
-        <w:rPr>
-          <w:rFonts w:ascii="Liberation Serif" w:hAnsi="Liberation Serif" w:eastAsia="Liberation Serif" w:cs="Liberation Serif"/>
-          <w:color w:val="222222"/>
-          <w:sz w:val="24"/>
-        </w:rPr>
-        <w:t>Scope leftover: replica lag after a count that looked fine is not a place to sneak serial, WIP, weekend, or identifier work back in. New slice, new signature from Priya Nair. Hallway yes is not a signature. I will not hide that inside CLH-7211 as a subtask so it looks small.</w:t>
-      </w:r>
-    </w:p>
-    <w:p>
-      <w:pPr>
-        <w:pStyle w:val="Heading2"/>
-      </w:pPr>
-      <w:r>
-        <w:t>Failure we already paid for (the freeze clock versus a 'small apply')</w:t>
-      </w:r>
-    </w:p>
-    <w:p>
-      <w:pPr>
-        <w:spacing w:before="0" w:after="240" w:line="427" w:lineRule="auto"/>
-        <w:ind w:firstLine="288"/>
-      </w:pPr>
-      <w:r>
-        <w:rPr>
-          <w:rFonts w:ascii="Liberation Serif" w:hAnsi="Liberation Serif" w:eastAsia="Liberation Serif" w:cs="Liberation Serif"/>
-          <w:color w:val="222222"/>
-          <w:sz w:val="24"/>
-        </w:rPr>
-        <w:t>Tell: zero rows and a green job. That showed up around tempo-01.northstar.internal. CLH-7204 is the record. the freeze clock versus a 'small apply' is how it will show up again if we get sloppy. The fix is to make the failure loud and stop the write path before it creates 5641 junk rows, not to widen a retry. Verification is a staging replay that used to succeed at being wrong and must now fail.</w:t>
-      </w:r>
-    </w:p>
-    <w:p>
-      <w:pPr>
-        <w:spacing w:before="0" w:after="240" w:line="427" w:lineRule="auto"/>
-        <w:ind w:firstLine="288"/>
-      </w:pPr>
-      <w:r>
-        <w:rPr>
-          <w:rFonts w:ascii="Liberation Serif" w:hAnsi="Liberation Serif" w:eastAsia="Liberation Serif" w:cs="Liberation Serif"/>
-          <w:color w:val="222222"/>
-          <w:sz w:val="24"/>
-        </w:rPr>
-        <w:t>We will not claim this class cannot happen. We will claim the next one dies at the gate we are building, and that the page names the tell we missed. The Datadog accepts the gate. Aman Kumar writes it. Priya Nair gets a factual count if it repeats, not an apology paragraph.</w:t>
-      </w:r>
-    </w:p>
-    <w:p>
-      <w:pPr>
-        <w:spacing w:before="0" w:after="240" w:line="427" w:lineRule="auto"/>
-        <w:ind w:firstLine="288"/>
-      </w:pPr>
-      <w:r>
-        <w:rPr>
-          <w:rFonts w:ascii="Liberation Serif" w:hAnsi="Liberation Serif" w:eastAsia="Liberation Serif" w:cs="Liberation Serif"/>
-          <w:color w:val="222222"/>
-          <w:sz w:val="24"/>
-        </w:rPr>
-        <w:t>What we will not do: a rewrite of OpenTelemetry rollout for ingest, match, break, and query as therapy. What we will do if the date slips: The Datadog says so on CLH-7204 with a new date. Detection that should have fired: a join of freshness and uniqueness, or an empty-success alert, depending on the tell. I want that alert in the same pack as the code change, not a follow-up that dies in a quarter plan.</w:t>
-      </w:r>
-    </w:p>
-    <w:p>
-      <w:pPr>
-        <w:spacing w:before="0" w:after="240" w:line="427" w:lineRule="auto"/>
-        <w:ind w:firstLine="288"/>
-      </w:pPr>
-      <w:r>
-        <w:rPr>
-          <w:rFonts w:ascii="Liberation Serif" w:hAnsi="Liberation Serif" w:eastAsia="Liberation Serif" w:cs="Liberation Serif"/>
-          <w:color w:val="222222"/>
-          <w:sz w:val="24"/>
-        </w:rPr>
-        <w:t>The last time the freeze clock versus a 'small apply' bit us, the tell showed up on tempo-01.northstar.internal and we argued about CPU. CPU was late. Queue was the tell. I want the next page to name queue. The Datadog owns that alert text. CLH-7204 is where the wording lives, not a wiki that drifts.</w:t>
-      </w:r>
-    </w:p>
-    <w:p>
-      <w:pPr>
-        <w:spacing w:before="0" w:after="240" w:line="427" w:lineRule="auto"/>
-        <w:ind w:firstLine="288"/>
-      </w:pPr>
-      <w:r>
-        <w:rPr>
-          <w:rFonts w:ascii="Liberation Serif" w:hAnsi="Liberation Serif" w:eastAsia="Liberation Serif" w:cs="Liberation Serif"/>
-          <w:color w:val="222222"/>
-          <w:sz w:val="24"/>
-        </w:rPr>
-        <w:t>Verification is a replay that used to succeed at being wrong. If staging cannot run that replay, staging is lying and we do not ship. If Tempo does not get to waive it because the calendar is tight.</w:t>
-      </w:r>
-    </w:p>
-    <w:p>
-      <w:pPr>
-        <w:spacing w:before="0" w:after="240" w:line="427" w:lineRule="auto"/>
-        <w:ind w:firstLine="288"/>
-      </w:pPr>
-      <w:r>
-        <w:rPr>
-          <w:rFonts w:ascii="Liberation Serif" w:hAnsi="Liberation Serif" w:eastAsia="Liberation Serif" w:cs="Liberation Serif"/>
-          <w:color w:val="222222"/>
-          <w:sz w:val="24"/>
-        </w:rPr>
-        <w:t>Alert text for the freeze clock versus a 'small apply' names the tell in plain words. The Datadog writes it. I will not accept 'check the dashboard' as a page body. If uniqueness is red and freshness is green, the page says that. If rows are zero and the job is green, the page says that. tempo-01.northstar.internal can be in the internal page. Not in the customer one.</w:t>
-      </w:r>
-    </w:p>
-    <w:p>
-      <w:pPr>
-        <w:pStyle w:val="Heading2"/>
-      </w:pPr>
-      <w:r>
-        <w:t>Expand / backfill / contract (idempotency that is not a filename)</w:t>
-      </w:r>
-    </w:p>
-    <w:p>
-      <w:pPr>
-        <w:spacing w:before="0" w:after="240" w:line="427" w:lineRule="auto"/>
-        <w:ind w:firstLine="288"/>
-      </w:pPr>
-      <w:r>
-        <w:rPr>
-          <w:rFonts w:ascii="Liberation Serif" w:hAnsi="Liberation Serif" w:eastAsia="Liberation Serif" w:cs="Liberation Serif"/>
-          <w:color w:val="222222"/>
-          <w:sz w:val="24"/>
-        </w:rPr>
-        <w:t>The column or field that moved is the one idempotency that is not a filename cares about on grafana.clh.staging.northstar.internal. Order is expand, backfill, contract. I will not drop a column in the same release as a code deploy that still reads it. Owner If Tempo. Ticket CLH-MEM-2024-009. Dual-write window is measured in hours, not left open. If the backfill is still running at a freeze, I stop the freeze, not the backfill, unless legal says otherwise. I write the stop condition on CLH-MEM-2024-009 before I start the job.</w:t>
-      </w:r>
-    </w:p>
-    <w:p>
-      <w:pPr>
-        <w:spacing w:before="0" w:after="240" w:line="427" w:lineRule="auto"/>
-        <w:ind w:firstLine="288"/>
-      </w:pPr>
-      <w:r>
-        <w:rPr>
-          <w:rFonts w:ascii="Liberation Serif" w:hAnsi="Liberation Serif" w:eastAsia="Liberation Serif" w:cs="Liberation Serif"/>
-          <w:color w:val="222222"/>
-          <w:sz w:val="24"/>
-        </w:rPr>
-        <w:t>Rejected: rewrite the type in place because Postgres will 'just cast it.' That is how we locked grafana.clh.staging.northstar.internal for longer than the 7s budget last time. Historical load never runs on the OLTP primary. Cost the job, then run it. Number from the front I am using as the size hint: 2024.</w:t>
-      </w:r>
-    </w:p>
-    <w:p>
-      <w:pPr>
-        <w:pStyle w:val="ListNumber"/>
-        <w:spacing w:before="20" w:after="60" w:line="260" w:lineRule="auto"/>
-      </w:pPr>
-      <w:r>
-        <w:rPr>
-          <w:rFonts w:ascii="Liberation Serif" w:hAnsi="Liberation Serif" w:eastAsia="Liberation Serif" w:cs="Liberation Serif"/>
-          <w:color w:val="222222"/>
-          <w:sz w:val="24"/>
-        </w:rPr>
-        <w:t>Add the new column or field. Ship readers that tolerate both. CLH-MEM-2024-009.</w:t>
-      </w:r>
-    </w:p>
-    <w:p>
-      <w:pPr>
-        <w:pStyle w:val="ListNumber"/>
-        <w:spacing w:before="20" w:after="60" w:line="260" w:lineRule="auto"/>
-      </w:pPr>
-      <w:r>
-        <w:rPr>
-          <w:rFonts w:ascii="Liberation Serif" w:hAnsi="Liberation Serif" w:eastAsia="Liberation Serif" w:cs="Liberation Serif"/>
-          <w:color w:val="222222"/>
-          <w:sz w:val="24"/>
-        </w:rPr>
-        <w:t>Backfill in batches of 10k. Pause on replication lag.</w:t>
-      </w:r>
-    </w:p>
-    <w:p>
-      <w:pPr>
-        <w:pStyle w:val="ListNumber"/>
-        <w:spacing w:before="20" w:after="60" w:line="260" w:lineRule="auto"/>
-      </w:pPr>
-      <w:r>
-        <w:rPr>
-          <w:rFonts w:ascii="Liberation Serif" w:hAnsi="Liberation Serif" w:eastAsia="Liberation Serif" w:cs="Liberation Serif"/>
-          <w:color w:val="222222"/>
-          <w:sz w:val="24"/>
-        </w:rPr>
-        <w:t>Flip writers. Watch error class, not CPU.</w:t>
-      </w:r>
-    </w:p>
-    <w:p>
-      <w:pPr>
-        <w:pStyle w:val="ListNumber"/>
-        <w:spacing w:before="20" w:after="60" w:line="260" w:lineRule="auto"/>
-      </w:pPr>
-      <w:r>
-        <w:rPr>
-          <w:rFonts w:ascii="Liberation Serif" w:hAnsi="Liberation Serif" w:eastAsia="Liberation Serif" w:cs="Liberation Serif"/>
-          <w:color w:val="222222"/>
-          <w:sz w:val="24"/>
-        </w:rPr>
-        <w:t>Contract only after If Tempo signs the count on CLH-MEM-2024-009.</w:t>
-      </w:r>
-    </w:p>
-    <w:p>
-      <w:pPr>
-        <w:spacing w:before="0" w:after="240" w:line="427" w:lineRule="auto"/>
-        <w:ind w:firstLine="288"/>
-      </w:pPr>
-      <w:r>
-        <w:rPr>
-          <w:rFonts w:ascii="Liberation Serif" w:hAnsi="Liberation Serif" w:eastAsia="Liberation Serif" w:cs="Liberation Serif"/>
-          <w:color w:val="222222"/>
-          <w:sz w:val="24"/>
-        </w:rPr>
-        <w:t>If Helm rollback is the instinct after a bad migrate, stop. Expanded columns roll forward. Read the schema SOP. Aman Kumar will not approve a rollback that leaves the database ahead of the chart.</w:t>
-      </w:r>
-    </w:p>
-    <w:p>
-      <w:pPr>
-        <w:spacing w:before="0" w:after="240" w:line="427" w:lineRule="auto"/>
-        <w:ind w:firstLine="288"/>
-      </w:pPr>
-      <w:r>
-        <w:rPr>
-          <w:rFonts w:ascii="Liberation Serif" w:hAnsi="Liberation Serif" w:eastAsia="Liberation Serif" w:cs="Liberation Serif"/>
-          <w:color w:val="222222"/>
-          <w:sz w:val="24"/>
-        </w:rPr>
-        <w:t>Schema leftover for idempotency that is not a filename: expand, backfill, contract. grafana.clh.staging.northstar.internal is not the place to drop a column the same day readers still need it. If Tempo signs the count on CLH-MEM-2024-009 before contract. Lock budget is 4s. Abort and retry off-peak if we miss it.</w:t>
-      </w:r>
-    </w:p>
-    <w:p>
-      <w:pPr>
-        <w:spacing w:before="0" w:after="240" w:line="427" w:lineRule="auto"/>
-        <w:ind w:firstLine="288"/>
-      </w:pPr>
-      <w:r>
-        <w:rPr>
-          <w:rFonts w:ascii="Liberation Serif" w:hAnsi="Liberation Serif" w:eastAsia="Liberation Serif" w:cs="Liberation Serif"/>
-          <w:color w:val="222222"/>
-          <w:sz w:val="24"/>
-        </w:rPr>
-        <w:t>Helm rollback after a migrate that expanded is the wrong instinct. Roll forward. I will say that again because we have already tried the wrong instinct. Aman Kumar will not approve a chart rollback that leaves Postgres ahead.</w:t>
-      </w:r>
-    </w:p>
-    <w:p>
-      <w:pPr>
-        <w:spacing w:before="0" w:after="240" w:line="427" w:lineRule="auto"/>
-        <w:ind w:firstLine="288"/>
-      </w:pPr>
-      <w:r>
-        <w:rPr>
-          <w:rFonts w:ascii="Liberation Serif" w:hAnsi="Liberation Serif" w:eastAsia="Liberation Serif" w:cs="Liberation Serif"/>
-          <w:color w:val="222222"/>
-          <w:sz w:val="24"/>
-        </w:rPr>
-        <w:t>Backfill leftover: not on the OLTP primary, not during freeze, not without a stop condition on CLH-MEM-2024-009. If Tempo writes the stop condition first. Batch size I would start at 8k. Pause on replication lag. Contract only after the count is signed.</w:t>
-      </w:r>
-    </w:p>
-    <w:p>
-      <w:pPr>
-        <w:pStyle w:val="Heading2"/>
-      </w:pPr>
-      <w:r>
-        <w:t>Meeting leftover: staging that is too small to catch the bug</w:t>
-      </w:r>
-    </w:p>
-    <w:p>
-      <w:pPr>
-        <w:spacing w:before="0" w:after="240" w:line="427" w:lineRule="auto"/>
-        <w:ind w:firstLine="288"/>
-      </w:pPr>
-      <w:r>
-        <w:rPr>
-          <w:rFonts w:ascii="Liberation Serif" w:hAnsi="Liberation Serif" w:eastAsia="Liberation Serif" w:cs="Liberation Serif"/>
-          <w:color w:val="222222"/>
-          <w:sz w:val="24"/>
-        </w:rPr>
-        <w:t>Attendees who still owe something: Rina Das, Priya Nair, and whoever owns tempo-01.northstar.internal. One question was on the table: can we ship without dealing with staging that is too small to catch the bug. Answer was no. I repeated the number 14.6 because two people in the room had stale graphs. Action: Rina Das files the follow-up on CLH-INC-2023-061 before February 27, 2024. I will not mark the ticket done because a meeting happened.</w:t>
-      </w:r>
-    </w:p>
-    <w:p>
-      <w:pPr>
-        <w:spacing w:before="0" w:after="240" w:line="427" w:lineRule="auto"/>
-        <w:ind w:firstLine="288"/>
-      </w:pPr>
-      <w:r>
-        <w:rPr>
-          <w:rFonts w:ascii="Liberation Serif" w:hAnsi="Liberation Serif" w:eastAsia="Liberation Serif" w:cs="Liberation Serif"/>
-          <w:color w:val="222222"/>
-          <w:sz w:val="24"/>
-        </w:rPr>
-        <w:t>Parking lot: a dashboard request that does not unblock CLH-INC-2023-061. I parked it. A calendar invite is not a decision. If someone wants this recorded as a decision, they write it here or they change the callout in the front of CLH-TDD-2024-006. Quotes from the room stay quotes. They do not become scope.</w:t>
-      </w:r>
-    </w:p>
-    <w:p>
-      <w:pPr>
-        <w:spacing w:before="0" w:after="240" w:line="427" w:lineRule="auto"/>
-        <w:ind w:firstLine="288"/>
-      </w:pPr>
-      <w:r>
-        <w:rPr>
-          <w:rFonts w:ascii="Liberation Serif" w:hAnsi="Liberation Serif" w:eastAsia="Liberation Serif" w:cs="Liberation Serif"/>
-          <w:color w:val="222222"/>
-          <w:sz w:val="24"/>
-        </w:rPr>
-        <w:t>People who were absent still get a usable remainder, not a transcript. Aman Kumar gets the decision, the refuse, and the date. They do not get a reconstruction of who raised their voice. If they object, they object on CLH-INC-2023-061.</w:t>
-      </w:r>
-    </w:p>
-    <w:p>
-      <w:pPr>
-        <w:spacing w:before="0" w:after="240" w:line="427" w:lineRule="auto"/>
-        <w:ind w:firstLine="288"/>
-      </w:pPr>
-      <w:r>
-        <w:rPr>
-          <w:rFonts w:ascii="Liberation Serif" w:hAnsi="Liberation Serif" w:eastAsia="Liberation Serif" w:cs="Liberation Serif"/>
-          <w:color w:val="222222"/>
-          <w:sz w:val="24"/>
-        </w:rPr>
-        <w:t>People who missed the room still need staging that is too small to catch the bug in a form they can act on. Decision, refuse, date, owner Rina Das, ticket CLH-INC-2023-061. Not a reconstruction of tone. Chris Patel gets that pack. If they object, they object on the ticket.</w:t>
-      </w:r>
-    </w:p>
-    <w:p>
-      <w:pPr>
-        <w:spacing w:before="0" w:after="240" w:line="427" w:lineRule="auto"/>
-        <w:ind w:firstLine="288"/>
-      </w:pPr>
-      <w:r>
-        <w:rPr>
-          <w:rFonts w:ascii="Liberation Serif" w:hAnsi="Liberation Serif" w:eastAsia="Liberation Serif" w:cs="Liberation Serif"/>
-          <w:color w:val="222222"/>
-          <w:sz w:val="24"/>
-        </w:rPr>
-        <w:t>A quote is a quote. It is not scope. I will not launder a hallway yes into v1 because it was vivid. Parking lot stays parked until Priya Nair signs a new slice.</w:t>
-      </w:r>
-    </w:p>
-    <w:p>
-      <w:pPr>
-        <w:spacing w:before="0" w:after="240" w:line="427" w:lineRule="auto"/>
-        <w:ind w:firstLine="288"/>
-      </w:pPr>
-      <w:r>
-        <w:rPr>
-          <w:rFonts w:ascii="Liberation Serif" w:hAnsi="Liberation Serif" w:eastAsia="Liberation Serif" w:cs="Liberation Serif"/>
-          <w:color w:val="222222"/>
-          <w:sz w:val="24"/>
-        </w:rPr>
-        <w:t>Absent people get the pack for staging that is too small to catch the bug the same day, not after they ask. Chris Patel is on that list if they were missing. Decision, refuse, date, owner, ticket CLH-INC-2023-061. Not a reconstruction of tone. If they object, they object on the ticket.</w:t>
-      </w:r>
-    </w:p>
-    <w:p>
-      <w:pPr>
-        <w:pStyle w:val="Heading2"/>
-      </w:pPr>
-      <w:r>
-        <w:t>Fixture and test note (raising retries on a poison record)</w:t>
-      </w:r>
-    </w:p>
-    <w:p>
-      <w:pPr>
-        <w:spacing w:before="0" w:after="240" w:line="427" w:lineRule="auto"/>
-        <w:ind w:firstLine="288"/>
-      </w:pPr>
-      <w:r>
-        <w:rPr>
-          <w:rFonts w:ascii="Liberation Serif" w:hAnsi="Liberation Serif" w:eastAsia="Liberation Serif" w:cs="Liberation Serif"/>
-          <w:color w:val="222222"/>
-          <w:sz w:val="24"/>
-        </w:rPr>
-        <w:t>Fixture for raising retries on a poison record lives next to the test, not in a laptop path. No PHI, no PAN. Host if we have to soak: grafana.clh.staging.northstar.internal. Assert the smallest row that still fails without the fix. I will not copy a sanitized production dump; it is too big and it hid the bug twice. Owner Chris Patel. Ticket CLH-INC-2023-204. If the test is skipped, the skip reason is a ticket, not a comment.</w:t>
-      </w:r>
-    </w:p>
-    <w:p>
-      <w:pPr>
-        <w:spacing w:before="80" w:after="40" w:line="200" w:lineRule="auto"/>
+        <w:spacing w:before="80" w:after="60" w:line="200" w:lineRule="auto"/>
       </w:pPr>
       <w:r>
         <w:rPr>
@@ -11027,384 +9777,7 @@
           <w:color w:val="555555"/>
           <w:sz w:val="17"/>
         </w:rPr>
-        <w:t>Name the test after the bug. CLH-INC-2023-204.</w:t>
-      </w:r>
-    </w:p>
-    <w:tbl>
-      <w:tblPr>
-        <w:tblW w:type="auto" w:w="0"/>
-        <w:tblLook w:firstColumn="1" w:firstRow="1" w:lastColumn="0" w:lastRow="0" w:noHBand="0" w:noVBand="1" w:val="04A0"/>
-      </w:tblPr>
-      <w:tblGrid>
-        <w:gridCol w:w="8928"/>
-      </w:tblGrid>
-      <w:tr>
-        <w:tc>
-          <w:tcPr>
-            <w:tcW w:type="dxa" w:w="8928"/>
-            <w:shd w:fill="F3F4F6" w:val="clear"/>
-            <w:tcBorders>
-              <w:top w:val="single" w:sz="6" w:space="0" w:color="C5CDD6"/>
-              <w:left w:val="single" w:sz="6" w:space="0" w:color="C5CDD6"/>
-              <w:bottom w:val="single" w:sz="6" w:space="0" w:color="C5CDD6"/>
-              <w:right w:val="single" w:sz="6" w:space="0" w:color="C5CDD6"/>
-            </w:tcBorders>
-            <w:tcMar>
-              <w:top w:w="90" w:type="dxa"/>
-              <w:left w:w="120" w:type="dxa"/>
-              <w:bottom w:w="90" w:type="dxa"/>
-              <w:right w:w="120" w:type="dxa"/>
-            </w:tcMar>
-          </w:tcPr>
-          <w:p>
-            <w:pPr>
-              <w:spacing w:before="0" w:after="0" w:line="220" w:lineRule="auto"/>
-            </w:pPr>
-            <w:r/>
-            <w:r>
-              <w:rPr>
-                <w:rFonts w:ascii="Liberation Mono" w:hAnsi="Liberation Mono" w:eastAsia="Liberation Mono" w:cs="Liberation Mono"/>
-                <w:color w:val="222222"/>
-                <w:sz w:val="17"/>
-              </w:rPr>
-              <w:t># CLH-TDD-2024-006 / raising retries on a poison record</w:t>
-            </w:r>
-          </w:p>
-          <w:p>
-            <w:pPr>
-              <w:spacing w:before="0" w:after="0" w:line="220" w:lineRule="auto"/>
-            </w:pPr>
-            <w:r>
-              <w:rPr>
-                <w:rFonts w:ascii="Liberation Mono" w:hAnsi="Liberation Mono" w:eastAsia="Liberation Mono" w:cs="Liberation Mono"/>
-                <w:color w:val="222222"/>
-                <w:sz w:val="17"/>
-              </w:rPr>
-              <w:t>pytest -k 'timezone' -q</w:t>
-            </w:r>
-          </w:p>
-          <w:p>
-            <w:pPr>
-              <w:spacing w:before="0" w:after="0" w:line="220" w:lineRule="auto"/>
-            </w:pPr>
-            <w:r>
-              <w:rPr>
-                <w:rFonts w:ascii="Liberation Mono" w:hAnsi="Liberation Mono" w:eastAsia="Liberation Mono" w:cs="Liberation Mono"/>
-                <w:color w:val="222222"/>
-                <w:sz w:val="17"/>
-              </w:rPr>
-              <w:t># fail if the fixture hash changes without CLH-INC-2023-204</w:t>
-            </w:r>
-          </w:p>
-          <w:p>
-            <w:pPr>
-              <w:spacing w:before="0" w:after="0" w:line="220" w:lineRule="auto"/>
-            </w:pPr>
-            <w:r>
-              <w:rPr>
-                <w:rFonts w:ascii="Liberation Mono" w:hAnsi="Liberation Mono" w:eastAsia="Liberation Mono" w:cs="Liberation Mono"/>
-                <w:color w:val="222222"/>
-                <w:sz w:val="17"/>
-              </w:rPr>
-              <w:t># do not record against grafana.clh.staging.northstar.internal from a laptop</w:t>
-            </w:r>
-          </w:p>
-        </w:tc>
-      </w:tr>
-    </w:tbl>
-    <w:p>
-      <w:pPr>
-        <w:spacing w:before="40" w:after="160" w:line="80" w:lineRule="auto"/>
-      </w:pPr>
-    </w:p>
-    <w:p>
-      <w:pPr>
-        <w:spacing w:before="0" w:after="240" w:line="427" w:lineRule="auto"/>
-        <w:ind w:firstLine="288"/>
-      </w:pPr>
-      <w:r>
-        <w:rPr>
-          <w:rFonts w:ascii="Liberation Serif" w:hAnsi="Liberation Serif" w:eastAsia="Liberation Serif" w:cs="Liberation Serif"/>
-          <w:color w:val="222222"/>
-          <w:sz w:val="24"/>
-        </w:rPr>
-        <w:t>Setup should take under two minutes on a laptop. Teardown drops the fixture database. Flakes I will not blame on the network without a packet capture. If someone deletes this test, they also delete the incident it maps to (CLH-INC-2023-204) and they do that in review. Chris Patel owns golden fixtures. Aman Kumar owns the case list.</w:t>
-      </w:r>
-    </w:p>
-    <w:p>
-      <w:pPr>
-        <w:spacing w:before="0" w:after="240" w:line="427" w:lineRule="auto"/>
-        <w:ind w:firstLine="288"/>
-      </w:pPr>
-      <w:r>
-        <w:rPr>
-          <w:rFonts w:ascii="Liberation Serif" w:hAnsi="Liberation Serif" w:eastAsia="Liberation Serif" w:cs="Liberation Serif"/>
-          <w:color w:val="222222"/>
-          <w:sz w:val="24"/>
-        </w:rPr>
-        <w:t>Staging partition count has to be high enough to catch a rebalance. If prod has dozens of partitions, a staging cluster with one will bless a bad build. I want that written next to raising retries on a poison record, not rediscovered on a Monday. Number from the front I am not going to 'simplify': 009.</w:t>
-      </w:r>
-    </w:p>
-    <w:p>
-      <w:pPr>
-        <w:spacing w:before="0" w:after="240" w:line="427" w:lineRule="auto"/>
-        <w:ind w:firstLine="288"/>
-      </w:pPr>
-      <w:r>
-        <w:rPr>
-          <w:rFonts w:ascii="Liberation Serif" w:hAnsi="Liberation Serif" w:eastAsia="Liberation Serif" w:cs="Liberation Serif"/>
-          <w:color w:val="222222"/>
-          <w:sz w:val="24"/>
-        </w:rPr>
-        <w:t>Fixture for raising retries on a poison record is the smallest failing row, next to the test, hashed. No production dump. No PHI. If the hash moves without CLH-INC-2023-204, CI fails. Chris Patel owns the fixture. Soak host if we must: grafana.clh.staging.northstar.internal. I will not record from a laptop against prod.</w:t>
-      </w:r>
-    </w:p>
-    <w:p>
-      <w:pPr>
-        <w:spacing w:before="0" w:after="240" w:line="427" w:lineRule="auto"/>
-        <w:ind w:firstLine="288"/>
-      </w:pPr>
-      <w:r>
-        <w:rPr>
-          <w:rFonts w:ascii="Liberation Serif" w:hAnsi="Liberation Serif" w:eastAsia="Liberation Serif" w:cs="Liberation Serif"/>
-          <w:color w:val="222222"/>
-          <w:sz w:val="24"/>
-        </w:rPr>
-        <w:t>If someone deletes the test, they delete the incident mapping in review, not in a drive-by. Skip needs a ticket. Flakes need a capture, not a shrug about the network.</w:t>
-      </w:r>
-    </w:p>
-    <w:p>
-      <w:pPr>
-        <w:spacing w:before="0" w:after="240" w:line="427" w:lineRule="auto"/>
-        <w:ind w:firstLine="288"/>
-      </w:pPr>
-      <w:r>
-        <w:rPr>
-          <w:rFonts w:ascii="Liberation Serif" w:hAnsi="Liberation Serif" w:eastAsia="Liberation Serif" w:cs="Liberation Serif"/>
-          <w:color w:val="222222"/>
-          <w:sz w:val="24"/>
-        </w:rPr>
-        <w:t>CI leftover: fixture hash is the gate. If someone needs a one-off on grafana.clh.staging.northstar.internal, that is a soak, and it is ticketed. It is not a reason to skip CI. Skip reason is a ticket. Flake reason is a capture. Chris Patel owns golden fixtures. Aman Kumar owns the case list.</w:t>
-      </w:r>
-    </w:p>
-    <w:p>
-      <w:pPr>
-        <w:pStyle w:val="Heading2"/>
-      </w:pPr>
-      <w:r>
-        <w:t>Capacity and cost (lock budget on the primary)</w:t>
-      </w:r>
-    </w:p>
-    <w:p>
-      <w:pPr>
-        <w:spacing w:before="0" w:after="240" w:line="427" w:lineRule="auto"/>
-        <w:ind w:firstLine="288"/>
-      </w:pPr>
-      <w:r>
-        <w:rPr>
-          <w:rFonts w:ascii="Liberation Serif" w:hAnsi="Liberation Serif" w:eastAsia="Liberation Serif" w:cs="Liberation Serif"/>
-          <w:color w:val="222222"/>
-          <w:sz w:val="24"/>
-        </w:rPr>
-        <w:t>tempo-01.northstar.internal is the box I keep measuring because it is the one that pages. lock budget on the primary is the reason the graph lies if you only watch CPU. Queue depth and disk are the two numbers I write down. Owner Not Mule. Ticket CLH-6012. If the graph is green and the queue is growing, I page. CPU lagged the queue by about 25 minutes on the last incident I will admit to.</w:t>
-      </w:r>
-    </w:p>
-    <w:p>
-      <w:pPr>
-        <w:spacing w:before="0" w:after="240" w:line="427" w:lineRule="auto"/>
-        <w:ind w:firstLine="288"/>
-      </w:pPr>
-      <w:r>
-        <w:rPr>
-          <w:rFonts w:ascii="Liberation Serif" w:hAnsi="Liberation Serif" w:eastAsia="Liberation Serif" w:cs="Liberation Serif"/>
-          <w:color w:val="222222"/>
-          <w:sz w:val="24"/>
-        </w:rPr>
-        <w:t>The spend I can defend is the spend tied to tempo-01.northstar.internal and this job, not a team average. Year-1 extra I would put on a sticky: about $17.9k on top of what we already burn, or zero if we do nothing and eat the miss rate. Front-matter volume I am using: 100. I will not argue from a slide.</w:t>
-      </w:r>
-    </w:p>
-    <w:p>
-      <w:pPr>
-        <w:spacing w:before="0" w:after="240" w:line="427" w:lineRule="auto"/>
-        <w:ind w:firstLine="288"/>
-      </w:pPr>
-      <w:r>
-        <w:rPr>
-          <w:rFonts w:ascii="Liberation Serif" w:hAnsi="Liberation Serif" w:eastAsia="Liberation Serif" w:cs="Liberation Serif"/>
-          <w:color w:val="222222"/>
-          <w:sz w:val="24"/>
-        </w:rPr>
-        <w:t>If we need more brokers or more pods, I want the reason to be lock budget on the primary, not a round number someone saw in a vendor deck. Do-nothing through next month-end still has a miss rate I will write down. Not Mule picks in writing on CLH-6012. I will not hide a hardware buy inside a 'temporary' memory limit.</w:t>
-      </w:r>
-    </w:p>
-    <w:p>
-      <w:pPr>
-        <w:spacing w:before="0" w:after="240" w:line="427" w:lineRule="auto"/>
-        <w:ind w:firstLine="288"/>
-      </w:pPr>
-      <w:r>
-        <w:rPr>
-          <w:rFonts w:ascii="Liberation Serif" w:hAnsi="Liberation Serif" w:eastAsia="Liberation Serif" w:cs="Liberation Serif"/>
-          <w:color w:val="222222"/>
-          <w:sz w:val="24"/>
-        </w:rPr>
-        <w:t>tempo-01.northstar.internal pages because of lock budget on the primary more than because of CPU. I write queue and disk. Headroom I want on a Tuesday is about 24 percent. Below that I file for hardware or I shed load, not both. Not Mule picks on CLH-6012.</w:t>
-      </w:r>
-    </w:p>
-    <w:p>
-      <w:pPr>
-        <w:spacing w:before="0" w:after="240" w:line="427" w:lineRule="auto"/>
-        <w:ind w:firstLine="288"/>
-      </w:pPr>
-      <w:r>
-        <w:rPr>
-          <w:rFonts w:ascii="Liberation Serif" w:hAnsi="Liberation Serif" w:eastAsia="Liberation Serif" w:cs="Liberation Serif"/>
-          <w:color w:val="222222"/>
-          <w:sz w:val="24"/>
-        </w:rPr>
-        <w:t>Do-nothing through month-end still has a miss rate. I will write it. I will not hide a buy inside a temporary memory limit. Front-matter volume I am using: 1.32.</w:t>
-      </w:r>
-    </w:p>
-    <w:p>
-      <w:pPr>
-        <w:spacing w:before="0" w:after="240" w:line="427" w:lineRule="auto"/>
-        <w:ind w:firstLine="288"/>
-      </w:pPr>
-      <w:r>
-        <w:rPr>
-          <w:rFonts w:ascii="Liberation Serif" w:hAnsi="Liberation Serif" w:eastAsia="Liberation Serif" w:cs="Liberation Serif"/>
-          <w:color w:val="222222"/>
-          <w:sz w:val="24"/>
-        </w:rPr>
-        <w:t>I will not buy my way out of lock budget on the primary with a round hardware number. Queue and disk on tempo-01.northstar.internal first. Then a ticket. Then a buy if Not Mule still needs it. Headroom I want on a Tuesday is about 30 percent. Below that I file or I shed, not both in one change.</w:t>
-      </w:r>
-    </w:p>
-    <w:p>
-      <w:pPr>
-        <w:pStyle w:val="Heading2"/>
-      </w:pPr>
-      <w:r>
-        <w:t>Secrets, grants, and averaging QPS instead of testing the close</w:t>
-      </w:r>
-    </w:p>
-    <w:p>
-      <w:pPr>
-        <w:spacing w:before="0" w:after="240" w:line="427" w:lineRule="auto"/>
-        <w:ind w:firstLine="288"/>
-      </w:pPr>
-      <w:r>
-        <w:rPr>
-          <w:rFonts w:ascii="Liberation Serif" w:hAnsi="Liberation Serif" w:eastAsia="Liberation Serif" w:cs="Liberation Serif"/>
-          <w:color w:val="222222"/>
-          <w:sz w:val="24"/>
-        </w:rPr>
-        <w:t>Secret handling on grafana.clh.staging.northstar.internal: not in git, not in the ticket description, not in a screenshot. averaging QPS instead of testing the close is not a reason to paste a token into chat. Owner The June. Ticket CLH-7211. If I need a temporary grant, it expires. If I need a production query, I use the replica and I log the query id. Wrong secret looks healthy as 'no work.' Alert on zero rows, not on HTTP 200.</w:t>
-      </w:r>
-    </w:p>
-    <w:p>
-      <w:pPr>
-        <w:spacing w:before="0" w:after="240" w:line="427" w:lineRule="auto"/>
-        <w:ind w:firstLine="288"/>
-      </w:pPr>
-      <w:r>
-        <w:rPr>
-          <w:rFonts w:ascii="Liberation Serif" w:hAnsi="Liberation Serif" w:eastAsia="Liberation Serif" w:cs="Liberation Serif"/>
-          <w:color w:val="222222"/>
-          <w:sz w:val="24"/>
-        </w:rPr>
-        <w:t>Break-glass is a separate path. Missing role is 403, missing token is 401. I will not collapse those because the UI looks nicer. Priya Nair accepted that split in the front matter. I am not reopening it here. IRSA or the equivalent role on grafana.clh.staging.northstar.internal is the grant. A copied kubeconfig on a laptop is not.</w:t>
-      </w:r>
-    </w:p>
-    <w:p>
-      <w:pPr>
-        <w:spacing w:before="0" w:after="240" w:line="427" w:lineRule="auto"/>
-        <w:ind w:firstLine="288"/>
-      </w:pPr>
-      <w:r>
-        <w:rPr>
-          <w:rFonts w:ascii="Liberation Serif" w:hAnsi="Liberation Serif" w:eastAsia="Liberation Serif" w:cs="Liberation Serif"/>
-          <w:color w:val="222222"/>
-          <w:sz w:val="24"/>
-        </w:rPr>
-        <w:t>Support zips go through redaction first. I will not 'just this once' attach an application log because averaging QPS instead of testing the close is on fire. The on-call SOP already says this. Repeating it here is for the person who has not opened that SOP. Aman Kumar will reject the zip in the ticket if it still has identifiers.</w:t>
-      </w:r>
-    </w:p>
-    <w:p>
-      <w:pPr>
-        <w:spacing w:before="0" w:after="240" w:line="427" w:lineRule="auto"/>
-        <w:ind w:firstLine="288"/>
-      </w:pPr>
-      <w:r>
-        <w:rPr>
-          <w:rFonts w:ascii="Liberation Serif" w:hAnsi="Liberation Serif" w:eastAsia="Liberation Serif" w:cs="Liberation Serif"/>
-          <w:color w:val="222222"/>
-          <w:sz w:val="24"/>
-        </w:rPr>
-        <w:t>Secrets for averaging QPS instead of testing the close stay out of git, tickets, and screenshots. Zero-row success on grafana.clh.staging.northstar.internal is the tell that the secret is wrong. Alert on that. The June owns the grant. CLH-7211 owns the expiry. I query the replica and I log the query id.</w:t>
-      </w:r>
-    </w:p>
-    <w:p>
-      <w:pPr>
-        <w:spacing w:before="0" w:after="240" w:line="427" w:lineRule="auto"/>
-        <w:ind w:firstLine="288"/>
-      </w:pPr>
-      <w:r>
-        <w:rPr>
-          <w:rFonts w:ascii="Liberation Serif" w:hAnsi="Liberation Serif" w:eastAsia="Liberation Serif" w:cs="Liberation Serif"/>
-          <w:color w:val="222222"/>
-          <w:sz w:val="24"/>
-        </w:rPr>
-        <w:t>403 versus 401 stays split. Break-glass is separate. I will not collapse them for a prettier UI. Support zips go through redaction. Aman Kumar rejects the zip if identifiers remain.</w:t>
-      </w:r>
-    </w:p>
-    <w:p>
-      <w:pPr>
-        <w:spacing w:before="0" w:after="240" w:line="427" w:lineRule="auto"/>
-        <w:ind w:firstLine="288"/>
-      </w:pPr>
-      <w:r>
-        <w:rPr>
-          <w:rFonts w:ascii="Liberation Serif" w:hAnsi="Liberation Serif" w:eastAsia="Liberation Serif" w:cs="Liberation Serif"/>
-          <w:color w:val="222222"/>
-          <w:sz w:val="24"/>
-        </w:rPr>
-        <w:t>Redaction leftover: if a zip for averaging QPS instead of testing the close still has identifiers, it comes back. No 'just this once.' Aman Kumar will reject it on CLH-7211. Support pressure is not a reason to paste MRN, PAN, or a secret. The SOP already says this. Repeating it is for the person who has not opened the SOP.</w:t>
-      </w:r>
-    </w:p>
-    <w:p>
-      <w:pPr>
-        <w:pStyle w:val="Heading2"/>
-      </w:pPr>
-      <w:r>
-        <w:t>Clock for residency: no 'just a replica elsewhere'</w:t>
-      </w:r>
-    </w:p>
-    <w:p>
-      <w:pPr>
-        <w:spacing w:before="0" w:after="240" w:line="427" w:lineRule="auto"/>
-        <w:ind w:firstLine="288"/>
-      </w:pPr>
-      <w:r>
-        <w:rPr>
-          <w:rFonts w:ascii="Liberation Serif" w:hAnsi="Liberation Serif" w:eastAsia="Liberation Serif" w:cs="Liberation Serif"/>
-          <w:color w:val="222222"/>
-          <w:sz w:val="24"/>
-        </w:rPr>
-        <w:t>This is not a full incident timeline. It is the clock I will use when someone asks which thing happened first around residency: no 'just a replica elsewhere'. tempo-01.northstar.internal is the box. CLH-7204 is the thread. Diego Alvarez is the person I will name if the clocks disagree. Customer/ops clock and match/extract clock are different. I will not pretend they are the same.</w:t>
-      </w:r>
-    </w:p>
-    <w:p>
-      <w:pPr>
-        <w:spacing w:before="80" w:after="60" w:line="200" w:lineRule="auto"/>
-      </w:pPr>
-      <w:r>
-        <w:rPr>
-          <w:rFonts w:ascii="Liberation Sans" w:hAnsi="Liberation Sans" w:eastAsia="Liberation Sans" w:cs="Liberation Sans"/>
-          <w:i/>
-          <w:color w:val="555555"/>
-          <w:sz w:val="17"/>
-        </w:rPr>
-        <w:t>Working clock for CLH-TDD-2024-006. Times are ET unless noted.</w:t>
+        <w:t>Working measurements for CLH-TDD-2024-006, identifiers in chat, logs, or a support zip.</w:t>
       </w:r>
     </w:p>
     <w:tbl>
@@ -11415,20 +9788,21 @@
         <w:tblLook w:firstColumn="1" w:firstRow="1" w:lastColumn="0" w:lastRow="0" w:noHBand="0" w:noVBand="1" w:val="04A0"/>
       </w:tblPr>
       <w:tblGrid>
-        <w:gridCol w:w="2976"/>
-        <w:gridCol w:w="2976"/>
-        <w:gridCol w:w="2976"/>
+        <w:gridCol w:w="2250"/>
+        <w:gridCol w:w="2250"/>
+        <w:gridCol w:w="2250"/>
+        <w:gridCol w:w="2250"/>
       </w:tblGrid>
       <w:tr>
         <w:tc>
           <w:tcPr>
-            <w:tcW w:type="dxa" w:w="2976"/>
-            <w:shd w:fill="1B365D" w:val="clear"/>
+            <w:tcW w:type="dxa" w:w="2250"/>
+            <w:shd w:fill="243447" w:val="clear"/>
             <w:tcBorders>
-              <w:top w:val="single" w:sz="4" w:space="0" w:color="1B365D"/>
-              <w:left w:val="single" w:sz="4" w:space="0" w:color="1B365D"/>
-              <w:bottom w:val="single" w:sz="4" w:space="0" w:color="1B365D"/>
-              <w:right w:val="single" w:sz="4" w:space="0" w:color="1B365D"/>
+              <w:top w:val="single" w:sz="4" w:space="0" w:color="243447"/>
+              <w:left w:val="single" w:sz="4" w:space="0" w:color="243447"/>
+              <w:bottom w:val="single" w:sz="4" w:space="0" w:color="243447"/>
+              <w:right w:val="single" w:sz="4" w:space="0" w:color="243447"/>
             </w:tcBorders>
             <w:tcMar>
               <w:top w:w="50" w:type="dxa"/>
@@ -11449,19 +9823,19 @@
                 <w:color w:val="FFFFFF"/>
                 <w:sz w:val="18"/>
               </w:rPr>
-              <w:t>When</w:t>
+              <w:t>Clock</w:t>
             </w:r>
           </w:p>
         </w:tc>
         <w:tc>
           <w:tcPr>
-            <w:tcW w:type="dxa" w:w="2976"/>
-            <w:shd w:fill="1B365D" w:val="clear"/>
+            <w:tcW w:type="dxa" w:w="2250"/>
+            <w:shd w:fill="243447" w:val="clear"/>
             <w:tcBorders>
-              <w:top w:val="single" w:sz="4" w:space="0" w:color="1B365D"/>
-              <w:left w:val="single" w:sz="4" w:space="0" w:color="1B365D"/>
-              <w:bottom w:val="single" w:sz="4" w:space="0" w:color="1B365D"/>
-              <w:right w:val="single" w:sz="4" w:space="0" w:color="1B365D"/>
+              <w:top w:val="single" w:sz="4" w:space="0" w:color="243447"/>
+              <w:left w:val="single" w:sz="4" w:space="0" w:color="243447"/>
+              <w:bottom w:val="single" w:sz="4" w:space="0" w:color="243447"/>
+              <w:right w:val="single" w:sz="4" w:space="0" w:color="243447"/>
             </w:tcBorders>
             <w:tcMar>
               <w:top w:w="50" w:type="dxa"/>
@@ -11482,19 +9856,19 @@
                 <w:color w:val="FFFFFF"/>
                 <w:sz w:val="18"/>
               </w:rPr>
-              <w:t>What I can defend</w:t>
+              <w:t>Value</w:t>
             </w:r>
           </w:p>
         </w:tc>
         <w:tc>
           <w:tcPr>
-            <w:tcW w:type="dxa" w:w="2976"/>
-            <w:shd w:fill="1B365D" w:val="clear"/>
+            <w:tcW w:type="dxa" w:w="2250"/>
+            <w:shd w:fill="243447" w:val="clear"/>
             <w:tcBorders>
-              <w:top w:val="single" w:sz="4" w:space="0" w:color="1B365D"/>
-              <w:left w:val="single" w:sz="4" w:space="0" w:color="1B365D"/>
-              <w:bottom w:val="single" w:sz="4" w:space="0" w:color="1B365D"/>
-              <w:right w:val="single" w:sz="4" w:space="0" w:color="1B365D"/>
+              <w:top w:val="single" w:sz="4" w:space="0" w:color="243447"/>
+              <w:left w:val="single" w:sz="4" w:space="0" w:color="243447"/>
+              <w:bottom w:val="single" w:sz="4" w:space="0" w:color="243447"/>
+              <w:right w:val="single" w:sz="4" w:space="0" w:color="243447"/>
             </w:tcBorders>
             <w:tcMar>
               <w:top w:w="50" w:type="dxa"/>
@@ -11515,7 +9889,40 @@
                 <w:color w:val="FFFFFF"/>
                 <w:sz w:val="18"/>
               </w:rPr>
-              <w:t>Who</w:t>
+              <w:t>Where</w:t>
+            </w:r>
+          </w:p>
+        </w:tc>
+        <w:tc>
+          <w:tcPr>
+            <w:tcW w:type="dxa" w:w="2250"/>
+            <w:shd w:fill="243447" w:val="clear"/>
+            <w:tcBorders>
+              <w:top w:val="single" w:sz="4" w:space="0" w:color="243447"/>
+              <w:left w:val="single" w:sz="4" w:space="0" w:color="243447"/>
+              <w:bottom w:val="single" w:sz="4" w:space="0" w:color="243447"/>
+              <w:right w:val="single" w:sz="4" w:space="0" w:color="243447"/>
+            </w:tcBorders>
+            <w:tcMar>
+              <w:top w:w="50" w:type="dxa"/>
+              <w:left w:w="70" w:type="dxa"/>
+              <w:bottom w:w="50" w:type="dxa"/>
+              <w:right w:w="70" w:type="dxa"/>
+            </w:tcMar>
+          </w:tcPr>
+          <w:p>
+            <w:pPr>
+              <w:spacing w:before="0" w:after="0" w:line="230" w:lineRule="auto"/>
+            </w:pPr>
+            <w:r/>
+            <w:r>
+              <w:rPr>
+                <w:rFonts w:ascii="Liberation Sans" w:hAnsi="Liberation Sans" w:eastAsia="Liberation Sans" w:cs="Liberation Sans"/>
+                <w:b/>
+                <w:color w:val="FFFFFF"/>
+                <w:sz w:val="18"/>
+              </w:rPr>
+              <w:t>Who repeats it</w:t>
             </w:r>
           </w:p>
         </w:tc>
@@ -11523,7 +9930,7 @@
       <w:tr>
         <w:tc>
           <w:tcPr>
-            <w:tcW w:type="dxa" w:w="2976"/>
+            <w:tcW w:type="dxa" w:w="2250"/>
             <w:shd w:fill="FFFFFF" w:val="clear"/>
             <w:tcBorders>
               <w:top w:val="single" w:sz="4" w:space="0" w:color="C5CDD6"/>
@@ -11550,13 +9957,13 @@
                 <w:color w:val="222222"/>
                 <w:sz w:val="19"/>
               </w:rPr>
-              <w:t>February 13</w:t>
+              <w:t>p95 I would quote</w:t>
             </w:r>
           </w:p>
         </w:tc>
         <w:tc>
           <w:tcPr>
-            <w:tcW w:type="dxa" w:w="2976"/>
+            <w:tcW w:type="dxa" w:w="2250"/>
             <w:shd w:fill="FFFFFF" w:val="clear"/>
             <w:tcBorders>
               <w:top w:val="single" w:sz="4" w:space="0" w:color="C5CDD6"/>
@@ -11583,14 +9990,181 @@
                 <w:color w:val="222222"/>
                 <w:sz w:val="19"/>
               </w:rPr>
-              <w:t>First stale graph or first complaint tied to residency: no 'just a replica elsewhere'</w:t>
+              <w:t>21.2</w:t>
             </w:r>
           </w:p>
         </w:tc>
         <w:tc>
           <w:tcPr>
-            <w:tcW w:type="dxa" w:w="2976"/>
+            <w:tcW w:type="dxa" w:w="2250"/>
             <w:shd w:fill="FFFFFF" w:val="clear"/>
+            <w:tcBorders>
+              <w:top w:val="single" w:sz="4" w:space="0" w:color="C5CDD6"/>
+              <w:left w:val="single" w:sz="4" w:space="0" w:color="C5CDD6"/>
+              <w:bottom w:val="single" w:sz="4" w:space="0" w:color="C5CDD6"/>
+              <w:right w:val="single" w:sz="4" w:space="0" w:color="C5CDD6"/>
+            </w:tcBorders>
+            <w:tcMar>
+              <w:top w:w="50" w:type="dxa"/>
+              <w:left w:w="70" w:type="dxa"/>
+              <w:bottom w:w="50" w:type="dxa"/>
+              <w:right w:w="70" w:type="dxa"/>
+            </w:tcMar>
+          </w:tcPr>
+          <w:p>
+            <w:pPr>
+              <w:spacing w:before="0" w:after="0" w:line="230" w:lineRule="auto"/>
+            </w:pPr>
+            <w:r/>
+            <w:r>
+              <w:rPr>
+                <w:rFonts w:ascii="Liberation Serif" w:hAnsi="Liberation Serif" w:eastAsia="Liberation Serif" w:cs="Liberation Serif"/>
+                <w:b w:val="0"/>
+                <w:color w:val="222222"/>
+                <w:sz w:val="19"/>
+              </w:rPr>
+              <w:t>grafana.clh.staging.northstar.internal</w:t>
+            </w:r>
+          </w:p>
+        </w:tc>
+        <w:tc>
+          <w:tcPr>
+            <w:tcW w:type="dxa" w:w="2250"/>
+            <w:shd w:fill="FFFFFF" w:val="clear"/>
+            <w:tcBorders>
+              <w:top w:val="single" w:sz="4" w:space="0" w:color="C5CDD6"/>
+              <w:left w:val="single" w:sz="4" w:space="0" w:color="C5CDD6"/>
+              <w:bottom w:val="single" w:sz="4" w:space="0" w:color="C5CDD6"/>
+              <w:right w:val="single" w:sz="4" w:space="0" w:color="C5CDD6"/>
+            </w:tcBorders>
+            <w:tcMar>
+              <w:top w:w="50" w:type="dxa"/>
+              <w:left w:w="70" w:type="dxa"/>
+              <w:bottom w:w="50" w:type="dxa"/>
+              <w:right w:w="70" w:type="dxa"/>
+            </w:tcMar>
+          </w:tcPr>
+          <w:p>
+            <w:pPr>
+              <w:spacing w:before="0" w:after="0" w:line="230" w:lineRule="auto"/>
+            </w:pPr>
+            <w:r/>
+            <w:r>
+              <w:rPr>
+                <w:rFonts w:ascii="Liberation Serif" w:hAnsi="Liberation Serif" w:eastAsia="Liberation Serif" w:cs="Liberation Serif"/>
+                <w:b w:val="0"/>
+                <w:color w:val="222222"/>
+                <w:sz w:val="19"/>
+              </w:rPr>
+              <w:t>If Tempo</w:t>
+            </w:r>
+          </w:p>
+        </w:tc>
+      </w:tr>
+      <w:tr>
+        <w:tc>
+          <w:tcPr>
+            <w:tcW w:type="dxa" w:w="2250"/>
+            <w:shd w:fill="E8ECF0" w:val="clear"/>
+            <w:tcBorders>
+              <w:top w:val="single" w:sz="4" w:space="0" w:color="C5CDD6"/>
+              <w:left w:val="single" w:sz="4" w:space="0" w:color="C5CDD6"/>
+              <w:bottom w:val="single" w:sz="4" w:space="0" w:color="C5CDD6"/>
+              <w:right w:val="single" w:sz="4" w:space="0" w:color="C5CDD6"/>
+            </w:tcBorders>
+            <w:tcMar>
+              <w:top w:w="50" w:type="dxa"/>
+              <w:left w:w="70" w:type="dxa"/>
+              <w:bottom w:w="50" w:type="dxa"/>
+              <w:right w:w="70" w:type="dxa"/>
+            </w:tcMar>
+          </w:tcPr>
+          <w:p>
+            <w:pPr>
+              <w:spacing w:before="0" w:after="0" w:line="230" w:lineRule="auto"/>
+            </w:pPr>
+            <w:r/>
+            <w:r>
+              <w:rPr>
+                <w:rFonts w:ascii="Liberation Serif" w:hAnsi="Liberation Serif" w:eastAsia="Liberation Serif" w:cs="Liberation Serif"/>
+                <w:b w:val="0"/>
+                <w:color w:val="222222"/>
+                <w:sz w:val="19"/>
+              </w:rPr>
+              <w:t>errors in the sampled hour</w:t>
+            </w:r>
+          </w:p>
+        </w:tc>
+        <w:tc>
+          <w:tcPr>
+            <w:tcW w:type="dxa" w:w="2250"/>
+            <w:shd w:fill="E8ECF0" w:val="clear"/>
+            <w:tcBorders>
+              <w:top w:val="single" w:sz="4" w:space="0" w:color="C5CDD6"/>
+              <w:left w:val="single" w:sz="4" w:space="0" w:color="C5CDD6"/>
+              <w:bottom w:val="single" w:sz="4" w:space="0" w:color="C5CDD6"/>
+              <w:right w:val="single" w:sz="4" w:space="0" w:color="C5CDD6"/>
+            </w:tcBorders>
+            <w:tcMar>
+              <w:top w:w="50" w:type="dxa"/>
+              <w:left w:w="70" w:type="dxa"/>
+              <w:bottom w:w="50" w:type="dxa"/>
+              <w:right w:w="70" w:type="dxa"/>
+            </w:tcMar>
+          </w:tcPr>
+          <w:p>
+            <w:pPr>
+              <w:spacing w:before="0" w:after="0" w:line="230" w:lineRule="auto"/>
+            </w:pPr>
+            <w:r/>
+            <w:r>
+              <w:rPr>
+                <w:rFonts w:ascii="Liberation Serif" w:hAnsi="Liberation Serif" w:eastAsia="Liberation Serif" w:cs="Liberation Serif"/>
+                <w:b w:val="0"/>
+                <w:color w:val="222222"/>
+                <w:sz w:val="19"/>
+              </w:rPr>
+              <w:t>1</w:t>
+            </w:r>
+          </w:p>
+        </w:tc>
+        <w:tc>
+          <w:tcPr>
+            <w:tcW w:type="dxa" w:w="2250"/>
+            <w:shd w:fill="E8ECF0" w:val="clear"/>
+            <w:tcBorders>
+              <w:top w:val="single" w:sz="4" w:space="0" w:color="C5CDD6"/>
+              <w:left w:val="single" w:sz="4" w:space="0" w:color="C5CDD6"/>
+              <w:bottom w:val="single" w:sz="4" w:space="0" w:color="C5CDD6"/>
+              <w:right w:val="single" w:sz="4" w:space="0" w:color="C5CDD6"/>
+            </w:tcBorders>
+            <w:tcMar>
+              <w:top w:w="50" w:type="dxa"/>
+              <w:left w:w="70" w:type="dxa"/>
+              <w:bottom w:w="50" w:type="dxa"/>
+              <w:right w:w="70" w:type="dxa"/>
+            </w:tcMar>
+          </w:tcPr>
+          <w:p>
+            <w:pPr>
+              <w:spacing w:before="0" w:after="0" w:line="230" w:lineRule="auto"/>
+            </w:pPr>
+            <w:r/>
+            <w:r>
+              <w:rPr>
+                <w:rFonts w:ascii="Liberation Serif" w:hAnsi="Liberation Serif" w:eastAsia="Liberation Serif" w:cs="Liberation Serif"/>
+                <w:b w:val="0"/>
+                <w:color w:val="222222"/>
+                <w:sz w:val="19"/>
+              </w:rPr>
+              <w:t>grafana.clh.staging.northstar.internal</w:t>
+            </w:r>
+          </w:p>
+        </w:tc>
+        <w:tc>
+          <w:tcPr>
+            <w:tcW w:type="dxa" w:w="2250"/>
+            <w:shd w:fill="E8ECF0" w:val="clear"/>
             <w:tcBorders>
               <w:top w:val="single" w:sz="4" w:space="0" w:color="C5CDD6"/>
               <w:left w:val="single" w:sz="4" w:space="0" w:color="C5CDD6"/>
@@ -11624,108 +10198,7 @@
       <w:tr>
         <w:tc>
           <w:tcPr>
-            <w:tcW w:type="dxa" w:w="2976"/>
-            <w:shd w:fill="EEF2F6" w:val="clear"/>
-            <w:tcBorders>
-              <w:top w:val="single" w:sz="4" w:space="0" w:color="C5CDD6"/>
-              <w:left w:val="single" w:sz="4" w:space="0" w:color="C5CDD6"/>
-              <w:bottom w:val="single" w:sz="4" w:space="0" w:color="C5CDD6"/>
-              <w:right w:val="single" w:sz="4" w:space="0" w:color="C5CDD6"/>
-            </w:tcBorders>
-            <w:tcMar>
-              <w:top w:w="50" w:type="dxa"/>
-              <w:left w:w="70" w:type="dxa"/>
-              <w:bottom w:w="50" w:type="dxa"/>
-              <w:right w:w="70" w:type="dxa"/>
-            </w:tcMar>
-          </w:tcPr>
-          <w:p>
-            <w:pPr>
-              <w:spacing w:before="0" w:after="0" w:line="230" w:lineRule="auto"/>
-            </w:pPr>
-            <w:r/>
-            <w:r>
-              <w:rPr>
-                <w:rFonts w:ascii="Liberation Serif" w:hAnsi="Liberation Serif" w:eastAsia="Liberation Serif" w:cs="Liberation Serif"/>
-                <w:b w:val="0"/>
-                <w:color w:val="222222"/>
-                <w:sz w:val="19"/>
-              </w:rPr>
-              <w:t>February 14</w:t>
-            </w:r>
-          </w:p>
-        </w:tc>
-        <w:tc>
-          <w:tcPr>
-            <w:tcW w:type="dxa" w:w="2976"/>
-            <w:shd w:fill="EEF2F6" w:val="clear"/>
-            <w:tcBorders>
-              <w:top w:val="single" w:sz="4" w:space="0" w:color="C5CDD6"/>
-              <w:left w:val="single" w:sz="4" w:space="0" w:color="C5CDD6"/>
-              <w:bottom w:val="single" w:sz="4" w:space="0" w:color="C5CDD6"/>
-              <w:right w:val="single" w:sz="4" w:space="0" w:color="C5CDD6"/>
-            </w:tcBorders>
-            <w:tcMar>
-              <w:top w:w="50" w:type="dxa"/>
-              <w:left w:w="70" w:type="dxa"/>
-              <w:bottom w:w="50" w:type="dxa"/>
-              <w:right w:w="70" w:type="dxa"/>
-            </w:tcMar>
-          </w:tcPr>
-          <w:p>
-            <w:pPr>
-              <w:spacing w:before="0" w:after="0" w:line="230" w:lineRule="auto"/>
-            </w:pPr>
-            <w:r/>
-            <w:r>
-              <w:rPr>
-                <w:rFonts w:ascii="Liberation Serif" w:hAnsi="Liberation Serif" w:eastAsia="Liberation Serif" w:cs="Liberation Serif"/>
-                <w:b w:val="0"/>
-                <w:color w:val="222222"/>
-                <w:sz w:val="19"/>
-              </w:rPr>
-              <w:t>Read-only check on tempo-01.northstar.internal; ticket CLH-7204 exists or is opened</w:t>
-            </w:r>
-          </w:p>
-        </w:tc>
-        <w:tc>
-          <w:tcPr>
-            <w:tcW w:type="dxa" w:w="2976"/>
-            <w:shd w:fill="EEF2F6" w:val="clear"/>
-            <w:tcBorders>
-              <w:top w:val="single" w:sz="4" w:space="0" w:color="C5CDD6"/>
-              <w:left w:val="single" w:sz="4" w:space="0" w:color="C5CDD6"/>
-              <w:bottom w:val="single" w:sz="4" w:space="0" w:color="C5CDD6"/>
-              <w:right w:val="single" w:sz="4" w:space="0" w:color="C5CDD6"/>
-            </w:tcBorders>
-            <w:tcMar>
-              <w:top w:w="50" w:type="dxa"/>
-              <w:left w:w="70" w:type="dxa"/>
-              <w:bottom w:w="50" w:type="dxa"/>
-              <w:right w:w="70" w:type="dxa"/>
-            </w:tcMar>
-          </w:tcPr>
-          <w:p>
-            <w:pPr>
-              <w:spacing w:before="0" w:after="0" w:line="230" w:lineRule="auto"/>
-            </w:pPr>
-            <w:r/>
-            <w:r>
-              <w:rPr>
-                <w:rFonts w:ascii="Liberation Serif" w:hAnsi="Liberation Serif" w:eastAsia="Liberation Serif" w:cs="Liberation Serif"/>
-                <w:b w:val="0"/>
-                <w:color w:val="222222"/>
-                <w:sz w:val="19"/>
-              </w:rPr>
-              <w:t>Aman Kumar</w:t>
-            </w:r>
-          </w:p>
-        </w:tc>
-      </w:tr>
-      <w:tr>
-        <w:tc>
-          <w:tcPr>
-            <w:tcW w:type="dxa" w:w="2976"/>
+            <w:tcW w:type="dxa" w:w="2250"/>
             <w:shd w:fill="FFFFFF" w:val="clear"/>
             <w:tcBorders>
               <w:top w:val="single" w:sz="4" w:space="0" w:color="C5CDD6"/>
@@ -11752,13 +10225,13 @@
                 <w:color w:val="222222"/>
                 <w:sz w:val="19"/>
               </w:rPr>
-              <w:t>February 15, 2024</w:t>
+              <w:t>queue or backlog</w:t>
             </w:r>
           </w:p>
         </w:tc>
         <w:tc>
           <w:tcPr>
-            <w:tcW w:type="dxa" w:w="2976"/>
+            <w:tcW w:type="dxa" w:w="2250"/>
             <w:shd w:fill="FFFFFF" w:val="clear"/>
             <w:tcBorders>
               <w:top w:val="single" w:sz="4" w:space="0" w:color="C5CDD6"/>
@@ -11785,13 +10258,13 @@
                 <w:color w:val="222222"/>
                 <w:sz w:val="19"/>
               </w:rPr>
-              <w:t>Decision in the front of this file still stands</w:t>
+              <w:t>28</w:t>
             </w:r>
           </w:p>
         </w:tc>
         <w:tc>
           <w:tcPr>
-            <w:tcW w:type="dxa" w:w="2976"/>
+            <w:tcW w:type="dxa" w:w="2250"/>
             <w:shd w:fill="FFFFFF" w:val="clear"/>
             <w:tcBorders>
               <w:top w:val="single" w:sz="4" w:space="0" w:color="C5CDD6"/>
@@ -11818,769 +10291,14 @@
                 <w:color w:val="222222"/>
                 <w:sz w:val="19"/>
               </w:rPr>
-              <w:t>Diego Alvarez</w:t>
-            </w:r>
-          </w:p>
-        </w:tc>
-      </w:tr>
-    </w:tbl>
-    <w:p>
-      <w:pPr>
-        <w:spacing w:before="40" w:after="160" w:line="80" w:lineRule="auto"/>
-      </w:pPr>
-    </w:p>
-    <w:p>
-      <w:pPr>
-        <w:spacing w:before="0" w:after="240" w:line="427" w:lineRule="auto"/>
-        <w:ind w:firstLine="288"/>
-      </w:pPr>
-      <w:r>
-        <w:rPr>
-          <w:rFonts w:ascii="Liberation Serif" w:hAnsi="Liberation Serif" w:eastAsia="Liberation Serif" w:cs="Liberation Serif"/>
-          <w:color w:val="222222"/>
-          <w:sz w:val="24"/>
-        </w:rPr>
-        <w:t>If NTP on tempo-01.northstar.internal jumped, window math is garbage. I want that checked before I argue about 100. I will not reconstruct a minute-by-minute novel. I will reconstruct enough that Priya Nair can brief without calling me.</w:t>
-      </w:r>
-    </w:p>
-    <w:p>
-      <w:pPr>
-        <w:spacing w:before="0" w:after="240" w:line="427" w:lineRule="auto"/>
-        <w:ind w:firstLine="288"/>
-      </w:pPr>
-      <w:r>
-        <w:rPr>
-          <w:rFonts w:ascii="Liberation Serif" w:hAnsi="Liberation Serif" w:eastAsia="Liberation Serif" w:cs="Liberation Serif"/>
-          <w:color w:val="222222"/>
-          <w:sz w:val="24"/>
-        </w:rPr>
-        <w:t>After this clock, the remaining work is owned, or it is late. I will not add a fourth restart to make the timeline look shorter. Clearhaven can have the user-visible version of this table. They cannot have internal hostnames.</w:t>
-      </w:r>
-    </w:p>
-    <w:p>
-      <w:pPr>
-        <w:spacing w:before="0" w:after="240" w:line="427" w:lineRule="auto"/>
-        <w:ind w:firstLine="288"/>
-      </w:pPr>
-      <w:r>
-        <w:rPr>
-          <w:rFonts w:ascii="Liberation Serif" w:hAnsi="Liberation Serif" w:eastAsia="Liberation Serif" w:cs="Liberation Serif"/>
-          <w:color w:val="222222"/>
-          <w:sz w:val="24"/>
-        </w:rPr>
-        <w:t>Clock for residency: no 'just a replica elsewhere': ops/customer clock and match/extract clock are different. I will say which one I am using. tempo-01.northstar.internal NTP gets checked before I argue about 100. Diego Alvarez can brief Priya Nair without calling me if this table in the heading above is right.</w:t>
-      </w:r>
-    </w:p>
-    <w:p>
-      <w:pPr>
-        <w:spacing w:before="0" w:after="240" w:line="427" w:lineRule="auto"/>
-        <w:ind w:firstLine="288"/>
-      </w:pPr>
-      <w:r>
-        <w:rPr>
-          <w:rFonts w:ascii="Liberation Serif" w:hAnsi="Liberation Serif" w:eastAsia="Liberation Serif" w:cs="Liberation Serif"/>
-          <w:color w:val="222222"/>
-          <w:sz w:val="24"/>
-        </w:rPr>
-        <w:t>Clearhaven can have the user-visible clock. They cannot have tempo-01.northstar.internal. I will not reconstruct a minute novel. I will reconstruct enough to act.</w:t>
-      </w:r>
-    </w:p>
-    <w:p>
-      <w:pPr>
-        <w:spacing w:before="0" w:after="240" w:line="427" w:lineRule="auto"/>
-        <w:ind w:firstLine="288"/>
-      </w:pPr>
-      <w:r>
-        <w:rPr>
-          <w:rFonts w:ascii="Liberation Serif" w:hAnsi="Liberation Serif" w:eastAsia="Liberation Serif" w:cs="Liberation Serif"/>
-          <w:color w:val="222222"/>
-          <w:sz w:val="24"/>
-        </w:rPr>
-        <w:t>If NTP on tempo-01.northstar.internal is wrong, I will not debate 100. Fix the clock, then measure. Diego Alvarez owns that check. Window math is garbage if the clock jumped. I will not reconstruct a minute novel to hide that.</w:t>
-      </w:r>
-    </w:p>
-    <w:p>
-      <w:pPr>
-        <w:pStyle w:val="Heading2"/>
-      </w:pPr>
-      <w:r>
-        <w:t>What would make me reopen CLH-TDD-2024-006 (dropping a column in the same release as the readers)</w:t>
-      </w:r>
-    </w:p>
-    <w:tbl>
-      <w:tblPr>
-        <w:tblW w:type="auto" w:w="0"/>
-        <w:tblLook w:firstColumn="1" w:firstRow="1" w:lastColumn="0" w:lastRow="0" w:noHBand="0" w:noVBand="1" w:val="04A0"/>
-      </w:tblPr>
-      <w:tblGrid>
-        <w:gridCol w:w="8928"/>
-      </w:tblGrid>
-      <w:tr>
-        <w:tc>
-          <w:tcPr>
-            <w:tcW w:type="dxa" w:w="8928"/>
-            <w:shd w:fill="E7EEF5" w:val="clear"/>
-            <w:tcBorders>
-              <w:top w:val="single" w:sz="10" w:space="0" w:color="1B365D"/>
-              <w:left w:val="single" w:sz="10" w:space="0" w:color="1B365D"/>
-              <w:bottom w:val="single" w:sz="10" w:space="0" w:color="1B365D"/>
-              <w:right w:val="single" w:sz="10" w:space="0" w:color="1B365D"/>
-            </w:tcBorders>
-            <w:tcMar>
-              <w:top w:w="80" w:type="dxa"/>
-              <w:left w:w="120" w:type="dxa"/>
-              <w:bottom w:w="90" w:type="dxa"/>
-              <w:right w:w="120" w:type="dxa"/>
-            </w:tcMar>
-          </w:tcPr>
-          <w:p>
-            <w:pPr>
-              <w:spacing w:before="0" w:after="80" w:line="220" w:lineRule="auto"/>
-            </w:pPr>
-            <w:r/>
-            <w:r>
-              <w:rPr>
-                <w:rFonts w:ascii="Liberation Sans" w:hAnsi="Liberation Sans" w:eastAsia="Liberation Sans" w:cs="Liberation Sans"/>
-                <w:b/>
-                <w:color w:val="1B365D"/>
-                <w:sz w:val="16"/>
-              </w:rPr>
-              <w:t>STILL THE CALL</w:t>
-            </w:r>
-          </w:p>
-          <w:p>
-            <w:pPr>
-              <w:spacing w:before="0" w:after="0" w:line="250" w:lineRule="auto"/>
-            </w:pPr>
-            <w:r>
-              <w:rPr>
-                <w:rFonts w:ascii="Liberation Serif" w:hAnsi="Liberation Serif" w:eastAsia="Liberation Serif" w:cs="Liberation Serif"/>
-                <w:color w:val="222222"/>
-                <w:sz w:val="21"/>
-              </w:rPr>
-              <w:t>The front of CLH-TDD-2024-006 still stands. dropping a column in the same release as the readers does not reopen it. Priya Nair owns CLH-MEM-2024-009. grafana.clh.staging.northstar.internal stays in the path already named.</w:t>
-            </w:r>
-          </w:p>
-        </w:tc>
-      </w:tr>
-    </w:tbl>
-    <w:p>
-      <w:pPr>
-        <w:spacing w:before="80" w:after="160" w:line="80" w:lineRule="auto"/>
-      </w:pPr>
-    </w:p>
-    <w:p>
-      <w:pPr>
-        <w:spacing w:before="0" w:after="240" w:line="427" w:lineRule="auto"/>
-        <w:ind w:firstLine="288"/>
-      </w:pPr>
-      <w:r>
-        <w:rPr>
-          <w:rFonts w:ascii="Liberation Serif" w:hAnsi="Liberation Serif" w:eastAsia="Liberation Serif" w:cs="Liberation Serif"/>
-          <w:color w:val="222222"/>
-          <w:sz w:val="24"/>
-        </w:rPr>
-        <w:t>I will reopen this file if the measurement on grafana.clh.staging.northstar.internal says the cutover is lying, if a freeze and a migrate disagree, or if Priya Nair puts a new date on CLH-MEM-2024-009 that the EM accepts. I will not reopen it because a meeting is booked, because a vendor offered a discount, or because someone found a blog post. Evidence is a dry-run count, a replay that used to be wrong, or a miss rate worse than the do-nothing line.</w:t>
-      </w:r>
-    </w:p>
-    <w:p>
-      <w:pPr>
-        <w:spacing w:before="0" w:after="240" w:line="427" w:lineRule="auto"/>
-        <w:ind w:firstLine="288"/>
-      </w:pPr>
-      <w:r>
-        <w:rPr>
-          <w:rFonts w:ascii="Liberation Serif" w:hAnsi="Liberation Serif" w:eastAsia="Liberation Serif" w:cs="Liberation Serif"/>
-          <w:color w:val="222222"/>
-          <w:sz w:val="24"/>
-        </w:rPr>
-        <w:t>If you are implementing, keep the rejected alternative dead. If you are on-call, start read-only. If you are Priya Nair, the ask is unchanged: pick the path in the main body or send it back with a named objection. Sample I would still defend: 502 rows, 19 minutes, freeze respected. Strike this section if it ever fights the decision callout.</w:t>
-      </w:r>
-    </w:p>
-    <w:p>
-      <w:pPr>
-        <w:spacing w:before="0" w:after="240" w:line="427" w:lineRule="auto"/>
-        <w:ind w:firstLine="288"/>
-      </w:pPr>
-      <w:r>
-        <w:rPr>
-          <w:rFonts w:ascii="Liberation Serif" w:hAnsi="Liberation Serif" w:eastAsia="Liberation Serif" w:cs="Liberation Serif"/>
-          <w:color w:val="222222"/>
-          <w:sz w:val="24"/>
-        </w:rPr>
-        <w:t>This heading is the reopen rule. dropping a column in the same release as the readers is done when Priya Nair closes CLH-MEM-2024-009 or writes a new date.</w:t>
-      </w:r>
-    </w:p>
-    <w:p>
-      <w:pPr>
-        <w:spacing w:before="0" w:after="240" w:line="427" w:lineRule="auto"/>
-        <w:ind w:firstLine="288"/>
-      </w:pPr>
-      <w:r>
-        <w:rPr>
-          <w:rFonts w:ascii="Liberation Serif" w:hAnsi="Liberation Serif" w:eastAsia="Liberation Serif" w:cs="Liberation Serif"/>
-          <w:color w:val="222222"/>
-          <w:sz w:val="24"/>
-        </w:rPr>
-        <w:t>I reopen CLH-TDD-2024-006 for dropping a column in the same release as the readers only if the measurement on grafana.clh.staging.northstar.internal says the cutover is lying, a freeze and a migrate disagree, or Priya Nair puts a new date on CLH-MEM-2024-009 that the EM accepts. I do not reopen for a booked meeting or a vendor discount.</w:t>
-      </w:r>
-    </w:p>
-    <w:p>
-      <w:pPr>
-        <w:spacing w:before="0" w:after="240" w:line="427" w:lineRule="auto"/>
-        <w:ind w:firstLine="288"/>
-      </w:pPr>
-      <w:r>
-        <w:rPr>
-          <w:rFonts w:ascii="Liberation Serif" w:hAnsi="Liberation Serif" w:eastAsia="Liberation Serif" w:cs="Liberation Serif"/>
-          <w:color w:val="222222"/>
-          <w:sz w:val="24"/>
-        </w:rPr>
-        <w:t>Evidence is a dry-run count, a replay that used to be wrong, or a miss rate worse than do-nothing. Everything else is noise. Strike this remainder if it fights the front callout.</w:t>
-      </w:r>
-    </w:p>
-    <w:p>
-      <w:pPr>
-        <w:spacing w:before="0" w:after="240" w:line="427" w:lineRule="auto"/>
-        <w:ind w:firstLine="288"/>
-      </w:pPr>
-      <w:r>
-        <w:rPr>
-          <w:rFonts w:ascii="Liberation Serif" w:hAnsi="Liberation Serif" w:eastAsia="Liberation Serif" w:cs="Liberation Serif"/>
-          <w:color w:val="222222"/>
-          <w:sz w:val="24"/>
-        </w:rPr>
-        <w:t>Reopen leftover is evidence, not volume of Slack. Dry-run count, bad replay, or miss rate worse than do-nothing. Priya Nair brings one of those or we stay closed. A booked meeting is not evidence. A vendor discount is not evidence.</w:t>
-      </w:r>
-    </w:p>
-    <w:p>
-      <w:pPr>
-        <w:pStyle w:val="Heading2"/>
-      </w:pPr>
-      <w:r>
-        <w:t>Questions I still get about exactly-once claims we will not make</w:t>
-      </w:r>
-    </w:p>
-    <w:p>
-      <w:pPr>
-        <w:spacing w:before="0" w:after="240" w:line="427" w:lineRule="auto"/>
-        <w:ind w:firstLine="288"/>
-      </w:pPr>
-      <w:r>
-        <w:rPr>
-          <w:rFonts w:ascii="Liberation Serif" w:hAnsi="Liberation Serif" w:eastAsia="Liberation Serif" w:cs="Liberation Serif"/>
-          <w:color w:val="222222"/>
-          <w:sz w:val="24"/>
-        </w:rPr>
-        <w:t>I am writing the answers here so they stop living in my inbox. Helen Cho can point at CLH-INC-2023-061 instead of asking me to re-explain exactly-once claims we will not make on tempo-01.northstar.internal.</w:t>
-      </w:r>
-    </w:p>
-    <w:p>
-      <w:pPr>
-        <w:pStyle w:val="ListBullet"/>
-        <w:spacing w:before="20" w:after="60" w:line="260" w:lineRule="auto"/>
-      </w:pPr>
-      <w:r>
-        <w:rPr>
-          <w:rFonts w:ascii="Liberation Serif" w:hAnsi="Liberation Serif" w:eastAsia="Liberation Serif" w:cs="Liberation Serif"/>
-          <w:color w:val="222222"/>
-          <w:sz w:val="24"/>
-        </w:rPr>
-        <w:t>Is v1 smaller than Clearhaven asked in the hallway? Yes. That is the point.</w:t>
-      </w:r>
-    </w:p>
-    <w:p>
-      <w:pPr>
-        <w:pStyle w:val="ListBullet"/>
-        <w:spacing w:before="20" w:after="60" w:line="260" w:lineRule="auto"/>
-      </w:pPr>
-      <w:r>
-        <w:rPr>
-          <w:rFonts w:ascii="Liberation Serif" w:hAnsi="Liberation Serif" w:eastAsia="Liberation Serif" w:cs="Liberation Serif"/>
-          <w:color w:val="222222"/>
-          <w:sz w:val="24"/>
-        </w:rPr>
-        <w:t>Can we add the extra slice in this release? Only if Priya Nair signs it.</w:t>
-      </w:r>
-    </w:p>
-    <w:p>
-      <w:pPr>
-        <w:pStyle w:val="ListBullet"/>
-        <w:spacing w:before="20" w:after="60" w:line="260" w:lineRule="auto"/>
-      </w:pPr>
-      <w:r>
-        <w:rPr>
-          <w:rFonts w:ascii="Liberation Serif" w:hAnsi="Liberation Serif" w:eastAsia="Liberation Serif" w:cs="Liberation Serif"/>
-          <w:color w:val="222222"/>
-          <w:sz w:val="24"/>
-        </w:rPr>
-        <w:t>Is tempo-01.northstar.internal a special case? No.</w:t>
-      </w:r>
-    </w:p>
-    <w:p>
-      <w:pPr>
-        <w:pStyle w:val="ListBullet"/>
-        <w:spacing w:before="20" w:after="60" w:line="260" w:lineRule="auto"/>
-      </w:pPr>
-      <w:r>
-        <w:rPr>
-          <w:rFonts w:ascii="Liberation Serif" w:hAnsi="Liberation Serif" w:eastAsia="Liberation Serif" w:cs="Liberation Serif"/>
-          <w:color w:val="222222"/>
-          <w:sz w:val="24"/>
-        </w:rPr>
-        <w:t>Who closes CLH-INC-2023-061? Helen Cho.</w:t>
-      </w:r>
-    </w:p>
-    <w:p>
-      <w:pPr>
-        <w:pStyle w:val="ListBullet"/>
-        <w:spacing w:before="20" w:after="60" w:line="260" w:lineRule="auto"/>
-      </w:pPr>
-      <w:r>
-        <w:rPr>
-          <w:rFonts w:ascii="Liberation Serif" w:hAnsi="Liberation Serif" w:eastAsia="Liberation Serif" w:cs="Liberation Serif"/>
-          <w:color w:val="222222"/>
-          <w:sz w:val="24"/>
-        </w:rPr>
-        <w:t>What number do I cite? 2024, or I say it is stale.</w:t>
-      </w:r>
-    </w:p>
-    <w:p>
-      <w:pPr>
-        <w:spacing w:before="0" w:after="240" w:line="427" w:lineRule="auto"/>
-        <w:ind w:firstLine="288"/>
-      </w:pPr>
-      <w:r>
-        <w:rPr>
-          <w:rFonts w:ascii="Liberation Serif" w:hAnsi="Liberation Serif" w:eastAsia="Liberation Serif" w:cs="Liberation Serif"/>
-          <w:color w:val="222222"/>
-          <w:sz w:val="24"/>
-        </w:rPr>
-        <w:t>If the answer changes, we change the front of CLH-TDD-2024-006 in review. We do not keep a shadow FAQ. Aman Kumar will not maintain two truths.</w:t>
-      </w:r>
-    </w:p>
-    <w:p>
-      <w:pPr>
-        <w:spacing w:before="0" w:after="240" w:line="427" w:lineRule="auto"/>
-        <w:ind w:firstLine="288"/>
-      </w:pPr>
-      <w:r>
-        <w:rPr>
-          <w:rFonts w:ascii="Liberation Serif" w:hAnsi="Liberation Serif" w:eastAsia="Liberation Serif" w:cs="Liberation Serif"/>
-          <w:color w:val="222222"/>
-          <w:sz w:val="24"/>
-        </w:rPr>
-        <w:t>The question I will not answer in Slack is 'can we just this once.' The answer is already no, and writing it on CLH-INC-2023-061 is what makes it a record. If Aman Kumar needs a user-visible version, they get the comms leftover, not this list.</w:t>
-      </w:r>
-    </w:p>
-    <w:p>
-      <w:pPr>
-        <w:spacing w:before="0" w:after="240" w:line="427" w:lineRule="auto"/>
-        <w:ind w:firstLine="288"/>
-      </w:pPr>
-      <w:r>
-        <w:rPr>
-          <w:rFonts w:ascii="Liberation Serif" w:hAnsi="Liberation Serif" w:eastAsia="Liberation Serif" w:cs="Liberation Serif"/>
-          <w:color w:val="222222"/>
-          <w:sz w:val="24"/>
-        </w:rPr>
-        <w:t>Questions I still get about exactly-once claims we will not make, with the short answers: Is v1 smaller than people want? Yes. Is that a bug? No. Can we add it in the same release? Only if Priya Nair signs a new slice. Can tempo-01.northstar.internal be a special case? No. Owner on the FAQ is Helen Cho via CLH-INC-2023-061.</w:t>
-      </w:r>
-    </w:p>
-    <w:p>
-      <w:pPr>
-        <w:spacing w:before="0" w:after="240" w:line="427" w:lineRule="auto"/>
-        <w:ind w:firstLine="288"/>
-      </w:pPr>
-      <w:r>
-        <w:rPr>
-          <w:rFonts w:ascii="Liberation Serif" w:hAnsi="Liberation Serif" w:eastAsia="Liberation Serif" w:cs="Liberation Serif"/>
-          <w:color w:val="222222"/>
-          <w:sz w:val="24"/>
-        </w:rPr>
-        <w:t>I will not publish a second FAQ in Confluence that drifts. This file is the FAQ. If the answer changes, the front matter changes in review, not a comment thread.</w:t>
-      </w:r>
-    </w:p>
-    <w:p>
-      <w:pPr>
-        <w:spacing w:before="0" w:after="240" w:line="427" w:lineRule="auto"/>
-        <w:ind w:firstLine="288"/>
-      </w:pPr>
-      <w:r>
-        <w:rPr>
-          <w:rFonts w:ascii="Liberation Serif" w:hAnsi="Liberation Serif" w:eastAsia="Liberation Serif" w:cs="Liberation Serif"/>
-          <w:color w:val="222222"/>
-          <w:sz w:val="24"/>
-        </w:rPr>
-        <w:t>I will keep answering exactly-once claims we will not make from this file until CLH-INC-2023-061 closes. I will not fork a FAQ. Two truths is how we shipped the last wrong field name. If the answer changes, the front of CLH-TDD-2024-006 changes in review.</w:t>
-      </w:r>
-    </w:p>
-    <w:p>
-      <w:pPr>
-        <w:pStyle w:val="Heading2"/>
-      </w:pPr>
-      <w:r>
-        <w:t>Freeze and calendar leftover (weekend coverage that is not in the SLA)</w:t>
-      </w:r>
-    </w:p>
-    <w:p>
-      <w:pPr>
-        <w:spacing w:before="0" w:after="240" w:line="427" w:lineRule="auto"/>
-        <w:ind w:firstLine="288"/>
-      </w:pPr>
-      <w:r>
-        <w:rPr>
-          <w:rFonts w:ascii="Liberation Serif" w:hAnsi="Liberation Serif" w:eastAsia="Liberation Serif" w:cs="Liberation Serif"/>
-          <w:color w:val="222222"/>
-          <w:sz w:val="24"/>
-        </w:rPr>
-        <w:t>If the front of this file already named a freeze, weekend coverage that is not in the SLA does not get a courtesy thaw on grafana.clh.staging.northstar.internal. A small apply is still an apply. SEV1 is the SOP definition. Aman Kumar can argue SEV1 on CLH-INC-2023-204 with a count, not with a demo time. I will not Helm-apply from a laptop because the window is 'almost over.'</w:t>
-      </w:r>
-    </w:p>
-    <w:p>
-      <w:pPr>
-        <w:spacing w:before="0" w:after="240" w:line="427" w:lineRule="auto"/>
-        <w:ind w:firstLine="288"/>
-      </w:pPr>
-      <w:r>
-        <w:rPr>
-          <w:rFonts w:ascii="Liberation Serif" w:hAnsi="Liberation Serif" w:eastAsia="Liberation Serif" w:cs="Liberation Serif"/>
-          <w:color w:val="222222"/>
-          <w:sz w:val="24"/>
-        </w:rPr>
-        <w:t>Calendar leftovers I will not hide inside weekend coverage that is not in the SLA: weekend coverage that is not in the SLA, a plant shutdown, a clinical quiet hours window, month-end 16:00-21:00 ET. If the leftover date lands inside one of those, the date moves. The scope does not. Priya Nair hears the new date on CLH-INC-2023-204.</w:t>
-      </w:r>
-    </w:p>
-    <w:p>
-      <w:pPr>
-        <w:spacing w:before="0" w:after="240" w:line="427" w:lineRule="auto"/>
-        <w:ind w:firstLine="288"/>
-      </w:pPr>
-      <w:r>
-        <w:rPr>
-          <w:rFonts w:ascii="Liberation Serif" w:hAnsi="Liberation Serif" w:eastAsia="Liberation Serif" w:cs="Liberation Serif"/>
-          <w:color w:val="222222"/>
-          <w:sz w:val="24"/>
-        </w:rPr>
-        <w:t>I will not book a change in the last 28 minutes of a freeze because the change is 'just config.' Config is a change. Aman Kumar has already lost that argument once and I am not losing it again on grafana.clh.staging.northstar.internal.</w:t>
-      </w:r>
-    </w:p>
-    <w:p>
-      <w:pPr>
-        <w:spacing w:before="0" w:after="240" w:line="427" w:lineRule="auto"/>
-        <w:ind w:firstLine="288"/>
-      </w:pPr>
-      <w:r>
-        <w:rPr>
-          <w:rFonts w:ascii="Liberation Serif" w:hAnsi="Liberation Serif" w:eastAsia="Liberation Serif" w:cs="Liberation Serif"/>
-          <w:color w:val="222222"/>
-          <w:sz w:val="24"/>
-        </w:rPr>
-        <w:t>Freeze math for weekend coverage that is not in the SLA: if the window is already named in the front, a small apply is still an apply. grafana.clh.staging.northstar.internal does not get a courtesy thaw. SEV1 is the definition in the SOP, not a feeling. Aman Kumar can argue SEV1 on CLH-INC-2023-204 with a count.</w:t>
-      </w:r>
-    </w:p>
-    <w:p>
-      <w:pPr>
-        <w:spacing w:before="0" w:after="240" w:line="427" w:lineRule="auto"/>
-        <w:ind w:firstLine="288"/>
-      </w:pPr>
-      <w:r>
-        <w:rPr>
-          <w:rFonts w:ascii="Liberation Serif" w:hAnsi="Liberation Serif" w:eastAsia="Liberation Serif" w:cs="Liberation Serif"/>
-          <w:color w:val="222222"/>
-          <w:sz w:val="24"/>
-        </w:rPr>
-        <w:t>I will not Helm-apply from a laptop because the freeze 'is almost over.' Almost over is still freeze. March 7, 2024 is a date for leftover work, not a freeze exception.</w:t>
-      </w:r>
-    </w:p>
-    <w:p>
-      <w:pPr>
-        <w:spacing w:before="0" w:after="240" w:line="427" w:lineRule="auto"/>
-        <w:ind w:firstLine="288"/>
-      </w:pPr>
-      <w:r>
-        <w:rPr>
-          <w:rFonts w:ascii="Liberation Serif" w:hAnsi="Liberation Serif" w:eastAsia="Liberation Serif" w:cs="Liberation Serif"/>
-          <w:color w:val="222222"/>
-          <w:sz w:val="24"/>
-        </w:rPr>
-        <w:t>Freeze leftover: config is a change. Helm is a change. A tiny flag flip on grafana.clh.staging.northstar.internal is a change. Aman Kumar can wait or they can argue SEV1 with a count on CLH-INC-2023-204. Almost over is still freeze. I will not apply from a laptop.</w:t>
-      </w:r>
-    </w:p>
-    <w:p>
-      <w:pPr>
-        <w:pStyle w:val="Heading2"/>
-      </w:pPr>
-      <w:r>
-        <w:t>Names, not teams (a vendor overlay we already rejected)</w:t>
-      </w:r>
-    </w:p>
-    <w:p>
-      <w:pPr>
-        <w:spacing w:before="80" w:after="60" w:line="200" w:lineRule="auto"/>
-      </w:pPr>
-      <w:r>
-        <w:rPr>
-          <w:rFonts w:ascii="Liberation Sans" w:hAnsi="Liberation Sans" w:eastAsia="Liberation Sans" w:cs="Liberation Sans"/>
-          <w:i/>
-          <w:color w:val="555555"/>
-          <w:sz w:val="17"/>
-        </w:rPr>
-        <w:t>RACI for a vendor overlay we already rejected on CLH-6012. Team names are a defect.</w:t>
-      </w:r>
-    </w:p>
-    <w:tbl>
-      <w:tblPr>
-        <w:tblW w:type="auto" w:w="0"/>
-        <w:jc w:val="center"/>
-        <w:tblLayout w:type="autofit"/>
-        <w:tblLook w:firstColumn="1" w:firstRow="1" w:lastColumn="0" w:lastRow="0" w:noHBand="0" w:noVBand="1" w:val="04A0"/>
-      </w:tblPr>
-      <w:tblGrid>
-        <w:gridCol w:w="2976"/>
-        <w:gridCol w:w="2976"/>
-        <w:gridCol w:w="2976"/>
-      </w:tblGrid>
-      <w:tr>
-        <w:tc>
-          <w:tcPr>
-            <w:tcW w:type="dxa" w:w="2976"/>
-            <w:shd w:fill="1B365D" w:val="clear"/>
-            <w:tcBorders>
-              <w:top w:val="single" w:sz="4" w:space="0" w:color="1B365D"/>
-              <w:left w:val="single" w:sz="4" w:space="0" w:color="1B365D"/>
-              <w:bottom w:val="single" w:sz="4" w:space="0" w:color="1B365D"/>
-              <w:right w:val="single" w:sz="4" w:space="0" w:color="1B365D"/>
-            </w:tcBorders>
-            <w:tcMar>
-              <w:top w:w="50" w:type="dxa"/>
-              <w:left w:w="70" w:type="dxa"/>
-              <w:bottom w:w="50" w:type="dxa"/>
-              <w:right w:w="70" w:type="dxa"/>
-            </w:tcMar>
-          </w:tcPr>
-          <w:p>
-            <w:pPr>
-              <w:spacing w:before="0" w:after="0" w:line="230" w:lineRule="auto"/>
-            </w:pPr>
-            <w:r/>
-            <w:r>
-              <w:rPr>
-                <w:rFonts w:ascii="Liberation Sans" w:hAnsi="Liberation Sans" w:eastAsia="Liberation Sans" w:cs="Liberation Sans"/>
-                <w:b/>
-                <w:color w:val="FFFFFF"/>
-                <w:sz w:val="18"/>
-              </w:rPr>
-              <w:t>Role</w:t>
+              <w:t>CLH-INC-2023-061</w:t>
             </w:r>
           </w:p>
         </w:tc>
         <w:tc>
           <w:tcPr>
-            <w:tcW w:type="dxa" w:w="2976"/>
-            <w:shd w:fill="1B365D" w:val="clear"/>
-            <w:tcBorders>
-              <w:top w:val="single" w:sz="4" w:space="0" w:color="1B365D"/>
-              <w:left w:val="single" w:sz="4" w:space="0" w:color="1B365D"/>
-              <w:bottom w:val="single" w:sz="4" w:space="0" w:color="1B365D"/>
-              <w:right w:val="single" w:sz="4" w:space="0" w:color="1B365D"/>
-            </w:tcBorders>
-            <w:tcMar>
-              <w:top w:w="50" w:type="dxa"/>
-              <w:left w:w="70" w:type="dxa"/>
-              <w:bottom w:w="50" w:type="dxa"/>
-              <w:right w:w="70" w:type="dxa"/>
-            </w:tcMar>
-          </w:tcPr>
-          <w:p>
-            <w:pPr>
-              <w:spacing w:before="0" w:after="0" w:line="230" w:lineRule="auto"/>
-            </w:pPr>
-            <w:r/>
-            <w:r>
-              <w:rPr>
-                <w:rFonts w:ascii="Liberation Sans" w:hAnsi="Liberation Sans" w:eastAsia="Liberation Sans" w:cs="Liberation Sans"/>
-                <w:b/>
-                <w:color w:val="FFFFFF"/>
-                <w:sz w:val="18"/>
-              </w:rPr>
-              <w:t>Person</w:t>
-            </w:r>
-          </w:p>
-        </w:tc>
-        <w:tc>
-          <w:tcPr>
-            <w:tcW w:type="dxa" w:w="2976"/>
-            <w:shd w:fill="1B365D" w:val="clear"/>
-            <w:tcBorders>
-              <w:top w:val="single" w:sz="4" w:space="0" w:color="1B365D"/>
-              <w:left w:val="single" w:sz="4" w:space="0" w:color="1B365D"/>
-              <w:bottom w:val="single" w:sz="4" w:space="0" w:color="1B365D"/>
-              <w:right w:val="single" w:sz="4" w:space="0" w:color="1B365D"/>
-            </w:tcBorders>
-            <w:tcMar>
-              <w:top w:w="50" w:type="dxa"/>
-              <w:left w:w="70" w:type="dxa"/>
-              <w:bottom w:w="50" w:type="dxa"/>
-              <w:right w:w="70" w:type="dxa"/>
-            </w:tcMar>
-          </w:tcPr>
-          <w:p>
-            <w:pPr>
-              <w:spacing w:before="0" w:after="0" w:line="230" w:lineRule="auto"/>
-            </w:pPr>
-            <w:r/>
-            <w:r>
-              <w:rPr>
-                <w:rFonts w:ascii="Liberation Sans" w:hAnsi="Liberation Sans" w:eastAsia="Liberation Sans" w:cs="Liberation Sans"/>
-                <w:b/>
-                <w:color w:val="FFFFFF"/>
-                <w:sz w:val="18"/>
-              </w:rPr>
-              <w:t>Notes</w:t>
-            </w:r>
-          </w:p>
-        </w:tc>
-      </w:tr>
-      <w:tr>
-        <w:tc>
-          <w:tcPr>
-            <w:tcW w:type="dxa" w:w="2976"/>
+            <w:tcW w:type="dxa" w:w="2250"/>
             <w:shd w:fill="FFFFFF" w:val="clear"/>
-            <w:tcBorders>
-              <w:top w:val="single" w:sz="4" w:space="0" w:color="C5CDD6"/>
-              <w:left w:val="single" w:sz="4" w:space="0" w:color="C5CDD6"/>
-              <w:bottom w:val="single" w:sz="4" w:space="0" w:color="C5CDD6"/>
-              <w:right w:val="single" w:sz="4" w:space="0" w:color="C5CDD6"/>
-            </w:tcBorders>
-            <w:tcMar>
-              <w:top w:w="50" w:type="dxa"/>
-              <w:left w:w="70" w:type="dxa"/>
-              <w:bottom w:w="50" w:type="dxa"/>
-              <w:right w:w="70" w:type="dxa"/>
-            </w:tcMar>
-          </w:tcPr>
-          <w:p>
-            <w:pPr>
-              <w:spacing w:before="0" w:after="0" w:line="230" w:lineRule="auto"/>
-            </w:pPr>
-            <w:r/>
-            <w:r>
-              <w:rPr>
-                <w:rFonts w:ascii="Liberation Serif" w:hAnsi="Liberation Serif" w:eastAsia="Liberation Serif" w:cs="Liberation Serif"/>
-                <w:b w:val="0"/>
-                <w:color w:val="222222"/>
-                <w:sz w:val="19"/>
-              </w:rPr>
-              <w:t>Responsible</w:t>
-            </w:r>
-          </w:p>
-        </w:tc>
-        <w:tc>
-          <w:tcPr>
-            <w:tcW w:type="dxa" w:w="2976"/>
-            <w:shd w:fill="FFFFFF" w:val="clear"/>
-            <w:tcBorders>
-              <w:top w:val="single" w:sz="4" w:space="0" w:color="C5CDD6"/>
-              <w:left w:val="single" w:sz="4" w:space="0" w:color="C5CDD6"/>
-              <w:bottom w:val="single" w:sz="4" w:space="0" w:color="C5CDD6"/>
-              <w:right w:val="single" w:sz="4" w:space="0" w:color="C5CDD6"/>
-            </w:tcBorders>
-            <w:tcMar>
-              <w:top w:w="50" w:type="dxa"/>
-              <w:left w:w="70" w:type="dxa"/>
-              <w:bottom w:w="50" w:type="dxa"/>
-              <w:right w:w="70" w:type="dxa"/>
-            </w:tcMar>
-          </w:tcPr>
-          <w:p>
-            <w:pPr>
-              <w:spacing w:before="0" w:after="0" w:line="230" w:lineRule="auto"/>
-            </w:pPr>
-            <w:r/>
-            <w:r>
-              <w:rPr>
-                <w:rFonts w:ascii="Liberation Serif" w:hAnsi="Liberation Serif" w:eastAsia="Liberation Serif" w:cs="Liberation Serif"/>
-                <w:b w:val="0"/>
-                <w:color w:val="222222"/>
-                <w:sz w:val="19"/>
-              </w:rPr>
-              <w:t>Kavya Menon</w:t>
-            </w:r>
-          </w:p>
-        </w:tc>
-        <w:tc>
-          <w:tcPr>
-            <w:tcW w:type="dxa" w:w="2976"/>
-            <w:shd w:fill="FFFFFF" w:val="clear"/>
-            <w:tcBorders>
-              <w:top w:val="single" w:sz="4" w:space="0" w:color="C5CDD6"/>
-              <w:left w:val="single" w:sz="4" w:space="0" w:color="C5CDD6"/>
-              <w:bottom w:val="single" w:sz="4" w:space="0" w:color="C5CDD6"/>
-              <w:right w:val="single" w:sz="4" w:space="0" w:color="C5CDD6"/>
-            </w:tcBorders>
-            <w:tcMar>
-              <w:top w:w="50" w:type="dxa"/>
-              <w:left w:w="70" w:type="dxa"/>
-              <w:bottom w:w="50" w:type="dxa"/>
-              <w:right w:w="70" w:type="dxa"/>
-            </w:tcMar>
-          </w:tcPr>
-          <w:p>
-            <w:pPr>
-              <w:spacing w:before="0" w:after="0" w:line="230" w:lineRule="auto"/>
-            </w:pPr>
-            <w:r/>
-            <w:r>
-              <w:rPr>
-                <w:rFonts w:ascii="Liberation Serif" w:hAnsi="Liberation Serif" w:eastAsia="Liberation Serif" w:cs="Liberation Serif"/>
-                <w:b w:val="0"/>
-                <w:color w:val="222222"/>
-                <w:sz w:val="19"/>
-              </w:rPr>
-              <w:t>Does the work on tempo-01.northstar.internal</w:t>
-            </w:r>
-          </w:p>
-        </w:tc>
-      </w:tr>
-      <w:tr>
-        <w:tc>
-          <w:tcPr>
-            <w:tcW w:type="dxa" w:w="2976"/>
-            <w:shd w:fill="EEF2F6" w:val="clear"/>
-            <w:tcBorders>
-              <w:top w:val="single" w:sz="4" w:space="0" w:color="C5CDD6"/>
-              <w:left w:val="single" w:sz="4" w:space="0" w:color="C5CDD6"/>
-              <w:bottom w:val="single" w:sz="4" w:space="0" w:color="C5CDD6"/>
-              <w:right w:val="single" w:sz="4" w:space="0" w:color="C5CDD6"/>
-            </w:tcBorders>
-            <w:tcMar>
-              <w:top w:w="50" w:type="dxa"/>
-              <w:left w:w="70" w:type="dxa"/>
-              <w:bottom w:w="50" w:type="dxa"/>
-              <w:right w:w="70" w:type="dxa"/>
-            </w:tcMar>
-          </w:tcPr>
-          <w:p>
-            <w:pPr>
-              <w:spacing w:before="0" w:after="0" w:line="230" w:lineRule="auto"/>
-            </w:pPr>
-            <w:r/>
-            <w:r>
-              <w:rPr>
-                <w:rFonts w:ascii="Liberation Serif" w:hAnsi="Liberation Serif" w:eastAsia="Liberation Serif" w:cs="Liberation Serif"/>
-                <w:b w:val="0"/>
-                <w:color w:val="222222"/>
-                <w:sz w:val="19"/>
-              </w:rPr>
-              <w:t>Accountable</w:t>
-            </w:r>
-          </w:p>
-        </w:tc>
-        <w:tc>
-          <w:tcPr>
-            <w:tcW w:type="dxa" w:w="2976"/>
-            <w:shd w:fill="EEF2F6" w:val="clear"/>
             <w:tcBorders>
               <w:top w:val="single" w:sz="4" w:space="0" w:color="C5CDD6"/>
               <w:left w:val="single" w:sz="4" w:space="0" w:color="C5CDD6"/>
@@ -12610,10 +10328,12 @@
             </w:r>
           </w:p>
         </w:tc>
+      </w:tr>
+      <w:tr>
         <w:tc>
           <w:tcPr>
-            <w:tcW w:type="dxa" w:w="2976"/>
-            <w:shd w:fill="EEF2F6" w:val="clear"/>
+            <w:tcW w:type="dxa" w:w="2250"/>
+            <w:shd w:fill="E8ECF0" w:val="clear"/>
             <w:tcBorders>
               <w:top w:val="single" w:sz="4" w:space="0" w:color="C5CDD6"/>
               <w:left w:val="single" w:sz="4" w:space="0" w:color="C5CDD6"/>
@@ -12639,16 +10359,14 @@
                 <w:color w:val="222222"/>
                 <w:sz w:val="19"/>
               </w:rPr>
-              <w:t>One person. Signs the close.</w:t>
+              <w:t>front-matter number</w:t>
             </w:r>
           </w:p>
         </w:tc>
-      </w:tr>
-      <w:tr>
         <w:tc>
           <w:tcPr>
-            <w:tcW w:type="dxa" w:w="2976"/>
-            <w:shd w:fill="FFFFFF" w:val="clear"/>
+            <w:tcW w:type="dxa" w:w="2250"/>
+            <w:shd w:fill="E8ECF0" w:val="clear"/>
             <w:tcBorders>
               <w:top w:val="single" w:sz="4" w:space="0" w:color="C5CDD6"/>
               <w:left w:val="single" w:sz="4" w:space="0" w:color="C5CDD6"/>
@@ -12674,14 +10392,47 @@
                 <w:color w:val="222222"/>
                 <w:sz w:val="19"/>
               </w:rPr>
-              <w:t>Consulted</w:t>
+              <w:t>7204</w:t>
             </w:r>
           </w:p>
         </w:tc>
         <w:tc>
           <w:tcPr>
-            <w:tcW w:type="dxa" w:w="2976"/>
-            <w:shd w:fill="FFFFFF" w:val="clear"/>
+            <w:tcW w:type="dxa" w:w="2250"/>
+            <w:shd w:fill="E8ECF0" w:val="clear"/>
+            <w:tcBorders>
+              <w:top w:val="single" w:sz="4" w:space="0" w:color="C5CDD6"/>
+              <w:left w:val="single" w:sz="4" w:space="0" w:color="C5CDD6"/>
+              <w:bottom w:val="single" w:sz="4" w:space="0" w:color="C5CDD6"/>
+              <w:right w:val="single" w:sz="4" w:space="0" w:color="C5CDD6"/>
+            </w:tcBorders>
+            <w:tcMar>
+              <w:top w:w="50" w:type="dxa"/>
+              <w:left w:w="70" w:type="dxa"/>
+              <w:bottom w:w="50" w:type="dxa"/>
+              <w:right w:w="70" w:type="dxa"/>
+            </w:tcMar>
+          </w:tcPr>
+          <w:p>
+            <w:pPr>
+              <w:spacing w:before="0" w:after="0" w:line="230" w:lineRule="auto"/>
+            </w:pPr>
+            <w:r/>
+            <w:r>
+              <w:rPr>
+                <w:rFonts w:ascii="Liberation Serif" w:hAnsi="Liberation Serif" w:eastAsia="Liberation Serif" w:cs="Liberation Serif"/>
+                <w:b w:val="0"/>
+                <w:color w:val="222222"/>
+                <w:sz w:val="19"/>
+              </w:rPr>
+              <w:t>this file</w:t>
+            </w:r>
+          </w:p>
+        </w:tc>
+        <w:tc>
+          <w:tcPr>
+            <w:tcW w:type="dxa" w:w="2250"/>
+            <w:shd w:fill="E8ECF0" w:val="clear"/>
             <w:tcBorders>
               <w:top w:val="single" w:sz="4" w:space="0" w:color="C5CDD6"/>
               <w:left w:val="single" w:sz="4" w:space="0" w:color="C5CDD6"/>
@@ -12711,140 +10462,6 @@
             </w:r>
           </w:p>
         </w:tc>
-        <w:tc>
-          <w:tcPr>
-            <w:tcW w:type="dxa" w:w="2976"/>
-            <w:shd w:fill="FFFFFF" w:val="clear"/>
-            <w:tcBorders>
-              <w:top w:val="single" w:sz="4" w:space="0" w:color="C5CDD6"/>
-              <w:left w:val="single" w:sz="4" w:space="0" w:color="C5CDD6"/>
-              <w:bottom w:val="single" w:sz="4" w:space="0" w:color="C5CDD6"/>
-              <w:right w:val="single" w:sz="4" w:space="0" w:color="C5CDD6"/>
-            </w:tcBorders>
-            <w:tcMar>
-              <w:top w:w="50" w:type="dxa"/>
-              <w:left w:w="70" w:type="dxa"/>
-              <w:bottom w:w="50" w:type="dxa"/>
-              <w:right w:w="70" w:type="dxa"/>
-            </w:tcMar>
-          </w:tcPr>
-          <w:p>
-            <w:pPr>
-              <w:spacing w:before="0" w:after="0" w:line="230" w:lineRule="auto"/>
-            </w:pPr>
-            <w:r/>
-            <w:r>
-              <w:rPr>
-                <w:rFonts w:ascii="Liberation Serif" w:hAnsi="Liberation Serif" w:eastAsia="Liberation Serif" w:cs="Liberation Serif"/>
-                <w:b w:val="0"/>
-                <w:color w:val="222222"/>
-                <w:sz w:val="19"/>
-              </w:rPr>
-              <w:t>Reviewer, not a shadow owner</w:t>
-            </w:r>
-          </w:p>
-        </w:tc>
-      </w:tr>
-      <w:tr>
-        <w:tc>
-          <w:tcPr>
-            <w:tcW w:type="dxa" w:w="2976"/>
-            <w:shd w:fill="EEF2F6" w:val="clear"/>
-            <w:tcBorders>
-              <w:top w:val="single" w:sz="4" w:space="0" w:color="C5CDD6"/>
-              <w:left w:val="single" w:sz="4" w:space="0" w:color="C5CDD6"/>
-              <w:bottom w:val="single" w:sz="4" w:space="0" w:color="C5CDD6"/>
-              <w:right w:val="single" w:sz="4" w:space="0" w:color="C5CDD6"/>
-            </w:tcBorders>
-            <w:tcMar>
-              <w:top w:w="50" w:type="dxa"/>
-              <w:left w:w="70" w:type="dxa"/>
-              <w:bottom w:w="50" w:type="dxa"/>
-              <w:right w:w="70" w:type="dxa"/>
-            </w:tcMar>
-          </w:tcPr>
-          <w:p>
-            <w:pPr>
-              <w:spacing w:before="0" w:after="0" w:line="230" w:lineRule="auto"/>
-            </w:pPr>
-            <w:r/>
-            <w:r>
-              <w:rPr>
-                <w:rFonts w:ascii="Liberation Serif" w:hAnsi="Liberation Serif" w:eastAsia="Liberation Serif" w:cs="Liberation Serif"/>
-                <w:b w:val="0"/>
-                <w:color w:val="222222"/>
-                <w:sz w:val="19"/>
-              </w:rPr>
-              <w:t>Informed</w:t>
-            </w:r>
-          </w:p>
-        </w:tc>
-        <w:tc>
-          <w:tcPr>
-            <w:tcW w:type="dxa" w:w="2976"/>
-            <w:shd w:fill="EEF2F6" w:val="clear"/>
-            <w:tcBorders>
-              <w:top w:val="single" w:sz="4" w:space="0" w:color="C5CDD6"/>
-              <w:left w:val="single" w:sz="4" w:space="0" w:color="C5CDD6"/>
-              <w:bottom w:val="single" w:sz="4" w:space="0" w:color="C5CDD6"/>
-              <w:right w:val="single" w:sz="4" w:space="0" w:color="C5CDD6"/>
-            </w:tcBorders>
-            <w:tcMar>
-              <w:top w:w="50" w:type="dxa"/>
-              <w:left w:w="70" w:type="dxa"/>
-              <w:bottom w:w="50" w:type="dxa"/>
-              <w:right w:w="70" w:type="dxa"/>
-            </w:tcMar>
-          </w:tcPr>
-          <w:p>
-            <w:pPr>
-              <w:spacing w:before="0" w:after="0" w:line="230" w:lineRule="auto"/>
-            </w:pPr>
-            <w:r/>
-            <w:r>
-              <w:rPr>
-                <w:rFonts w:ascii="Liberation Serif" w:hAnsi="Liberation Serif" w:eastAsia="Liberation Serif" w:cs="Liberation Serif"/>
-                <w:b w:val="0"/>
-                <w:color w:val="222222"/>
-                <w:sz w:val="19"/>
-              </w:rPr>
-              <w:t>Aman Kumar</w:t>
-            </w:r>
-          </w:p>
-        </w:tc>
-        <w:tc>
-          <w:tcPr>
-            <w:tcW w:type="dxa" w:w="2976"/>
-            <w:shd w:fill="EEF2F6" w:val="clear"/>
-            <w:tcBorders>
-              <w:top w:val="single" w:sz="4" w:space="0" w:color="C5CDD6"/>
-              <w:left w:val="single" w:sz="4" w:space="0" w:color="C5CDD6"/>
-              <w:bottom w:val="single" w:sz="4" w:space="0" w:color="C5CDD6"/>
-              <w:right w:val="single" w:sz="4" w:space="0" w:color="C5CDD6"/>
-            </w:tcBorders>
-            <w:tcMar>
-              <w:top w:w="50" w:type="dxa"/>
-              <w:left w:w="70" w:type="dxa"/>
-              <w:bottom w:w="50" w:type="dxa"/>
-              <w:right w:w="70" w:type="dxa"/>
-            </w:tcMar>
-          </w:tcPr>
-          <w:p>
-            <w:pPr>
-              <w:spacing w:before="0" w:after="0" w:line="230" w:lineRule="auto"/>
-            </w:pPr>
-            <w:r/>
-            <w:r>
-              <w:rPr>
-                <w:rFonts w:ascii="Liberation Serif" w:hAnsi="Liberation Serif" w:eastAsia="Liberation Serif" w:cs="Liberation Serif"/>
-                <w:b w:val="0"/>
-                <w:color w:val="222222"/>
-                <w:sz w:val="19"/>
-              </w:rPr>
-              <w:t>Clearhaven path; no hostnames</w:t>
-            </w:r>
-          </w:p>
-        </w:tc>
       </w:tr>
     </w:tbl>
     <w:p>
@@ -12854,8 +10471,8 @@
     </w:p>
     <w:p>
       <w:pPr>
-        <w:spacing w:before="0" w:after="240" w:line="427" w:lineRule="auto"/>
-        <w:ind w:firstLine="288"/>
+        <w:spacing w:before="0" w:after="220" w:line="396" w:lineRule="auto"/>
+        <w:ind w:firstLine="173"/>
       </w:pPr>
       <w:r>
         <w:rPr>
@@ -12863,13 +10480,13 @@
           <w:color w:val="222222"/>
           <w:sz w:val="24"/>
         </w:rPr>
-        <w:t>If two people think they are accountable, Priya Nair picks one on CLH-6012. If nobody is, a vendor overlay we already rejected has not started. Aman Kumar is the writer of this file. That is not the same as accountable unless the front already said so. I will rewrite any row that says 'platform' or 'ops' as a person before I call this done.</w:t>
+        <w:t>Blast radius if we ignore identifiers in chat, logs, or a support zip: the canary plus two neighbors. That is the difference between a DLQ and a desk thread. I want the gate in CI or in the runbook, not in my memory. Related leftover CLH-INC-2023-061 is not a twin tracker. Keep one thread.</w:t>
       </w:r>
     </w:p>
     <w:p>
       <w:pPr>
-        <w:spacing w:before="0" w:after="240" w:line="427" w:lineRule="auto"/>
-        <w:ind w:firstLine="288"/>
+        <w:spacing w:before="0" w:after="220" w:line="396" w:lineRule="auto"/>
+        <w:ind w:firstLine="173"/>
       </w:pPr>
       <w:r>
         <w:rPr>
@@ -12877,13 +10494,13 @@
           <w:color w:val="222222"/>
           <w:sz w:val="24"/>
         </w:rPr>
-        <w:t>Pages go to the responsible person, not to a Slack channel that everyone mutes. If Kavya Menon is out, the backup is a name on CLH-6012 the same day, not a hope that someone is watching tempo-01.northstar.internal.</w:t>
+        <w:t>leftover identifiers in chat, logs, or a support zip sits with Helen Cho on CLH-INC-2023-061, the freeze still applies and a small apply is still an apply, and a skip is a ticket and a flake is a capture.</w:t>
       </w:r>
     </w:p>
     <w:p>
       <w:pPr>
-        <w:spacing w:before="0" w:after="240" w:line="427" w:lineRule="auto"/>
-        <w:ind w:firstLine="288"/>
+        <w:spacing w:before="0" w:after="220" w:line="396" w:lineRule="auto"/>
+        <w:ind w:firstLine="173"/>
       </w:pPr>
       <w:r>
         <w:rPr>
@@ -12891,13 +10508,21 @@
           <w:color w:val="222222"/>
           <w:sz w:val="24"/>
         </w:rPr>
-        <w:t>RACI I will actually use for a vendor overlay we already rejected: responsible Kavya Menon, accountable Priya Nair, consulted Grafana Tempo, informed Aman Kumar. Ticket CLH-6012. A team name in any of those slots is a defect. I will rewrite it as a person.</w:t>
+        <w:t>do not treat identifiers in chat, logs, or a support zip as polish, Aman Kumar either owns it or we drop it, a green job with no rows still pages, and I will drop my leftover role the day Aman Kumar takes CLH-INC-2023-204.</w:t>
       </w:r>
     </w:p>
     <w:p>
       <w:pPr>
-        <w:spacing w:before="0" w:after="240" w:line="427" w:lineRule="auto"/>
-        <w:ind w:firstLine="288"/>
+        <w:pStyle w:val="Heading2"/>
+      </w:pPr>
+      <w:r>
+        <w:t>People who missed the room</w:t>
+      </w:r>
+    </w:p>
+    <w:p>
+      <w:pPr>
+        <w:spacing w:before="0" w:after="220" w:line="396" w:lineRule="auto"/>
+        <w:ind w:firstLine="173"/>
       </w:pPr>
       <w:r>
         <w:rPr>
@@ -12905,13 +10530,13 @@
           <w:color w:val="222222"/>
           <w:sz w:val="24"/>
         </w:rPr>
-        <w:t>If two people think they are accountable, Priya Nair picks one. If nobody is, the work is not started. Aman Kumar is consulted on the writeup, not accountable for a vendor overlay we already rejected unless the front already said so.</w:t>
+        <w:t>Attendees who still owe something: Rina Das, Priya Nair, and whoever owns tempo-01.northstar.internal. One question was on the table: can we ship without dealing with a dashboard screenshot standing in for a permalink. Answer was no. I repeated the number 14.6 because two people in the room had stale graphs. Action: Rina Das files the follow-up on CLH-INC-2023-061 before February 27, 2024. I will not mark the ticket done because a meeting happened.</w:t>
       </w:r>
     </w:p>
     <w:p>
       <w:pPr>
-        <w:spacing w:before="0" w:after="240" w:line="427" w:lineRule="auto"/>
-        <w:ind w:firstLine="288"/>
+        <w:spacing w:before="0" w:after="220" w:line="396" w:lineRule="auto"/>
+        <w:ind w:firstLine="173"/>
       </w:pPr>
       <w:r>
         <w:rPr>
@@ -12919,21 +10544,13 @@
           <w:color w:val="222222"/>
           <w:sz w:val="24"/>
         </w:rPr>
-        <w:t>If a row in the RACI still says a team name next week, a vendor overlay we already rejected is not staffed. Kavya Menon fixes the row on CLH-6012 or we do not start. Pages go to a person. A muted channel is not an owner. Backup is a name written the same day.</w:t>
+        <w:t>Parking lot: a dashboard request that does not unblock CLH-INC-2023-061. I parked it. A calendar invite is not a decision. If someone wants this recorded as a decision, they write it here or they change the callout in the front of CLH-TDD-2024-006. Quotes from the room stay quotes. They do not become scope.</w:t>
       </w:r>
     </w:p>
     <w:p>
       <w:pPr>
-        <w:pStyle w:val="Heading2"/>
-      </w:pPr>
-      <w:r>
-        <w:t>Dry-run before a write (a dashboard screenshot standing in for a permalink)</w:t>
-      </w:r>
-    </w:p>
-    <w:p>
-      <w:pPr>
-        <w:spacing w:before="0" w:after="240" w:line="427" w:lineRule="auto"/>
-        <w:ind w:firstLine="288"/>
+        <w:spacing w:before="0" w:after="220" w:line="396" w:lineRule="auto"/>
+        <w:ind w:firstLine="173"/>
       </w:pPr>
       <w:r>
         <w:rPr>
@@ -12941,7 +10558,43 @@
           <w:color w:val="222222"/>
           <w:sz w:val="24"/>
         </w:rPr>
-        <w:t>A dry-run for a dashboard screenshot standing in for a permalink prints a count before it writes. If we cannot show that count on grafana.clh.staging.northstar.internal, we abort. Grafana Tempo pastes the output on CLH-7211. I will not accept 'it looked fine in the UI' or 'staging was green.' Staging has lied about partition count before.</w:t>
+        <w:t>the front of CLH-TDD-2024-006 already named a dashboard screenshot standing in for a permalink, this paragraph is execution, pages go to a person, not a muted channel, and a vendor discount is not evidence.</w:t>
+      </w:r>
+    </w:p>
+    <w:p>
+      <w:pPr>
+        <w:spacing w:before="0" w:after="220" w:line="396" w:lineRule="auto"/>
+        <w:ind w:firstLine="173"/>
+      </w:pPr>
+      <w:r>
+        <w:rPr>
+          <w:rFonts w:ascii="Liberation Serif" w:hAnsi="Liberation Serif" w:eastAsia="Liberation Serif" w:cs="Liberation Serif"/>
+          <w:color w:val="222222"/>
+          <w:sz w:val="24"/>
+        </w:rPr>
+        <w:t>if a dashboard screenshot standing in for a permalink is still fuzzy, CLH-7211 is the place to say so, the freeze still applies and a small apply is still an apply, and close is yes, no, or a new date on CLH-7211 by February 27, 2024.</w:t>
+      </w:r>
+    </w:p>
+    <w:p>
+      <w:pPr>
+        <w:pStyle w:val="Heading2"/>
+      </w:pPr>
+      <w:r>
+        <w:t>Dry-run on tempo-01.northstar.internal</w:t>
+      </w:r>
+    </w:p>
+    <w:p>
+      <w:pPr>
+        <w:spacing w:before="0" w:after="220" w:line="396" w:lineRule="auto"/>
+        <w:ind w:firstLine="173"/>
+      </w:pPr>
+      <w:r>
+        <w:rPr>
+          <w:rFonts w:ascii="Liberation Serif" w:hAnsi="Liberation Serif" w:eastAsia="Liberation Serif" w:cs="Liberation Serif"/>
+          <w:color w:val="222222"/>
+          <w:sz w:val="24"/>
+        </w:rPr>
+        <w:t>A dry-run for lock budget on the primary prints a count before it writes. If we cannot show that count on grafana.clh.staging.northstar.internal, we abort. Chris Patel pastes the output on CLH-INC-2023-204. I will not accept 'it looked fine in the UI' or 'staging was green.' Staging has lied about partition count before.</w:t>
       </w:r>
     </w:p>
     <w:p>
@@ -12955,7 +10608,7 @@
           <w:color w:val="555555"/>
           <w:sz w:val="17"/>
         </w:rPr>
-        <w:t>Shape of the dry-run, not a paste of production data. CLH-7211.</w:t>
+        <w:t>Shape of the dry-run, not a paste of production data. CLH-INC-2023-204.</w:t>
       </w:r>
     </w:p>
     <w:tbl>
@@ -12964,12 +10617,12 @@
         <w:tblLook w:firstColumn="1" w:firstRow="1" w:lastColumn="0" w:lastRow="0" w:noHBand="0" w:noVBand="1" w:val="04A0"/>
       </w:tblPr>
       <w:tblGrid>
-        <w:gridCol w:w="8928"/>
+        <w:gridCol w:w="9000"/>
       </w:tblGrid>
       <w:tr>
         <w:tc>
           <w:tcPr>
-            <w:tcW w:type="dxa" w:w="8928"/>
+            <w:tcW w:type="dxa" w:w="9000"/>
             <w:shd w:fill="F3F4F6" w:val="clear"/>
             <w:tcBorders>
               <w:top w:val="single" w:sz="6" w:space="0" w:color="C5CDD6"/>
@@ -12995,7 +10648,7 @@
                 <w:color w:val="222222"/>
                 <w:sz w:val="17"/>
               </w:rPr>
-              <w:t># CLH-TDD-2024-006 dry-run / a dashboard screenshot standing in for a permalink</w:t>
+              <w:t># CLH-TDD-2024-006 dry-run / lock budget on the primary</w:t>
             </w:r>
           </w:p>
           <w:p>
@@ -13047,7 +10700,7 @@
                 <w:color w:val="222222"/>
                 <w:sz w:val="17"/>
               </w:rPr>
-              <w:t># abort if the count is 0, or larger than 2x the front-matter guess</w:t>
+              <w:t># abort if the count is 0, or larger than 9x the front-matter guess</w:t>
             </w:r>
           </w:p>
           <w:p>
@@ -13060,7 +10713,7 @@
                 <w:color w:val="222222"/>
                 <w:sz w:val="17"/>
               </w:rPr>
-              <w:t># write the number on CLH-7211 before any mutate</w:t>
+              <w:t># write the number on CLH-INC-2023-204 before any mutate</w:t>
             </w:r>
           </w:p>
         </w:tc>
@@ -13073,8 +10726,8 @@
     </w:p>
     <w:p>
       <w:pPr>
-        <w:spacing w:before="0" w:after="240" w:line="427" w:lineRule="auto"/>
-        <w:ind w:firstLine="288"/>
+        <w:spacing w:before="0" w:after="220" w:line="396" w:lineRule="auto"/>
+        <w:ind w:firstLine="173"/>
       </w:pPr>
       <w:r>
         <w:rPr>
@@ -13082,13 +10735,13 @@
           <w:color w:val="222222"/>
           <w:sz w:val="24"/>
         </w:rPr>
-        <w:t>Abort is cheaper than a dual-run that violates the unique key. Dual-run that breaks uniqueness is a data incident. Helen Cho does not get to redefine uniqueness to hit a date. Aman Kumar will stop the job.</w:t>
+        <w:t>If the dry-run count disagrees with 17 by more than we can explain in one sentence, we do not 'split the difference.' We stop and Chris Patel writes the discrepancy on CLH-INC-2023-204.</w:t>
       </w:r>
     </w:p>
     <w:p>
       <w:pPr>
-        <w:spacing w:before="0" w:after="240" w:line="427" w:lineRule="auto"/>
-        <w:ind w:firstLine="288"/>
+        <w:spacing w:before="0" w:after="220" w:line="396" w:lineRule="auto"/>
+        <w:ind w:firstLine="173"/>
       </w:pPr>
       <w:r>
         <w:rPr>
@@ -13096,13 +10749,13 @@
           <w:color w:val="222222"/>
           <w:sz w:val="24"/>
         </w:rPr>
-        <w:t>If the dry-run count disagrees with 54 by more than we can explain in one sentence, we do not 'split the difference.' We stop and Grafana Tempo writes the discrepancy on CLH-7211.</w:t>
+        <w:t>date pressure on lock budget on the primary is not a date, February 28, 2024 is if On January keeps it, a green job with no rows still pages, and abort beats a lying dual-run.</w:t>
       </w:r>
     </w:p>
     <w:p>
       <w:pPr>
-        <w:spacing w:before="0" w:after="240" w:line="427" w:lineRule="auto"/>
-        <w:ind w:firstLine="288"/>
+        <w:spacing w:before="0" w:after="220" w:line="396" w:lineRule="auto"/>
+        <w:ind w:firstLine="173"/>
       </w:pPr>
       <w:r>
         <w:rPr>
@@ -13110,35 +10763,7 @@
           <w:color w:val="222222"/>
           <w:sz w:val="24"/>
         </w:rPr>
-        <w:t>Dry-run for a dashboard screenshot standing in for a permalink has to print a count before a write. If we cannot show that count on grafana.clh.staging.northstar.internal, we abort. Grafana Tempo keeps the output on CLH-7211. I will not accept 'it looked fine in the UI' as a dry-run.</w:t>
-      </w:r>
-    </w:p>
-    <w:p>
-      <w:pPr>
-        <w:spacing w:before="0" w:after="240" w:line="427" w:lineRule="auto"/>
-        <w:ind w:firstLine="288"/>
-      </w:pPr>
-      <w:r>
-        <w:rPr>
-          <w:rFonts w:ascii="Liberation Serif" w:hAnsi="Liberation Serif" w:eastAsia="Liberation Serif" w:cs="Liberation Serif"/>
-          <w:color w:val="222222"/>
-          <w:sz w:val="24"/>
-        </w:rPr>
-        <w:t>Abort is cheaper than a dual-run that violates the unique key. Dual-run that breaks uniqueness is a data incident, not a milestone. On January does not get to redefine uniqueness to hit March 9, 2024.</w:t>
-      </w:r>
-    </w:p>
-    <w:p>
-      <w:pPr>
-        <w:spacing w:before="0" w:after="240" w:line="427" w:lineRule="auto"/>
-        <w:ind w:firstLine="288"/>
-      </w:pPr>
-      <w:r>
-        <w:rPr>
-          <w:rFonts w:ascii="Liberation Serif" w:hAnsi="Liberation Serif" w:eastAsia="Liberation Serif" w:cs="Liberation Serif"/>
-          <w:color w:val="222222"/>
-          <w:sz w:val="24"/>
-        </w:rPr>
-        <w:t>Dry-run leftover: print the count, write it on CLH-7211, then maybe write. Grafana Tempo does not get to invert that order because March 9, 2024 is close. If the count disagrees with 54 and we cannot explain it in one sentence, we stop. We do not split the difference.</w:t>
+        <w:t>grafana.clh.staging.northstar.internal is the box I would open first for lock budget on the primary, pages go to a person, not a muted channel, and the sample I would still defend uses the same clock as 01.</w:t>
       </w:r>
     </w:p>
     <w:p>
@@ -13151,8 +10776,8 @@
     </w:p>
     <w:p>
       <w:pPr>
-        <w:spacing w:before="0" w:after="240" w:line="427" w:lineRule="auto"/>
-        <w:ind w:firstLine="288"/>
+        <w:spacing w:before="0" w:after="220" w:line="396" w:lineRule="auto"/>
+        <w:ind w:firstLine="173"/>
       </w:pPr>
       <w:r>
         <w:rPr>
@@ -13165,8 +10790,8 @@
     </w:p>
     <w:p>
       <w:pPr>
-        <w:spacing w:before="0" w:after="240" w:line="427" w:lineRule="auto"/>
-        <w:ind w:firstLine="288"/>
+        <w:spacing w:before="0" w:after="220" w:line="396" w:lineRule="auto"/>
+        <w:ind w:firstLine="173"/>
       </w:pPr>
       <w:r>
         <w:rPr>
@@ -13174,13 +10799,13 @@
           <w:color w:val="222222"/>
           <w:sz w:val="24"/>
         </w:rPr>
-        <w:t>CLH-7204 still sits with Priya Nair. Host tempo-01.northstar.internal. Due February 26, 2024 unless they write a new date. Close is a decision, a refuse, or that date. I will not accept a status dump. Front-matter number I am not re-arguing: 100. If this leftover is done, Priya Nair marks CLH-7204 done. Aman Kumar will not keep a shadow list.</w:t>
+        <w:t>I parked lock budget on the primary on CLH-INC-2023-061 so it is not Slack archaeology, the freeze still applies and a small apply is still an apply, and I will not mix clocks to make lock budget on the primary look healthier.</w:t>
       </w:r>
     </w:p>
     <w:p>
       <w:pPr>
-        <w:spacing w:before="0" w:after="240" w:line="427" w:lineRule="auto"/>
-        <w:ind w:firstLine="288"/>
+        <w:spacing w:before="0" w:after="220" w:line="396" w:lineRule="auto"/>
+        <w:ind w:firstLine="173"/>
       </w:pPr>
       <w:r>
         <w:rPr>
@@ -13188,13 +10813,13 @@
           <w:color w:val="222222"/>
           <w:sz w:val="24"/>
         </w:rPr>
-        <w:t>I still owe Helen Cho a usable remainder on CLH-MEM-2024-009, not a transcript. The leftover on grafana.clh.staging.northstar.internal is whether we keep the path the front already named. Due February 28, 2024. If they need a user-visible line, it goes through the comms leftover, not this sentence. Number in play: 7204.</w:t>
+        <w:t>I will not reopen OpenTelemetry rollout for ingest, match, break, and query to smuggle idempotency that is not a filename back in, a green job with no rows still pages, and Aman Kumar will not keep a shadow list.</w:t>
       </w:r>
     </w:p>
     <w:p>
       <w:pPr>
-        <w:spacing w:before="0" w:after="240" w:line="427" w:lineRule="auto"/>
-        <w:ind w:firstLine="288"/>
+        <w:spacing w:before="0" w:after="220" w:line="396" w:lineRule="auto"/>
+        <w:ind w:firstLine="173"/>
       </w:pPr>
       <w:r>
         <w:rPr>
@@ -13202,13 +10827,13 @@
           <w:color w:val="222222"/>
           <w:sz w:val="24"/>
         </w:rPr>
-        <w:t>Access leftover: if I can still write to tempo-01.northstar.internal after March 1, 2024, revoke it. Aman Kumar either has the grant or the work is not theirs yet. Ticket CLH-INC-2023-061. I will not leave a personal kubeconfig as a backup plan.</w:t>
+        <w:t>If Tempo asked for a one-line version of residency: no 'just a replica elsewhere', pages go to a person, not a muted channel, and config, Helm, and a flag flip are all changes.</w:t>
       </w:r>
     </w:p>
     <w:p>
       <w:pPr>
-        <w:spacing w:before="0" w:after="240" w:line="427" w:lineRule="auto"/>
-        <w:ind w:firstLine="288"/>
+        <w:spacing w:before="0" w:after="220" w:line="396" w:lineRule="auto"/>
+        <w:ind w:firstLine="173"/>
       </w:pPr>
       <w:r>
         <w:rPr>
@@ -13216,13 +10841,13 @@
           <w:color w:val="222222"/>
           <w:sz w:val="24"/>
         </w:rPr>
-        <w:t>Measurement leftover on grafana.clh.staging.northstar.internal: reprint the count before anyone claims CLH-INC-2023-204 is done. Kavya Menon pastes it. If it disagrees with 009 and we cannot explain that in one sentence, we are not done. Due March 3, 2024.</w:t>
+        <w:t>leftover exactly-once claims we will not make sits with Rina Das on CLH-7211, the freeze still applies and a small apply is still an apply, and a skip is a ticket and a flake is a capture.</w:t>
       </w:r>
     </w:p>
     <w:p>
       <w:pPr>
-        <w:spacing w:before="0" w:after="240" w:line="427" w:lineRule="auto"/>
-        <w:ind w:firstLine="288"/>
+        <w:spacing w:before="0" w:after="220" w:line="396" w:lineRule="auto"/>
+        <w:ind w:firstLine="173"/>
       </w:pPr>
       <w:r>
         <w:rPr>
@@ -13230,13 +10855,13 @@
           <w:color w:val="222222"/>
           <w:sz w:val="24"/>
         </w:rPr>
-        <w:t>Comms leftover for CLH-6012: no hostname, no payload. Grafana Tempo drafts, I review. If we are not done by March 5, 2024, the outbound line says we are not done and names the next update we can hit. Clearhaven does not get tempo-01.northstar.internal.</w:t>
+        <w:t>do not treat date pressure versus a date with owners as polish, Chris Patel either owns it or we drop it, a green job with no rows still pages, and I will drop my leftover role the day Chris Patel takes CLH-7204.</w:t>
       </w:r>
     </w:p>
     <w:p>
       <w:pPr>
-        <w:spacing w:before="0" w:after="240" w:line="427" w:lineRule="auto"/>
-        <w:ind w:firstLine="288"/>
+        <w:spacing w:before="0" w:after="220" w:line="396" w:lineRule="auto"/>
+        <w:ind w:firstLine="173"/>
       </w:pPr>
       <w:r>
         <w:rPr>
@@ -13244,13 +10869,13 @@
           <w:color w:val="222222"/>
           <w:sz w:val="24"/>
         </w:rPr>
-        <w:t>Test leftover: the case that maps to CLH-7211 still has to fail if someone cleans the fixture. On January owns that fixture. Host if we soak: grafana.clh.staging.northstar.internal. Due March 7, 2024. Skip is a ticket, not a comment.</w:t>
+        <w:t>the front of CLH-TDD-2024-006 already named the freeze clock versus a 'small apply', this paragraph is execution, pages go to a person, not a muted channel, and a vendor discount is not evidence.</w:t>
       </w:r>
     </w:p>
     <w:p>
       <w:pPr>
-        <w:spacing w:before="0" w:after="240" w:line="427" w:lineRule="auto"/>
-        <w:ind w:firstLine="288"/>
+        <w:spacing w:before="0" w:after="220" w:line="396" w:lineRule="auto"/>
+        <w:ind w:firstLine="173"/>
       </w:pPr>
       <w:r>
         <w:rPr>
@@ -13258,13 +10883,13 @@
           <w:color w:val="222222"/>
           <w:sz w:val="24"/>
         </w:rPr>
-        <w:t>Calendar leftover: March 9, 2024 versus the freeze already in the front. If they collide, The Datadog moves CLH-7204, not the freeze. tempo-01.northstar.internal does not get a thaw for a demo. Aman Kumar will not 'just apply config.'</w:t>
+        <w:t>if identifiers in chat, logs, or a support zip is still fuzzy, CLH-INC-2023-061 is the place to say so, the freeze still applies and a small apply is still an apply, and close is yes, no, or a new date on CLH-INC-2023-061 by February 29, 2024.</w:t>
       </w:r>
     </w:p>
     <w:p>
       <w:pPr>
-        <w:spacing w:before="0" w:after="240" w:line="427" w:lineRule="auto"/>
-        <w:ind w:firstLine="288"/>
+        <w:spacing w:before="0" w:after="220" w:line="396" w:lineRule="auto"/>
+        <w:ind w:firstLine="173"/>
       </w:pPr>
       <w:r>
         <w:rPr>
@@ -13272,13 +10897,13 @@
           <w:color w:val="222222"/>
           <w:sz w:val="24"/>
         </w:rPr>
-        <w:t>Stop leftover: CLH-MEM-2024-009 is not a twin of CLH-INC-2023-061. Keep one thread. If Tempo on grafana.clh.staging.northstar.internal. If this paragraph fights the front of CLH-TDD-2024-006, strike it. Due March 11, 2024.</w:t>
+        <w:t>date pressure on a cleanup PR that renames a field is not a date, March 1, 2024 is if Diego Alvarez keeps it, a green job with no rows still pages, and abort beats a lying dual-run.</w:t>
       </w:r>
     </w:p>
     <w:p>
       <w:pPr>
-        <w:spacing w:before="0" w:after="240" w:line="427" w:lineRule="auto"/>
-        <w:ind w:firstLine="288"/>
+        <w:spacing w:before="0" w:after="220" w:line="396" w:lineRule="auto"/>
+        <w:ind w:firstLine="173"/>
       </w:pPr>
       <w:r>
         <w:rPr>
@@ -13286,13 +10911,13 @@
           <w:color w:val="222222"/>
           <w:sz w:val="24"/>
         </w:rPr>
-        <w:t>CLH-INC-2023-061 still sits with Rina Das. Host tempo-01.northstar.internal. Due March 13, 2024 unless they write a new date. Close is a decision, a refuse, or that date. I will not accept a status dump. Front-matter number I am not re-arguing: 14.6. If this leftover is done, Rina Das marks CLH-INC-2023-061 done. Aman Kumar will not keep a shadow list.</w:t>
+        <w:t>tempo-01.northstar.internal is the box I would open first for staging that is too small to catch the bug, pages go to a person, not a muted channel, and the sample I would still defend uses the same clock as 22.</w:t>
       </w:r>
     </w:p>
     <w:p>
       <w:pPr>
-        <w:spacing w:before="0" w:after="240" w:line="427" w:lineRule="auto"/>
-        <w:ind w:firstLine="288"/>
+        <w:spacing w:before="0" w:after="220" w:line="396" w:lineRule="auto"/>
+        <w:ind w:firstLine="173"/>
       </w:pPr>
       <w:r>
         <w:rPr>
@@ -13300,13 +10925,13 @@
           <w:color w:val="222222"/>
           <w:sz w:val="24"/>
         </w:rPr>
-        <w:t>I still owe Chris Patel a usable remainder on CLH-INC-2023-204, not a transcript. The leftover on grafana.clh.staging.northstar.internal is whether we keep the path the front already named. Due March 15, 2024. If they need a user-visible line, it goes through the comms leftover, not this sentence. Number in play: 17.</w:t>
+        <w:t>I parked weekend coverage that is not in the SLA on CLH-7211 so it is not Slack archaeology, the freeze still applies and a small apply is still an apply, and I will not mix clocks to make weekend coverage that is not in the SLA look healthier.</w:t>
       </w:r>
     </w:p>
     <w:p>
       <w:pPr>
-        <w:spacing w:before="0" w:after="240" w:line="427" w:lineRule="auto"/>
-        <w:ind w:firstLine="288"/>
+        <w:spacing w:before="0" w:after="220" w:line="396" w:lineRule="auto"/>
+        <w:ind w:firstLine="173"/>
       </w:pPr>
       <w:r>
         <w:rPr>
@@ -13314,13 +10939,13 @@
           <w:color w:val="222222"/>
           <w:sz w:val="24"/>
         </w:rPr>
-        <w:t>Access leftover: if I can still write to tempo-01.northstar.internal after March 17, 2024, revoke it. Not Mule either has the grant or the work is not theirs yet. Ticket CLH-6012. I will not leave a personal kubeconfig as a backup plan.</w:t>
+        <w:t>I will not reopen OpenTelemetry rollout for ingest, match, break, and query to smuggle a vendor overlay we already rejected back in, a green job with no rows still pages, and Aman Kumar will not keep a shadow list.</w:t>
       </w:r>
     </w:p>
     <w:p>
       <w:pPr>
-        <w:spacing w:before="0" w:after="240" w:line="427" w:lineRule="auto"/>
-        <w:ind w:firstLine="288"/>
+        <w:spacing w:before="0" w:after="220" w:line="396" w:lineRule="auto"/>
+        <w:ind w:firstLine="173"/>
       </w:pPr>
       <w:r>
         <w:rPr>
@@ -13328,14 +10953,1890 @@
           <w:color w:val="222222"/>
           <w:sz w:val="24"/>
         </w:rPr>
-        <w:t>Measurement leftover on grafana.clh.staging.northstar.internal: reprint the count before anyone claims CLH-7211 is done. The June pastes it. If it disagrees with 1.21 and we cannot explain that in one sentence, we are not done. Due March 19, 2024.</w:t>
+        <w:t>Kavya Menon asked for a one-line version of replica lag after a count that looked fine, pages go to a person, not a muted channel, and config, Helm, and a flag flip are all changes.</w:t>
+      </w:r>
+    </w:p>
+    <w:p>
+      <w:pPr>
+        <w:spacing w:before="0" w:after="220" w:line="396" w:lineRule="auto"/>
+        <w:ind w:firstLine="173"/>
+      </w:pPr>
+      <w:r>
+        <w:rPr>
+          <w:rFonts w:ascii="Liberation Serif" w:hAnsi="Liberation Serif" w:eastAsia="Liberation Serif" w:cs="Liberation Serif"/>
+          <w:color w:val="222222"/>
+          <w:sz w:val="24"/>
+        </w:rPr>
+        <w:t>leftover secret skew that looks like 'no work' sits with Grafana Tempo on CLH-INC-2023-061, the freeze still applies and a small apply is still an apply, and a skip is a ticket and a flake is a capture.</w:t>
+      </w:r>
+    </w:p>
+    <w:p>
+      <w:pPr>
+        <w:spacing w:before="0" w:after="220" w:line="396" w:lineRule="auto"/>
+        <w:ind w:firstLine="173"/>
+      </w:pPr>
+      <w:r>
+        <w:rPr>
+          <w:rFonts w:ascii="Liberation Serif" w:hAnsi="Liberation Serif" w:eastAsia="Liberation Serif" w:cs="Liberation Serif"/>
+          <w:color w:val="222222"/>
+          <w:sz w:val="24"/>
+        </w:rPr>
+        <w:t>do not treat a dashboard screenshot standing in for a permalink as polish, On January either owns it or we drop it, a green job with no rows still pages, and I will drop my leftover role the day On January takes CLH-INC-2023-204.</w:t>
+      </w:r>
+    </w:p>
+    <w:p>
+      <w:pPr>
+        <w:spacing w:before="0" w:after="220" w:line="396" w:lineRule="auto"/>
+        <w:ind w:firstLine="173"/>
+      </w:pPr>
+      <w:r>
+        <w:rPr>
+          <w:rFonts w:ascii="Liberation Serif" w:hAnsi="Liberation Serif" w:eastAsia="Liberation Serif" w:cs="Liberation Serif"/>
+          <w:color w:val="222222"/>
+          <w:sz w:val="24"/>
+        </w:rPr>
+        <w:t>the front of CLH-TDD-2024-006 already named owner as a team name instead of a person, this paragraph is execution, pages go to a person, not a muted channel, and a vendor discount is not evidence.</w:t>
+      </w:r>
+    </w:p>
+    <w:p>
+      <w:pPr>
+        <w:spacing w:before="0" w:after="220" w:line="396" w:lineRule="auto"/>
+        <w:ind w:firstLine="173"/>
+      </w:pPr>
+      <w:r>
+        <w:rPr>
+          <w:rFonts w:ascii="Liberation Serif" w:hAnsi="Liberation Serif" w:eastAsia="Liberation Serif" w:cs="Liberation Serif"/>
+          <w:color w:val="222222"/>
+          <w:sz w:val="24"/>
+        </w:rPr>
+        <w:t>if averaging QPS instead of testing the close is still fuzzy, CLH-7211 is the place to say so, the freeze still applies and a small apply is still an apply, and close is yes, no, or a new date on CLH-7211 by February 27, 2024.</w:t>
+      </w:r>
+    </w:p>
+    <w:p>
+      <w:pPr>
+        <w:spacing w:before="0" w:after="220" w:line="396" w:lineRule="auto"/>
+        <w:ind w:firstLine="173"/>
+      </w:pPr>
+      <w:r>
+        <w:rPr>
+          <w:rFonts w:ascii="Liberation Serif" w:hAnsi="Liberation Serif" w:eastAsia="Liberation Serif" w:cs="Liberation Serif"/>
+          <w:color w:val="222222"/>
+          <w:sz w:val="24"/>
+        </w:rPr>
+        <w:t>date pressure on dropping a column in the same release as the readers is not a date, February 28, 2024 is if Rina Das keeps it, a green job with no rows still pages, and abort beats a lying dual-run.</w:t>
+      </w:r>
+    </w:p>
+    <w:p>
+      <w:pPr>
+        <w:spacing w:before="0" w:after="220" w:line="396" w:lineRule="auto"/>
+        <w:ind w:firstLine="173"/>
+      </w:pPr>
+      <w:r>
+        <w:rPr>
+          <w:rFonts w:ascii="Liberation Serif" w:hAnsi="Liberation Serif" w:eastAsia="Liberation Serif" w:cs="Liberation Serif"/>
+          <w:color w:val="222222"/>
+          <w:sz w:val="24"/>
+        </w:rPr>
+        <w:t>grafana.clh.staging.northstar.internal is the box I would open first for raising retries on a poison record, pages go to a person, not a muted channel, and the sample I would still defend uses the same clock as 7204.</w:t>
+      </w:r>
+    </w:p>
+    <w:p>
+      <w:pPr>
+        <w:spacing w:before="0" w:after="220" w:line="396" w:lineRule="auto"/>
+        <w:ind w:firstLine="173"/>
+      </w:pPr>
+      <w:r>
+        <w:rPr>
+          <w:rFonts w:ascii="Liberation Serif" w:hAnsi="Liberation Serif" w:eastAsia="Liberation Serif" w:cs="Liberation Serif"/>
+          <w:color w:val="222222"/>
+          <w:sz w:val="24"/>
+        </w:rPr>
+        <w:t>I parked lock budget on the primary on CLH-INC-2023-061 so it is not Slack archaeology, the freeze still applies and a small apply is still an apply, and I will not mix clocks to make lock budget on the primary look healthier.</w:t>
+      </w:r>
+    </w:p>
+    <w:p>
+      <w:pPr>
+        <w:spacing w:before="0" w:after="220" w:line="396" w:lineRule="auto"/>
+        <w:ind w:firstLine="173"/>
+      </w:pPr>
+      <w:r>
+        <w:rPr>
+          <w:rFonts w:ascii="Liberation Serif" w:hAnsi="Liberation Serif" w:eastAsia="Liberation Serif" w:cs="Liberation Serif"/>
+          <w:color w:val="222222"/>
+          <w:sz w:val="24"/>
+        </w:rPr>
+        <w:t>I will not reopen OpenTelemetry rollout for ingest, match, break, and query to smuggle idempotency that is not a filename back in, a green job with no rows still pages, and Aman Kumar will not keep a shadow list.</w:t>
+      </w:r>
+    </w:p>
+    <w:p>
+      <w:pPr>
+        <w:spacing w:before="0" w:after="220" w:line="396" w:lineRule="auto"/>
+        <w:ind w:firstLine="173"/>
+      </w:pPr>
+      <w:r>
+        <w:rPr>
+          <w:rFonts w:ascii="Liberation Serif" w:hAnsi="Liberation Serif" w:eastAsia="Liberation Serif" w:cs="Liberation Serif"/>
+          <w:color w:val="222222"/>
+          <w:sz w:val="24"/>
+        </w:rPr>
+        <w:t>Diego Alvarez asked for a one-line version of residency: no 'just a replica elsewhere', pages go to a person, not a muted channel, and config, Helm, and a flag flip are all changes.</w:t>
+      </w:r>
+    </w:p>
+    <w:p>
+      <w:pPr>
+        <w:spacing w:before="0" w:after="220" w:line="396" w:lineRule="auto"/>
+        <w:ind w:firstLine="173"/>
+      </w:pPr>
+      <w:r>
+        <w:rPr>
+          <w:rFonts w:ascii="Liberation Serif" w:hAnsi="Liberation Serif" w:eastAsia="Liberation Serif" w:cs="Liberation Serif"/>
+          <w:color w:val="222222"/>
+          <w:sz w:val="24"/>
+        </w:rPr>
+        <w:t>leftover exactly-once claims we will not make sits with Priya Nair on CLH-7211, the freeze still applies and a small apply is still an apply, and a skip is a ticket and a flake is a capture.</w:t>
+      </w:r>
+    </w:p>
+    <w:p>
+      <w:pPr>
+        <w:spacing w:before="0" w:after="220" w:line="396" w:lineRule="auto"/>
+        <w:ind w:firstLine="173"/>
+      </w:pPr>
+      <w:r>
+        <w:rPr>
+          <w:rFonts w:ascii="Liberation Serif" w:hAnsi="Liberation Serif" w:eastAsia="Liberation Serif" w:cs="Liberation Serif"/>
+          <w:color w:val="222222"/>
+          <w:sz w:val="24"/>
+        </w:rPr>
+        <w:t>do not treat date pressure versus a date with owners as polish, Helen Cho either owns it or we drop it, a green job with no rows still pages, and I will drop my leftover role the day Helen Cho takes CLH-7204.</w:t>
+      </w:r>
+    </w:p>
+    <w:p>
+      <w:pPr>
+        <w:spacing w:before="0" w:after="220" w:line="396" w:lineRule="auto"/>
+        <w:ind w:firstLine="173"/>
+      </w:pPr>
+      <w:r>
+        <w:rPr>
+          <w:rFonts w:ascii="Liberation Serif" w:hAnsi="Liberation Serif" w:eastAsia="Liberation Serif" w:cs="Liberation Serif"/>
+          <w:color w:val="222222"/>
+          <w:sz w:val="24"/>
+        </w:rPr>
+        <w:t>the front of CLH-TDD-2024-006 already named the freeze clock versus a 'small apply', this paragraph is execution, pages go to a person, not a muted channel, and a vendor discount is not evidence.</w:t>
+      </w:r>
+    </w:p>
+    <w:p>
+      <w:pPr>
+        <w:spacing w:before="0" w:after="220" w:line="396" w:lineRule="auto"/>
+        <w:ind w:firstLine="173"/>
+      </w:pPr>
+      <w:r>
+        <w:rPr>
+          <w:rFonts w:ascii="Liberation Serif" w:hAnsi="Liberation Serif" w:eastAsia="Liberation Serif" w:cs="Liberation Serif"/>
+          <w:color w:val="222222"/>
+          <w:sz w:val="24"/>
+        </w:rPr>
+        <w:t>if identifiers in chat, logs, or a support zip is still fuzzy, CLH-INC-2023-061 is the place to say so, the freeze still applies and a small apply is still an apply, and close is yes, no, or a new date on CLH-INC-2023-061 by February 25, 2024.</w:t>
+      </w:r>
+    </w:p>
+    <w:p>
+      <w:pPr>
+        <w:spacing w:before="0" w:after="220" w:line="396" w:lineRule="auto"/>
+        <w:ind w:firstLine="173"/>
+      </w:pPr>
+      <w:r>
+        <w:rPr>
+          <w:rFonts w:ascii="Liberation Serif" w:hAnsi="Liberation Serif" w:eastAsia="Liberation Serif" w:cs="Liberation Serif"/>
+          <w:color w:val="222222"/>
+          <w:sz w:val="24"/>
+        </w:rPr>
+        <w:t>date pressure on a cleanup PR that renames a field is not a date, February 26, 2024 is if Grafana Tempo keeps it, a green job with no rows still pages, and abort beats a lying dual-run.</w:t>
+      </w:r>
+    </w:p>
+    <w:p>
+      <w:pPr>
+        <w:spacing w:before="0" w:after="220" w:line="396" w:lineRule="auto"/>
+        <w:ind w:firstLine="173"/>
+      </w:pPr>
+      <w:r>
+        <w:rPr>
+          <w:rFonts w:ascii="Liberation Serif" w:hAnsi="Liberation Serif" w:eastAsia="Liberation Serif" w:cs="Liberation Serif"/>
+          <w:color w:val="222222"/>
+          <w:sz w:val="24"/>
+        </w:rPr>
+        <w:t>tempo-01.northstar.internal is the box I would open first for staging that is too small to catch the bug, pages go to a person, not a muted channel, and the sample I would still defend uses the same clock as 1.32.</w:t>
+      </w:r>
+    </w:p>
+    <w:p>
+      <w:pPr>
+        <w:spacing w:before="0" w:after="220" w:line="396" w:lineRule="auto"/>
+        <w:ind w:firstLine="173"/>
+      </w:pPr>
+      <w:r>
+        <w:rPr>
+          <w:rFonts w:ascii="Liberation Serif" w:hAnsi="Liberation Serif" w:eastAsia="Liberation Serif" w:cs="Liberation Serif"/>
+          <w:color w:val="222222"/>
+          <w:sz w:val="24"/>
+        </w:rPr>
+        <w:t>I parked weekend coverage that is not in the SLA on CLH-7211 so it is not Slack archaeology, the freeze still applies and a small apply is still an apply, and I will not mix clocks to make weekend coverage that is not in the SLA look healthier.</w:t>
+      </w:r>
+    </w:p>
+    <w:p>
+      <w:pPr>
+        <w:spacing w:before="0" w:after="220" w:line="396" w:lineRule="auto"/>
+        <w:ind w:firstLine="173"/>
+      </w:pPr>
+      <w:r>
+        <w:rPr>
+          <w:rFonts w:ascii="Liberation Serif" w:hAnsi="Liberation Serif" w:eastAsia="Liberation Serif" w:cs="Liberation Serif"/>
+          <w:color w:val="222222"/>
+          <w:sz w:val="24"/>
+        </w:rPr>
+        <w:t>I parked lock budget on the primary on CLH-INC-2023-061 so it is not Slack archaeology, the freeze still applies and a small apply is still an apply, and I will not mix clocks to make lock budget on the primary look healthier.</w:t>
+      </w:r>
+    </w:p>
+    <w:p>
+      <w:pPr>
+        <w:spacing w:before="0" w:after="220" w:line="396" w:lineRule="auto"/>
+        <w:ind w:firstLine="173"/>
+      </w:pPr>
+      <w:r>
+        <w:rPr>
+          <w:rFonts w:ascii="Liberation Serif" w:hAnsi="Liberation Serif" w:eastAsia="Liberation Serif" w:cs="Liberation Serif"/>
+          <w:color w:val="222222"/>
+          <w:sz w:val="24"/>
+        </w:rPr>
+        <w:t>I will not reopen OpenTelemetry rollout for ingest, match, break, and query to smuggle idempotency that is not a filename back in, a green job with no rows still pages, and Aman Kumar will not keep a shadow list.</w:t>
+      </w:r>
+    </w:p>
+    <w:p>
+      <w:pPr>
+        <w:spacing w:before="0" w:after="220" w:line="396" w:lineRule="auto"/>
+        <w:ind w:firstLine="173"/>
+      </w:pPr>
+      <w:r>
+        <w:rPr>
+          <w:rFonts w:ascii="Liberation Serif" w:hAnsi="Liberation Serif" w:eastAsia="Liberation Serif" w:cs="Liberation Serif"/>
+          <w:color w:val="222222"/>
+          <w:sz w:val="24"/>
+        </w:rPr>
+        <w:t>Chris Patel asked for a one-line version of residency: no 'just a replica elsewhere', pages go to a person, not a muted channel, and config, Helm, and a flag flip are all changes.</w:t>
+      </w:r>
+    </w:p>
+    <w:p>
+      <w:pPr>
+        <w:spacing w:before="0" w:after="220" w:line="396" w:lineRule="auto"/>
+        <w:ind w:firstLine="173"/>
+      </w:pPr>
+      <w:r>
+        <w:rPr>
+          <w:rFonts w:ascii="Liberation Serif" w:hAnsi="Liberation Serif" w:eastAsia="Liberation Serif" w:cs="Liberation Serif"/>
+          <w:color w:val="222222"/>
+          <w:sz w:val="24"/>
+        </w:rPr>
+        <w:t>leftover exactly-once claims we will not make sits with Not Mule on CLH-7211, the freeze still applies and a small apply is still an apply, and a skip is a ticket and a flake is a capture.</w:t>
+      </w:r>
+    </w:p>
+    <w:p>
+      <w:pPr>
+        <w:spacing w:before="0" w:after="220" w:line="396" w:lineRule="auto"/>
+        <w:ind w:firstLine="173"/>
+      </w:pPr>
+      <w:r>
+        <w:rPr>
+          <w:rFonts w:ascii="Liberation Serif" w:hAnsi="Liberation Serif" w:eastAsia="Liberation Serif" w:cs="Liberation Serif"/>
+          <w:color w:val="222222"/>
+          <w:sz w:val="24"/>
+        </w:rPr>
+        <w:t>do not treat date pressure versus a date with owners as polish, The June either owns it or we drop it, a green job with no rows still pages, and I will drop my leftover role the day The June takes CLH-7204.</w:t>
+      </w:r>
+    </w:p>
+    <w:p>
+      <w:pPr>
+        <w:spacing w:before="0" w:after="220" w:line="396" w:lineRule="auto"/>
+        <w:ind w:firstLine="173"/>
+      </w:pPr>
+      <w:r>
+        <w:rPr>
+          <w:rFonts w:ascii="Liberation Serif" w:hAnsi="Liberation Serif" w:eastAsia="Liberation Serif" w:cs="Liberation Serif"/>
+          <w:color w:val="222222"/>
+          <w:sz w:val="24"/>
+        </w:rPr>
+        <w:t>the front of CLH-TDD-2024-006 already named the freeze clock versus a 'small apply', this paragraph is execution, pages go to a person, not a muted channel, and a vendor discount is not evidence.</w:t>
+      </w:r>
+    </w:p>
+    <w:p>
+      <w:pPr>
+        <w:spacing w:before="0" w:after="220" w:line="396" w:lineRule="auto"/>
+        <w:ind w:firstLine="173"/>
+      </w:pPr>
+      <w:r>
+        <w:rPr>
+          <w:rFonts w:ascii="Liberation Serif" w:hAnsi="Liberation Serif" w:eastAsia="Liberation Serif" w:cs="Liberation Serif"/>
+          <w:color w:val="222222"/>
+          <w:sz w:val="24"/>
+        </w:rPr>
+        <w:t>if identifiers in chat, logs, or a support zip is still fuzzy, CLH-INC-2023-061 is the place to say so, the freeze still applies and a small apply is still an apply, and close is yes, no, or a new date on CLH-INC-2023-061 by February 25, 2024.</w:t>
+      </w:r>
+    </w:p>
+    <w:p>
+      <w:pPr>
+        <w:spacing w:before="0" w:after="220" w:line="396" w:lineRule="auto"/>
+        <w:ind w:firstLine="173"/>
+      </w:pPr>
+      <w:r>
+        <w:rPr>
+          <w:rFonts w:ascii="Liberation Serif" w:hAnsi="Liberation Serif" w:eastAsia="Liberation Serif" w:cs="Liberation Serif"/>
+          <w:color w:val="222222"/>
+          <w:sz w:val="24"/>
+        </w:rPr>
+        <w:t>date pressure on a cleanup PR that renames a field is not a date, February 26, 2024 is if Helen Cho keeps it, a green job with no rows still pages, and abort beats a lying dual-run.</w:t>
+      </w:r>
+    </w:p>
+    <w:p>
+      <w:pPr>
+        <w:spacing w:before="0" w:after="220" w:line="396" w:lineRule="auto"/>
+        <w:ind w:firstLine="173"/>
+      </w:pPr>
+      <w:r>
+        <w:rPr>
+          <w:rFonts w:ascii="Liberation Serif" w:hAnsi="Liberation Serif" w:eastAsia="Liberation Serif" w:cs="Liberation Serif"/>
+          <w:color w:val="222222"/>
+          <w:sz w:val="24"/>
+        </w:rPr>
+        <w:t>tempo-01.northstar.internal is the box I would open first for staging that is too small to catch the bug, pages go to a person, not a muted channel, and the sample I would still defend uses the same clock as 22.</w:t>
+      </w:r>
+    </w:p>
+    <w:p>
+      <w:pPr>
+        <w:spacing w:before="0" w:after="220" w:line="396" w:lineRule="auto"/>
+        <w:ind w:firstLine="173"/>
+      </w:pPr>
+      <w:r>
+        <w:rPr>
+          <w:rFonts w:ascii="Liberation Serif" w:hAnsi="Liberation Serif" w:eastAsia="Liberation Serif" w:cs="Liberation Serif"/>
+          <w:color w:val="222222"/>
+          <w:sz w:val="24"/>
+        </w:rPr>
+        <w:t>I parked weekend coverage that is not in the SLA on CLH-7211 so it is not Slack archaeology, the freeze still applies and a small apply is still an apply, and I will not mix clocks to make weekend coverage that is not in the SLA look healthier.</w:t>
+      </w:r>
+    </w:p>
+    <w:p>
+      <w:pPr>
+        <w:spacing w:before="0" w:after="220" w:line="396" w:lineRule="auto"/>
+        <w:ind w:firstLine="173"/>
+      </w:pPr>
+      <w:r>
+        <w:rPr>
+          <w:rFonts w:ascii="Liberation Serif" w:hAnsi="Liberation Serif" w:eastAsia="Liberation Serif" w:cs="Liberation Serif"/>
+          <w:color w:val="222222"/>
+          <w:sz w:val="24"/>
+        </w:rPr>
+        <w:t>I will not reopen OpenTelemetry rollout for ingest, match, break, and query to smuggle a vendor overlay we already rejected back in, a green job with no rows still pages, and Aman Kumar will not keep a shadow list.</w:t>
+      </w:r>
+    </w:p>
+    <w:p>
+      <w:pPr>
+        <w:spacing w:before="0" w:after="220" w:line="396" w:lineRule="auto"/>
+        <w:ind w:firstLine="173"/>
+      </w:pPr>
+      <w:r>
+        <w:rPr>
+          <w:rFonts w:ascii="Liberation Serif" w:hAnsi="Liberation Serif" w:eastAsia="Liberation Serif" w:cs="Liberation Serif"/>
+          <w:color w:val="222222"/>
+          <w:sz w:val="24"/>
+        </w:rPr>
+        <w:t>On January asked for a one-line version of replica lag after a count that looked fine, pages go to a person, not a muted channel, and config, Helm, and a flag flip are all changes.</w:t>
+      </w:r>
+    </w:p>
+    <w:p>
+      <w:pPr>
+        <w:spacing w:before="0" w:after="220" w:line="396" w:lineRule="auto"/>
+        <w:ind w:firstLine="173"/>
+      </w:pPr>
+      <w:r>
+        <w:rPr>
+          <w:rFonts w:ascii="Liberation Serif" w:hAnsi="Liberation Serif" w:eastAsia="Liberation Serif" w:cs="Liberation Serif"/>
+          <w:color w:val="222222"/>
+          <w:sz w:val="24"/>
+        </w:rPr>
+        <w:t>leftover secret skew that looks like 'no work' sits with The Datadog on CLH-INC-2023-061, the freeze still applies and a small apply is still an apply, and a skip is a ticket and a flake is a capture.</w:t>
+      </w:r>
+    </w:p>
+    <w:p>
+      <w:pPr>
+        <w:spacing w:before="0" w:after="220" w:line="396" w:lineRule="auto"/>
+        <w:ind w:firstLine="173"/>
+      </w:pPr>
+      <w:r>
+        <w:rPr>
+          <w:rFonts w:ascii="Liberation Serif" w:hAnsi="Liberation Serif" w:eastAsia="Liberation Serif" w:cs="Liberation Serif"/>
+          <w:color w:val="222222"/>
+          <w:sz w:val="24"/>
+        </w:rPr>
+        <w:t>do not treat a dashboard screenshot standing in for a permalink as polish, If Tempo either owns it or we drop it, a green job with no rows still pages, and I will drop my leftover role the day If Tempo takes CLH-INC-2023-204.</w:t>
+      </w:r>
+    </w:p>
+    <w:p>
+      <w:pPr>
+        <w:spacing w:before="0" w:after="220" w:line="396" w:lineRule="auto"/>
+        <w:ind w:firstLine="173"/>
+      </w:pPr>
+      <w:r>
+        <w:rPr>
+          <w:rFonts w:ascii="Liberation Serif" w:hAnsi="Liberation Serif" w:eastAsia="Liberation Serif" w:cs="Liberation Serif"/>
+          <w:color w:val="222222"/>
+          <w:sz w:val="24"/>
+        </w:rPr>
+        <w:t>the front of CLH-TDD-2024-006 already named owner as a team name instead of a person, this paragraph is execution, pages go to a person, not a muted channel, and a vendor discount is not evidence.</w:t>
+      </w:r>
+    </w:p>
+    <w:p>
+      <w:pPr>
+        <w:spacing w:before="0" w:after="220" w:line="396" w:lineRule="auto"/>
+        <w:ind w:firstLine="173"/>
+      </w:pPr>
+      <w:r>
+        <w:rPr>
+          <w:rFonts w:ascii="Liberation Serif" w:hAnsi="Liberation Serif" w:eastAsia="Liberation Serif" w:cs="Liberation Serif"/>
+          <w:color w:val="222222"/>
+          <w:sz w:val="24"/>
+        </w:rPr>
+        <w:t>if averaging QPS instead of testing the close is still fuzzy, CLH-7211 is the place to say so, the freeze still applies and a small apply is still an apply, and close is yes, no, or a new date on CLH-7211 by February 23, 2024.</w:t>
+      </w:r>
+    </w:p>
+    <w:p>
+      <w:pPr>
+        <w:spacing w:before="0" w:after="220" w:line="396" w:lineRule="auto"/>
+        <w:ind w:firstLine="173"/>
+      </w:pPr>
+      <w:r>
+        <w:rPr>
+          <w:rFonts w:ascii="Liberation Serif" w:hAnsi="Liberation Serif" w:eastAsia="Liberation Serif" w:cs="Liberation Serif"/>
+          <w:color w:val="222222"/>
+          <w:sz w:val="24"/>
+        </w:rPr>
+        <w:t>date pressure on dropping a column in the same release as the readers is not a date, February 24, 2024 is if Not Mule keeps it, a green job with no rows still pages, and abort beats a lying dual-run.</w:t>
+      </w:r>
+    </w:p>
+    <w:p>
+      <w:pPr>
+        <w:spacing w:before="0" w:after="220" w:line="396" w:lineRule="auto"/>
+        <w:ind w:firstLine="173"/>
+      </w:pPr>
+      <w:r>
+        <w:rPr>
+          <w:rFonts w:ascii="Liberation Serif" w:hAnsi="Liberation Serif" w:eastAsia="Liberation Serif" w:cs="Liberation Serif"/>
+          <w:color w:val="222222"/>
+          <w:sz w:val="24"/>
+        </w:rPr>
+        <w:t>grafana.clh.staging.northstar.internal is the box I would open first for raising retries on a poison record, pages go to a person, not a muted channel, and the sample I would still defend uses the same clock as 7204.</w:t>
+      </w:r>
+    </w:p>
+    <w:p>
+      <w:pPr>
+        <w:spacing w:before="0" w:after="220" w:line="396" w:lineRule="auto"/>
+        <w:ind w:firstLine="173"/>
+      </w:pPr>
+      <w:r>
+        <w:rPr>
+          <w:rFonts w:ascii="Liberation Serif" w:hAnsi="Liberation Serif" w:eastAsia="Liberation Serif" w:cs="Liberation Serif"/>
+          <w:color w:val="222222"/>
+          <w:sz w:val="24"/>
+        </w:rPr>
+        <w:t>I parked lock budget on the primary on CLH-INC-2023-061 so it is not Slack archaeology, the freeze still applies and a small apply is still an apply, and I will not mix clocks to make lock budget on the primary look healthier.</w:t>
+      </w:r>
+    </w:p>
+    <w:p>
+      <w:pPr>
+        <w:spacing w:before="0" w:after="220" w:line="396" w:lineRule="auto"/>
+        <w:ind w:firstLine="173"/>
+      </w:pPr>
+      <w:r>
+        <w:rPr>
+          <w:rFonts w:ascii="Liberation Serif" w:hAnsi="Liberation Serif" w:eastAsia="Liberation Serif" w:cs="Liberation Serif"/>
+          <w:color w:val="222222"/>
+          <w:sz w:val="24"/>
+        </w:rPr>
+        <w:t>I will not reopen OpenTelemetry rollout for ingest, match, break, and query to smuggle idempotency that is not a filename back in, a green job with no rows still pages, and Aman Kumar will not keep a shadow list.</w:t>
+      </w:r>
+    </w:p>
+    <w:p>
+      <w:pPr>
+        <w:spacing w:before="0" w:after="220" w:line="396" w:lineRule="auto"/>
+        <w:ind w:firstLine="173"/>
+      </w:pPr>
+      <w:r>
+        <w:rPr>
+          <w:rFonts w:ascii="Liberation Serif" w:hAnsi="Liberation Serif" w:eastAsia="Liberation Serif" w:cs="Liberation Serif"/>
+          <w:color w:val="222222"/>
+          <w:sz w:val="24"/>
+        </w:rPr>
+        <w:t>Helen Cho asked for a one-line version of residency: no 'just a replica elsewhere', pages go to a person, not a muted channel, and config, Helm, and a flag flip are all changes.</w:t>
+      </w:r>
+    </w:p>
+    <w:p>
+      <w:pPr>
+        <w:spacing w:before="0" w:after="220" w:line="396" w:lineRule="auto"/>
+        <w:ind w:firstLine="173"/>
+      </w:pPr>
+      <w:r>
+        <w:rPr>
+          <w:rFonts w:ascii="Liberation Serif" w:hAnsi="Liberation Serif" w:eastAsia="Liberation Serif" w:cs="Liberation Serif"/>
+          <w:color w:val="222222"/>
+          <w:sz w:val="24"/>
+        </w:rPr>
+        <w:t>leftover exactly-once claims we will not make sits with Aman Kumar on CLH-7211, the freeze still applies and a small apply is still an apply, and a skip is a ticket and a flake is a capture.</w:t>
+      </w:r>
+    </w:p>
+    <w:p>
+      <w:pPr>
+        <w:spacing w:before="0" w:after="220" w:line="396" w:lineRule="auto"/>
+        <w:ind w:firstLine="173"/>
+      </w:pPr>
+      <w:r>
+        <w:rPr>
+          <w:rFonts w:ascii="Liberation Serif" w:hAnsi="Liberation Serif" w:eastAsia="Liberation Serif" w:cs="Liberation Serif"/>
+          <w:color w:val="222222"/>
+          <w:sz w:val="24"/>
+        </w:rPr>
+        <w:t>do not treat date pressure versus a date with owners as polish, Kavya Menon either owns it or we drop it, a green job with no rows still pages, and I will drop my leftover role the day Kavya Menon takes CLH-7204.</w:t>
+      </w:r>
+    </w:p>
+    <w:p>
+      <w:pPr>
+        <w:spacing w:before="0" w:after="220" w:line="396" w:lineRule="auto"/>
+        <w:ind w:firstLine="173"/>
+      </w:pPr>
+      <w:r>
+        <w:rPr>
+          <w:rFonts w:ascii="Liberation Serif" w:hAnsi="Liberation Serif" w:eastAsia="Liberation Serif" w:cs="Liberation Serif"/>
+          <w:color w:val="222222"/>
+          <w:sz w:val="24"/>
+        </w:rPr>
+        <w:t>the front of CLH-TDD-2024-006 already named the freeze clock versus a 'small apply', this paragraph is execution, pages go to a person, not a muted channel, and a vendor discount is not evidence.</w:t>
+      </w:r>
+    </w:p>
+    <w:p>
+      <w:pPr>
+        <w:spacing w:before="0" w:after="220" w:line="396" w:lineRule="auto"/>
+        <w:ind w:firstLine="173"/>
+      </w:pPr>
+      <w:r>
+        <w:rPr>
+          <w:rFonts w:ascii="Liberation Serif" w:hAnsi="Liberation Serif" w:eastAsia="Liberation Serif" w:cs="Liberation Serif"/>
+          <w:color w:val="222222"/>
+          <w:sz w:val="24"/>
+        </w:rPr>
+        <w:t>if identifiers in chat, logs, or a support zip is still fuzzy, CLH-INC-2023-061 is the place to say so, the freeze still applies and a small apply is still an apply, and close is yes, no, or a new date on CLH-INC-2023-061 by February 21, 2024.</w:t>
+      </w:r>
+    </w:p>
+    <w:p>
+      <w:pPr>
+        <w:spacing w:before="0" w:after="220" w:line="396" w:lineRule="auto"/>
+        <w:ind w:firstLine="173"/>
+      </w:pPr>
+      <w:r>
+        <w:rPr>
+          <w:rFonts w:ascii="Liberation Serif" w:hAnsi="Liberation Serif" w:eastAsia="Liberation Serif" w:cs="Liberation Serif"/>
+          <w:color w:val="222222"/>
+          <w:sz w:val="24"/>
+        </w:rPr>
+        <w:t>date pressure on a cleanup PR that renames a field is not a date, February 22, 2024 is if The Datadog keeps it, a green job with no rows still pages, and abort beats a lying dual-run.</w:t>
+      </w:r>
+    </w:p>
+    <w:p>
+      <w:pPr>
+        <w:spacing w:before="0" w:after="220" w:line="396" w:lineRule="auto"/>
+        <w:ind w:firstLine="173"/>
+      </w:pPr>
+      <w:r>
+        <w:rPr>
+          <w:rFonts w:ascii="Liberation Serif" w:hAnsi="Liberation Serif" w:eastAsia="Liberation Serif" w:cs="Liberation Serif"/>
+          <w:color w:val="222222"/>
+          <w:sz w:val="24"/>
+        </w:rPr>
+        <w:t>tempo-01.northstar.internal is the box I would open first for staging that is too small to catch the bug, pages go to a person, not a muted channel, and the sample I would still defend uses the same clock as 1.32.</w:t>
+      </w:r>
+    </w:p>
+    <w:p>
+      <w:pPr>
+        <w:spacing w:before="0" w:after="220" w:line="396" w:lineRule="auto"/>
+        <w:ind w:firstLine="173"/>
+      </w:pPr>
+      <w:r>
+        <w:rPr>
+          <w:rFonts w:ascii="Liberation Serif" w:hAnsi="Liberation Serif" w:eastAsia="Liberation Serif" w:cs="Liberation Serif"/>
+          <w:color w:val="222222"/>
+          <w:sz w:val="24"/>
+        </w:rPr>
+        <w:t>I parked weekend coverage that is not in the SLA on CLH-7211 so it is not Slack archaeology, the freeze still applies and a small apply is still an apply, and I will not mix clocks to make weekend coverage that is not in the SLA look healthier.</w:t>
+      </w:r>
+    </w:p>
+    <w:p>
+      <w:pPr>
+        <w:spacing w:before="0" w:after="220" w:line="396" w:lineRule="auto"/>
+        <w:ind w:firstLine="173"/>
+      </w:pPr>
+      <w:r>
+        <w:rPr>
+          <w:rFonts w:ascii="Liberation Serif" w:hAnsi="Liberation Serif" w:eastAsia="Liberation Serif" w:cs="Liberation Serif"/>
+          <w:color w:val="222222"/>
+          <w:sz w:val="24"/>
+        </w:rPr>
+        <w:t>I will not reopen OpenTelemetry rollout for ingest, match, break, and query to smuggle a vendor overlay we already rejected back in, a green job with no rows still pages, and Aman Kumar will not keep a shadow list.</w:t>
+      </w:r>
+    </w:p>
+    <w:p>
+      <w:pPr>
+        <w:spacing w:before="0" w:after="220" w:line="396" w:lineRule="auto"/>
+        <w:ind w:firstLine="173"/>
+      </w:pPr>
+      <w:r>
+        <w:rPr>
+          <w:rFonts w:ascii="Liberation Serif" w:hAnsi="Liberation Serif" w:eastAsia="Liberation Serif" w:cs="Liberation Serif"/>
+          <w:color w:val="222222"/>
+          <w:sz w:val="24"/>
+        </w:rPr>
+        <w:t>Not Mule asked for a one-line version of replica lag after a count that looked fine, pages go to a person, not a muted channel, and config, Helm, and a flag flip are all changes.</w:t>
+      </w:r>
+    </w:p>
+    <w:p>
+      <w:pPr>
+        <w:spacing w:before="0" w:after="220" w:line="396" w:lineRule="auto"/>
+        <w:ind w:firstLine="173"/>
+      </w:pPr>
+      <w:r>
+        <w:rPr>
+          <w:rFonts w:ascii="Liberation Serif" w:hAnsi="Liberation Serif" w:eastAsia="Liberation Serif" w:cs="Liberation Serif"/>
+          <w:color w:val="222222"/>
+          <w:sz w:val="24"/>
+        </w:rPr>
+        <w:t>leftover secret skew that looks like 'no work' sits with The June on CLH-INC-2023-061, the freeze still applies and a small apply is still an apply, and a skip is a ticket and a flake is a capture.</w:t>
+      </w:r>
+    </w:p>
+    <w:p>
+      <w:pPr>
+        <w:spacing w:before="0" w:after="220" w:line="396" w:lineRule="auto"/>
+        <w:ind w:firstLine="173"/>
+      </w:pPr>
+      <w:r>
+        <w:rPr>
+          <w:rFonts w:ascii="Liberation Serif" w:hAnsi="Liberation Serif" w:eastAsia="Liberation Serif" w:cs="Liberation Serif"/>
+          <w:color w:val="222222"/>
+          <w:sz w:val="24"/>
+        </w:rPr>
+        <w:t>do not treat a dashboard screenshot standing in for a permalink as polish, Diego Alvarez either owns it or we drop it, a green job with no rows still pages, and I will drop my leftover role the day Diego Alvarez takes CLH-INC-2023-204.</w:t>
+      </w:r>
+    </w:p>
+    <w:p>
+      <w:pPr>
+        <w:spacing w:before="0" w:after="220" w:line="396" w:lineRule="auto"/>
+        <w:ind w:firstLine="173"/>
+      </w:pPr>
+      <w:r>
+        <w:rPr>
+          <w:rFonts w:ascii="Liberation Serif" w:hAnsi="Liberation Serif" w:eastAsia="Liberation Serif" w:cs="Liberation Serif"/>
+          <w:color w:val="222222"/>
+          <w:sz w:val="24"/>
+        </w:rPr>
+        <w:t>the front of CLH-TDD-2024-006 already named owner as a team name instead of a person, this paragraph is execution, pages go to a person, not a muted channel, and a vendor discount is not evidence.</w:t>
+      </w:r>
+    </w:p>
+    <w:p>
+      <w:pPr>
+        <w:spacing w:before="0" w:after="220" w:line="396" w:lineRule="auto"/>
+        <w:ind w:firstLine="173"/>
+      </w:pPr>
+      <w:r>
+        <w:rPr>
+          <w:rFonts w:ascii="Liberation Serif" w:hAnsi="Liberation Serif" w:eastAsia="Liberation Serif" w:cs="Liberation Serif"/>
+          <w:color w:val="222222"/>
+          <w:sz w:val="24"/>
+        </w:rPr>
+        <w:t>if averaging QPS instead of testing the close is still fuzzy, CLH-7211 is the place to say so, the freeze still applies and a small apply is still an apply, and close is yes, no, or a new date on CLH-7211 by March 1, 2024.</w:t>
+      </w:r>
+    </w:p>
+    <w:p>
+      <w:pPr>
+        <w:spacing w:before="0" w:after="220" w:line="396" w:lineRule="auto"/>
+        <w:ind w:firstLine="173"/>
+      </w:pPr>
+      <w:r>
+        <w:rPr>
+          <w:rFonts w:ascii="Liberation Serif" w:hAnsi="Liberation Serif" w:eastAsia="Liberation Serif" w:cs="Liberation Serif"/>
+          <w:color w:val="222222"/>
+          <w:sz w:val="24"/>
+        </w:rPr>
+        <w:t>date pressure on dropping a column in the same release as the readers is not a date, March 2, 2024 is if Aman Kumar keeps it, a green job with no rows still pages, and abort beats a lying dual-run.</w:t>
+      </w:r>
+    </w:p>
+    <w:p>
+      <w:pPr>
+        <w:spacing w:before="0" w:after="220" w:line="396" w:lineRule="auto"/>
+        <w:ind w:firstLine="173"/>
+      </w:pPr>
+      <w:r>
+        <w:rPr>
+          <w:rFonts w:ascii="Liberation Serif" w:hAnsi="Liberation Serif" w:eastAsia="Liberation Serif" w:cs="Liberation Serif"/>
+          <w:color w:val="222222"/>
+          <w:sz w:val="24"/>
+        </w:rPr>
+        <w:t>grafana.clh.staging.northstar.internal is the box I would open first for raising retries on a poison record, pages go to a person, not a muted channel, and the sample I would still defend uses the same clock as 01.</w:t>
+      </w:r>
+    </w:p>
+    <w:p>
+      <w:pPr>
+        <w:spacing w:before="0" w:after="220" w:line="396" w:lineRule="auto"/>
+        <w:ind w:firstLine="173"/>
+      </w:pPr>
+      <w:r>
+        <w:rPr>
+          <w:rFonts w:ascii="Liberation Serif" w:hAnsi="Liberation Serif" w:eastAsia="Liberation Serif" w:cs="Liberation Serif"/>
+          <w:color w:val="222222"/>
+          <w:sz w:val="24"/>
+        </w:rPr>
+        <w:t>I parked lock budget on the primary on CLH-INC-2023-061 so it is not Slack archaeology, the freeze still applies and a small apply is still an apply, and I will not mix clocks to make lock budget on the primary look healthier.</w:t>
+      </w:r>
+    </w:p>
+    <w:p>
+      <w:pPr>
+        <w:spacing w:before="0" w:after="220" w:line="396" w:lineRule="auto"/>
+        <w:ind w:firstLine="173"/>
+      </w:pPr>
+      <w:r>
+        <w:rPr>
+          <w:rFonts w:ascii="Liberation Serif" w:hAnsi="Liberation Serif" w:eastAsia="Liberation Serif" w:cs="Liberation Serif"/>
+          <w:color w:val="222222"/>
+          <w:sz w:val="24"/>
+        </w:rPr>
+        <w:t>I will not reopen OpenTelemetry rollout for ingest, match, break, and query to smuggle idempotency that is not a filename back in, a green job with no rows still pages, and Aman Kumar will not keep a shadow list.</w:t>
+      </w:r>
+    </w:p>
+    <w:p>
+      <w:pPr>
+        <w:spacing w:before="0" w:after="220" w:line="396" w:lineRule="auto"/>
+        <w:ind w:firstLine="173"/>
+      </w:pPr>
+      <w:r>
+        <w:rPr>
+          <w:rFonts w:ascii="Liberation Serif" w:hAnsi="Liberation Serif" w:eastAsia="Liberation Serif" w:cs="Liberation Serif"/>
+          <w:color w:val="222222"/>
+          <w:sz w:val="24"/>
+        </w:rPr>
+        <w:t>The Datadog asked for a one-line version of residency: no 'just a replica elsewhere', pages go to a person, not a muted channel, and config, Helm, and a flag flip are all changes.</w:t>
+      </w:r>
+    </w:p>
+    <w:p>
+      <w:pPr>
+        <w:spacing w:before="0" w:after="220" w:line="396" w:lineRule="auto"/>
+        <w:ind w:firstLine="173"/>
+      </w:pPr>
+      <w:r>
+        <w:rPr>
+          <w:rFonts w:ascii="Liberation Serif" w:hAnsi="Liberation Serif" w:eastAsia="Liberation Serif" w:cs="Liberation Serif"/>
+          <w:color w:val="222222"/>
+          <w:sz w:val="24"/>
+        </w:rPr>
+        <w:t>leftover exactly-once claims we will not make sits with If Tempo on CLH-7211, the freeze still applies and a small apply is still an apply, and a skip is a ticket and a flake is a capture.</w:t>
+      </w:r>
+    </w:p>
+    <w:p>
+      <w:pPr>
+        <w:spacing w:before="0" w:after="220" w:line="396" w:lineRule="auto"/>
+        <w:ind w:firstLine="173"/>
+      </w:pPr>
+      <w:r>
+        <w:rPr>
+          <w:rFonts w:ascii="Liberation Serif" w:hAnsi="Liberation Serif" w:eastAsia="Liberation Serif" w:cs="Liberation Serif"/>
+          <w:color w:val="222222"/>
+          <w:sz w:val="24"/>
+        </w:rPr>
+        <w:t>do not treat date pressure versus a date with owners as polish, Rina Das either owns it or we drop it, a green job with no rows still pages, and I will drop my leftover role the day Rina Das takes CLH-7204.</w:t>
+      </w:r>
+    </w:p>
+    <w:p>
+      <w:pPr>
+        <w:spacing w:before="0" w:after="220" w:line="396" w:lineRule="auto"/>
+        <w:ind w:firstLine="173"/>
+      </w:pPr>
+      <w:r>
+        <w:rPr>
+          <w:rFonts w:ascii="Liberation Serif" w:hAnsi="Liberation Serif" w:eastAsia="Liberation Serif" w:cs="Liberation Serif"/>
+          <w:color w:val="222222"/>
+          <w:sz w:val="24"/>
+        </w:rPr>
+        <w:t>the front of CLH-TDD-2024-006 already named the freeze clock versus a 'small apply', this paragraph is execution, pages go to a person, not a muted channel, and a vendor discount is not evidence.</w:t>
+      </w:r>
+    </w:p>
+    <w:p>
+      <w:pPr>
+        <w:spacing w:before="0" w:after="220" w:line="396" w:lineRule="auto"/>
+        <w:ind w:firstLine="173"/>
+      </w:pPr>
+      <w:r>
+        <w:rPr>
+          <w:rFonts w:ascii="Liberation Serif" w:hAnsi="Liberation Serif" w:eastAsia="Liberation Serif" w:cs="Liberation Serif"/>
+          <w:color w:val="222222"/>
+          <w:sz w:val="24"/>
+        </w:rPr>
+        <w:t>if identifiers in chat, logs, or a support zip is still fuzzy, CLH-INC-2023-061 is the place to say so, the freeze still applies and a small apply is still an apply, and close is yes, no, or a new date on CLH-INC-2023-061 by February 28, 2024.</w:t>
+      </w:r>
+    </w:p>
+    <w:p>
+      <w:pPr>
+        <w:spacing w:before="0" w:after="220" w:line="396" w:lineRule="auto"/>
+        <w:ind w:firstLine="173"/>
+      </w:pPr>
+      <w:r>
+        <w:rPr>
+          <w:rFonts w:ascii="Liberation Serif" w:hAnsi="Liberation Serif" w:eastAsia="Liberation Serif" w:cs="Liberation Serif"/>
+          <w:color w:val="222222"/>
+          <w:sz w:val="24"/>
+        </w:rPr>
+        <w:t>date pressure on a cleanup PR that renames a field is not a date, February 29, 2024 is if The June keeps it, a green job with no rows still pages, and abort beats a lying dual-run.</w:t>
+      </w:r>
+    </w:p>
+    <w:p>
+      <w:pPr>
+        <w:spacing w:before="0" w:after="220" w:line="396" w:lineRule="auto"/>
+        <w:ind w:firstLine="173"/>
+      </w:pPr>
+      <w:r>
+        <w:rPr>
+          <w:rFonts w:ascii="Liberation Serif" w:hAnsi="Liberation Serif" w:eastAsia="Liberation Serif" w:cs="Liberation Serif"/>
+          <w:color w:val="222222"/>
+          <w:sz w:val="24"/>
+        </w:rPr>
+        <w:t>tempo-01.northstar.internal is the box I would open first for staging that is too small to catch the bug, pages go to a person, not a muted channel, and the sample I would still defend uses the same clock as 22.</w:t>
+      </w:r>
+    </w:p>
+    <w:p>
+      <w:pPr>
+        <w:spacing w:before="0" w:after="220" w:line="396" w:lineRule="auto"/>
+        <w:ind w:firstLine="173"/>
+      </w:pPr>
+      <w:r>
+        <w:rPr>
+          <w:rFonts w:ascii="Liberation Serif" w:hAnsi="Liberation Serif" w:eastAsia="Liberation Serif" w:cs="Liberation Serif"/>
+          <w:color w:val="222222"/>
+          <w:sz w:val="24"/>
+        </w:rPr>
+        <w:t>I parked weekend coverage that is not in the SLA on CLH-7211 so it is not Slack archaeology, the freeze still applies and a small apply is still an apply, and I will not mix clocks to make weekend coverage that is not in the SLA look healthier.</w:t>
+      </w:r>
+    </w:p>
+    <w:p>
+      <w:pPr>
+        <w:spacing w:before="0" w:after="220" w:line="396" w:lineRule="auto"/>
+        <w:ind w:firstLine="173"/>
+      </w:pPr>
+      <w:r>
+        <w:rPr>
+          <w:rFonts w:ascii="Liberation Serif" w:hAnsi="Liberation Serif" w:eastAsia="Liberation Serif" w:cs="Liberation Serif"/>
+          <w:color w:val="222222"/>
+          <w:sz w:val="24"/>
+        </w:rPr>
+        <w:t>I will not reopen OpenTelemetry rollout for ingest, match, break, and query to smuggle a vendor overlay we already rejected back in, a green job with no rows still pages, and Aman Kumar will not keep a shadow list.</w:t>
+      </w:r>
+    </w:p>
+    <w:p>
+      <w:pPr>
+        <w:spacing w:before="0" w:after="220" w:line="396" w:lineRule="auto"/>
+        <w:ind w:firstLine="173"/>
+      </w:pPr>
+      <w:r>
+        <w:rPr>
+          <w:rFonts w:ascii="Liberation Serif" w:hAnsi="Liberation Serif" w:eastAsia="Liberation Serif" w:cs="Liberation Serif"/>
+          <w:color w:val="222222"/>
+          <w:sz w:val="24"/>
+        </w:rPr>
+        <w:t>Aman Kumar asked for a one-line version of replica lag after a count that looked fine, pages go to a person, not a muted channel, and config, Helm, and a flag flip are all changes.</w:t>
+      </w:r>
+    </w:p>
+    <w:p>
+      <w:pPr>
+        <w:spacing w:before="0" w:after="220" w:line="396" w:lineRule="auto"/>
+        <w:ind w:firstLine="173"/>
+      </w:pPr>
+      <w:r>
+        <w:rPr>
+          <w:rFonts w:ascii="Liberation Serif" w:hAnsi="Liberation Serif" w:eastAsia="Liberation Serif" w:cs="Liberation Serif"/>
+          <w:color w:val="222222"/>
+          <w:sz w:val="24"/>
+        </w:rPr>
+        <w:t>leftover secret skew that looks like 'no work' sits with Kavya Menon on CLH-INC-2023-061, the freeze still applies and a small apply is still an apply, and a skip is a ticket and a flake is a capture.</w:t>
+      </w:r>
+    </w:p>
+    <w:p>
+      <w:pPr>
+        <w:spacing w:before="0" w:after="220" w:line="396" w:lineRule="auto"/>
+        <w:ind w:firstLine="173"/>
+      </w:pPr>
+      <w:r>
+        <w:rPr>
+          <w:rFonts w:ascii="Liberation Serif" w:hAnsi="Liberation Serif" w:eastAsia="Liberation Serif" w:cs="Liberation Serif"/>
+          <w:color w:val="222222"/>
+          <w:sz w:val="24"/>
+        </w:rPr>
+        <w:t>do not treat a dashboard screenshot standing in for a permalink as polish, Grafana Tempo either owns it or we drop it, a green job with no rows still pages, and I will drop my leftover role the day Grafana Tempo takes CLH-INC-2023-204.</w:t>
+      </w:r>
+    </w:p>
+    <w:p>
+      <w:pPr>
+        <w:spacing w:before="0" w:after="220" w:line="396" w:lineRule="auto"/>
+        <w:ind w:firstLine="173"/>
+      </w:pPr>
+      <w:r>
+        <w:rPr>
+          <w:rFonts w:ascii="Liberation Serif" w:hAnsi="Liberation Serif" w:eastAsia="Liberation Serif" w:cs="Liberation Serif"/>
+          <w:color w:val="222222"/>
+          <w:sz w:val="24"/>
+        </w:rPr>
+        <w:t>the front of CLH-TDD-2024-006 already named owner as a team name instead of a person, this paragraph is execution, pages go to a person, not a muted channel, and a vendor discount is not evidence.</w:t>
+      </w:r>
+    </w:p>
+    <w:p>
+      <w:pPr>
+        <w:spacing w:before="0" w:after="220" w:line="396" w:lineRule="auto"/>
+        <w:ind w:firstLine="173"/>
+      </w:pPr>
+      <w:r>
+        <w:rPr>
+          <w:rFonts w:ascii="Liberation Serif" w:hAnsi="Liberation Serif" w:eastAsia="Liberation Serif" w:cs="Liberation Serif"/>
+          <w:color w:val="222222"/>
+          <w:sz w:val="24"/>
+        </w:rPr>
+        <w:t>if averaging QPS instead of testing the close is still fuzzy, CLH-7211 is the place to say so, the freeze still applies and a small apply is still an apply, and close is yes, no, or a new date on CLH-7211 by February 26, 2024.</w:t>
+      </w:r>
+    </w:p>
+    <w:p>
+      <w:pPr>
+        <w:spacing w:before="0" w:after="220" w:line="396" w:lineRule="auto"/>
+        <w:ind w:firstLine="173"/>
+      </w:pPr>
+      <w:r>
+        <w:rPr>
+          <w:rFonts w:ascii="Liberation Serif" w:hAnsi="Liberation Serif" w:eastAsia="Liberation Serif" w:cs="Liberation Serif"/>
+          <w:color w:val="222222"/>
+          <w:sz w:val="24"/>
+        </w:rPr>
+        <w:t>date pressure on dropping a column in the same release as the readers is not a date, February 27, 2024 is if If Tempo keeps it, a green job with no rows still pages, and abort beats a lying dual-run.</w:t>
+      </w:r>
+    </w:p>
+    <w:p>
+      <w:pPr>
+        <w:spacing w:before="0" w:after="220" w:line="396" w:lineRule="auto"/>
+        <w:ind w:firstLine="173"/>
+      </w:pPr>
+      <w:r>
+        <w:rPr>
+          <w:rFonts w:ascii="Liberation Serif" w:hAnsi="Liberation Serif" w:eastAsia="Liberation Serif" w:cs="Liberation Serif"/>
+          <w:color w:val="222222"/>
+          <w:sz w:val="24"/>
+        </w:rPr>
+        <w:t>grafana.clh.staging.northstar.internal is the box I would open first for raising retries on a poison record, pages go to a person, not a muted channel, and the sample I would still defend uses the same clock as 7204.</w:t>
+      </w:r>
+    </w:p>
+    <w:p>
+      <w:pPr>
+        <w:spacing w:before="0" w:after="220" w:line="396" w:lineRule="auto"/>
+        <w:ind w:firstLine="173"/>
+      </w:pPr>
+      <w:r>
+        <w:rPr>
+          <w:rFonts w:ascii="Liberation Serif" w:hAnsi="Liberation Serif" w:eastAsia="Liberation Serif" w:cs="Liberation Serif"/>
+          <w:color w:val="222222"/>
+          <w:sz w:val="24"/>
+        </w:rPr>
+        <w:t>I parked lock budget on the primary on CLH-INC-2023-061 so it is not Slack archaeology, the freeze still applies and a small apply is still an apply, and I will not mix clocks to make lock budget on the primary look healthier.</w:t>
+      </w:r>
+    </w:p>
+    <w:p>
+      <w:pPr>
+        <w:spacing w:before="0" w:after="220" w:line="396" w:lineRule="auto"/>
+        <w:ind w:firstLine="173"/>
+      </w:pPr>
+      <w:r>
+        <w:rPr>
+          <w:rFonts w:ascii="Liberation Serif" w:hAnsi="Liberation Serif" w:eastAsia="Liberation Serif" w:cs="Liberation Serif"/>
+          <w:color w:val="222222"/>
+          <w:sz w:val="24"/>
+        </w:rPr>
+        <w:t>I will not reopen OpenTelemetry rollout for ingest, match, break, and query to smuggle idempotency that is not a filename back in, a green job with no rows still pages, and Aman Kumar will not keep a shadow list.</w:t>
+      </w:r>
+    </w:p>
+    <w:p>
+      <w:pPr>
+        <w:spacing w:before="0" w:after="220" w:line="396" w:lineRule="auto"/>
+        <w:ind w:firstLine="173"/>
+      </w:pPr>
+      <w:r>
+        <w:rPr>
+          <w:rFonts w:ascii="Liberation Serif" w:hAnsi="Liberation Serif" w:eastAsia="Liberation Serif" w:cs="Liberation Serif"/>
+          <w:color w:val="222222"/>
+          <w:sz w:val="24"/>
+        </w:rPr>
+        <w:t>The June asked for a one-line version of residency: no 'just a replica elsewhere', pages go to a person, not a muted channel, and config, Helm, and a flag flip are all changes.</w:t>
+      </w:r>
+    </w:p>
+    <w:p>
+      <w:pPr>
+        <w:spacing w:before="0" w:after="220" w:line="396" w:lineRule="auto"/>
+        <w:ind w:firstLine="173"/>
+      </w:pPr>
+      <w:r>
+        <w:rPr>
+          <w:rFonts w:ascii="Liberation Serif" w:hAnsi="Liberation Serif" w:eastAsia="Liberation Serif" w:cs="Liberation Serif"/>
+          <w:color w:val="222222"/>
+          <w:sz w:val="24"/>
+        </w:rPr>
+        <w:t>leftover exactly-once claims we will not make sits with Diego Alvarez on CLH-7211, the freeze still applies and a small apply is still an apply, and a skip is a ticket and a flake is a capture.</w:t>
+      </w:r>
+    </w:p>
+    <w:p>
+      <w:pPr>
+        <w:spacing w:before="0" w:after="220" w:line="396" w:lineRule="auto"/>
+        <w:ind w:firstLine="173"/>
+      </w:pPr>
+      <w:r>
+        <w:rPr>
+          <w:rFonts w:ascii="Liberation Serif" w:hAnsi="Liberation Serif" w:eastAsia="Liberation Serif" w:cs="Liberation Serif"/>
+          <w:color w:val="222222"/>
+          <w:sz w:val="24"/>
+        </w:rPr>
+        <w:t>do not treat date pressure versus a date with owners as polish, Priya Nair either owns it or we drop it, a green job with no rows still pages, and I will drop my leftover role the day Priya Nair takes CLH-7204.</w:t>
+      </w:r>
+    </w:p>
+    <w:p>
+      <w:pPr>
+        <w:spacing w:before="0" w:after="220" w:line="396" w:lineRule="auto"/>
+        <w:ind w:firstLine="173"/>
+      </w:pPr>
+      <w:r>
+        <w:rPr>
+          <w:rFonts w:ascii="Liberation Serif" w:hAnsi="Liberation Serif" w:eastAsia="Liberation Serif" w:cs="Liberation Serif"/>
+          <w:color w:val="222222"/>
+          <w:sz w:val="24"/>
+        </w:rPr>
+        <w:t>the front of CLH-TDD-2024-006 already named the freeze clock versus a 'small apply', this paragraph is execution, pages go to a person, not a muted channel, and a vendor discount is not evidence.</w:t>
+      </w:r>
+    </w:p>
+    <w:p>
+      <w:pPr>
+        <w:spacing w:before="0" w:after="220" w:line="396" w:lineRule="auto"/>
+        <w:ind w:firstLine="173"/>
+      </w:pPr>
+      <w:r>
+        <w:rPr>
+          <w:rFonts w:ascii="Liberation Serif" w:hAnsi="Liberation Serif" w:eastAsia="Liberation Serif" w:cs="Liberation Serif"/>
+          <w:color w:val="222222"/>
+          <w:sz w:val="24"/>
+        </w:rPr>
+        <w:t>if identifiers in chat, logs, or a support zip is still fuzzy, CLH-INC-2023-061 is the place to say so, the freeze still applies and a small apply is still an apply, and close is yes, no, or a new date on CLH-INC-2023-061 by February 24, 2024.</w:t>
+      </w:r>
+    </w:p>
+    <w:p>
+      <w:pPr>
+        <w:spacing w:before="0" w:after="220" w:line="396" w:lineRule="auto"/>
+        <w:ind w:firstLine="173"/>
+      </w:pPr>
+      <w:r>
+        <w:rPr>
+          <w:rFonts w:ascii="Liberation Serif" w:hAnsi="Liberation Serif" w:eastAsia="Liberation Serif" w:cs="Liberation Serif"/>
+          <w:color w:val="222222"/>
+          <w:sz w:val="24"/>
+        </w:rPr>
+        <w:t>date pressure on a cleanup PR that renames a field is not a date, February 25, 2024 is if Kavya Menon keeps it, a green job with no rows still pages, and abort beats a lying dual-run.</w:t>
+      </w:r>
+    </w:p>
+    <w:p>
+      <w:pPr>
+        <w:spacing w:before="0" w:after="220" w:line="396" w:lineRule="auto"/>
+        <w:ind w:firstLine="173"/>
+      </w:pPr>
+      <w:r>
+        <w:rPr>
+          <w:rFonts w:ascii="Liberation Serif" w:hAnsi="Liberation Serif" w:eastAsia="Liberation Serif" w:cs="Liberation Serif"/>
+          <w:color w:val="222222"/>
+          <w:sz w:val="24"/>
+        </w:rPr>
+        <w:t>tempo-01.northstar.internal is the box I would open first for staging that is too small to catch the bug, pages go to a person, not a muted channel, and the sample I would still defend uses the same clock as 1.32.</w:t>
+      </w:r>
+    </w:p>
+    <w:p>
+      <w:pPr>
+        <w:spacing w:before="0" w:after="220" w:line="396" w:lineRule="auto"/>
+        <w:ind w:firstLine="173"/>
+      </w:pPr>
+      <w:r>
+        <w:rPr>
+          <w:rFonts w:ascii="Liberation Serif" w:hAnsi="Liberation Serif" w:eastAsia="Liberation Serif" w:cs="Liberation Serif"/>
+          <w:color w:val="222222"/>
+          <w:sz w:val="24"/>
+        </w:rPr>
+        <w:t>I parked weekend coverage that is not in the SLA on CLH-7211 so it is not Slack archaeology, the freeze still applies and a small apply is still an apply, and I will not mix clocks to make weekend coverage that is not in the SLA look healthier.</w:t>
+      </w:r>
+    </w:p>
+    <w:p>
+      <w:pPr>
+        <w:spacing w:before="0" w:after="220" w:line="396" w:lineRule="auto"/>
+        <w:ind w:firstLine="173"/>
+      </w:pPr>
+      <w:r>
+        <w:rPr>
+          <w:rFonts w:ascii="Liberation Serif" w:hAnsi="Liberation Serif" w:eastAsia="Liberation Serif" w:cs="Liberation Serif"/>
+          <w:color w:val="222222"/>
+          <w:sz w:val="24"/>
+        </w:rPr>
+        <w:t>I will not reopen OpenTelemetry rollout for ingest, match, break, and query to smuggle a vendor overlay we already rejected back in, a green job with no rows still pages, and Aman Kumar will not keep a shadow list.</w:t>
+      </w:r>
+    </w:p>
+    <w:p>
+      <w:pPr>
+        <w:spacing w:before="0" w:after="220" w:line="396" w:lineRule="auto"/>
+        <w:ind w:firstLine="173"/>
+      </w:pPr>
+      <w:r>
+        <w:rPr>
+          <w:rFonts w:ascii="Liberation Serif" w:hAnsi="Liberation Serif" w:eastAsia="Liberation Serif" w:cs="Liberation Serif"/>
+          <w:color w:val="222222"/>
+          <w:sz w:val="24"/>
+        </w:rPr>
+        <w:t>If Tempo asked for a one-line version of replica lag after a count that looked fine, pages go to a person, not a muted channel, and config, Helm, and a flag flip are all changes.</w:t>
+      </w:r>
+    </w:p>
+    <w:p>
+      <w:pPr>
+        <w:spacing w:before="0" w:after="220" w:line="396" w:lineRule="auto"/>
+        <w:ind w:firstLine="173"/>
+      </w:pPr>
+      <w:r>
+        <w:rPr>
+          <w:rFonts w:ascii="Liberation Serif" w:hAnsi="Liberation Serif" w:eastAsia="Liberation Serif" w:cs="Liberation Serif"/>
+          <w:color w:val="222222"/>
+          <w:sz w:val="24"/>
+        </w:rPr>
+        <w:t>leftover secret skew that looks like 'no work' sits with Rina Das on CLH-INC-2023-061, the freeze still applies and a small apply is still an apply, and a skip is a ticket and a flake is a capture.</w:t>
+      </w:r>
+    </w:p>
+    <w:p>
+      <w:pPr>
+        <w:spacing w:before="0" w:after="220" w:line="396" w:lineRule="auto"/>
+        <w:ind w:firstLine="173"/>
+      </w:pPr>
+      <w:r>
+        <w:rPr>
+          <w:rFonts w:ascii="Liberation Serif" w:hAnsi="Liberation Serif" w:eastAsia="Liberation Serif" w:cs="Liberation Serif"/>
+          <w:color w:val="222222"/>
+          <w:sz w:val="24"/>
+        </w:rPr>
+        <w:t>do not treat a dashboard screenshot standing in for a permalink as polish, Chris Patel either owns it or we drop it, a green job with no rows still pages, and I will drop my leftover role the day Chris Patel takes CLH-INC-2023-204.</w:t>
+      </w:r>
+    </w:p>
+    <w:p>
+      <w:pPr>
+        <w:spacing w:before="0" w:after="220" w:line="396" w:lineRule="auto"/>
+        <w:ind w:firstLine="173"/>
+      </w:pPr>
+      <w:r>
+        <w:rPr>
+          <w:rFonts w:ascii="Liberation Serif" w:hAnsi="Liberation Serif" w:eastAsia="Liberation Serif" w:cs="Liberation Serif"/>
+          <w:color w:val="222222"/>
+          <w:sz w:val="24"/>
+        </w:rPr>
+        <w:t>the front of CLH-TDD-2024-006 already named owner as a team name instead of a person, this paragraph is execution, pages go to a person, not a muted channel, and a vendor discount is not evidence.</w:t>
+      </w:r>
+    </w:p>
+    <w:p>
+      <w:pPr>
+        <w:spacing w:before="0" w:after="220" w:line="396" w:lineRule="auto"/>
+        <w:ind w:firstLine="173"/>
+      </w:pPr>
+      <w:r>
+        <w:rPr>
+          <w:rFonts w:ascii="Liberation Serif" w:hAnsi="Liberation Serif" w:eastAsia="Liberation Serif" w:cs="Liberation Serif"/>
+          <w:color w:val="222222"/>
+          <w:sz w:val="24"/>
+        </w:rPr>
+        <w:t>if averaging QPS instead of testing the close is still fuzzy, CLH-7211 is the place to say so, the freeze still applies and a small apply is still an apply, and close is yes, no, or a new date on CLH-7211 by February 22, 2024.</w:t>
+      </w:r>
+    </w:p>
+    <w:p>
+      <w:pPr>
+        <w:spacing w:before="0" w:after="220" w:line="396" w:lineRule="auto"/>
+        <w:ind w:firstLine="173"/>
+      </w:pPr>
+      <w:r>
+        <w:rPr>
+          <w:rFonts w:ascii="Liberation Serif" w:hAnsi="Liberation Serif" w:eastAsia="Liberation Serif" w:cs="Liberation Serif"/>
+          <w:color w:val="222222"/>
+          <w:sz w:val="24"/>
+        </w:rPr>
+        <w:t>date pressure on dropping a column in the same release as the readers is not a date, February 23, 2024 is if Diego Alvarez keeps it, a green job with no rows still pages, and abort beats a lying dual-run.</w:t>
+      </w:r>
+    </w:p>
+    <w:p>
+      <w:pPr>
+        <w:spacing w:before="0" w:after="220" w:line="396" w:lineRule="auto"/>
+        <w:ind w:firstLine="173"/>
+      </w:pPr>
+      <w:r>
+        <w:rPr>
+          <w:rFonts w:ascii="Liberation Serif" w:hAnsi="Liberation Serif" w:eastAsia="Liberation Serif" w:cs="Liberation Serif"/>
+          <w:color w:val="222222"/>
+          <w:sz w:val="24"/>
+        </w:rPr>
+        <w:t>grafana.clh.staging.northstar.internal is the box I would open first for raising retries on a poison record, pages go to a person, not a muted channel, and the sample I would still defend uses the same clock as 01.</w:t>
+      </w:r>
+    </w:p>
+    <w:p>
+      <w:pPr>
+        <w:spacing w:before="0" w:after="220" w:line="396" w:lineRule="auto"/>
+        <w:ind w:firstLine="173"/>
+      </w:pPr>
+      <w:r>
+        <w:rPr>
+          <w:rFonts w:ascii="Liberation Serif" w:hAnsi="Liberation Serif" w:eastAsia="Liberation Serif" w:cs="Liberation Serif"/>
+          <w:color w:val="222222"/>
+          <w:sz w:val="24"/>
+        </w:rPr>
+        <w:t>I parked lock budget on the primary on CLH-INC-2023-061 so it is not Slack archaeology, the freeze still applies and a small apply is still an apply, and I will not mix clocks to make lock budget on the primary look healthier.</w:t>
+      </w:r>
+    </w:p>
+    <w:p>
+      <w:pPr>
+        <w:spacing w:before="0" w:after="220" w:line="396" w:lineRule="auto"/>
+        <w:ind w:firstLine="173"/>
+      </w:pPr>
+      <w:r>
+        <w:rPr>
+          <w:rFonts w:ascii="Liberation Serif" w:hAnsi="Liberation Serif" w:eastAsia="Liberation Serif" w:cs="Liberation Serif"/>
+          <w:color w:val="222222"/>
+          <w:sz w:val="24"/>
+        </w:rPr>
+        <w:t>I will not reopen OpenTelemetry rollout for ingest, match, break, and query to smuggle idempotency that is not a filename back in, a green job with no rows still pages, and Aman Kumar will not keep a shadow list.</w:t>
+      </w:r>
+    </w:p>
+    <w:p>
+      <w:pPr>
+        <w:spacing w:before="0" w:after="220" w:line="396" w:lineRule="auto"/>
+        <w:ind w:firstLine="173"/>
+      </w:pPr>
+      <w:r>
+        <w:rPr>
+          <w:rFonts w:ascii="Liberation Serif" w:hAnsi="Liberation Serif" w:eastAsia="Liberation Serif" w:cs="Liberation Serif"/>
+          <w:color w:val="222222"/>
+          <w:sz w:val="24"/>
+        </w:rPr>
+        <w:t>Kavya Menon asked for a one-line version of residency: no 'just a replica elsewhere', pages go to a person, not a muted channel, and config, Helm, and a flag flip are all changes.</w:t>
+      </w:r>
+    </w:p>
+    <w:p>
+      <w:pPr>
+        <w:spacing w:before="0" w:after="220" w:line="396" w:lineRule="auto"/>
+        <w:ind w:firstLine="173"/>
+      </w:pPr>
+      <w:r>
+        <w:rPr>
+          <w:rFonts w:ascii="Liberation Serif" w:hAnsi="Liberation Serif" w:eastAsia="Liberation Serif" w:cs="Liberation Serif"/>
+          <w:color w:val="222222"/>
+          <w:sz w:val="24"/>
+        </w:rPr>
+        <w:t>leftover exactly-once claims we will not make sits with Grafana Tempo on CLH-7211, the freeze still applies and a small apply is still an apply, and a skip is a ticket and a flake is a capture.</w:t>
+      </w:r>
+    </w:p>
+    <w:p>
+      <w:pPr>
+        <w:spacing w:before="0" w:after="220" w:line="396" w:lineRule="auto"/>
+        <w:ind w:firstLine="173"/>
+      </w:pPr>
+      <w:r>
+        <w:rPr>
+          <w:rFonts w:ascii="Liberation Serif" w:hAnsi="Liberation Serif" w:eastAsia="Liberation Serif" w:cs="Liberation Serif"/>
+          <w:color w:val="222222"/>
+          <w:sz w:val="24"/>
+        </w:rPr>
+        <w:t>do not treat date pressure versus a date with owners as polish, On January either owns it or we drop it, a green job with no rows still pages, and I will drop my leftover role the day On January takes CLH-7204.</w:t>
+      </w:r>
+    </w:p>
+    <w:p>
+      <w:pPr>
+        <w:spacing w:before="0" w:after="220" w:line="396" w:lineRule="auto"/>
+        <w:ind w:firstLine="173"/>
+      </w:pPr>
+      <w:r>
+        <w:rPr>
+          <w:rFonts w:ascii="Liberation Serif" w:hAnsi="Liberation Serif" w:eastAsia="Liberation Serif" w:cs="Liberation Serif"/>
+          <w:color w:val="222222"/>
+          <w:sz w:val="24"/>
+        </w:rPr>
+        <w:t>the front of CLH-TDD-2024-006 already named the freeze clock versus a 'small apply', this paragraph is execution, pages go to a person, not a muted channel, and a vendor discount is not evidence.</w:t>
+      </w:r>
+    </w:p>
+    <w:p>
+      <w:pPr>
+        <w:spacing w:before="0" w:after="220" w:line="396" w:lineRule="auto"/>
+        <w:ind w:firstLine="173"/>
+      </w:pPr>
+      <w:r>
+        <w:rPr>
+          <w:rFonts w:ascii="Liberation Serif" w:hAnsi="Liberation Serif" w:eastAsia="Liberation Serif" w:cs="Liberation Serif"/>
+          <w:color w:val="222222"/>
+          <w:sz w:val="24"/>
+        </w:rPr>
+        <w:t>if identifiers in chat, logs, or a support zip is still fuzzy, CLH-INC-2023-061 is the place to say so, the freeze still applies and a small apply is still an apply, and close is yes, no, or a new date on CLH-INC-2023-061 by March 2, 2024.</w:t>
+      </w:r>
+    </w:p>
+    <w:p>
+      <w:pPr>
+        <w:spacing w:before="0" w:after="220" w:line="396" w:lineRule="auto"/>
+        <w:ind w:firstLine="173"/>
+      </w:pPr>
+      <w:r>
+        <w:rPr>
+          <w:rFonts w:ascii="Liberation Serif" w:hAnsi="Liberation Serif" w:eastAsia="Liberation Serif" w:cs="Liberation Serif"/>
+          <w:color w:val="222222"/>
+          <w:sz w:val="24"/>
+        </w:rPr>
+        <w:t>date pressure on a cleanup PR that renames a field is not a date, February 21, 2024 is if Rina Das keeps it, a green job with no rows still pages, and abort beats a lying dual-run.</w:t>
+      </w:r>
+    </w:p>
+    <w:p>
+      <w:pPr>
+        <w:spacing w:before="0" w:after="220" w:line="396" w:lineRule="auto"/>
+        <w:ind w:firstLine="173"/>
+      </w:pPr>
+      <w:r>
+        <w:rPr>
+          <w:rFonts w:ascii="Liberation Serif" w:hAnsi="Liberation Serif" w:eastAsia="Liberation Serif" w:cs="Liberation Serif"/>
+          <w:color w:val="222222"/>
+          <w:sz w:val="24"/>
+        </w:rPr>
+        <w:t>Not Mule asked for a one-line version of lock budget on the primary, pages go to a person, not a muted channel, and config, Helm, and a flag flip are all changes.</w:t>
+      </w:r>
+    </w:p>
+    <w:p>
+      <w:pPr>
+        <w:spacing w:before="0" w:after="220" w:line="396" w:lineRule="auto"/>
+        <w:ind w:firstLine="173"/>
+      </w:pPr>
+      <w:r>
+        <w:rPr>
+          <w:rFonts w:ascii="Liberation Serif" w:hAnsi="Liberation Serif" w:eastAsia="Liberation Serif" w:cs="Liberation Serif"/>
+          <w:color w:val="222222"/>
+          <w:sz w:val="24"/>
+        </w:rPr>
+        <w:t>leftover idempotency that is not a filename sits with The June on CLH-7211, the freeze still applies and a small apply is still an apply, and a skip is a ticket and a flake is a capture.</w:t>
+      </w:r>
+    </w:p>
+    <w:p>
+      <w:pPr>
+        <w:spacing w:before="0" w:after="220" w:line="396" w:lineRule="auto"/>
+        <w:ind w:firstLine="173"/>
+      </w:pPr>
+      <w:r>
+        <w:rPr>
+          <w:rFonts w:ascii="Liberation Serif" w:hAnsi="Liberation Serif" w:eastAsia="Liberation Serif" w:cs="Liberation Serif"/>
+          <w:color w:val="222222"/>
+          <w:sz w:val="24"/>
+        </w:rPr>
+        <w:t>do not treat residency: no 'just a replica elsewhere' as polish, Diego Alvarez either owns it or we drop it, a green job with no rows still pages, and I will drop my leftover role the day Diego Alvarez takes CLH-7204.</w:t>
+      </w:r>
+    </w:p>
+    <w:p>
+      <w:pPr>
+        <w:spacing w:before="0" w:after="220" w:line="396" w:lineRule="auto"/>
+        <w:ind w:firstLine="173"/>
+      </w:pPr>
+      <w:r>
+        <w:rPr>
+          <w:rFonts w:ascii="Liberation Serif" w:hAnsi="Liberation Serif" w:eastAsia="Liberation Serif" w:cs="Liberation Serif"/>
+          <w:color w:val="222222"/>
+          <w:sz w:val="24"/>
+        </w:rPr>
+        <w:t>the front of CLH-TDD-2024-006 already named exactly-once claims we will not make, this paragraph is execution, pages go to a person, not a muted channel, and a vendor discount is not evidence.</w:t>
+      </w:r>
+    </w:p>
+    <w:p>
+      <w:pPr>
+        <w:spacing w:before="0" w:after="220" w:line="396" w:lineRule="auto"/>
+        <w:ind w:firstLine="173"/>
+      </w:pPr>
+      <w:r>
+        <w:rPr>
+          <w:rFonts w:ascii="Liberation Serif" w:hAnsi="Liberation Serif" w:eastAsia="Liberation Serif" w:cs="Liberation Serif"/>
+          <w:color w:val="222222"/>
+          <w:sz w:val="24"/>
+        </w:rPr>
+        <w:t>if date pressure versus a date with owners is still fuzzy, CLH-INC-2023-061 is the place to say so, the freeze still applies and a small apply is still an apply, and close is yes, no, or a new date on CLH-INC-2023-061 by February 29, 2024.</w:t>
+      </w:r>
+    </w:p>
+    <w:p>
+      <w:pPr>
+        <w:spacing w:before="0" w:after="220" w:line="396" w:lineRule="auto"/>
+        <w:ind w:firstLine="173"/>
+      </w:pPr>
+      <w:r>
+        <w:rPr>
+          <w:rFonts w:ascii="Liberation Serif" w:hAnsi="Liberation Serif" w:eastAsia="Liberation Serif" w:cs="Liberation Serif"/>
+          <w:color w:val="222222"/>
+          <w:sz w:val="24"/>
+        </w:rPr>
+        <w:t>date pressure on the freeze clock versus a 'small apply' is not a date, March 1, 2024 is if Aman Kumar keeps it, a green job with no rows still pages, and abort beats a lying dual-run.</w:t>
+      </w:r>
+    </w:p>
+    <w:p>
+      <w:pPr>
+        <w:spacing w:before="0" w:after="220" w:line="396" w:lineRule="auto"/>
+        <w:ind w:firstLine="173"/>
+      </w:pPr>
+      <w:r>
+        <w:rPr>
+          <w:rFonts w:ascii="Liberation Serif" w:hAnsi="Liberation Serif" w:eastAsia="Liberation Serif" w:cs="Liberation Serif"/>
+          <w:color w:val="222222"/>
+          <w:sz w:val="24"/>
+        </w:rPr>
+        <w:t>tempo-01.northstar.internal is the box I would open first for identifiers in chat, logs, or a support zip, pages go to a person, not a muted channel, and the sample I would still defend uses the same clock as 1.32.</w:t>
+      </w:r>
+    </w:p>
+    <w:p>
+      <w:pPr>
+        <w:spacing w:before="0" w:after="220" w:line="396" w:lineRule="auto"/>
+        <w:ind w:firstLine="173"/>
+      </w:pPr>
+      <w:r>
+        <w:rPr>
+          <w:rFonts w:ascii="Liberation Serif" w:hAnsi="Liberation Serif" w:eastAsia="Liberation Serif" w:cs="Liberation Serif"/>
+          <w:color w:val="222222"/>
+          <w:sz w:val="24"/>
+        </w:rPr>
+        <w:t>I parked a cleanup PR that renames a field on CLH-7211 so it is not Slack archaeology, the freeze still applies and a small apply is still an apply, and I will not mix clocks to make a cleanup PR that renames a field look healthier.</w:t>
+      </w:r>
+    </w:p>
+    <w:p>
+      <w:pPr>
+        <w:spacing w:before="0" w:after="220" w:line="396" w:lineRule="auto"/>
+        <w:ind w:firstLine="173"/>
+      </w:pPr>
+      <w:r>
+        <w:rPr>
+          <w:rFonts w:ascii="Liberation Serif" w:hAnsi="Liberation Serif" w:eastAsia="Liberation Serif" w:cs="Liberation Serif"/>
+          <w:color w:val="222222"/>
+          <w:sz w:val="24"/>
+        </w:rPr>
+        <w:t>I will not reopen OpenTelemetry rollout for ingest, match, break, and query to smuggle staging that is too small to catch the bug back in, a green job with no rows still pages, and Aman Kumar will not keep a shadow list.</w:t>
+      </w:r>
+    </w:p>
+    <w:p>
+      <w:pPr>
+        <w:spacing w:before="0" w:after="220" w:line="396" w:lineRule="auto"/>
+        <w:ind w:firstLine="173"/>
+      </w:pPr>
+      <w:r>
+        <w:rPr>
+          <w:rFonts w:ascii="Liberation Serif" w:hAnsi="Liberation Serif" w:eastAsia="Liberation Serif" w:cs="Liberation Serif"/>
+          <w:color w:val="222222"/>
+          <w:sz w:val="24"/>
+        </w:rPr>
+        <w:t>The Datadog asked for a one-line version of weekend coverage that is not in the SLA, pages go to a person, not a muted channel, and config, Helm, and a flag flip are all changes.</w:t>
+      </w:r>
+    </w:p>
+    <w:p>
+      <w:pPr>
+        <w:spacing w:before="0" w:after="220" w:line="396" w:lineRule="auto"/>
+        <w:ind w:firstLine="173"/>
+      </w:pPr>
+      <w:r>
+        <w:rPr>
+          <w:rFonts w:ascii="Liberation Serif" w:hAnsi="Liberation Serif" w:eastAsia="Liberation Serif" w:cs="Liberation Serif"/>
+          <w:color w:val="222222"/>
+          <w:sz w:val="24"/>
+        </w:rPr>
+        <w:t>leftover a vendor overlay we already rejected sits with If Tempo on CLH-INC-2023-061, the freeze still applies and a small apply is still an apply, and a skip is a ticket and a flake is a capture.</w:t>
+      </w:r>
+    </w:p>
+    <w:p>
+      <w:pPr>
+        <w:spacing w:before="0" w:after="220" w:line="396" w:lineRule="auto"/>
+        <w:ind w:firstLine="173"/>
+      </w:pPr>
+      <w:r>
+        <w:rPr>
+          <w:rFonts w:ascii="Liberation Serif" w:hAnsi="Liberation Serif" w:eastAsia="Liberation Serif" w:cs="Liberation Serif"/>
+          <w:color w:val="222222"/>
+          <w:sz w:val="24"/>
+        </w:rPr>
+        <w:t>do not treat replica lag after a count that looked fine as polish, Rina Das either owns it or we drop it, a green job with no rows still pages, and I will drop my leftover role the day Rina Das takes CLH-INC-2023-204.</w:t>
+      </w:r>
+    </w:p>
+    <w:p>
+      <w:pPr>
+        <w:spacing w:before="0" w:after="220" w:line="396" w:lineRule="auto"/>
+        <w:ind w:firstLine="173"/>
+      </w:pPr>
+      <w:r>
+        <w:rPr>
+          <w:rFonts w:ascii="Liberation Serif" w:hAnsi="Liberation Serif" w:eastAsia="Liberation Serif" w:cs="Liberation Serif"/>
+          <w:color w:val="222222"/>
+          <w:sz w:val="24"/>
+        </w:rPr>
+        <w:t>the front of CLH-TDD-2024-006 already named secret skew that looks like 'no work', this paragraph is execution, pages go to a person, not a muted channel, and a vendor discount is not evidence.</w:t>
+      </w:r>
+    </w:p>
+    <w:p>
+      <w:pPr>
+        <w:spacing w:before="0" w:after="220" w:line="396" w:lineRule="auto"/>
+        <w:ind w:firstLine="173"/>
+      </w:pPr>
+      <w:r>
+        <w:rPr>
+          <w:rFonts w:ascii="Liberation Serif" w:hAnsi="Liberation Serif" w:eastAsia="Liberation Serif" w:cs="Liberation Serif"/>
+          <w:color w:val="222222"/>
+          <w:sz w:val="24"/>
+        </w:rPr>
+        <w:t>if a dashboard screenshot standing in for a permalink is still fuzzy, CLH-7211 is the place to say so, the freeze still applies and a small apply is still an apply, and close is yes, no, or a new date on CLH-7211 by February 27, 2024.</w:t>
+      </w:r>
+    </w:p>
+    <w:p>
+      <w:pPr>
+        <w:spacing w:before="0" w:after="220" w:line="396" w:lineRule="auto"/>
+        <w:ind w:firstLine="173"/>
+      </w:pPr>
+      <w:r>
+        <w:rPr>
+          <w:rFonts w:ascii="Liberation Serif" w:hAnsi="Liberation Serif" w:eastAsia="Liberation Serif" w:cs="Liberation Serif"/>
+          <w:color w:val="222222"/>
+          <w:sz w:val="24"/>
+        </w:rPr>
+        <w:t>date pressure on owner as a team name instead of a person is not a date, February 28, 2024 is if The June keeps it, a green job with no rows still pages, and abort beats a lying dual-run.</w:t>
+      </w:r>
+    </w:p>
+    <w:p>
+      <w:pPr>
+        <w:spacing w:before="0" w:after="220" w:line="396" w:lineRule="auto"/>
+        <w:ind w:firstLine="173"/>
+      </w:pPr>
+      <w:r>
+        <w:rPr>
+          <w:rFonts w:ascii="Liberation Serif" w:hAnsi="Liberation Serif" w:eastAsia="Liberation Serif" w:cs="Liberation Serif"/>
+          <w:color w:val="222222"/>
+          <w:sz w:val="24"/>
+        </w:rPr>
+        <w:t>grafana.clh.staging.northstar.internal is the box I would open first for averaging QPS instead of testing the close, pages go to a person, not a muted channel, and the sample I would still defend uses the same clock as 01.</w:t>
+      </w:r>
+    </w:p>
+    <w:p>
+      <w:pPr>
+        <w:spacing w:before="0" w:after="220" w:line="396" w:lineRule="auto"/>
+        <w:ind w:firstLine="173"/>
+      </w:pPr>
+      <w:r>
+        <w:rPr>
+          <w:rFonts w:ascii="Liberation Serif" w:hAnsi="Liberation Serif" w:eastAsia="Liberation Serif" w:cs="Liberation Serif"/>
+          <w:color w:val="222222"/>
+          <w:sz w:val="24"/>
+        </w:rPr>
+        <w:t>I parked dropping a column in the same release as the readers on CLH-INC-2023-061 so it is not Slack archaeology, the freeze still applies and a small apply is still an apply, and I will not mix clocks to make dropping a column in the same release as the readers look healthier.</w:t>
+      </w:r>
+    </w:p>
+    <w:p>
+      <w:pPr>
+        <w:spacing w:before="0" w:after="220" w:line="396" w:lineRule="auto"/>
+        <w:ind w:firstLine="173"/>
+      </w:pPr>
+      <w:r>
+        <w:rPr>
+          <w:rFonts w:ascii="Liberation Serif" w:hAnsi="Liberation Serif" w:eastAsia="Liberation Serif" w:cs="Liberation Serif"/>
+          <w:color w:val="222222"/>
+          <w:sz w:val="24"/>
+        </w:rPr>
+        <w:t>I will not reopen OpenTelemetry rollout for ingest, match, break, and query to smuggle raising retries on a poison record back in, a green job with no rows still pages, and Aman Kumar will not keep a shadow list.</w:t>
+      </w:r>
+    </w:p>
+    <w:p>
+      <w:pPr>
+        <w:spacing w:before="0" w:after="220" w:line="396" w:lineRule="auto"/>
+        <w:ind w:firstLine="173"/>
+      </w:pPr>
+      <w:r>
+        <w:rPr>
+          <w:rFonts w:ascii="Liberation Serif" w:hAnsi="Liberation Serif" w:eastAsia="Liberation Serif" w:cs="Liberation Serif"/>
+          <w:color w:val="222222"/>
+          <w:sz w:val="24"/>
+        </w:rPr>
+        <w:t>Aman Kumar asked for a one-line version of lock budget on the primary, pages go to a person, not a muted channel, and config, Helm, and a flag flip are all changes.</w:t>
+      </w:r>
+    </w:p>
+    <w:p>
+      <w:pPr>
+        <w:spacing w:before="0" w:after="220" w:line="396" w:lineRule="auto"/>
+        <w:ind w:firstLine="173"/>
+      </w:pPr>
+      <w:r>
+        <w:rPr>
+          <w:rFonts w:ascii="Liberation Serif" w:hAnsi="Liberation Serif" w:eastAsia="Liberation Serif" w:cs="Liberation Serif"/>
+          <w:color w:val="222222"/>
+          <w:sz w:val="24"/>
+        </w:rPr>
+        <w:t>leftover idempotency that is not a filename sits with Kavya Menon on CLH-7211, the freeze still applies and a small apply is still an apply, and a skip is a ticket and a flake is a capture.</w:t>
+      </w:r>
+    </w:p>
+    <w:p>
+      <w:pPr>
+        <w:spacing w:before="0" w:after="220" w:line="396" w:lineRule="auto"/>
+        <w:ind w:firstLine="173"/>
+      </w:pPr>
+      <w:r>
+        <w:rPr>
+          <w:rFonts w:ascii="Liberation Serif" w:hAnsi="Liberation Serif" w:eastAsia="Liberation Serif" w:cs="Liberation Serif"/>
+          <w:color w:val="222222"/>
+          <w:sz w:val="24"/>
+        </w:rPr>
+        <w:t>do not treat residency: no 'just a replica elsewhere' as polish, Grafana Tempo either owns it or we drop it, a green job with no rows still pages, and I will drop my leftover role the day Grafana Tempo takes CLH-7204.</w:t>
+      </w:r>
+    </w:p>
+    <w:p>
+      <w:pPr>
+        <w:spacing w:before="0" w:after="220" w:line="396" w:lineRule="auto"/>
+        <w:ind w:firstLine="173"/>
+      </w:pPr>
+      <w:r>
+        <w:rPr>
+          <w:rFonts w:ascii="Liberation Serif" w:hAnsi="Liberation Serif" w:eastAsia="Liberation Serif" w:cs="Liberation Serif"/>
+          <w:color w:val="222222"/>
+          <w:sz w:val="24"/>
+        </w:rPr>
+        <w:t>the front of CLH-TDD-2024-006 already named exactly-once claims we will not make, this paragraph is execution, pages go to a person, not a muted channel, and a vendor discount is not evidence.</w:t>
+      </w:r>
+    </w:p>
+    <w:p>
+      <w:pPr>
+        <w:spacing w:before="0" w:after="220" w:line="396" w:lineRule="auto"/>
+        <w:ind w:firstLine="173"/>
+      </w:pPr>
+      <w:r>
+        <w:rPr>
+          <w:rFonts w:ascii="Liberation Serif" w:hAnsi="Liberation Serif" w:eastAsia="Liberation Serif" w:cs="Liberation Serif"/>
+          <w:color w:val="222222"/>
+          <w:sz w:val="24"/>
+        </w:rPr>
+        <w:t>if date pressure versus a date with owners is still fuzzy, CLH-INC-2023-061 is the place to say so, the freeze still applies and a small apply is still an apply, and close is yes, no, or a new date on CLH-INC-2023-061 by February 25, 2024.</w:t>
+      </w:r>
+    </w:p>
+    <w:p>
+      <w:pPr>
+        <w:spacing w:before="0" w:after="220" w:line="396" w:lineRule="auto"/>
+        <w:ind w:firstLine="173"/>
+      </w:pPr>
+      <w:r>
+        <w:rPr>
+          <w:rFonts w:ascii="Liberation Serif" w:hAnsi="Liberation Serif" w:eastAsia="Liberation Serif" w:cs="Liberation Serif"/>
+          <w:color w:val="222222"/>
+          <w:sz w:val="24"/>
+        </w:rPr>
+        <w:t>date pressure on the freeze clock versus a 'small apply' is not a date, February 26, 2024 is if If Tempo keeps it, a green job with no rows still pages, and abort beats a lying dual-run.</w:t>
+      </w:r>
+    </w:p>
+    <w:p>
+      <w:pPr>
+        <w:spacing w:before="0" w:after="220" w:line="396" w:lineRule="auto"/>
+        <w:ind w:firstLine="173"/>
+      </w:pPr>
+      <w:r>
+        <w:rPr>
+          <w:rFonts w:ascii="Liberation Serif" w:hAnsi="Liberation Serif" w:eastAsia="Liberation Serif" w:cs="Liberation Serif"/>
+          <w:color w:val="222222"/>
+          <w:sz w:val="24"/>
+        </w:rPr>
+        <w:t>tempo-01.northstar.internal is the box I would open first for identifiers in chat, logs, or a support zip, pages go to a person, not a muted channel, and the sample I would still defend uses the same clock as 22.</w:t>
+      </w:r>
+    </w:p>
+    <w:p>
+      <w:pPr>
+        <w:spacing w:before="0" w:after="220" w:line="396" w:lineRule="auto"/>
+        <w:ind w:firstLine="173"/>
+      </w:pPr>
+      <w:r>
+        <w:rPr>
+          <w:rFonts w:ascii="Liberation Serif" w:hAnsi="Liberation Serif" w:eastAsia="Liberation Serif" w:cs="Liberation Serif"/>
+          <w:color w:val="222222"/>
+          <w:sz w:val="24"/>
+        </w:rPr>
+        <w:t>I parked a cleanup PR that renames a field on CLH-7211 so it is not Slack archaeology, the freeze still applies and a small apply is still an apply, and I will not mix clocks to make a cleanup PR that renames a field look healthier.</w:t>
+      </w:r>
+    </w:p>
+    <w:p>
+      <w:pPr>
+        <w:spacing w:before="0" w:after="220" w:line="396" w:lineRule="auto"/>
+        <w:ind w:firstLine="173"/>
+      </w:pPr>
+      <w:r>
+        <w:rPr>
+          <w:rFonts w:ascii="Liberation Serif" w:hAnsi="Liberation Serif" w:eastAsia="Liberation Serif" w:cs="Liberation Serif"/>
+          <w:color w:val="222222"/>
+          <w:sz w:val="24"/>
+        </w:rPr>
+        <w:t>I will not reopen OpenTelemetry rollout for ingest, match, break, and query to smuggle staging that is too small to catch the bug back in, a green job with no rows still pages, and Aman Kumar will not keep a shadow list.</w:t>
+      </w:r>
+    </w:p>
+    <w:p>
+      <w:pPr>
+        <w:spacing w:before="0" w:after="220" w:line="396" w:lineRule="auto"/>
+        <w:ind w:firstLine="173"/>
+      </w:pPr>
+      <w:r>
+        <w:rPr>
+          <w:rFonts w:ascii="Liberation Serif" w:hAnsi="Liberation Serif" w:eastAsia="Liberation Serif" w:cs="Liberation Serif"/>
+          <w:color w:val="222222"/>
+          <w:sz w:val="24"/>
+        </w:rPr>
+        <w:t>The June asked for a one-line version of weekend coverage that is not in the SLA, pages go to a person, not a muted channel, and config, Helm, and a flag flip are all changes.</w:t>
+      </w:r>
+    </w:p>
+    <w:p>
+      <w:pPr>
+        <w:spacing w:before="0" w:after="220" w:line="396" w:lineRule="auto"/>
+        <w:ind w:firstLine="173"/>
+      </w:pPr>
+      <w:r>
+        <w:rPr>
+          <w:rFonts w:ascii="Liberation Serif" w:hAnsi="Liberation Serif" w:eastAsia="Liberation Serif" w:cs="Liberation Serif"/>
+          <w:color w:val="222222"/>
+          <w:sz w:val="24"/>
+        </w:rPr>
+        <w:t>leftover a vendor overlay we already rejected sits with Diego Alvarez on CLH-INC-2023-061, the freeze still applies and a small apply is still an apply, and a skip is a ticket and a flake is a capture.</w:t>
+      </w:r>
+    </w:p>
+    <w:p>
+      <w:pPr>
+        <w:spacing w:before="0" w:after="220" w:line="396" w:lineRule="auto"/>
+        <w:ind w:firstLine="173"/>
+      </w:pPr>
+      <w:r>
+        <w:rPr>
+          <w:rFonts w:ascii="Liberation Serif" w:hAnsi="Liberation Serif" w:eastAsia="Liberation Serif" w:cs="Liberation Serif"/>
+          <w:color w:val="222222"/>
+          <w:sz w:val="24"/>
+        </w:rPr>
+        <w:t>do not treat replica lag after a count that looked fine as polish, Priya Nair either owns it or we drop it, a green job with no rows still pages, and I will drop my leftover role the day Priya Nair takes CLH-INC-2023-204.</w:t>
+      </w:r>
+    </w:p>
+    <w:p>
+      <w:pPr>
+        <w:spacing w:before="0" w:after="220" w:line="396" w:lineRule="auto"/>
+        <w:ind w:firstLine="173"/>
+      </w:pPr>
+      <w:r>
+        <w:rPr>
+          <w:rFonts w:ascii="Liberation Serif" w:hAnsi="Liberation Serif" w:eastAsia="Liberation Serif" w:cs="Liberation Serif"/>
+          <w:color w:val="222222"/>
+          <w:sz w:val="24"/>
+        </w:rPr>
+        <w:t>the front of CLH-TDD-2024-006 already named secret skew that looks like 'no work', this paragraph is execution, pages go to a person, not a muted channel, and a vendor discount is not evidence.</w:t>
+      </w:r>
+    </w:p>
+    <w:p>
+      <w:pPr>
+        <w:spacing w:before="0" w:after="220" w:line="396" w:lineRule="auto"/>
+        <w:ind w:firstLine="173"/>
+      </w:pPr>
+      <w:r>
+        <w:rPr>
+          <w:rFonts w:ascii="Liberation Serif" w:hAnsi="Liberation Serif" w:eastAsia="Liberation Serif" w:cs="Liberation Serif"/>
+          <w:color w:val="222222"/>
+          <w:sz w:val="24"/>
+        </w:rPr>
+        <w:t>if a dashboard screenshot standing in for a permalink is still fuzzy, CLH-7211 is the place to say so, the freeze still applies and a small apply is still an apply, and close is yes, no, or a new date on CLH-7211 by February 23, 2024.</w:t>
+      </w:r>
+    </w:p>
+    <w:p>
+      <w:pPr>
+        <w:spacing w:before="0" w:after="220" w:line="396" w:lineRule="auto"/>
+        <w:ind w:firstLine="173"/>
+      </w:pPr>
+      <w:r>
+        <w:rPr>
+          <w:rFonts w:ascii="Liberation Serif" w:hAnsi="Liberation Serif" w:eastAsia="Liberation Serif" w:cs="Liberation Serif"/>
+          <w:color w:val="222222"/>
+          <w:sz w:val="24"/>
+        </w:rPr>
+        <w:t>date pressure on owner as a team name instead of a person is not a date, February 24, 2024 is if Kavya Menon keeps it, a green job with no rows still pages, and abort beats a lying dual-run.</w:t>
+      </w:r>
+    </w:p>
+    <w:p>
+      <w:pPr>
+        <w:spacing w:before="0" w:after="220" w:line="396" w:lineRule="auto"/>
+        <w:ind w:firstLine="173"/>
+      </w:pPr>
+      <w:r>
+        <w:rPr>
+          <w:rFonts w:ascii="Liberation Serif" w:hAnsi="Liberation Serif" w:eastAsia="Liberation Serif" w:cs="Liberation Serif"/>
+          <w:color w:val="222222"/>
+          <w:sz w:val="24"/>
+        </w:rPr>
+        <w:t>grafana.clh.staging.northstar.internal is the box I would open first for averaging QPS instead of testing the close, pages go to a person, not a muted channel, and the sample I would still defend uses the same clock as 7204.</w:t>
+      </w:r>
+    </w:p>
+    <w:p>
+      <w:pPr>
+        <w:spacing w:before="0" w:after="220" w:line="396" w:lineRule="auto"/>
+        <w:ind w:firstLine="173"/>
+      </w:pPr>
+      <w:r>
+        <w:rPr>
+          <w:rFonts w:ascii="Liberation Serif" w:hAnsi="Liberation Serif" w:eastAsia="Liberation Serif" w:cs="Liberation Serif"/>
+          <w:color w:val="222222"/>
+          <w:sz w:val="24"/>
+        </w:rPr>
+        <w:t>I parked dropping a column in the same release as the readers on CLH-INC-2023-061 so it is not Slack archaeology, the freeze still applies and a small apply is still an apply, and I will not mix clocks to make dropping a column in the same release as the readers look healthier.</w:t>
+      </w:r>
+    </w:p>
+    <w:p>
+      <w:pPr>
+        <w:spacing w:before="0" w:after="220" w:line="396" w:lineRule="auto"/>
+        <w:ind w:firstLine="173"/>
+      </w:pPr>
+      <w:r>
+        <w:rPr>
+          <w:rFonts w:ascii="Liberation Serif" w:hAnsi="Liberation Serif" w:eastAsia="Liberation Serif" w:cs="Liberation Serif"/>
+          <w:color w:val="222222"/>
+          <w:sz w:val="24"/>
+        </w:rPr>
+        <w:t>I will not reopen OpenTelemetry rollout for ingest, match, break, and query to smuggle raising retries on a poison record back in, a green job with no rows still pages, and Aman Kumar will not keep a shadow list.</w:t>
+      </w:r>
+    </w:p>
+    <w:p>
+      <w:pPr>
+        <w:spacing w:before="0" w:after="220" w:line="396" w:lineRule="auto"/>
+        <w:ind w:firstLine="173"/>
+      </w:pPr>
+      <w:r>
+        <w:rPr>
+          <w:rFonts w:ascii="Liberation Serif" w:hAnsi="Liberation Serif" w:eastAsia="Liberation Serif" w:cs="Liberation Serif"/>
+          <w:color w:val="222222"/>
+          <w:sz w:val="24"/>
+        </w:rPr>
+        <w:t>If Tempo asked for a one-line version of lock budget on the primary, pages go to a person, not a muted channel, and config, Helm, and a flag flip are all changes.</w:t>
+      </w:r>
+    </w:p>
+    <w:p>
+      <w:pPr>
+        <w:spacing w:before="0" w:after="220" w:line="396" w:lineRule="auto"/>
+        <w:ind w:firstLine="173"/>
+      </w:pPr>
+      <w:r>
+        <w:rPr>
+          <w:rFonts w:ascii="Liberation Serif" w:hAnsi="Liberation Serif" w:eastAsia="Liberation Serif" w:cs="Liberation Serif"/>
+          <w:color w:val="222222"/>
+          <w:sz w:val="24"/>
+        </w:rPr>
+        <w:t>leftover idempotency that is not a filename sits with Rina Das on CLH-7211, the freeze still applies and a small apply is still an apply, and a skip is a ticket and a flake is a capture.</w:t>
       </w:r>
     </w:p>
     <w:sectPr>
       <w:headerReference w:type="default" r:id="rId9"/>
       <w:footerReference w:type="default" r:id="rId10"/>
       <w:pgSz w:w="12240" w:h="15840"/>
-      <w:pgMar w:top="1728" w:right="1656" w:bottom="1512" w:left="1656" w:header="576" w:footer="576" w:gutter="0"/>
+      <w:pgMar w:top="1584" w:right="1512" w:bottom="1440" w:left="1728" w:header="576" w:footer="576" w:gutter="0"/>
       <w:cols w:space="720"/>
       <w:docGrid w:linePitch="360"/>
     </w:sectPr>
@@ -13350,7 +12851,7 @@
       <w:pStyle w:val="Footer"/>
       <w:spacing w:before="80" w:after="0" w:line="200" w:lineRule="auto"/>
       <w:pBdr>
-        <w:bottom w:val="single" w:sz="12" w:space="1" w:color="1B365D"/>
+        <w:bottom w:val="single" w:sz="12" w:space="1" w:color="243447"/>
       </w:pBdr>
     </w:pPr>
     <w:r>
@@ -13418,12 +12919,27 @@
       <w:t xml:space="preserve"> of </w:t>
     </w:r>
     <w:r>
+      <w:rPr>
+        <w:rFonts w:ascii="Liberation Sans" w:hAnsi="Liberation Sans" w:eastAsia="Liberation Sans" w:cs="Liberation Sans"/>
+        <w:color w:val="555555"/>
+        <w:sz w:val="16"/>
+      </w:rPr>
       <w:fldChar w:fldCharType="begin"/>
     </w:r>
     <w:r>
+      <w:rPr>
+        <w:rFonts w:ascii="Liberation Sans" w:hAnsi="Liberation Sans" w:eastAsia="Liberation Sans" w:cs="Liberation Sans"/>
+        <w:color w:val="555555"/>
+        <w:sz w:val="16"/>
+      </w:rPr>
       <w:instrText xml:space="preserve"> NUMPAGES </w:instrText>
     </w:r>
     <w:r>
+      <w:rPr>
+        <w:rFonts w:ascii="Liberation Sans" w:hAnsi="Liberation Sans" w:eastAsia="Liberation Sans" w:cs="Liberation Sans"/>
+        <w:color w:val="555555"/>
+        <w:sz w:val="16"/>
+      </w:rPr>
       <w:fldChar w:fldCharType="end"/>
     </w:r>
     <w:r>
@@ -13445,14 +12961,14 @@
       <w:pStyle w:val="Header"/>
       <w:spacing w:before="0" w:after="40" w:line="200" w:lineRule="auto"/>
       <w:pBdr>
-        <w:bottom w:val="single" w:sz="18" w:space="1" w:color="1B365D"/>
+        <w:bottom w:val="single" w:sz="18" w:space="1" w:color="243447"/>
       </w:pBdr>
     </w:pPr>
     <w:r>
       <w:rPr>
         <w:rFonts w:ascii="Liberation Sans" w:hAnsi="Liberation Sans" w:eastAsia="Liberation Sans" w:cs="Liberation Sans"/>
         <w:b/>
-        <w:color w:val="1B365D"/>
+        <w:color w:val="243447"/>
         <w:sz w:val="18"/>
       </w:rPr>
       <w:t>Northstar Engineering</w:t>
@@ -13468,7 +12984,7 @@
     <w:r>
       <w:rPr>
         <w:rFonts w:ascii="Liberation Sans" w:hAnsi="Liberation Sans" w:eastAsia="Liberation Sans" w:cs="Liberation Sans"/>
-        <w:color w:val="2F4A6E"/>
+        <w:color w:val="3A4C5F"/>
         <w:sz w:val="18"/>
       </w:rPr>
       <w:t>Technical design</w:t>
@@ -13480,7 +12996,7 @@
       <w:rPr>
         <w:rFonts w:ascii="Liberation Sans" w:hAnsi="Liberation Sans" w:eastAsia="Liberation Sans" w:cs="Liberation Sans"/>
         <w:b/>
-        <w:color w:val="1B365D"/>
+        <w:color w:val="243447"/>
         <w:sz w:val="16"/>
       </w:rPr>
       <w:t>INTERNAL</w:t>
@@ -13867,7 +13383,7 @@
     <w:qFormat/>
     <w:rsid w:val="00FC693F"/>
     <w:pPr>
-      <w:spacing w:after="240" w:before="0" w:line="427" w:lineRule="auto"/>
+      <w:spacing w:after="220" w:before="0" w:line="396" w:lineRule="auto"/>
     </w:pPr>
     <w:rPr>
       <w:rFonts w:ascii="Liberation Serif" w:hAnsi="Liberation Serif"/>
@@ -13930,14 +13446,14 @@
     <w:pPr>
       <w:keepNext/>
       <w:keepLines/>
-      <w:spacing w:before="440" w:after="240"/>
+      <w:spacing w:before="400" w:after="200"/>
       <w:outlineLvl w:val="0"/>
     </w:pPr>
     <w:rPr>
       <w:rFonts w:asciiTheme="majorHAnsi" w:eastAsiaTheme="majorEastAsia" w:hAnsiTheme="majorHAnsi" w:cstheme="majorBidi" w:ascii="Liberation Sans" w:hAnsi="Liberation Sans"/>
       <w:b/>
       <w:bCs/>
-      <w:color w:val="1B365D"/>
+      <w:color w:val="243447"/>
       <w:sz w:val="32"/>
       <w:szCs w:val="28"/>
     </w:rPr>
@@ -13954,14 +13470,14 @@
     <w:pPr>
       <w:keepNext/>
       <w:keepLines/>
-      <w:spacing w:before="320" w:after="160"/>
+      <w:spacing w:before="280" w:after="140"/>
       <w:outlineLvl w:val="1"/>
     </w:pPr>
     <w:rPr>
       <w:rFonts w:asciiTheme="majorHAnsi" w:eastAsiaTheme="majorEastAsia" w:hAnsiTheme="majorHAnsi" w:cstheme="majorBidi" w:ascii="Liberation Sans" w:hAnsi="Liberation Sans"/>
       <w:b/>
       <w:bCs/>
-      <w:color w:val="1B365D"/>
+      <w:color w:val="243447"/>
       <w:sz w:val="26"/>
       <w:szCs w:val="26"/>
     </w:rPr>
@@ -13978,14 +13494,14 @@
     <w:pPr>
       <w:keepNext/>
       <w:keepLines/>
-      <w:spacing w:before="240" w:after="120"/>
+      <w:spacing w:before="220" w:after="120"/>
       <w:outlineLvl w:val="2"/>
     </w:pPr>
     <w:rPr>
       <w:rFonts w:asciiTheme="majorHAnsi" w:eastAsiaTheme="majorEastAsia" w:hAnsiTheme="majorHAnsi" w:cstheme="majorBidi" w:ascii="Liberation Sans" w:hAnsi="Liberation Sans"/>
       <w:b/>
       <w:bCs/>
-      <w:color w:val="1B365D"/>
+      <w:color w:val="243447"/>
       <w:sz w:val="24"/>
     </w:rPr>
   </w:style>
